--- a/EconAutomation/src/supporting_docs/econ_report_templates/earnings_and_pv_meds_report_template.docx
+++ b/EconAutomation/src/supporting_docs/econ_report_templates/earnings_and_pv_meds_report_template.docx
@@ -23,14 +23,12 @@
         <w:rPr>
           <w:bCs/>
           <w:sz w:val="24"/>
-          <w:highlight w:val="yellow"/>
-        </w:rPr>
-      </w:pPr>
-      <w:r>
-        <w:rPr>
-          <w:bCs/>
-          <w:sz w:val="24"/>
-          <w:highlight w:val="yellow"/>
+        </w:rPr>
+      </w:pPr>
+      <w:r>
+        <w:rPr>
+          <w:bCs/>
+          <w:sz w:val="24"/>
         </w:rPr>
         <w:fldChar w:fldCharType="begin"/>
       </w:r>
@@ -38,7 +36,6 @@
         <w:rPr>
           <w:bCs/>
           <w:sz w:val="24"/>
-          <w:highlight w:val="yellow"/>
         </w:rPr>
         <w:instrText xml:space="preserve"> DATE \@ "MMMM d, yyyy" </w:instrText>
       </w:r>
@@ -46,7 +43,6 @@
         <w:rPr>
           <w:bCs/>
           <w:sz w:val="24"/>
-          <w:highlight w:val="yellow"/>
         </w:rPr>
         <w:fldChar w:fldCharType="separate"/>
       </w:r>
@@ -55,15 +51,13 @@
           <w:bCs/>
           <w:noProof/>
           <w:sz w:val="24"/>
-          <w:highlight w:val="yellow"/>
-        </w:rPr>
-        <w:t>April 13, 2026</w:t>
-      </w:r>
-      <w:r>
-        <w:rPr>
-          <w:bCs/>
-          <w:sz w:val="24"/>
-          <w:highlight w:val="yellow"/>
+        </w:rPr>
+        <w:t>April 17, 2026</w:t>
+      </w:r>
+      <w:r>
+        <w:rPr>
+          <w:bCs/>
+          <w:sz w:val="24"/>
         </w:rPr>
         <w:fldChar w:fldCharType="end"/>
       </w:r>
@@ -95,383 +89,74 @@
     </w:p>
     <w:p>
       <w:pPr>
-        <w:rPr>
-          <w:bCs/>
-          <w:sz w:val="24"/>
+        <w:widowControl w:val="0"/>
+        <w:autoSpaceDE w:val="0"/>
+        <w:autoSpaceDN w:val="0"/>
+        <w:adjustRightInd w:val="0"/>
+        <w:rPr>
+          <w:color w:val="000000"/>
+          <w:sz w:val="23"/>
+          <w:szCs w:val="23"/>
           <w:highlight w:val="yellow"/>
         </w:rPr>
       </w:pPr>
       <w:r>
         <w:rPr>
-          <w:bCs/>
-          <w:sz w:val="24"/>
+          <w:color w:val="000000"/>
+          <w:sz w:val="23"/>
+          <w:szCs w:val="23"/>
           <w:highlight w:val="yellow"/>
         </w:rPr>
-        <w:fldChar w:fldCharType="begin"/>
-      </w:r>
-      <w:r>
-        <w:rPr>
-          <w:bCs/>
-          <w:sz w:val="24"/>
-          <w:highlight w:val="yellow"/>
-        </w:rPr>
-        <w:instrText xml:space="preserve"> DOCVARIABLE "zapLink¦2!1!AttorneySalutation" </w:instrText>
-      </w:r>
-      <w:r>
-        <w:rPr>
-          <w:bCs/>
-          <w:sz w:val="24"/>
-          <w:highlight w:val="yellow"/>
-        </w:rPr>
-        <w:fldChar w:fldCharType="separate"/>
-      </w:r>
-      <w:r>
-        <w:rPr>
-          <w:bCs/>
-          <w:sz w:val="24"/>
-          <w:highlight w:val="yellow"/>
-        </w:rPr>
-        <w:t xml:space="preserve">Mr. </w:t>
-      </w:r>
-      <w:r>
-        <w:rPr>
-          <w:bCs/>
-          <w:sz w:val="24"/>
-          <w:highlight w:val="yellow"/>
-        </w:rPr>
-        <w:fldChar w:fldCharType="end"/>
-      </w:r>
-      <w:r>
-        <w:rPr>
-          <w:bCs/>
-          <w:sz w:val="24"/>
-          <w:highlight w:val="yellow"/>
-        </w:rPr>
-        <w:fldChar w:fldCharType="begin"/>
-      </w:r>
-      <w:r>
-        <w:rPr>
-          <w:bCs/>
-          <w:sz w:val="24"/>
-          <w:highlight w:val="yellow"/>
-        </w:rPr>
-        <w:instrText xml:space="preserve"> DOCVARIABLE "zapLink¦2!1!Attorney_First_Name" </w:instrText>
-      </w:r>
-      <w:r>
-        <w:rPr>
-          <w:bCs/>
-          <w:sz w:val="24"/>
-          <w:highlight w:val="yellow"/>
-        </w:rPr>
-        <w:fldChar w:fldCharType="separate"/>
-      </w:r>
-      <w:r>
-        <w:rPr>
-          <w:bCs/>
-          <w:sz w:val="24"/>
-          <w:highlight w:val="yellow"/>
-        </w:rPr>
-        <w:t>Bernard G.</w:t>
-      </w:r>
-      <w:r>
-        <w:rPr>
-          <w:bCs/>
-          <w:sz w:val="24"/>
-          <w:highlight w:val="yellow"/>
-        </w:rPr>
-        <w:fldChar w:fldCharType="end"/>
-      </w:r>
-      <w:r>
-        <w:rPr>
-          <w:bCs/>
-          <w:sz w:val="24"/>
-          <w:highlight w:val="yellow"/>
-        </w:rPr>
-        <w:t xml:space="preserve"> </w:t>
-      </w:r>
-      <w:r>
-        <w:rPr>
-          <w:bCs/>
-          <w:sz w:val="24"/>
-          <w:highlight w:val="yellow"/>
-        </w:rPr>
-        <w:fldChar w:fldCharType="begin"/>
-      </w:r>
-      <w:r>
-        <w:rPr>
-          <w:bCs/>
-          <w:sz w:val="24"/>
-          <w:highlight w:val="yellow"/>
-        </w:rPr>
-        <w:instrText xml:space="preserve"> DOCVARIABLE "zapLink¦2!1!Attorney_Last_Name" </w:instrText>
-      </w:r>
-      <w:r>
-        <w:rPr>
-          <w:bCs/>
-          <w:sz w:val="24"/>
-          <w:highlight w:val="yellow"/>
-        </w:rPr>
-        <w:fldChar w:fldCharType="separate"/>
-      </w:r>
-      <w:r>
-        <w:rPr>
-          <w:bCs/>
-          <w:sz w:val="24"/>
-          <w:highlight w:val="yellow"/>
-        </w:rPr>
-        <w:t>Johnson</w:t>
-      </w:r>
-      <w:r>
-        <w:rPr>
-          <w:bCs/>
-          <w:sz w:val="24"/>
-          <w:highlight w:val="yellow"/>
-        </w:rPr>
-        <w:fldChar w:fldCharType="end"/>
+        <w:t>[[attorney_salutation_with_name_full]]</w:t>
       </w:r>
     </w:p>
     <w:p>
       <w:pPr>
-        <w:rPr>
-          <w:bCs/>
-          <w:sz w:val="24"/>
+        <w:widowControl w:val="0"/>
+        <w:autoSpaceDE w:val="0"/>
+        <w:autoSpaceDN w:val="0"/>
+        <w:adjustRightInd w:val="0"/>
+        <w:rPr>
+          <w:iCs/>
+          <w:sz w:val="24"/>
+          <w:szCs w:val="24"/>
+        </w:rPr>
+      </w:pPr>
+      <w:r>
+        <w:rPr>
+          <w:color w:val="000000"/>
+          <w:sz w:val="23"/>
+          <w:szCs w:val="23"/>
           <w:highlight w:val="yellow"/>
         </w:rPr>
-      </w:pPr>
-      <w:r>
-        <w:rPr>
-          <w:bCs/>
-          <w:sz w:val="24"/>
-          <w:highlight w:val="yellow"/>
-        </w:rPr>
-        <w:fldChar w:fldCharType="begin"/>
-      </w:r>
-      <w:r>
-        <w:rPr>
-          <w:bCs/>
-          <w:sz w:val="24"/>
-          <w:highlight w:val="yellow"/>
-        </w:rPr>
-        <w:instrText xml:space="preserve"> DOCVARIABLE "zapLink¦2!1!Firm_Name" </w:instrText>
-      </w:r>
-      <w:r>
-        <w:rPr>
-          <w:bCs/>
-          <w:sz w:val="24"/>
-          <w:highlight w:val="yellow"/>
-        </w:rPr>
-        <w:fldChar w:fldCharType="separate"/>
-      </w:r>
-      <w:r>
-        <w:rPr>
-          <w:bCs/>
-          <w:sz w:val="24"/>
-          <w:highlight w:val="yellow"/>
-        </w:rPr>
-        <w:t>Maida Law Firm</w:t>
-      </w:r>
-      <w:r>
-        <w:rPr>
-          <w:bCs/>
-          <w:sz w:val="24"/>
-          <w:highlight w:val="yellow"/>
-        </w:rPr>
-        <w:fldChar w:fldCharType="end"/>
+        <w:t>[[firm_address_full]]</w:t>
       </w:r>
     </w:p>
     <w:p>
       <w:pPr>
         <w:rPr>
-          <w:bCs/>
-          <w:sz w:val="24"/>
+          <w:b/>
+          <w:bCs/>
+          <w:i/>
+          <w:iCs/>
+          <w:sz w:val="24"/>
+          <w:szCs w:val="24"/>
           <w:highlight w:val="yellow"/>
         </w:rPr>
       </w:pPr>
-      <w:r>
-        <w:rPr>
-          <w:bCs/>
-          <w:sz w:val="24"/>
-          <w:highlight w:val="yellow"/>
-        </w:rPr>
-        <w:fldChar w:fldCharType="begin"/>
-      </w:r>
-      <w:r>
-        <w:rPr>
-          <w:bCs/>
-          <w:sz w:val="24"/>
-          <w:highlight w:val="yellow"/>
-        </w:rPr>
-        <w:instrText xml:space="preserve"> DOCVARIABLE "zapLink¦2!1!Firm_Address" </w:instrText>
-      </w:r>
-      <w:r>
-        <w:rPr>
-          <w:bCs/>
-          <w:sz w:val="24"/>
-          <w:highlight w:val="yellow"/>
-        </w:rPr>
-        <w:fldChar w:fldCharType="separate"/>
-      </w:r>
-      <w:r>
-        <w:rPr>
-          <w:bCs/>
-          <w:sz w:val="24"/>
-          <w:highlight w:val="yellow"/>
-        </w:rPr>
-        <w:t>8313 Southwest Fwy Ste 102</w:t>
-      </w:r>
-      <w:r>
-        <w:rPr>
-          <w:bCs/>
-          <w:sz w:val="24"/>
-          <w:highlight w:val="yellow"/>
-        </w:rPr>
-        <w:fldChar w:fldCharType="end"/>
-      </w:r>
     </w:p>
     <w:p>
       <w:pPr>
         <w:rPr>
+          <w:b/>
+          <w:bCs/>
+          <w:i/>
+          <w:iCs/>
           <w:sz w:val="24"/>
           <w:szCs w:val="24"/>
           <w:highlight w:val="yellow"/>
         </w:rPr>
       </w:pPr>
-      <w:r>
-        <w:rPr>
-          <w:sz w:val="24"/>
-          <w:szCs w:val="24"/>
-          <w:highlight w:val="yellow"/>
-        </w:rPr>
-        <w:fldChar w:fldCharType="begin"/>
-      </w:r>
-      <w:r>
-        <w:rPr>
-          <w:sz w:val="24"/>
-          <w:szCs w:val="24"/>
-          <w:highlight w:val="yellow"/>
-        </w:rPr>
-        <w:instrText xml:space="preserve"> DOCVARIABLE "zapLink¦2!1!Firm_City" </w:instrText>
-      </w:r>
-      <w:r>
-        <w:rPr>
-          <w:sz w:val="24"/>
-          <w:szCs w:val="24"/>
-          <w:highlight w:val="yellow"/>
-        </w:rPr>
-        <w:fldChar w:fldCharType="separate"/>
-      </w:r>
-      <w:r>
-        <w:rPr>
-          <w:sz w:val="24"/>
-          <w:szCs w:val="24"/>
-          <w:highlight w:val="yellow"/>
-        </w:rPr>
-        <w:t>Houston</w:t>
-      </w:r>
-      <w:r>
-        <w:rPr>
-          <w:sz w:val="24"/>
-          <w:szCs w:val="24"/>
-          <w:highlight w:val="yellow"/>
-        </w:rPr>
-        <w:fldChar w:fldCharType="end"/>
-      </w:r>
-      <w:r>
-        <w:rPr>
-          <w:sz w:val="24"/>
-          <w:szCs w:val="24"/>
-          <w:highlight w:val="yellow"/>
-        </w:rPr>
-        <w:t xml:space="preserve">, </w:t>
-      </w:r>
-      <w:r>
-        <w:rPr>
-          <w:sz w:val="24"/>
-          <w:szCs w:val="24"/>
-          <w:highlight w:val="yellow"/>
-        </w:rPr>
-        <w:fldChar w:fldCharType="begin"/>
-      </w:r>
-      <w:r>
-        <w:rPr>
-          <w:sz w:val="24"/>
-          <w:szCs w:val="24"/>
-          <w:highlight w:val="yellow"/>
-        </w:rPr>
-        <w:instrText xml:space="preserve"> DOCVARIABLE "zapLink¦2!1!Firm_State" </w:instrText>
-      </w:r>
-      <w:r>
-        <w:rPr>
-          <w:sz w:val="24"/>
-          <w:szCs w:val="24"/>
-          <w:highlight w:val="yellow"/>
-        </w:rPr>
-        <w:fldChar w:fldCharType="separate"/>
-      </w:r>
-      <w:r>
-        <w:rPr>
-          <w:sz w:val="24"/>
-          <w:szCs w:val="24"/>
-          <w:highlight w:val="yellow"/>
-        </w:rPr>
-        <w:t>TX</w:t>
-      </w:r>
-      <w:r>
-        <w:rPr>
-          <w:sz w:val="24"/>
-          <w:szCs w:val="24"/>
-          <w:highlight w:val="yellow"/>
-        </w:rPr>
-        <w:fldChar w:fldCharType="end"/>
-      </w:r>
-      <w:r>
-        <w:rPr>
-          <w:sz w:val="24"/>
-          <w:szCs w:val="24"/>
-          <w:highlight w:val="yellow"/>
-        </w:rPr>
-        <w:t xml:space="preserve"> </w:t>
-      </w:r>
-      <w:r>
-        <w:rPr>
-          <w:sz w:val="24"/>
-          <w:szCs w:val="24"/>
-          <w:highlight w:val="yellow"/>
-        </w:rPr>
-        <w:fldChar w:fldCharType="begin"/>
-      </w:r>
-      <w:r>
-        <w:rPr>
-          <w:sz w:val="24"/>
-          <w:szCs w:val="24"/>
-          <w:highlight w:val="yellow"/>
-        </w:rPr>
-        <w:instrText xml:space="preserve"> DOCVARIABLE "zapLink¦2!1!Firm_Zip_Code" </w:instrText>
-      </w:r>
-      <w:r>
-        <w:rPr>
-          <w:sz w:val="24"/>
-          <w:szCs w:val="24"/>
-          <w:highlight w:val="yellow"/>
-        </w:rPr>
-        <w:fldChar w:fldCharType="separate"/>
-      </w:r>
-      <w:r>
-        <w:rPr>
-          <w:sz w:val="24"/>
-          <w:szCs w:val="24"/>
-          <w:highlight w:val="yellow"/>
-        </w:rPr>
-        <w:t>77074</w:t>
-      </w:r>
-      <w:r>
-        <w:rPr>
-          <w:sz w:val="24"/>
-          <w:szCs w:val="24"/>
-          <w:highlight w:val="yellow"/>
-        </w:rPr>
-        <w:fldChar w:fldCharType="end"/>
-      </w:r>
     </w:p>
     <w:p>
       <w:pPr>
@@ -482,12 +167,9 @@
           <w:iCs/>
           <w:sz w:val="24"/>
           <w:szCs w:val="24"/>
-          <w:highlight w:val="yellow"/>
-        </w:rPr>
-      </w:pPr>
-    </w:p>
-    <w:p>
-      <w:pPr>
+        </w:rPr>
+      </w:pPr>
+      <w:r>
         <w:rPr>
           <w:b/>
           <w:bCs/>
@@ -495,12 +177,10 @@
           <w:iCs/>
           <w:sz w:val="24"/>
           <w:szCs w:val="24"/>
-          <w:highlight w:val="yellow"/>
-        </w:rPr>
-      </w:pPr>
-    </w:p>
-    <w:p>
-      <w:pPr>
+        </w:rPr>
+        <w:t>VIA EMA</w:t>
+      </w:r>
+      <w:r>
         <w:rPr>
           <w:b/>
           <w:bCs/>
@@ -509,7 +189,8 @@
           <w:sz w:val="24"/>
           <w:szCs w:val="24"/>
         </w:rPr>
-      </w:pPr>
+        <w:t>IL</w:t>
+      </w:r>
       <w:r>
         <w:rPr>
           <w:b/>
@@ -518,9 +199,8 @@
           <w:iCs/>
           <w:sz w:val="24"/>
           <w:szCs w:val="24"/>
-          <w:highlight w:val="yellow"/>
-        </w:rPr>
-        <w:t>VIA EMA</w:t>
+        </w:rPr>
+        <w:t xml:space="preserve">: </w:t>
       </w:r>
       <w:r>
         <w:rPr>
@@ -528,83 +208,9 @@
           <w:bCs/>
           <w:i/>
           <w:iCs/>
-          <w:sz w:val="24"/>
-          <w:szCs w:val="24"/>
           <w:highlight w:val="yellow"/>
         </w:rPr>
-        <w:t>IL</w:t>
-      </w:r>
-      <w:r>
-        <w:rPr>
-          <w:b/>
-          <w:bCs/>
-          <w:i/>
-          <w:iCs/>
-          <w:sz w:val="24"/>
-          <w:szCs w:val="24"/>
-          <w:highlight w:val="yellow"/>
-        </w:rPr>
-        <w:t xml:space="preserve">: </w:t>
-      </w:r>
-      <w:r>
-        <w:rPr>
-          <w:b/>
-          <w:bCs/>
-          <w:i/>
-          <w:iCs/>
-          <w:sz w:val="24"/>
-          <w:szCs w:val="24"/>
-          <w:highlight w:val="yellow"/>
-        </w:rPr>
-        <w:fldChar w:fldCharType="begin"/>
-      </w:r>
-      <w:r>
-        <w:rPr>
-          <w:b/>
-          <w:bCs/>
-          <w:i/>
-          <w:iCs/>
-          <w:sz w:val="24"/>
-          <w:szCs w:val="24"/>
-          <w:highlight w:val="yellow"/>
-        </w:rPr>
-        <w:instrText xml:space="preserve"> DOCVARIABLE "zapLink¦2!1!Firm_Email" </w:instrText>
-      </w:r>
-      <w:r>
-        <w:rPr>
-          <w:b/>
-          <w:bCs/>
-          <w:i/>
-          <w:iCs/>
-          <w:sz w:val="24"/>
-          <w:szCs w:val="24"/>
-          <w:highlight w:val="yellow"/>
-        </w:rPr>
-        <w:fldChar w:fldCharType="separate"/>
-      </w:r>
-      <w:r>
-        <w:rPr>
-          <w:b/>
-          <w:bCs/>
-          <w:i/>
-          <w:iCs/>
-          <w:sz w:val="24"/>
-          <w:szCs w:val="24"/>
-          <w:highlight w:val="yellow"/>
-        </w:rPr>
-        <w:t>bjohonson@maidalawfirm.net</w:t>
-      </w:r>
-      <w:r>
-        <w:rPr>
-          <w:b/>
-          <w:bCs/>
-          <w:i/>
-          <w:iCs/>
-          <w:sz w:val="24"/>
-          <w:szCs w:val="24"/>
-          <w:highlight w:val="yellow"/>
-        </w:rPr>
-        <w:fldChar w:fldCharType="end"/>
+        <w:t>[[firm_email]]</w:t>
       </w:r>
     </w:p>
     <w:p>
@@ -725,91 +331,12 @@
       </w:r>
       <w:r>
         <w:rPr>
-          <w:bCs/>
-          <w:sz w:val="24"/>
+          <w:color w:val="000000"/>
+          <w:sz w:val="23"/>
+          <w:szCs w:val="23"/>
           <w:highlight w:val="yellow"/>
         </w:rPr>
-        <w:fldChar w:fldCharType="begin"/>
-      </w:r>
-      <w:r>
-        <w:rPr>
-          <w:bCs/>
-          <w:sz w:val="24"/>
-          <w:highlight w:val="yellow"/>
-        </w:rPr>
-        <w:instrText xml:space="preserve"> DOCVARIABLE "zapLink¦2!1!Claimant_Name_First" </w:instrText>
-      </w:r>
-      <w:r>
-        <w:rPr>
-          <w:bCs/>
-          <w:sz w:val="24"/>
-          <w:highlight w:val="yellow"/>
-        </w:rPr>
-        <w:fldChar w:fldCharType="separate"/>
-      </w:r>
-      <w:r>
-        <w:rPr>
-          <w:bCs/>
-          <w:sz w:val="24"/>
-          <w:highlight w:val="yellow"/>
-        </w:rPr>
-        <w:t>Johnson</w:t>
-      </w:r>
-      <w:r>
-        <w:rPr>
-          <w:bCs/>
-          <w:sz w:val="24"/>
-          <w:highlight w:val="yellow"/>
-        </w:rPr>
-        <w:fldChar w:fldCharType="end"/>
-      </w:r>
-      <w:r>
-        <w:rPr>
-          <w:bCs/>
-          <w:sz w:val="24"/>
-          <w:highlight w:val="yellow"/>
-        </w:rPr>
-        <w:t xml:space="preserve"> </w:t>
-      </w:r>
-      <w:r>
-        <w:rPr>
-          <w:bCs/>
-          <w:sz w:val="24"/>
-          <w:highlight w:val="yellow"/>
-        </w:rPr>
-        <w:fldChar w:fldCharType="begin"/>
-      </w:r>
-      <w:r>
-        <w:rPr>
-          <w:bCs/>
-          <w:sz w:val="24"/>
-          <w:highlight w:val="yellow"/>
-        </w:rPr>
-        <w:instrText xml:space="preserve"> DOCVARIABLE "zapLink¦2!1!Client_Name_Last" </w:instrText>
-      </w:r>
-      <w:r>
-        <w:rPr>
-          <w:bCs/>
-          <w:sz w:val="24"/>
-          <w:highlight w:val="yellow"/>
-        </w:rPr>
-        <w:fldChar w:fldCharType="separate"/>
-      </w:r>
-      <w:r>
-        <w:rPr>
-          <w:bCs/>
-          <w:sz w:val="24"/>
-          <w:highlight w:val="yellow"/>
-        </w:rPr>
-        <w:t>Nguyen</w:t>
-      </w:r>
-      <w:r>
-        <w:rPr>
-          <w:bCs/>
-          <w:sz w:val="24"/>
-          <w:highlight w:val="yellow"/>
-        </w:rPr>
-        <w:fldChar w:fldCharType="end"/>
+        <w:t>[[claimant_name_full]]</w:t>
       </w:r>
     </w:p>
     <w:p>
@@ -899,83 +426,11 @@
       </w:r>
       <w:r>
         <w:rPr>
-          <w:bCs/>
-          <w:sz w:val="24"/>
+          <w:sz w:val="24"/>
+          <w:szCs w:val="24"/>
           <w:highlight w:val="yellow"/>
         </w:rPr>
-        <w:fldChar w:fldCharType="begin"/>
-      </w:r>
-      <w:r>
-        <w:rPr>
-          <w:bCs/>
-          <w:sz w:val="24"/>
-          <w:highlight w:val="yellow"/>
-        </w:rPr>
-        <w:instrText xml:space="preserve"> DOCVARIABLE "zapLink¦2!1!AttorneySalutation" </w:instrText>
-      </w:r>
-      <w:r>
-        <w:rPr>
-          <w:bCs/>
-          <w:sz w:val="24"/>
-          <w:highlight w:val="yellow"/>
-        </w:rPr>
-        <w:fldChar w:fldCharType="separate"/>
-      </w:r>
-      <w:r>
-        <w:rPr>
-          <w:bCs/>
-          <w:sz w:val="24"/>
-          <w:highlight w:val="yellow"/>
-        </w:rPr>
-        <w:t xml:space="preserve">Mr. </w:t>
-      </w:r>
-      <w:r>
-        <w:rPr>
-          <w:bCs/>
-          <w:sz w:val="24"/>
-          <w:highlight w:val="yellow"/>
-        </w:rPr>
-        <w:fldChar w:fldCharType="end"/>
-      </w:r>
-      <w:r>
-        <w:rPr>
-          <w:bCs/>
-          <w:sz w:val="24"/>
-          <w:highlight w:val="yellow"/>
-        </w:rPr>
-        <w:fldChar w:fldCharType="begin"/>
-      </w:r>
-      <w:r>
-        <w:rPr>
-          <w:bCs/>
-          <w:sz w:val="24"/>
-          <w:highlight w:val="yellow"/>
-        </w:rPr>
-        <w:instrText xml:space="preserve"> DOCVARIABLE "zapLink¦2!1!Attorney_Last_Name" </w:instrText>
-      </w:r>
-      <w:r>
-        <w:rPr>
-          <w:bCs/>
-          <w:sz w:val="24"/>
-          <w:highlight w:val="yellow"/>
-        </w:rPr>
-        <w:fldChar w:fldCharType="separate"/>
-      </w:r>
-      <w:r>
-        <w:rPr>
-          <w:bCs/>
-          <w:sz w:val="24"/>
-          <w:highlight w:val="yellow"/>
-        </w:rPr>
-        <w:t>Johnson</w:t>
-      </w:r>
-      <w:r>
-        <w:rPr>
-          <w:bCs/>
-          <w:sz w:val="24"/>
-          <w:highlight w:val="yellow"/>
-        </w:rPr>
-        <w:fldChar w:fldCharType="end"/>
+        <w:t>[[attorney_salutation_with_name_last]]</w:t>
       </w:r>
       <w:r>
         <w:rPr>
@@ -1014,201 +469,159 @@
           <w:bCs/>
           <w:sz w:val="24"/>
         </w:rPr>
-        <w:tab/>
         <w:t xml:space="preserve">Here are the estimates you have requested with respect to the diminution of earning capacity and associated economic impairment sustained by </w:t>
       </w:r>
       <w:r>
         <w:rPr>
           <w:bCs/>
           <w:sz w:val="24"/>
+        </w:rPr>
+        <w:t>the plaintiff</w:t>
+      </w:r>
+      <w:r>
+        <w:rPr>
+          <w:bCs/>
+          <w:sz w:val="24"/>
+        </w:rPr>
+        <w:t xml:space="preserve">. The following records were </w:t>
+      </w:r>
+      <w:r>
+        <w:rPr>
+          <w:bCs/>
+          <w:sz w:val="24"/>
+        </w:rPr>
+        <w:t>considered</w:t>
+      </w:r>
+      <w:r>
+        <w:rPr>
+          <w:bCs/>
+          <w:sz w:val="24"/>
+        </w:rPr>
+        <w:t xml:space="preserve"> in connection with the opinion below: </w:t>
+      </w:r>
+      <w:r>
+        <w:rPr>
+          <w:bCs/>
+          <w:sz w:val="24"/>
+          <w:highlight w:val="green"/>
+        </w:rPr>
+        <w:t>L</w:t>
+      </w:r>
+      <w:r>
+        <w:rPr>
+          <w:bCs/>
+          <w:sz w:val="24"/>
+          <w:highlight w:val="green"/>
+        </w:rPr>
+        <w:t xml:space="preserve">ife </w:t>
+      </w:r>
+      <w:r>
+        <w:rPr>
+          <w:bCs/>
+          <w:sz w:val="24"/>
+          <w:highlight w:val="green"/>
+        </w:rPr>
+        <w:t>C</w:t>
+      </w:r>
+      <w:r>
+        <w:rPr>
+          <w:bCs/>
+          <w:sz w:val="24"/>
+          <w:highlight w:val="green"/>
+        </w:rPr>
+        <w:t xml:space="preserve">are </w:t>
+      </w:r>
+      <w:r>
+        <w:rPr>
+          <w:bCs/>
+          <w:sz w:val="24"/>
+          <w:highlight w:val="green"/>
+        </w:rPr>
+        <w:t>P</w:t>
+      </w:r>
+      <w:r>
+        <w:rPr>
+          <w:bCs/>
+          <w:sz w:val="24"/>
+          <w:highlight w:val="green"/>
+        </w:rPr>
+        <w:t>lan</w:t>
+      </w:r>
+      <w:r>
+        <w:rPr>
+          <w:bCs/>
+          <w:sz w:val="24"/>
+        </w:rPr>
+        <w:t xml:space="preserve"> and </w:t>
+      </w:r>
+      <w:r>
+        <w:rPr>
+          <w:bCs/>
+          <w:sz w:val="24"/>
+          <w:highlight w:val="green"/>
+        </w:rPr>
+        <w:t>V</w:t>
+      </w:r>
+      <w:r>
+        <w:rPr>
+          <w:bCs/>
+          <w:sz w:val="24"/>
+          <w:highlight w:val="green"/>
+        </w:rPr>
+        <w:t xml:space="preserve">ocational </w:t>
+      </w:r>
+      <w:r>
+        <w:rPr>
+          <w:bCs/>
+          <w:sz w:val="24"/>
+          <w:highlight w:val="green"/>
+        </w:rPr>
+        <w:t>O</w:t>
+      </w:r>
+      <w:r>
+        <w:rPr>
+          <w:bCs/>
+          <w:sz w:val="24"/>
+          <w:highlight w:val="green"/>
+        </w:rPr>
+        <w:t>pinion</w:t>
+      </w:r>
+      <w:r>
+        <w:rPr>
+          <w:bCs/>
+          <w:sz w:val="24"/>
+        </w:rPr>
+        <w:t xml:space="preserve"> from </w:t>
+      </w:r>
+      <w:r>
+        <w:rPr>
+          <w:sz w:val="24"/>
+          <w:szCs w:val="24"/>
           <w:highlight w:val="yellow"/>
         </w:rPr>
-        <w:t>your client</w:t>
-      </w:r>
-      <w:r>
-        <w:rPr>
-          <w:bCs/>
-          <w:sz w:val="24"/>
-        </w:rPr>
-        <w:t xml:space="preserve">. The following records were </w:t>
-      </w:r>
-      <w:r>
-        <w:rPr>
-          <w:bCs/>
-          <w:sz w:val="24"/>
-        </w:rPr>
-        <w:t>considered</w:t>
-      </w:r>
-      <w:r>
-        <w:rPr>
-          <w:bCs/>
-          <w:sz w:val="24"/>
-        </w:rPr>
-        <w:t xml:space="preserve"> in connection with the opinion below: </w:t>
-      </w:r>
-      <w:r>
-        <w:rPr>
-          <w:bCs/>
-          <w:sz w:val="24"/>
-        </w:rPr>
-        <w:t>L</w:t>
-      </w:r>
-      <w:r>
-        <w:rPr>
-          <w:bCs/>
-          <w:sz w:val="24"/>
-        </w:rPr>
-        <w:t xml:space="preserve">ife </w:t>
-      </w:r>
-      <w:r>
-        <w:rPr>
-          <w:bCs/>
-          <w:sz w:val="24"/>
-        </w:rPr>
-        <w:t>C</w:t>
-      </w:r>
-      <w:r>
-        <w:rPr>
-          <w:bCs/>
-          <w:sz w:val="24"/>
-        </w:rPr>
-        <w:t xml:space="preserve">are </w:t>
-      </w:r>
-      <w:r>
-        <w:rPr>
-          <w:bCs/>
-          <w:sz w:val="24"/>
-        </w:rPr>
-        <w:t>P</w:t>
-      </w:r>
-      <w:r>
-        <w:rPr>
-          <w:bCs/>
-          <w:sz w:val="24"/>
-        </w:rPr>
-        <w:t xml:space="preserve">lan and </w:t>
-      </w:r>
-      <w:r>
-        <w:rPr>
-          <w:bCs/>
-          <w:sz w:val="24"/>
-        </w:rPr>
-        <w:t>V</w:t>
-      </w:r>
-      <w:r>
-        <w:rPr>
-          <w:bCs/>
-          <w:sz w:val="24"/>
-        </w:rPr>
-        <w:t xml:space="preserve">ocational </w:t>
-      </w:r>
-      <w:r>
-        <w:rPr>
-          <w:bCs/>
-          <w:sz w:val="24"/>
-        </w:rPr>
-        <w:t>O</w:t>
-      </w:r>
-      <w:r>
-        <w:rPr>
-          <w:bCs/>
-          <w:sz w:val="24"/>
-        </w:rPr>
-        <w:t xml:space="preserve">pinion from </w:t>
-      </w:r>
-      <w:r>
-        <w:rPr>
-          <w:bCs/>
-          <w:sz w:val="24"/>
+        <w:t>[[LCP_preparer]]</w:t>
+      </w:r>
+      <w:r>
+        <w:rPr>
+          <w:bCs/>
+          <w:sz w:val="24"/>
+        </w:rPr>
+        <w:t>,</w:t>
+      </w:r>
+      <w:r>
+        <w:rPr>
+          <w:bCs/>
+          <w:sz w:val="24"/>
+        </w:rPr>
+        <w:t xml:space="preserve"> dated </w:t>
+      </w:r>
+      <w:r>
+        <w:rPr>
+          <w:sz w:val="24"/>
+          <w:szCs w:val="24"/>
           <w:highlight w:val="yellow"/>
         </w:rPr>
-        <w:fldChar w:fldCharType="begin"/>
-      </w:r>
-      <w:r>
-        <w:rPr>
-          <w:bCs/>
-          <w:sz w:val="24"/>
-          <w:highlight w:val="yellow"/>
-        </w:rPr>
-        <w:instrText xml:space="preserve"> DOCVARIABLE "zapLink¦2!1!LifeCarePlanner" </w:instrText>
-      </w:r>
-      <w:r>
-        <w:rPr>
-          <w:bCs/>
-          <w:sz w:val="24"/>
-          <w:highlight w:val="yellow"/>
-        </w:rPr>
-        <w:fldChar w:fldCharType="separate"/>
-      </w:r>
-      <w:r>
-        <w:rPr>
-          <w:bCs/>
-          <w:sz w:val="24"/>
-          <w:highlight w:val="yellow"/>
-        </w:rPr>
-        <w:t>Todd Capielano, CLCP</w:t>
-      </w:r>
-      <w:r>
-        <w:rPr>
-          <w:bCs/>
-          <w:sz w:val="24"/>
-          <w:highlight w:val="yellow"/>
-        </w:rPr>
-        <w:fldChar w:fldCharType="end"/>
-      </w:r>
-      <w:r>
-        <w:rPr>
-          <w:bCs/>
-          <w:sz w:val="24"/>
-        </w:rPr>
-        <w:t>,</w:t>
-      </w:r>
-      <w:r>
-        <w:rPr>
-          <w:bCs/>
-          <w:sz w:val="24"/>
-        </w:rPr>
-        <w:t xml:space="preserve"> dated </w:t>
-      </w:r>
-      <w:r>
-        <w:rPr>
-          <w:bCs/>
-          <w:sz w:val="24"/>
-          <w:highlight w:val="yellow"/>
-        </w:rPr>
-        <w:fldChar w:fldCharType="begin"/>
-      </w:r>
-      <w:r>
-        <w:rPr>
-          <w:bCs/>
-          <w:sz w:val="24"/>
-          <w:highlight w:val="yellow"/>
-        </w:rPr>
-        <w:instrText xml:space="preserve"> DOCVARIABLE "zapLink¦2!1!LCPReportDate" </w:instrText>
-      </w:r>
-      <w:r>
-        <w:rPr>
-          <w:bCs/>
-          <w:sz w:val="24"/>
-          <w:highlight w:val="yellow"/>
-        </w:rPr>
-        <w:fldChar w:fldCharType="separate"/>
-      </w:r>
-      <w:r>
-        <w:rPr>
-          <w:bCs/>
-          <w:sz w:val="24"/>
-          <w:highlight w:val="yellow"/>
-        </w:rPr>
-        <w:t>June 20, 2025</w:t>
-      </w:r>
-      <w:r>
-        <w:rPr>
-          <w:bCs/>
-          <w:sz w:val="24"/>
-          <w:highlight w:val="yellow"/>
-        </w:rPr>
-        <w:fldChar w:fldCharType="end"/>
+        <w:t>[[LCP_report_date]]</w:t>
       </w:r>
       <w:r>
         <w:rPr>
@@ -1228,109 +641,26 @@
         <w:rPr>
           <w:bCs/>
           <w:sz w:val="24"/>
-        </w:rPr>
-        <w:t xml:space="preserve">Notice of Payment, Modification, Suspension, </w:t>
-      </w:r>
-      <w:r>
-        <w:rPr>
-          <w:bCs/>
-          <w:sz w:val="24"/>
-        </w:rPr>
-        <w:t>Termination,</w:t>
-      </w:r>
-      <w:r>
-        <w:rPr>
-          <w:bCs/>
-          <w:sz w:val="24"/>
-        </w:rPr>
-        <w:t xml:space="preserve"> or </w:t>
-      </w:r>
-      <w:proofErr w:type="spellStart"/>
-      <w:r>
-        <w:rPr>
-          <w:bCs/>
-          <w:sz w:val="24"/>
-        </w:rPr>
-        <w:t>Controversion</w:t>
-      </w:r>
-      <w:proofErr w:type="spellEnd"/>
-      <w:r>
-        <w:rPr>
-          <w:bCs/>
-          <w:sz w:val="24"/>
-        </w:rPr>
-        <w:t xml:space="preserve"> </w:t>
-      </w:r>
-      <w:r>
-        <w:rPr>
-          <w:bCs/>
-          <w:sz w:val="24"/>
-        </w:rPr>
-        <w:t>of Compensation or Medical Benefits</w:t>
-      </w:r>
-      <w:r>
-        <w:rPr>
-          <w:bCs/>
-          <w:sz w:val="24"/>
-        </w:rPr>
-        <w:t>;</w:t>
-      </w:r>
-      <w:r>
-        <w:rPr>
-          <w:bCs/>
-          <w:sz w:val="24"/>
-        </w:rPr>
-        <w:t xml:space="preserve"> and </w:t>
-      </w:r>
-      <w:r>
-        <w:rPr>
-          <w:bCs/>
-          <w:sz w:val="24"/>
-        </w:rPr>
-        <w:t xml:space="preserve">the </w:t>
-      </w:r>
-      <w:r>
-        <w:rPr>
-          <w:bCs/>
-          <w:sz w:val="24"/>
-        </w:rPr>
-        <w:t>C</w:t>
-      </w:r>
-      <w:r>
-        <w:rPr>
-          <w:bCs/>
-          <w:sz w:val="24"/>
-        </w:rPr>
-        <w:t xml:space="preserve">laimant </w:t>
-      </w:r>
-      <w:r>
-        <w:rPr>
-          <w:bCs/>
-          <w:sz w:val="24"/>
-        </w:rPr>
-        <w:t>I</w:t>
-      </w:r>
-      <w:r>
-        <w:rPr>
-          <w:bCs/>
-          <w:sz w:val="24"/>
-        </w:rPr>
-        <w:t xml:space="preserve">nformation </w:t>
-      </w:r>
-      <w:r>
-        <w:rPr>
-          <w:bCs/>
-          <w:sz w:val="24"/>
-        </w:rPr>
-        <w:t>S</w:t>
-      </w:r>
-      <w:r>
-        <w:rPr>
-          <w:bCs/>
-          <w:sz w:val="24"/>
-        </w:rPr>
-        <w:t>heet.</w:t>
-      </w:r>
+          <w:highlight w:val="red"/>
+        </w:rPr>
+        <w:t>[[records_reviewed_list]]</w:t>
+      </w:r>
+      <w:r>
+        <w:rPr>
+          <w:bCs/>
+          <w:sz w:val="24"/>
+        </w:rPr>
+        <w:t>.</w:t>
+      </w:r>
+    </w:p>
+    <w:p>
+      <w:pPr>
+        <w:jc w:val="both"/>
+        <w:rPr>
+          <w:bCs/>
+          <w:sz w:val="24"/>
+        </w:rPr>
+      </w:pPr>
     </w:p>
     <w:p>
       <w:pPr>
@@ -1372,34 +702,6 @@
         <w:tab/>
         <w:t>The results of this analysis are as follows:</w:t>
       </w:r>
-    </w:p>
-    <w:p>
-      <w:pPr>
-        <w:numPr>
-          <w:ilvl w:val="12"/>
-          <w:numId w:val="0"/>
-        </w:numPr>
-        <w:tabs>
-          <w:tab w:val="left" w:pos="720"/>
-          <w:tab w:val="left" w:pos="1440"/>
-          <w:tab w:val="left" w:pos="2160"/>
-          <w:tab w:val="left" w:pos="2880"/>
-          <w:tab w:val="left" w:pos="3600"/>
-          <w:tab w:val="left" w:pos="4320"/>
-          <w:tab w:val="left" w:pos="5040"/>
-          <w:tab w:val="left" w:pos="5760"/>
-          <w:tab w:val="left" w:pos="6480"/>
-          <w:tab w:val="left" w:pos="7200"/>
-          <w:tab w:val="left" w:pos="7920"/>
-        </w:tabs>
-        <w:suppressAutoHyphens/>
-        <w:ind w:left="1080" w:right="720" w:hanging="360"/>
-        <w:jc w:val="both"/>
-        <w:rPr>
-          <w:bCs/>
-          <w:sz w:val="24"/>
-        </w:rPr>
-      </w:pPr>
     </w:p>
     <w:p>
       <w:pPr>
@@ -1426,6 +728,34 @@
         <w:rPr>
           <w:bCs/>
           <w:sz w:val="24"/>
+        </w:rPr>
+      </w:pPr>
+    </w:p>
+    <w:p>
+      <w:pPr>
+        <w:numPr>
+          <w:ilvl w:val="12"/>
+          <w:numId w:val="0"/>
+        </w:numPr>
+        <w:tabs>
+          <w:tab w:val="left" w:pos="720"/>
+          <w:tab w:val="left" w:pos="1440"/>
+          <w:tab w:val="left" w:pos="2160"/>
+          <w:tab w:val="left" w:pos="2880"/>
+          <w:tab w:val="left" w:pos="3600"/>
+          <w:tab w:val="left" w:pos="4320"/>
+          <w:tab w:val="left" w:pos="5040"/>
+          <w:tab w:val="left" w:pos="5760"/>
+          <w:tab w:val="left" w:pos="6480"/>
+          <w:tab w:val="left" w:pos="7200"/>
+          <w:tab w:val="left" w:pos="7920"/>
+        </w:tabs>
+        <w:suppressAutoHyphens/>
+        <w:ind w:left="1080" w:right="720" w:hanging="360"/>
+        <w:jc w:val="center"/>
+        <w:rPr>
+          <w:bCs/>
+          <w:sz w:val="24"/>
           <w:u w:val="single"/>
         </w:rPr>
       </w:pPr>
@@ -1435,7 +765,7 @@
           <w:sz w:val="24"/>
           <w:u w:val="single"/>
         </w:rPr>
-        <w:t xml:space="preserve">BASE: </w:t>
+        <w:t>BASE</w:t>
       </w:r>
       <w:r>
         <w:rPr>
@@ -1443,15 +773,16 @@
           <w:sz w:val="24"/>
           <w:u w:val="single"/>
         </w:rPr>
-        <w:fldChar w:fldCharType="begin"/>
-      </w:r>
+        <w:t xml:space="preserve">: </w:t>
+      </w:r>
+      <w:commentRangeStart w:id="0"/>
       <w:r>
         <w:rPr>
           <w:bCs/>
           <w:sz w:val="24"/>
           <w:u w:val="single"/>
         </w:rPr>
-        <w:instrText xml:space="preserve"> DOCVARIABLE "zapLink¦2!1!Primary_Earnings_Base_1" </w:instrText>
+        <w:t>[[base</w:t>
       </w:r>
       <w:r>
         <w:rPr>
@@ -1459,7 +790,7 @@
           <w:sz w:val="24"/>
           <w:u w:val="single"/>
         </w:rPr>
-        <w:fldChar w:fldCharType="separate"/>
+        <w:t>_earnings</w:t>
       </w:r>
       <w:r>
         <w:rPr>
@@ -1467,7 +798,7 @@
           <w:sz w:val="24"/>
           <w:u w:val="single"/>
         </w:rPr>
-        <w:t xml:space="preserve"> $56,023 </w:t>
+        <w:t>_1</w:t>
       </w:r>
       <w:r>
         <w:rPr>
@@ -1475,7 +806,18 @@
           <w:sz w:val="24"/>
           <w:u w:val="single"/>
         </w:rPr>
-        <w:fldChar w:fldCharType="end"/>
+        <w:t>]]</w:t>
+      </w:r>
+      <w:commentRangeEnd w:id="0"/>
+      <w:r>
+        <w:rPr>
+          <w:rStyle w:val="CommentReference"/>
+          <w:bCs/>
+          <w:sz w:val="24"/>
+          <w:szCs w:val="20"/>
+          <w:u w:val="single"/>
+        </w:rPr>
+        <w:commentReference w:id="0"/>
       </w:r>
     </w:p>
     <w:p>
@@ -1554,22 +896,48 @@
         </w:rPr>
         <w:t xml:space="preserve"> is </w:t>
       </w:r>
+      <w:commentRangeStart w:id="1"/>
       <w:r>
         <w:rPr>
           <w:bCs/>
           <w:sz w:val="24"/>
           <w:u w:val="single"/>
         </w:rPr>
-        <w:t>$</w:t>
-      </w:r>
-      <w:r>
-        <w:rPr>
-          <w:bCs/>
-          <w:sz w:val="24"/>
-          <w:highlight w:val="yellow"/>
+        <w:t>[[pre-trial_</w:t>
+      </w:r>
+      <w:r>
+        <w:rPr>
+          <w:bCs/>
+          <w:sz w:val="24"/>
           <w:u w:val="single"/>
         </w:rPr>
-        <w:t>127,380</w:t>
+        <w:t>loss_</w:t>
+      </w:r>
+      <w:r>
+        <w:rPr>
+          <w:bCs/>
+          <w:sz w:val="24"/>
+          <w:u w:val="single"/>
+        </w:rPr>
+        <w:t>1</w:t>
+      </w:r>
+      <w:r>
+        <w:rPr>
+          <w:bCs/>
+          <w:sz w:val="24"/>
+          <w:u w:val="single"/>
+        </w:rPr>
+        <w:t>]]</w:t>
+      </w:r>
+      <w:commentRangeEnd w:id="1"/>
+      <w:r>
+        <w:rPr>
+          <w:rStyle w:val="CommentReference"/>
+          <w:bCs/>
+          <w:sz w:val="24"/>
+          <w:szCs w:val="20"/>
+        </w:rPr>
+        <w:commentReference w:id="1"/>
       </w:r>
     </w:p>
     <w:p>
@@ -1662,18 +1030,28 @@
         <w:rPr>
           <w:bCs/>
           <w:sz w:val="24"/>
+          <w:highlight w:val="red"/>
           <w:u w:val="single"/>
         </w:rPr>
-        <w:t>$</w:t>
-      </w:r>
-      <w:r>
-        <w:rPr>
-          <w:bCs/>
-          <w:sz w:val="24"/>
-          <w:highlight w:val="yellow"/>
+        <w:t>[[employer_fringe_to_trial</w:t>
+      </w:r>
+      <w:r>
+        <w:rPr>
+          <w:bCs/>
+          <w:sz w:val="24"/>
+          <w:highlight w:val="red"/>
           <w:u w:val="single"/>
         </w:rPr>
-        <w:t>24,941</w:t>
+        <w:t>_1</w:t>
+      </w:r>
+      <w:r>
+        <w:rPr>
+          <w:bCs/>
+          <w:sz w:val="24"/>
+          <w:highlight w:val="red"/>
+          <w:u w:val="single"/>
+        </w:rPr>
+        <w:t>]]</w:t>
       </w:r>
     </w:p>
     <w:p>
@@ -1732,23 +1110,7 @@
           <w:bCs/>
           <w:sz w:val="24"/>
         </w:rPr>
-        <w:t xml:space="preserve">Without </w:t>
-      </w:r>
-      <w:proofErr w:type="gramStart"/>
-      <w:r>
-        <w:rPr>
-          <w:bCs/>
-          <w:sz w:val="24"/>
-        </w:rPr>
-        <w:t>return</w:t>
-      </w:r>
-      <w:proofErr w:type="gramEnd"/>
-      <w:r>
-        <w:rPr>
-          <w:bCs/>
-          <w:sz w:val="24"/>
-        </w:rPr>
-        <w:t xml:space="preserve"> to gainful employment</w:t>
+        <w:t>Without return to gainful employment</w:t>
       </w:r>
       <w:r>
         <w:rPr>
@@ -1764,22 +1126,40 @@
         </w:rPr>
         <w:t xml:space="preserve"> loss from trial is </w:t>
       </w:r>
+      <w:commentRangeStart w:id="2"/>
       <w:r>
         <w:rPr>
           <w:bCs/>
           <w:sz w:val="24"/>
           <w:u w:val="single"/>
         </w:rPr>
-        <w:t>$</w:t>
-      </w:r>
-      <w:r>
-        <w:rPr>
-          <w:bCs/>
-          <w:sz w:val="24"/>
-          <w:highlight w:val="yellow"/>
+        <w:t>[[post-trial_loss_</w:t>
+      </w:r>
+      <w:r>
+        <w:rPr>
+          <w:bCs/>
+          <w:sz w:val="24"/>
           <w:u w:val="single"/>
         </w:rPr>
-        <w:t>472,774</w:t>
+        <w:t>1</w:t>
+      </w:r>
+      <w:r>
+        <w:rPr>
+          <w:bCs/>
+          <w:sz w:val="24"/>
+          <w:u w:val="single"/>
+        </w:rPr>
+        <w:t>]]</w:t>
+      </w:r>
+      <w:commentRangeEnd w:id="2"/>
+      <w:r>
+        <w:rPr>
+          <w:rStyle w:val="CommentReference"/>
+          <w:bCs/>
+          <w:sz w:val="24"/>
+          <w:szCs w:val="20"/>
+        </w:rPr>
+        <w:commentReference w:id="2"/>
       </w:r>
     </w:p>
     <w:p>
@@ -1838,12 +1218,80 @@
           <w:bCs/>
           <w:sz w:val="24"/>
         </w:rPr>
-        <w:t xml:space="preserve">After credit for </w:t>
-      </w:r>
-      <w:r>
-        <w:rPr>
-          <w:bCs/>
-          <w:sz w:val="24"/>
+        <w:t>After credit for</w:t>
+      </w:r>
+      <w:r>
+        <w:rPr>
+          <w:bCs/>
+          <w:sz w:val="24"/>
+        </w:rPr>
+        <w:t xml:space="preserve"> </w:t>
+      </w:r>
+      <w:r>
+        <w:rPr>
+          <w:bCs/>
+          <w:sz w:val="24"/>
+          <w:highlight w:val="red"/>
+        </w:rPr>
+        <w:t>[[credit_total</w:t>
+      </w:r>
+      <w:r>
+        <w:rPr>
+          <w:bCs/>
+          <w:sz w:val="24"/>
+          <w:highlight w:val="red"/>
+        </w:rPr>
+        <w:t>_1</w:t>
+      </w:r>
+      <w:r>
+        <w:rPr>
+          <w:bCs/>
+          <w:sz w:val="24"/>
+          <w:highlight w:val="red"/>
+        </w:rPr>
+        <w:t>]]</w:t>
+      </w:r>
+      <w:r>
+        <w:rPr>
+          <w:bCs/>
+          <w:sz w:val="24"/>
+        </w:rPr>
+        <w:t>,</w:t>
+      </w:r>
+      <w:r>
+        <w:rPr>
+          <w:bCs/>
+          <w:sz w:val="24"/>
+        </w:rPr>
+        <w:t xml:space="preserve"> the</w:t>
+      </w:r>
+      <w:r>
+        <w:rPr>
+          <w:bCs/>
+          <w:sz w:val="24"/>
+        </w:rPr>
+        <w:t xml:space="preserve"> loss from </w:t>
+      </w:r>
+      <w:r>
+        <w:rPr>
+          <w:bCs/>
+          <w:sz w:val="24"/>
+        </w:rPr>
+        <w:t>trial</w:t>
+      </w:r>
+      <w:r>
+        <w:rPr>
+          <w:bCs/>
+          <w:sz w:val="24"/>
+        </w:rPr>
+        <w:t xml:space="preserve"> is </w:t>
+      </w:r>
+      <w:r>
+        <w:rPr>
+          <w:bCs/>
+          <w:sz w:val="24"/>
+          <w:highlight w:val="red"/>
+          <w:u w:val="single"/>
         </w:rPr>
         <w:t>$</w:t>
       </w:r>
@@ -1851,58 +1299,7 @@
         <w:rPr>
           <w:bCs/>
           <w:sz w:val="24"/>
-          <w:highlight w:val="yellow"/>
-        </w:rPr>
-        <w:t>22,425</w:t>
-      </w:r>
-      <w:r>
-        <w:rPr>
-          <w:bCs/>
-          <w:sz w:val="24"/>
-        </w:rPr>
-        <w:t>,</w:t>
-      </w:r>
-      <w:r>
-        <w:rPr>
-          <w:bCs/>
-          <w:sz w:val="24"/>
-        </w:rPr>
-        <w:t xml:space="preserve"> the</w:t>
-      </w:r>
-      <w:r>
-        <w:rPr>
-          <w:bCs/>
-          <w:sz w:val="24"/>
-        </w:rPr>
-        <w:t xml:space="preserve"> loss from </w:t>
-      </w:r>
-      <w:r>
-        <w:rPr>
-          <w:bCs/>
-          <w:sz w:val="24"/>
-        </w:rPr>
-        <w:t>trial</w:t>
-      </w:r>
-      <w:r>
-        <w:rPr>
-          <w:bCs/>
-          <w:sz w:val="24"/>
-        </w:rPr>
-        <w:t xml:space="preserve"> is </w:t>
-      </w:r>
-      <w:r>
-        <w:rPr>
-          <w:bCs/>
-          <w:sz w:val="24"/>
-          <w:u w:val="single"/>
-        </w:rPr>
-        <w:t>$</w:t>
-      </w:r>
-      <w:r>
-        <w:rPr>
-          <w:bCs/>
-          <w:sz w:val="24"/>
-          <w:highlight w:val="yellow"/>
+          <w:highlight w:val="red"/>
           <w:u w:val="single"/>
         </w:rPr>
         <w:t>215,731</w:t>
@@ -1984,6 +1381,7 @@
         <w:rPr>
           <w:bCs/>
           <w:sz w:val="24"/>
+          <w:highlight w:val="red"/>
           <w:u w:val="single"/>
         </w:rPr>
         <w:t>$</w:t>
@@ -1992,7 +1390,7 @@
         <w:rPr>
           <w:bCs/>
           <w:sz w:val="24"/>
-          <w:highlight w:val="yellow"/>
+          <w:highlight w:val="red"/>
           <w:u w:val="single"/>
         </w:rPr>
         <w:t>92,569</w:t>
@@ -2045,42 +1443,26 @@
         <w:rPr>
           <w:bCs/>
           <w:sz w:val="24"/>
+          <w:highlight w:val="red"/>
           <w:u w:val="single"/>
         </w:rPr>
-        <w:t>$</w:t>
-      </w:r>
-      <w:r>
-        <w:rPr>
-          <w:bCs/>
-          <w:sz w:val="24"/>
-          <w:highlight w:val="yellow"/>
+        <w:t>$337,542</w:t>
+      </w:r>
+      <w:r>
+        <w:rPr>
+          <w:bCs/>
+          <w:sz w:val="24"/>
+        </w:rPr>
+        <w:t xml:space="preserve"> to </w:t>
+      </w:r>
+      <w:r>
+        <w:rPr>
+          <w:bCs/>
+          <w:sz w:val="24"/>
+          <w:highlight w:val="red"/>
           <w:u w:val="single"/>
         </w:rPr>
-        <w:t>337,542</w:t>
-      </w:r>
-      <w:r>
-        <w:rPr>
-          <w:bCs/>
-          <w:sz w:val="24"/>
-        </w:rPr>
-        <w:t xml:space="preserve"> to </w:t>
-      </w:r>
-      <w:r>
-        <w:rPr>
-          <w:bCs/>
-          <w:sz w:val="24"/>
-          <w:u w:val="single"/>
-        </w:rPr>
-        <w:t>$</w:t>
-      </w:r>
-      <w:r>
-        <w:rPr>
-          <w:bCs/>
-          <w:sz w:val="24"/>
-          <w:highlight w:val="yellow"/>
-          <w:u w:val="single"/>
-        </w:rPr>
-        <w:t>382,413</w:t>
+        <w:t>$382,413</w:t>
       </w:r>
     </w:p>
     <w:p>
@@ -2176,7 +1558,7 @@
           <w:highlight w:val="yellow"/>
           <w:u w:val="single"/>
         </w:rPr>
-        <w:t>$61,000</w:t>
+        <w:t>[[base_earnings_2]]</w:t>
       </w:r>
     </w:p>
     <w:p>
@@ -2232,22 +1614,36 @@
         <w:rPr>
           <w:bCs/>
           <w:sz w:val="24"/>
-        </w:rPr>
-      </w:pPr>
-      <w:r>
-        <w:rPr>
-          <w:bCs/>
-          <w:sz w:val="24"/>
-        </w:rPr>
-        <w:t xml:space="preserve">Loss between accident and trial is </w:t>
-      </w:r>
-      <w:r>
-        <w:rPr>
-          <w:bCs/>
-          <w:sz w:val="24"/>
-          <w:u w:val="single"/>
-        </w:rPr>
-        <w:t>$</w:t>
+          <w:highlight w:val="yellow"/>
+        </w:rPr>
+      </w:pPr>
+      <w:r>
+        <w:rPr>
+          <w:bCs/>
+          <w:sz w:val="24"/>
+        </w:rPr>
+        <w:t>L</w:t>
+      </w:r>
+      <w:r>
+        <w:rPr>
+          <w:bCs/>
+          <w:sz w:val="24"/>
+        </w:rPr>
+        <w:t>o</w:t>
+      </w:r>
+      <w:r>
+        <w:rPr>
+          <w:bCs/>
+          <w:sz w:val="24"/>
+        </w:rPr>
+        <w:t>ss</w:t>
+      </w:r>
+      <w:r>
+        <w:rPr>
+          <w:bCs/>
+          <w:sz w:val="24"/>
+        </w:rPr>
+        <w:t xml:space="preserve"> between accident and trial is </w:t>
       </w:r>
       <w:r>
         <w:rPr>
@@ -2256,7 +1652,7 @@
           <w:highlight w:val="yellow"/>
           <w:u w:val="single"/>
         </w:rPr>
-        <w:t>127,380</w:t>
+        <w:t>[[pre_trial_loss_2]]</w:t>
       </w:r>
     </w:p>
     <w:p>
@@ -2328,6 +1724,7 @@
         <w:rPr>
           <w:bCs/>
           <w:sz w:val="24"/>
+          <w:highlight w:val="red"/>
           <w:u w:val="single"/>
         </w:rPr>
         <w:t>$</w:t>
@@ -2336,7 +1733,7 @@
         <w:rPr>
           <w:bCs/>
           <w:sz w:val="24"/>
-          <w:highlight w:val="yellow"/>
+          <w:highlight w:val="red"/>
           <w:u w:val="single"/>
         </w:rPr>
         <w:t>24,941</w:t>
@@ -2403,18 +1800,43 @@
         <w:rPr>
           <w:bCs/>
           <w:sz w:val="24"/>
+        </w:rPr>
+        <w:t xml:space="preserve">is </w:t>
+      </w:r>
+      <w:commentRangeStart w:id="3"/>
+      <w:r>
+        <w:rPr>
+          <w:bCs/>
+          <w:sz w:val="24"/>
           <w:u w:val="single"/>
         </w:rPr>
-        <w:t>$</w:t>
-      </w:r>
-      <w:r>
-        <w:rPr>
-          <w:bCs/>
-          <w:sz w:val="24"/>
-          <w:highlight w:val="yellow"/>
+        <w:t>[[post-trial_loss_</w:t>
+      </w:r>
+      <w:r>
+        <w:rPr>
+          <w:bCs/>
+          <w:sz w:val="24"/>
           <w:u w:val="single"/>
         </w:rPr>
-        <w:t>662,752</w:t>
+        <w:t>2</w:t>
+      </w:r>
+      <w:r>
+        <w:rPr>
+          <w:bCs/>
+          <w:sz w:val="24"/>
+          <w:u w:val="single"/>
+        </w:rPr>
+        <w:t>]]</w:t>
+      </w:r>
+      <w:commentRangeEnd w:id="3"/>
+      <w:r>
+        <w:rPr>
+          <w:rStyle w:val="CommentReference"/>
+          <w:bCs/>
+          <w:sz w:val="24"/>
+          <w:szCs w:val="20"/>
+        </w:rPr>
+        <w:commentReference w:id="3"/>
       </w:r>
     </w:p>
     <w:p>
@@ -2473,15 +1895,15 @@
           <w:bCs/>
           <w:sz w:val="24"/>
         </w:rPr>
-        <w:t>After credit for $</w:t>
-      </w:r>
-      <w:r>
-        <w:rPr>
-          <w:bCs/>
-          <w:sz w:val="24"/>
-          <w:highlight w:val="yellow"/>
-        </w:rPr>
-        <w:t>22,425</w:t>
+        <w:t xml:space="preserve">After credit for </w:t>
+      </w:r>
+      <w:r>
+        <w:rPr>
+          <w:bCs/>
+          <w:sz w:val="24"/>
+          <w:highlight w:val="red"/>
+        </w:rPr>
+        <w:t>[[credit_total_2]]</w:t>
       </w:r>
       <w:r>
         <w:rPr>
@@ -2501,6 +1923,7 @@
         <w:rPr>
           <w:bCs/>
           <w:sz w:val="24"/>
+          <w:highlight w:val="red"/>
           <w:u w:val="single"/>
         </w:rPr>
         <w:t>$</w:t>
@@ -2509,7 +1932,7 @@
         <w:rPr>
           <w:bCs/>
           <w:sz w:val="24"/>
-          <w:highlight w:val="yellow"/>
+          <w:highlight w:val="red"/>
           <w:u w:val="single"/>
         </w:rPr>
         <w:t>405,709</w:t>
@@ -2605,6 +2028,7 @@
         <w:rPr>
           <w:bCs/>
           <w:sz w:val="24"/>
+          <w:highlight w:val="red"/>
           <w:u w:val="single"/>
         </w:rPr>
         <w:t>$</w:t>
@@ -2613,7 +2037,7 @@
         <w:rPr>
           <w:bCs/>
           <w:sz w:val="24"/>
-          <w:highlight w:val="yellow"/>
+          <w:highlight w:val="red"/>
           <w:u w:val="single"/>
         </w:rPr>
         <w:t>129,767</w:t>
@@ -2666,42 +2090,26 @@
         <w:rPr>
           <w:bCs/>
           <w:sz w:val="24"/>
+          <w:highlight w:val="red"/>
           <w:u w:val="single"/>
         </w:rPr>
-        <w:t>$</w:t>
-      </w:r>
-      <w:r>
-        <w:rPr>
-          <w:bCs/>
-          <w:sz w:val="24"/>
-          <w:highlight w:val="yellow"/>
+        <w:t>$337,542</w:t>
+      </w:r>
+      <w:r>
+        <w:rPr>
+          <w:bCs/>
+          <w:sz w:val="24"/>
+        </w:rPr>
+        <w:t xml:space="preserve"> to </w:t>
+      </w:r>
+      <w:r>
+        <w:rPr>
+          <w:bCs/>
+          <w:sz w:val="24"/>
+          <w:highlight w:val="red"/>
           <w:u w:val="single"/>
         </w:rPr>
-        <w:t>337,542</w:t>
-      </w:r>
-      <w:r>
-        <w:rPr>
-          <w:bCs/>
-          <w:sz w:val="24"/>
-        </w:rPr>
-        <w:t xml:space="preserve"> to </w:t>
-      </w:r>
-      <w:r>
-        <w:rPr>
-          <w:bCs/>
-          <w:sz w:val="24"/>
-          <w:u w:val="single"/>
-        </w:rPr>
-        <w:t>$</w:t>
-      </w:r>
-      <w:r>
-        <w:rPr>
-          <w:bCs/>
-          <w:sz w:val="24"/>
-          <w:highlight w:val="yellow"/>
-          <w:u w:val="single"/>
-        </w:rPr>
-        <w:t>382,413</w:t>
+        <w:t>$382,413</w:t>
       </w:r>
     </w:p>
     <w:p>
@@ -2901,39 +2309,7 @@
                 <w:sz w:val="24"/>
                 <w:highlight w:val="yellow"/>
               </w:rPr>
-              <w:fldChar w:fldCharType="begin"/>
-            </w:r>
-            <w:r>
-              <w:rPr>
-                <w:bCs/>
-                <w:sz w:val="24"/>
-                <w:highlight w:val="yellow"/>
-              </w:rPr>
-              <w:instrText xml:space="preserve"> DOCVARIABLE "zapLink¦2!1!Birth_Date" </w:instrText>
-            </w:r>
-            <w:r>
-              <w:rPr>
-                <w:bCs/>
-                <w:sz w:val="24"/>
-                <w:highlight w:val="yellow"/>
-              </w:rPr>
-              <w:fldChar w:fldCharType="separate"/>
-            </w:r>
-            <w:r>
-              <w:rPr>
-                <w:bCs/>
-                <w:sz w:val="24"/>
-                <w:highlight w:val="yellow"/>
-              </w:rPr>
-              <w:t>10/7/1977</w:t>
-            </w:r>
-            <w:r>
-              <w:rPr>
-                <w:bCs/>
-                <w:sz w:val="24"/>
-                <w:highlight w:val="yellow"/>
-              </w:rPr>
-              <w:fldChar w:fldCharType="end"/>
+              <w:t>[[claimant_DOB_short]]</w:t>
             </w:r>
           </w:p>
         </w:tc>
@@ -3032,39 +2408,7 @@
                 <w:sz w:val="24"/>
                 <w:highlight w:val="yellow"/>
               </w:rPr>
-              <w:fldChar w:fldCharType="begin"/>
-            </w:r>
-            <w:r>
-              <w:rPr>
-                <w:bCs/>
-                <w:sz w:val="24"/>
-                <w:highlight w:val="yellow"/>
-              </w:rPr>
-              <w:instrText xml:space="preserve"> DOCVARIABLE "zapLink¦2!1!DateofAccident" </w:instrText>
-            </w:r>
-            <w:r>
-              <w:rPr>
-                <w:bCs/>
-                <w:sz w:val="24"/>
-                <w:highlight w:val="yellow"/>
-              </w:rPr>
-              <w:fldChar w:fldCharType="separate"/>
-            </w:r>
-            <w:r>
-              <w:rPr>
-                <w:bCs/>
-                <w:sz w:val="24"/>
-                <w:highlight w:val="yellow"/>
-              </w:rPr>
-              <w:t>3/2/2023</w:t>
-            </w:r>
-            <w:r>
-              <w:rPr>
-                <w:bCs/>
-                <w:sz w:val="24"/>
-                <w:highlight w:val="yellow"/>
-              </w:rPr>
-              <w:fldChar w:fldCharType="end"/>
+              <w:t>[[date_of_accident]]</w:t>
             </w:r>
           </w:p>
         </w:tc>
@@ -3108,7 +2452,7 @@
               <w:rPr>
                 <w:bCs/>
                 <w:sz w:val="24"/>
-                <w:highlight w:val="yellow"/>
+                <w:highlight w:val="red"/>
               </w:rPr>
               <w:t>Trial</w:t>
             </w:r>
@@ -3171,39 +2515,7 @@
                 <w:sz w:val="24"/>
                 <w:highlight w:val="yellow"/>
               </w:rPr>
-              <w:fldChar w:fldCharType="begin"/>
-            </w:r>
-            <w:r>
-              <w:rPr>
-                <w:bCs/>
-                <w:sz w:val="24"/>
-                <w:highlight w:val="yellow"/>
-              </w:rPr>
-              <w:instrText xml:space="preserve"> DOCVARIABLE "zapLink¦2!1!DateofTrial" </w:instrText>
-            </w:r>
-            <w:r>
-              <w:rPr>
-                <w:bCs/>
-                <w:sz w:val="24"/>
-                <w:highlight w:val="yellow"/>
-              </w:rPr>
-              <w:fldChar w:fldCharType="separate"/>
-            </w:r>
-            <w:r>
-              <w:rPr>
-                <w:bCs/>
-                <w:sz w:val="24"/>
-                <w:highlight w:val="yellow"/>
-              </w:rPr>
-              <w:t>3/2/2026</w:t>
-            </w:r>
-            <w:r>
-              <w:rPr>
-                <w:bCs/>
-                <w:sz w:val="24"/>
-                <w:highlight w:val="yellow"/>
-              </w:rPr>
-              <w:fldChar w:fldCharType="end"/>
+              <w:t>[[date_of_trial_short]]</w:t>
             </w:r>
           </w:p>
         </w:tc>
@@ -3247,7 +2559,7 @@
               <w:rPr>
                 <w:bCs/>
                 <w:sz w:val="24"/>
-                <w:highlight w:val="yellow"/>
+                <w:highlight w:val="red"/>
               </w:rPr>
               <w:t>Trial</w:t>
             </w:r>
@@ -3308,9 +2620,17 @@
               <w:rPr>
                 <w:bCs/>
                 <w:sz w:val="24"/>
+                <w:highlight w:val="red"/>
+              </w:rPr>
+              <w:t>Southern District of TX</w:t>
+            </w:r>
+            <w:r>
+              <w:rPr>
+                <w:bCs/>
+                <w:sz w:val="24"/>
                 <w:highlight w:val="yellow"/>
               </w:rPr>
-              <w:t xml:space="preserve"> Southern District of TX </w:t>
+              <w:t xml:space="preserve"> </w:t>
             </w:r>
             <w:r>
               <w:rPr>
@@ -3405,25 +2725,41 @@
         <w:rPr>
           <w:bCs/>
           <w:sz w:val="24"/>
+          <w:highlight w:val="red"/>
+          <w:u w:val="single"/>
+        </w:rPr>
+        <w:t>Earnings Base</w:t>
+      </w:r>
+      <w:r>
+        <w:rPr>
+          <w:sz w:val="24"/>
+          <w:highlight w:val="red"/>
+          <w:u w:val="single"/>
+        </w:rPr>
+        <w:t>s</w:t>
+      </w:r>
+      <w:r>
+        <w:rPr>
+          <w:bCs/>
+          <w:sz w:val="24"/>
+        </w:rPr>
+        <w:t xml:space="preserve"> of </w:t>
+      </w:r>
+      <w:r>
+        <w:rPr>
+          <w:bCs/>
+          <w:sz w:val="24"/>
           <w:highlight w:val="yellow"/>
-          <w:u w:val="single"/>
-        </w:rPr>
-        <w:t>Earnings Base</w:t>
-      </w:r>
-      <w:r>
-        <w:rPr>
+        </w:rPr>
+        <w:fldChar w:fldCharType="begin"/>
+      </w:r>
+      <w:r>
+        <w:rPr>
+          <w:bCs/>
           <w:sz w:val="24"/>
           <w:highlight w:val="yellow"/>
-          <w:u w:val="single"/>
-        </w:rPr>
-        <w:t>s</w:t>
-      </w:r>
-      <w:r>
-        <w:rPr>
-          <w:bCs/>
-          <w:sz w:val="24"/>
-        </w:rPr>
-        <w:t xml:space="preserve"> of </w:t>
+        </w:rPr>
+        <w:instrText xml:space="preserve"> DOCVARIABLE "zapLink¦2!1!Primary_Earnings_Base_1" </w:instrText>
       </w:r>
       <w:r>
         <w:rPr>
@@ -3431,7 +2767,7 @@
           <w:sz w:val="24"/>
           <w:highlight w:val="yellow"/>
         </w:rPr>
-        <w:fldChar w:fldCharType="begin"/>
+        <w:fldChar w:fldCharType="separate"/>
       </w:r>
       <w:r>
         <w:rPr>
@@ -3439,7 +2775,15 @@
           <w:sz w:val="24"/>
           <w:highlight w:val="yellow"/>
         </w:rPr>
-        <w:instrText xml:space="preserve"> DOCVARIABLE "zapLink¦2!1!Primary_Earnings_Base_1" </w:instrText>
+        <w:t xml:space="preserve"> </w:t>
+      </w:r>
+      <w:r>
+        <w:rPr>
+          <w:bCs/>
+          <w:sz w:val="24"/>
+          <w:highlight w:val="red"/>
+        </w:rPr>
+        <w:t>$56,023</w:t>
       </w:r>
       <w:r>
         <w:rPr>
@@ -3447,7 +2791,7 @@
           <w:sz w:val="24"/>
           <w:highlight w:val="yellow"/>
         </w:rPr>
-        <w:fldChar w:fldCharType="separate"/>
+        <w:t xml:space="preserve"> </w:t>
       </w:r>
       <w:r>
         <w:rPr>
@@ -3455,7 +2799,29 @@
           <w:sz w:val="24"/>
           <w:highlight w:val="yellow"/>
         </w:rPr>
-        <w:t xml:space="preserve"> $56,023 </w:t>
+        <w:fldChar w:fldCharType="end"/>
+      </w:r>
+      <w:r>
+        <w:rPr>
+          <w:bCs/>
+          <w:sz w:val="24"/>
+        </w:rPr>
+        <w:t xml:space="preserve">and </w:t>
+      </w:r>
+      <w:r>
+        <w:rPr>
+          <w:bCs/>
+          <w:sz w:val="24"/>
+          <w:highlight w:val="red"/>
+        </w:rPr>
+        <w:t>$61,000</w:t>
+      </w:r>
+      <w:r>
+        <w:rPr>
+          <w:bCs/>
+          <w:sz w:val="24"/>
+        </w:rPr>
+        <w:t xml:space="preserve"> </w:t>
       </w:r>
       <w:r>
         <w:rPr>
@@ -3463,29 +2829,7 @@
           <w:sz w:val="24"/>
           <w:highlight w:val="yellow"/>
         </w:rPr>
-        <w:fldChar w:fldCharType="end"/>
-      </w:r>
-      <w:r>
-        <w:rPr>
-          <w:bCs/>
-          <w:sz w:val="24"/>
-        </w:rPr>
-        <w:t xml:space="preserve">and </w:t>
-      </w:r>
-      <w:r>
-        <w:rPr>
-          <w:bCs/>
-          <w:sz w:val="24"/>
-        </w:rPr>
-        <w:t>$</w:t>
-      </w:r>
-      <w:r>
-        <w:rPr>
-          <w:bCs/>
-          <w:sz w:val="24"/>
-          <w:highlight w:val="yellow"/>
-        </w:rPr>
-        <w:t>61,000</w:t>
+        <w:t>[[is_versus_are]]</w:t>
       </w:r>
       <w:r>
         <w:rPr>
@@ -3498,9 +2842,8 @@
         <w:rPr>
           <w:bCs/>
           <w:sz w:val="24"/>
-          <w:highlight w:val="yellow"/>
-        </w:rPr>
-        <w:t>are</w:t>
+        </w:rPr>
+        <w:t>employed in the</w:t>
       </w:r>
       <w:r>
         <w:rPr>
@@ -3514,20 +2857,6 @@
           <w:bCs/>
           <w:sz w:val="24"/>
         </w:rPr>
-        <w:t>employed in the</w:t>
-      </w:r>
-      <w:r>
-        <w:rPr>
-          <w:bCs/>
-          <w:sz w:val="24"/>
-        </w:rPr>
-        <w:t xml:space="preserve"> </w:t>
-      </w:r>
-      <w:r>
-        <w:rPr>
-          <w:bCs/>
-          <w:sz w:val="24"/>
-        </w:rPr>
         <w:t>estimate of earning</w:t>
       </w:r>
       <w:r>
@@ -3548,9 +2877,17 @@
         <w:rPr>
           <w:bCs/>
           <w:sz w:val="24"/>
-          <w:highlight w:val="yellow"/>
-        </w:rPr>
-        <w:t>Earnings losses are presented on an after-tax basis with an effective tax rate of 19.3%.</w:t>
+          <w:highlight w:val="green"/>
+        </w:rPr>
+        <w:t xml:space="preserve">Earnings losses are presented on an after-tax basis with an </w:t>
+      </w:r>
+      <w:r>
+        <w:rPr>
+          <w:bCs/>
+          <w:sz w:val="24"/>
+          <w:highlight w:val="red"/>
+        </w:rPr>
+        <w:t>effective tax rate of 19.3%.</w:t>
       </w:r>
     </w:p>
     <w:p>
@@ -3586,7 +2923,7 @@
       </w:tblPr>
       <w:tblGrid>
         <w:gridCol w:w="1530"/>
-        <w:gridCol w:w="1095"/>
+        <w:gridCol w:w="2136"/>
       </w:tblGrid>
       <w:tr>
         <w:trPr>
@@ -3662,6 +2999,7 @@
                 <w:spacing w:val="0"/>
                 <w:sz w:val="24"/>
                 <w:szCs w:val="24"/>
+                <w:highlight w:val="red"/>
               </w:rPr>
               <w:t>Primary</w:t>
             </w:r>
@@ -3699,18 +3037,7 @@
                 <w:szCs w:val="24"/>
                 <w:highlight w:val="yellow"/>
               </w:rPr>
-              <w:t>$</w:t>
-            </w:r>
-            <w:r>
-              <w:rPr>
-                <w:bCs/>
-                <w:color w:val="000000"/>
-                <w:spacing w:val="0"/>
-                <w:sz w:val="24"/>
-                <w:szCs w:val="24"/>
-                <w:highlight w:val="yellow"/>
-              </w:rPr>
-              <w:t>56,023</w:t>
+              <w:t>[[base_earnings_1]]</w:t>
             </w:r>
             <w:r>
               <w:rPr>
@@ -3759,6 +3086,7 @@
                 <w:spacing w:val="0"/>
                 <w:sz w:val="24"/>
                 <w:szCs w:val="24"/>
+                <w:highlight w:val="red"/>
               </w:rPr>
               <w:t>A</w:t>
             </w:r>
@@ -3768,6 +3096,7 @@
                 <w:spacing w:val="0"/>
                 <w:sz w:val="24"/>
                 <w:szCs w:val="24"/>
+                <w:highlight w:val="red"/>
               </w:rPr>
               <w:t>lternative</w:t>
             </w:r>
@@ -3805,17 +3134,7 @@
                 <w:szCs w:val="24"/>
                 <w:highlight w:val="yellow"/>
               </w:rPr>
-              <w:t>$</w:t>
-            </w:r>
-            <w:r>
-              <w:rPr>
-                <w:color w:val="000000"/>
-                <w:spacing w:val="0"/>
-                <w:sz w:val="24"/>
-                <w:szCs w:val="24"/>
-                <w:highlight w:val="yellow"/>
-              </w:rPr>
-              <w:t>61,000</w:t>
+              <w:t>[[base_earnings_2]]</w:t>
             </w:r>
           </w:p>
         </w:tc>
@@ -3871,6 +3190,7 @@
         <w:rPr>
           <w:bCs/>
           <w:sz w:val="24"/>
+          <w:highlight w:val="green"/>
         </w:rPr>
       </w:pPr>
       <w:r>
@@ -3893,32 +3213,73 @@
         <w:rPr>
           <w:bCs/>
           <w:sz w:val="24"/>
+          <w:highlight w:val="red"/>
+          <w:u w:val="single"/>
+        </w:rPr>
+        <w:t>T</w:t>
+      </w:r>
+      <w:r>
+        <w:rPr>
+          <w:bCs/>
+          <w:sz w:val="24"/>
+          <w:highlight w:val="red"/>
+          <w:u w:val="single"/>
+        </w:rPr>
+        <w:t>rial</w:t>
+      </w:r>
+      <w:r>
+        <w:rPr>
+          <w:sz w:val="24"/>
+        </w:rPr>
+        <w:t xml:space="preserve"> is </w:t>
+      </w:r>
+      <w:commentRangeStart w:id="4"/>
+      <w:r>
+        <w:rPr>
+          <w:bCs/>
+          <w:sz w:val="24"/>
+        </w:rPr>
+        <w:t>$</w:t>
+      </w:r>
+      <w:r>
+        <w:rPr>
+          <w:bCs/>
+          <w:sz w:val="24"/>
           <w:highlight w:val="yellow"/>
-          <w:u w:val="single"/>
-        </w:rPr>
-        <w:t>T</w:t>
+        </w:rPr>
+        <w:t>127,380</w:t>
+      </w:r>
+      <w:r>
+        <w:rPr>
+          <w:bCs/>
+          <w:sz w:val="24"/>
+        </w:rPr>
+        <w:t xml:space="preserve"> </w:t>
+      </w:r>
+      <w:commentRangeEnd w:id="4"/>
+      <w:r>
+        <w:rPr>
+          <w:rStyle w:val="CommentReference"/>
+          <w:bCs/>
+          <w:sz w:val="24"/>
+          <w:szCs w:val="20"/>
+        </w:rPr>
+        <w:commentReference w:id="4"/>
+      </w:r>
+      <w:r>
+        <w:rPr>
+          <w:bCs/>
+          <w:sz w:val="24"/>
+        </w:rPr>
+        <w:t xml:space="preserve">under the base of </w:t>
       </w:r>
       <w:r>
         <w:rPr>
           <w:bCs/>
           <w:sz w:val="24"/>
           <w:highlight w:val="yellow"/>
-          <w:u w:val="single"/>
-        </w:rPr>
-        <w:t>rial</w:t>
-      </w:r>
-      <w:r>
-        <w:rPr>
-          <w:sz w:val="24"/>
-        </w:rPr>
-        <w:t xml:space="preserve"> is </w:t>
-      </w:r>
-      <w:r>
-        <w:rPr>
-          <w:bCs/>
-          <w:sz w:val="24"/>
-        </w:rPr>
-        <w:t>$</w:t>
+        </w:rPr>
+        <w:t>[[</w:t>
       </w:r>
       <w:r>
         <w:rPr>
@@ -3926,7 +3287,79 @@
           <w:sz w:val="24"/>
           <w:highlight w:val="yellow"/>
         </w:rPr>
-        <w:t>127,380</w:t>
+        <w:t>base_earnings_1]]</w:t>
+      </w:r>
+      <w:r>
+        <w:rPr>
+          <w:bCs/>
+          <w:sz w:val="24"/>
+        </w:rPr>
+        <w:t xml:space="preserve">. </w:t>
+      </w:r>
+      <w:r>
+        <w:rPr>
+          <w:bCs/>
+          <w:sz w:val="24"/>
+          <w:highlight w:val="green"/>
+        </w:rPr>
+        <w:t>Losses are estimated by</w:t>
+      </w:r>
+      <w:r>
+        <w:rPr>
+          <w:bCs/>
+          <w:sz w:val="24"/>
+        </w:rPr>
+        <w:t xml:space="preserve"> multiplying</w:t>
+      </w:r>
+      <w:r>
+        <w:rPr>
+          <w:bCs/>
+          <w:sz w:val="24"/>
+        </w:rPr>
+        <w:t xml:space="preserve"> the</w:t>
+      </w:r>
+      <w:r>
+        <w:rPr>
+          <w:bCs/>
+          <w:sz w:val="24"/>
+        </w:rPr>
+        <w:t xml:space="preserve"> earnings base by the time period from </w:t>
+      </w:r>
+      <w:r>
+        <w:rPr>
+          <w:bCs/>
+          <w:sz w:val="24"/>
+        </w:rPr>
+        <w:t xml:space="preserve">the </w:t>
+      </w:r>
+      <w:r>
+        <w:rPr>
+          <w:bCs/>
+          <w:sz w:val="24"/>
+        </w:rPr>
+        <w:t xml:space="preserve">accident to </w:t>
+      </w:r>
+      <w:r>
+        <w:rPr>
+          <w:bCs/>
+          <w:sz w:val="24"/>
+        </w:rPr>
+        <w:t xml:space="preserve">the </w:t>
+      </w:r>
+      <w:r>
+        <w:rPr>
+          <w:bCs/>
+          <w:sz w:val="24"/>
+          <w:highlight w:val="red"/>
+        </w:rPr>
+        <w:t>trial</w:t>
+      </w:r>
+      <w:r>
+        <w:rPr>
+          <w:bCs/>
+          <w:sz w:val="24"/>
+        </w:rPr>
+        <w:t>.</w:t>
       </w:r>
       <w:r>
         <w:rPr>
@@ -3940,7 +3373,42 @@
           <w:bCs/>
           <w:sz w:val="24"/>
         </w:rPr>
-        <w:t xml:space="preserve">under the base of </w:t>
+        <w:t xml:space="preserve">The </w:t>
+      </w:r>
+      <w:r>
+        <w:rPr>
+          <w:bCs/>
+          <w:sz w:val="24"/>
+        </w:rPr>
+        <w:t>V</w:t>
+      </w:r>
+      <w:r>
+        <w:rPr>
+          <w:bCs/>
+          <w:sz w:val="24"/>
+        </w:rPr>
+        <w:t xml:space="preserve">ocational </w:t>
+      </w:r>
+      <w:r>
+        <w:rPr>
+          <w:bCs/>
+          <w:sz w:val="24"/>
+        </w:rPr>
+        <w:t>E</w:t>
+      </w:r>
+      <w:r>
+        <w:rPr>
+          <w:bCs/>
+          <w:sz w:val="24"/>
+        </w:rPr>
+        <w:t>valuation</w:t>
+      </w:r>
+      <w:r>
+        <w:rPr>
+          <w:bCs/>
+          <w:sz w:val="24"/>
+        </w:rPr>
+        <w:t xml:space="preserve"> states </w:t>
       </w:r>
       <w:r>
         <w:rPr>
@@ -3948,7 +3416,21 @@
           <w:sz w:val="24"/>
           <w:highlight w:val="yellow"/>
         </w:rPr>
-        <w:fldChar w:fldCharType="begin"/>
+        <w:t>[[claimant_salutation_with_last_name]]</w:t>
+      </w:r>
+      <w:r>
+        <w:rPr>
+          <w:bCs/>
+          <w:sz w:val="24"/>
+        </w:rPr>
+        <w:t xml:space="preserve"> </w:t>
+      </w:r>
+      <w:r>
+        <w:rPr>
+          <w:bCs/>
+          <w:sz w:val="24"/>
+        </w:rPr>
+        <w:t xml:space="preserve">had the potential to reach a median earnings rate of </w:t>
       </w:r>
       <w:r>
         <w:rPr>
@@ -3956,119 +3438,7 @@
           <w:sz w:val="24"/>
           <w:highlight w:val="yellow"/>
         </w:rPr>
-        <w:instrText xml:space="preserve"> DOCVARIABLE "zapLink¦2!1!Primary_Earnings_Base_1" </w:instrText>
-      </w:r>
-      <w:r>
-        <w:rPr>
-          <w:bCs/>
-          <w:sz w:val="24"/>
-          <w:highlight w:val="yellow"/>
-        </w:rPr>
-        <w:fldChar w:fldCharType="separate"/>
-      </w:r>
-      <w:r>
-        <w:rPr>
-          <w:bCs/>
-          <w:sz w:val="24"/>
-          <w:highlight w:val="yellow"/>
-        </w:rPr>
-        <w:t xml:space="preserve"> $56,023 </w:t>
-      </w:r>
-      <w:r>
-        <w:rPr>
-          <w:bCs/>
-          <w:sz w:val="24"/>
-          <w:highlight w:val="yellow"/>
-        </w:rPr>
-        <w:fldChar w:fldCharType="end"/>
-      </w:r>
-      <w:r>
-        <w:rPr>
-          <w:bCs/>
-          <w:sz w:val="24"/>
-        </w:rPr>
-        <w:t xml:space="preserve">. </w:t>
-      </w:r>
-      <w:r>
-        <w:rPr>
-          <w:bCs/>
-          <w:sz w:val="24"/>
-          <w:highlight w:val="yellow"/>
-        </w:rPr>
-        <w:t>Losses are estimated by</w:t>
-      </w:r>
-      <w:r>
-        <w:rPr>
-          <w:bCs/>
-          <w:sz w:val="24"/>
-        </w:rPr>
-        <w:t xml:space="preserve"> multiplying</w:t>
-      </w:r>
-      <w:r>
-        <w:rPr>
-          <w:bCs/>
-          <w:sz w:val="24"/>
-        </w:rPr>
-        <w:t xml:space="preserve"> the</w:t>
-      </w:r>
-      <w:r>
-        <w:rPr>
-          <w:bCs/>
-          <w:sz w:val="24"/>
-        </w:rPr>
-        <w:t xml:space="preserve"> earnings base by the </w:t>
-      </w:r>
-      <w:proofErr w:type="gramStart"/>
-      <w:r>
-        <w:rPr>
-          <w:bCs/>
-          <w:sz w:val="24"/>
-        </w:rPr>
-        <w:t>time period</w:t>
-      </w:r>
-      <w:proofErr w:type="gramEnd"/>
-      <w:r>
-        <w:rPr>
-          <w:bCs/>
-          <w:sz w:val="24"/>
-        </w:rPr>
-        <w:t xml:space="preserve"> from </w:t>
-      </w:r>
-      <w:r>
-        <w:rPr>
-          <w:bCs/>
-          <w:sz w:val="24"/>
-        </w:rPr>
-        <w:t xml:space="preserve">the </w:t>
-      </w:r>
-      <w:r>
-        <w:rPr>
-          <w:bCs/>
-          <w:sz w:val="24"/>
-        </w:rPr>
-        <w:t xml:space="preserve">accident to </w:t>
-      </w:r>
-      <w:r>
-        <w:rPr>
-          <w:bCs/>
-          <w:sz w:val="24"/>
-        </w:rPr>
-        <w:t xml:space="preserve">the </w:t>
-      </w:r>
-      <w:r>
-        <w:rPr>
-          <w:bCs/>
-          <w:sz w:val="24"/>
-          <w:highlight w:val="yellow"/>
-        </w:rPr>
-        <w:t>trial</w:t>
-      </w:r>
-      <w:r>
-        <w:rPr>
-          <w:bCs/>
-          <w:sz w:val="24"/>
-        </w:rPr>
-        <w:t>.</w:t>
+        <w:t>[[base_earnings_2]]</w:t>
       </w:r>
       <w:r>
         <w:rPr>
@@ -4082,172 +3452,13 @@
           <w:bCs/>
           <w:sz w:val="24"/>
         </w:rPr>
-        <w:t xml:space="preserve">The </w:t>
-      </w:r>
-      <w:r>
-        <w:rPr>
-          <w:bCs/>
-          <w:sz w:val="24"/>
-        </w:rPr>
-        <w:t>V</w:t>
-      </w:r>
-      <w:r>
-        <w:rPr>
-          <w:bCs/>
-          <w:sz w:val="24"/>
-        </w:rPr>
-        <w:t xml:space="preserve">ocational </w:t>
-      </w:r>
-      <w:r>
-        <w:rPr>
-          <w:bCs/>
-          <w:sz w:val="24"/>
-        </w:rPr>
-        <w:t>E</w:t>
-      </w:r>
-      <w:r>
-        <w:rPr>
-          <w:bCs/>
-          <w:sz w:val="24"/>
-        </w:rPr>
-        <w:t>valuation</w:t>
-      </w:r>
-      <w:r>
-        <w:rPr>
-          <w:bCs/>
-          <w:sz w:val="24"/>
-        </w:rPr>
-        <w:t xml:space="preserve"> states </w:t>
-      </w:r>
-      <w:r>
-        <w:rPr>
-          <w:bCs/>
-          <w:sz w:val="24"/>
-          <w:highlight w:val="yellow"/>
-        </w:rPr>
-        <w:fldChar w:fldCharType="begin"/>
-      </w:r>
-      <w:r>
-        <w:rPr>
-          <w:bCs/>
-          <w:sz w:val="24"/>
-          <w:highlight w:val="yellow"/>
-        </w:rPr>
-        <w:instrText xml:space="preserve"> DOCVARIABLE "zapLink¦2!1!ClaimantSalutation" </w:instrText>
-      </w:r>
-      <w:r>
-        <w:rPr>
-          <w:bCs/>
-          <w:sz w:val="24"/>
-          <w:highlight w:val="yellow"/>
-        </w:rPr>
-        <w:fldChar w:fldCharType="separate"/>
-      </w:r>
-      <w:r>
-        <w:rPr>
-          <w:bCs/>
-          <w:sz w:val="24"/>
-          <w:highlight w:val="yellow"/>
-        </w:rPr>
-        <w:t>Mr.</w:t>
-      </w:r>
-      <w:r>
-        <w:rPr>
-          <w:bCs/>
-          <w:sz w:val="24"/>
-          <w:highlight w:val="yellow"/>
-        </w:rPr>
-        <w:fldChar w:fldCharType="end"/>
-      </w:r>
-      <w:r>
-        <w:rPr>
-          <w:bCs/>
-          <w:sz w:val="24"/>
-          <w:highlight w:val="yellow"/>
-        </w:rPr>
-        <w:t xml:space="preserve"> </w:t>
-      </w:r>
-      <w:r>
-        <w:rPr>
-          <w:bCs/>
-          <w:sz w:val="24"/>
-          <w:highlight w:val="yellow"/>
-        </w:rPr>
-        <w:fldChar w:fldCharType="begin"/>
-      </w:r>
-      <w:r>
-        <w:rPr>
-          <w:bCs/>
-          <w:sz w:val="24"/>
-          <w:highlight w:val="yellow"/>
-        </w:rPr>
-        <w:instrText xml:space="preserve"> DOCVARIABLE "zapLink¦2!1!Client_Name_Last" </w:instrText>
-      </w:r>
-      <w:r>
-        <w:rPr>
-          <w:bCs/>
-          <w:sz w:val="24"/>
-          <w:highlight w:val="yellow"/>
-        </w:rPr>
-        <w:fldChar w:fldCharType="separate"/>
-      </w:r>
-      <w:r>
-        <w:rPr>
-          <w:bCs/>
-          <w:sz w:val="24"/>
-          <w:highlight w:val="yellow"/>
-        </w:rPr>
-        <w:t>Nguyen</w:t>
-      </w:r>
-      <w:r>
-        <w:rPr>
-          <w:bCs/>
-          <w:sz w:val="24"/>
-          <w:highlight w:val="yellow"/>
-        </w:rPr>
-        <w:fldChar w:fldCharType="end"/>
-      </w:r>
-      <w:r>
-        <w:rPr>
-          <w:bCs/>
-          <w:sz w:val="24"/>
-        </w:rPr>
-        <w:t xml:space="preserve"> </w:t>
-      </w:r>
-      <w:r>
-        <w:rPr>
-          <w:bCs/>
-          <w:sz w:val="24"/>
-        </w:rPr>
-        <w:t xml:space="preserve">had the potential to reach a median earnings rate of </w:t>
-      </w:r>
-      <w:r>
-        <w:rPr>
-          <w:bCs/>
-          <w:sz w:val="24"/>
-          <w:highlight w:val="yellow"/>
-        </w:rPr>
-        <w:t>$61,000</w:t>
-      </w:r>
-      <w:r>
-        <w:rPr>
-          <w:bCs/>
-          <w:sz w:val="24"/>
-        </w:rPr>
-        <w:t xml:space="preserve"> </w:t>
-      </w:r>
-      <w:r>
-        <w:rPr>
-          <w:bCs/>
-          <w:sz w:val="24"/>
-        </w:rPr>
         <w:t xml:space="preserve">per year. </w:t>
       </w:r>
       <w:r>
         <w:rPr>
           <w:bCs/>
           <w:sz w:val="24"/>
-          <w:highlight w:val="yellow"/>
+          <w:highlight w:val="green"/>
         </w:rPr>
         <w:t>I</w:t>
       </w:r>
@@ -4255,7 +3466,7 @@
         <w:rPr>
           <w:bCs/>
           <w:sz w:val="24"/>
-          <w:highlight w:val="yellow"/>
+          <w:highlight w:val="green"/>
         </w:rPr>
         <w:t xml:space="preserve"> employ this </w:t>
       </w:r>
@@ -4263,7 +3474,7 @@
         <w:rPr>
           <w:bCs/>
           <w:sz w:val="24"/>
-          <w:highlight w:val="yellow"/>
+          <w:highlight w:val="green"/>
         </w:rPr>
         <w:t>base in a future loss scenario only.</w:t>
       </w:r>
@@ -4341,30 +3552,37 @@
         <w:rPr>
           <w:bCs/>
           <w:sz w:val="24"/>
+        </w:rPr>
+        <w:t>the plaintiff</w:t>
+      </w:r>
+      <w:r>
+        <w:rPr>
+          <w:bCs/>
+          <w:sz w:val="24"/>
+        </w:rPr>
+        <w:t xml:space="preserve"> was </w:t>
+      </w:r>
+      <w:r>
+        <w:rPr>
+          <w:bCs/>
+          <w:sz w:val="24"/>
+        </w:rPr>
+        <w:t xml:space="preserve">working as </w:t>
+      </w:r>
+      <w:r>
+        <w:rPr>
+          <w:bCs/>
+          <w:sz w:val="24"/>
           <w:highlight w:val="yellow"/>
         </w:rPr>
-        <w:t>your client</w:t>
-      </w:r>
-      <w:r>
-        <w:rPr>
-          <w:bCs/>
-          <w:sz w:val="24"/>
-        </w:rPr>
-        <w:t xml:space="preserve"> was </w:t>
-      </w:r>
-      <w:r>
-        <w:rPr>
-          <w:bCs/>
-          <w:sz w:val="24"/>
-        </w:rPr>
-        <w:t xml:space="preserve">working as </w:t>
-      </w:r>
-      <w:r>
-        <w:rPr>
-          <w:bCs/>
-          <w:sz w:val="24"/>
-        </w:rPr>
-        <w:t>an</w:t>
+        <w:t>[[indefinite_article]]</w:t>
+      </w:r>
+      <w:r>
+        <w:rPr>
+          <w:bCs/>
+          <w:sz w:val="24"/>
+        </w:rPr>
+        <w:t xml:space="preserve"> </w:t>
       </w:r>
       <w:r>
         <w:rPr>
@@ -4372,7 +3590,21 @@
           <w:sz w:val="24"/>
           <w:highlight w:val="yellow"/>
         </w:rPr>
-        <w:fldChar w:fldCharType="begin"/>
+        <w:t>[[job_title_1]]</w:t>
+      </w:r>
+      <w:r>
+        <w:rPr>
+          <w:bCs/>
+          <w:sz w:val="24"/>
+        </w:rPr>
+        <w:t xml:space="preserve"> </w:t>
+      </w:r>
+      <w:r>
+        <w:rPr>
+          <w:bCs/>
+          <w:sz w:val="24"/>
+        </w:rPr>
+        <w:t xml:space="preserve">for </w:t>
       </w:r>
       <w:r>
         <w:rPr>
@@ -4380,7 +3612,97 @@
           <w:sz w:val="24"/>
           <w:highlight w:val="yellow"/>
         </w:rPr>
-        <w:instrText xml:space="preserve"> DOCVARIABLE "zapLink¦2!1!Job_Title" </w:instrText>
+        <w:t>[[claimant_employer]]</w:t>
+      </w:r>
+      <w:r>
+        <w:rPr>
+          <w:bCs/>
+          <w:sz w:val="24"/>
+        </w:rPr>
+        <w:t xml:space="preserve"> </w:t>
+      </w:r>
+      <w:r>
+        <w:rPr>
+          <w:bCs/>
+          <w:sz w:val="24"/>
+        </w:rPr>
+        <w:t xml:space="preserve">at the time of </w:t>
+      </w:r>
+      <w:r>
+        <w:rPr>
+          <w:bCs/>
+          <w:sz w:val="24"/>
+        </w:rPr>
+        <w:t xml:space="preserve">the </w:t>
+      </w:r>
+      <w:r>
+        <w:rPr>
+          <w:bCs/>
+          <w:sz w:val="24"/>
+        </w:rPr>
+        <w:t>accident.</w:t>
+      </w:r>
+      <w:r>
+        <w:rPr>
+          <w:bCs/>
+          <w:sz w:val="24"/>
+        </w:rPr>
+        <w:t xml:space="preserve"> </w:t>
+      </w:r>
+      <w:r>
+        <w:rPr>
+          <w:bCs/>
+          <w:sz w:val="24"/>
+          <w:highlight w:val="green"/>
+        </w:rPr>
+        <w:t xml:space="preserve">The </w:t>
+      </w:r>
+      <w:r>
+        <w:rPr>
+          <w:bCs/>
+          <w:sz w:val="24"/>
+          <w:highlight w:val="green"/>
+        </w:rPr>
+        <w:t>V</w:t>
+      </w:r>
+      <w:r>
+        <w:rPr>
+          <w:bCs/>
+          <w:sz w:val="24"/>
+          <w:highlight w:val="green"/>
+        </w:rPr>
+        <w:t xml:space="preserve">ocational </w:t>
+      </w:r>
+      <w:r>
+        <w:rPr>
+          <w:bCs/>
+          <w:sz w:val="24"/>
+          <w:highlight w:val="green"/>
+        </w:rPr>
+        <w:t>E</w:t>
+      </w:r>
+      <w:r>
+        <w:rPr>
+          <w:bCs/>
+          <w:sz w:val="24"/>
+          <w:highlight w:val="green"/>
+        </w:rPr>
+        <w:t xml:space="preserve">valuation </w:t>
+      </w:r>
+      <w:r>
+        <w:rPr>
+          <w:bCs/>
+          <w:sz w:val="24"/>
+          <w:highlight w:val="green"/>
+        </w:rPr>
+        <w:t>notes</w:t>
+      </w:r>
+      <w:r>
+        <w:rPr>
+          <w:bCs/>
+          <w:sz w:val="24"/>
+        </w:rPr>
+        <w:t xml:space="preserve"> </w:t>
       </w:r>
       <w:r>
         <w:rPr>
@@ -4388,7 +3710,7 @@
           <w:sz w:val="24"/>
           <w:highlight w:val="yellow"/>
         </w:rPr>
-        <w:fldChar w:fldCharType="separate"/>
+        <w:t>[[claimant_salutation_with_last_name]]</w:t>
       </w:r>
       <w:r>
         <w:rPr>
@@ -4396,7 +3718,23 @@
           <w:sz w:val="24"/>
           <w:highlight w:val="yellow"/>
         </w:rPr>
-        <w:t xml:space="preserve"> Manager/Hair Stylist </w:t>
+        <w:t xml:space="preserve"> </w:t>
+      </w:r>
+      <w:r>
+        <w:rPr>
+          <w:bCs/>
+          <w:sz w:val="24"/>
+          <w:highlight w:val="green"/>
+        </w:rPr>
+        <w:t>reported earnin</w:t>
+      </w:r>
+      <w:r>
+        <w:rPr>
+          <w:bCs/>
+          <w:sz w:val="24"/>
+          <w:highlight w:val="green"/>
+        </w:rPr>
+        <w:t xml:space="preserve">g </w:t>
       </w:r>
       <w:r>
         <w:rPr>
@@ -4404,7 +3742,64 @@
           <w:sz w:val="24"/>
           <w:highlight w:val="yellow"/>
         </w:rPr>
-        <w:fldChar w:fldCharType="end"/>
+        <w:t>[[hourly_wage]]</w:t>
+      </w:r>
+      <w:r>
+        <w:rPr>
+          <w:bCs/>
+          <w:sz w:val="24"/>
+          <w:highlight w:val="green"/>
+        </w:rPr>
+        <w:t xml:space="preserve"> </w:t>
+      </w:r>
+      <w:r>
+        <w:rPr>
+          <w:bCs/>
+          <w:sz w:val="24"/>
+          <w:highlight w:val="green"/>
+        </w:rPr>
+        <w:t>per hour</w:t>
+      </w:r>
+      <w:r>
+        <w:rPr>
+          <w:bCs/>
+          <w:sz w:val="24"/>
+          <w:highlight w:val="green"/>
+        </w:rPr>
+        <w:t xml:space="preserve">. </w:t>
+      </w:r>
+      <w:r>
+        <w:rPr>
+          <w:bCs/>
+          <w:sz w:val="24"/>
+          <w:highlight w:val="green"/>
+        </w:rPr>
+        <w:t xml:space="preserve">A notice documenting an initial payment </w:t>
+      </w:r>
+      <w:r>
+        <w:rPr>
+          <w:bCs/>
+          <w:sz w:val="24"/>
+          <w:highlight w:val="green"/>
+        </w:rPr>
+        <w:t xml:space="preserve">for worker’s compensation </w:t>
+      </w:r>
+      <w:r>
+        <w:rPr>
+          <w:bCs/>
+          <w:sz w:val="24"/>
+          <w:highlight w:val="green"/>
+        </w:rPr>
+        <w:lastRenderedPageBreak/>
+        <w:t>indicates a weekly wage o</w:t>
+      </w:r>
+      <w:r>
+        <w:rPr>
+          <w:bCs/>
+          <w:sz w:val="24"/>
+          <w:highlight w:val="green"/>
+        </w:rPr>
+        <w:t xml:space="preserve">f </w:t>
       </w:r>
       <w:r>
         <w:rPr>
@@ -4412,7 +3807,38 @@
           <w:sz w:val="24"/>
           <w:highlight w:val="yellow"/>
         </w:rPr>
-        <w:t>for</w:t>
+        <w:t>[[weekly_wage]]</w:t>
+      </w:r>
+      <w:r>
+        <w:rPr>
+          <w:bCs/>
+          <w:sz w:val="24"/>
+          <w:highlight w:val="green"/>
+        </w:rPr>
+        <w:t>,</w:t>
+      </w:r>
+      <w:r>
+        <w:rPr>
+          <w:bCs/>
+          <w:sz w:val="24"/>
+          <w:highlight w:val="green"/>
+        </w:rPr>
+        <w:t xml:space="preserve"> </w:t>
+      </w:r>
+      <w:r>
+        <w:rPr>
+          <w:bCs/>
+          <w:sz w:val="24"/>
+          <w:highlight w:val="green"/>
+        </w:rPr>
+        <w:t>or</w:t>
+      </w:r>
+      <w:r>
+        <w:rPr>
+          <w:bCs/>
+          <w:sz w:val="24"/>
+        </w:rPr>
+        <w:t xml:space="preserve"> </w:t>
       </w:r>
       <w:r>
         <w:rPr>
@@ -4420,7 +3846,7 @@
           <w:sz w:val="24"/>
           <w:highlight w:val="yellow"/>
         </w:rPr>
-        <w:fldChar w:fldCharType="begin"/>
+        <w:t>[[base</w:t>
       </w:r>
       <w:r>
         <w:rPr>
@@ -4428,7 +3854,7 @@
           <w:sz w:val="24"/>
           <w:highlight w:val="yellow"/>
         </w:rPr>
-        <w:instrText xml:space="preserve"> DOCVARIABLE "zapLink¦2!1!Place_of_Employment" </w:instrText>
+        <w:t>_earnings</w:t>
       </w:r>
       <w:r>
         <w:rPr>
@@ -4436,7 +3862,146 @@
           <w:sz w:val="24"/>
           <w:highlight w:val="yellow"/>
         </w:rPr>
-        <w:fldChar w:fldCharType="separate"/>
+        <w:t>_1]]</w:t>
+      </w:r>
+      <w:r>
+        <w:rPr>
+          <w:bCs/>
+          <w:sz w:val="24"/>
+        </w:rPr>
+        <w:t xml:space="preserve"> </w:t>
+      </w:r>
+      <w:r>
+        <w:rPr>
+          <w:bCs/>
+          <w:sz w:val="24"/>
+          <w:highlight w:val="green"/>
+        </w:rPr>
+        <w:t>per year</w:t>
+      </w:r>
+      <w:r>
+        <w:rPr>
+          <w:bCs/>
+          <w:sz w:val="24"/>
+          <w:highlight w:val="green"/>
+        </w:rPr>
+        <w:t xml:space="preserve">. </w:t>
+      </w:r>
+      <w:r>
+        <w:rPr>
+          <w:bCs/>
+          <w:sz w:val="24"/>
+          <w:highlight w:val="green"/>
+        </w:rPr>
+        <w:t xml:space="preserve">I employ this as the first earnings base. </w:t>
+      </w:r>
+      <w:r>
+        <w:rPr>
+          <w:bCs/>
+          <w:sz w:val="24"/>
+          <w:highlight w:val="green"/>
+        </w:rPr>
+        <w:t xml:space="preserve">This is consistent with </w:t>
+      </w:r>
+      <w:commentRangeStart w:id="5"/>
+      <w:r>
+        <w:rPr>
+          <w:bCs/>
+          <w:sz w:val="24"/>
+          <w:highlight w:val="green"/>
+        </w:rPr>
+        <w:t>a</w:t>
+      </w:r>
+      <w:r>
+        <w:rPr>
+          <w:bCs/>
+          <w:sz w:val="24"/>
+          <w:highlight w:val="green"/>
+        </w:rPr>
+        <w:t xml:space="preserve"> </w:t>
+      </w:r>
+      <w:r>
+        <w:rPr>
+          <w:bCs/>
+          <w:sz w:val="24"/>
+          <w:highlight w:val="red"/>
+        </w:rPr>
+        <w:t>$20 per hour</w:t>
+      </w:r>
+      <w:r>
+        <w:rPr>
+          <w:bCs/>
+          <w:sz w:val="24"/>
+          <w:highlight w:val="green"/>
+        </w:rPr>
+        <w:t xml:space="preserve"> earnings rate</w:t>
+      </w:r>
+      <w:r>
+        <w:rPr>
+          <w:bCs/>
+          <w:sz w:val="24"/>
+          <w:highlight w:val="green"/>
+        </w:rPr>
+        <w:t>,</w:t>
+      </w:r>
+      <w:r>
+        <w:rPr>
+          <w:bCs/>
+          <w:sz w:val="24"/>
+          <w:highlight w:val="green"/>
+        </w:rPr>
+        <w:t xml:space="preserve"> o</w:t>
+      </w:r>
+      <w:r>
+        <w:rPr>
+          <w:bCs/>
+          <w:sz w:val="24"/>
+          <w:highlight w:val="green"/>
+        </w:rPr>
+        <w:t>r</w:t>
+      </w:r>
+      <w:r>
+        <w:rPr>
+          <w:bCs/>
+          <w:sz w:val="24"/>
+          <w:highlight w:val="green"/>
+        </w:rPr>
+        <w:t xml:space="preserve"> </w:t>
+      </w:r>
+      <w:r>
+        <w:rPr>
+          <w:bCs/>
+          <w:sz w:val="24"/>
+          <w:highlight w:val="red"/>
+        </w:rPr>
+        <w:t>$41,600</w:t>
+      </w:r>
+      <w:r>
+        <w:rPr>
+          <w:bCs/>
+          <w:sz w:val="24"/>
+          <w:highlight w:val="green"/>
+        </w:rPr>
+        <w:t xml:space="preserve"> per </w:t>
+      </w:r>
+      <w:commentRangeEnd w:id="5"/>
+      <w:r>
+        <w:rPr>
+          <w:rStyle w:val="CommentReference"/>
+          <w:bCs/>
+          <w:sz w:val="24"/>
+          <w:szCs w:val="20"/>
+          <w:highlight w:val="green"/>
+        </w:rPr>
+        <w:commentReference w:id="5"/>
+      </w:r>
+      <w:r>
+        <w:rPr>
+          <w:bCs/>
+          <w:sz w:val="24"/>
+          <w:highlight w:val="green"/>
+        </w:rPr>
+        <w:t>year.</w:t>
       </w:r>
       <w:r>
         <w:rPr>
@@ -4444,7 +4009,47 @@
           <w:sz w:val="24"/>
           <w:highlight w:val="yellow"/>
         </w:rPr>
-        <w:t xml:space="preserve"> Supercuts </w:t>
+        <w:t xml:space="preserve"> </w:t>
+      </w:r>
+      <w:r>
+        <w:rPr>
+          <w:bCs/>
+          <w:sz w:val="24"/>
+          <w:highlight w:val="green"/>
+        </w:rPr>
+        <w:t xml:space="preserve">The </w:t>
+      </w:r>
+      <w:r>
+        <w:rPr>
+          <w:bCs/>
+          <w:sz w:val="24"/>
+          <w:highlight w:val="green"/>
+        </w:rPr>
+        <w:t>V</w:t>
+      </w:r>
+      <w:r>
+        <w:rPr>
+          <w:bCs/>
+          <w:sz w:val="24"/>
+          <w:highlight w:val="green"/>
+        </w:rPr>
+        <w:t xml:space="preserve">ocational </w:t>
+      </w:r>
+      <w:r>
+        <w:rPr>
+          <w:bCs/>
+          <w:sz w:val="24"/>
+          <w:highlight w:val="green"/>
+        </w:rPr>
+        <w:t>E</w:t>
+      </w:r>
+      <w:r>
+        <w:rPr>
+          <w:bCs/>
+          <w:sz w:val="24"/>
+          <w:highlight w:val="green"/>
+        </w:rPr>
+        <w:t xml:space="preserve">valuation notes that </w:t>
       </w:r>
       <w:r>
         <w:rPr>
@@ -4452,14 +4057,158 @@
           <w:sz w:val="24"/>
           <w:highlight w:val="yellow"/>
         </w:rPr>
-        <w:fldChar w:fldCharType="end"/>
-      </w:r>
-      <w:r>
-        <w:rPr>
-          <w:bCs/>
-          <w:sz w:val="24"/>
-        </w:rPr>
-        <w:t xml:space="preserve">at the time of </w:t>
+        <w:t>[[claimant_salutation_with_last_name]]</w:t>
+      </w:r>
+      <w:r>
+        <w:rPr>
+          <w:bCs/>
+          <w:sz w:val="24"/>
+          <w:highlight w:val="green"/>
+        </w:rPr>
+        <w:t xml:space="preserve"> </w:t>
+      </w:r>
+      <w:r>
+        <w:rPr>
+          <w:bCs/>
+          <w:sz w:val="24"/>
+          <w:highlight w:val="green"/>
+        </w:rPr>
+        <w:t xml:space="preserve">could have </w:t>
+      </w:r>
+      <w:r>
+        <w:rPr>
+          <w:bCs/>
+          <w:sz w:val="24"/>
+          <w:highlight w:val="green"/>
+        </w:rPr>
+        <w:t>earned up to</w:t>
+      </w:r>
+      <w:r>
+        <w:rPr>
+          <w:bCs/>
+          <w:sz w:val="24"/>
+          <w:highlight w:val="green"/>
+        </w:rPr>
+        <w:t xml:space="preserve"> </w:t>
+      </w:r>
+      <w:r>
+        <w:rPr>
+          <w:bCs/>
+          <w:sz w:val="24"/>
+          <w:highlight w:val="yellow"/>
+        </w:rPr>
+        <w:t>[[base</w:t>
+      </w:r>
+      <w:r>
+        <w:rPr>
+          <w:bCs/>
+          <w:sz w:val="24"/>
+          <w:highlight w:val="yellow"/>
+        </w:rPr>
+        <w:t>_earnings</w:t>
+      </w:r>
+      <w:r>
+        <w:rPr>
+          <w:bCs/>
+          <w:sz w:val="24"/>
+          <w:highlight w:val="yellow"/>
+        </w:rPr>
+        <w:t>_2]]</w:t>
+      </w:r>
+      <w:r>
+        <w:rPr>
+          <w:bCs/>
+          <w:sz w:val="24"/>
+          <w:highlight w:val="green"/>
+        </w:rPr>
+        <w:t xml:space="preserve"> </w:t>
+      </w:r>
+      <w:r>
+        <w:rPr>
+          <w:bCs/>
+          <w:sz w:val="24"/>
+          <w:highlight w:val="green"/>
+        </w:rPr>
+        <w:t xml:space="preserve">at the </w:t>
+      </w:r>
+      <w:r>
+        <w:rPr>
+          <w:bCs/>
+          <w:sz w:val="24"/>
+          <w:highlight w:val="red"/>
+        </w:rPr>
+        <w:t>75</w:t>
+      </w:r>
+      <w:r>
+        <w:rPr>
+          <w:bCs/>
+          <w:sz w:val="24"/>
+          <w:highlight w:val="red"/>
+          <w:vertAlign w:val="superscript"/>
+        </w:rPr>
+        <w:t>th</w:t>
+      </w:r>
+      <w:r>
+        <w:rPr>
+          <w:bCs/>
+          <w:sz w:val="24"/>
+          <w:highlight w:val="red"/>
+        </w:rPr>
+        <w:t xml:space="preserve"> percentile</w:t>
+      </w:r>
+      <w:r>
+        <w:rPr>
+          <w:bCs/>
+          <w:sz w:val="24"/>
+          <w:highlight w:val="green"/>
+        </w:rPr>
+        <w:t xml:space="preserve"> of statistical earnings</w:t>
+      </w:r>
+      <w:r>
+        <w:rPr>
+          <w:bCs/>
+          <w:sz w:val="24"/>
+          <w:highlight w:val="green"/>
+        </w:rPr>
+        <w:t>.</w:t>
+      </w:r>
+      <w:r>
+        <w:rPr>
+          <w:bCs/>
+          <w:sz w:val="24"/>
+          <w:highlight w:val="green"/>
+        </w:rPr>
+        <w:t xml:space="preserve"> </w:t>
+      </w:r>
+      <w:r>
+        <w:rPr>
+          <w:bCs/>
+          <w:sz w:val="24"/>
+          <w:highlight w:val="green"/>
+        </w:rPr>
+        <w:t>This is the</w:t>
+      </w:r>
+      <w:r>
+        <w:rPr>
+          <w:bCs/>
+          <w:sz w:val="24"/>
+        </w:rPr>
+        <w:t xml:space="preserve"> </w:t>
+      </w:r>
+      <w:r>
+        <w:rPr>
+          <w:bCs/>
+          <w:sz w:val="24"/>
+          <w:highlight w:val="red"/>
+        </w:rPr>
+        <w:t>second earnings base</w:t>
+      </w:r>
+      <w:r>
+        <w:rPr>
+          <w:bCs/>
+          <w:sz w:val="24"/>
+        </w:rPr>
+        <w:t xml:space="preserve"> from </w:t>
       </w:r>
       <w:r>
         <w:rPr>
@@ -4472,582 +4221,9 @@
         <w:rPr>
           <w:bCs/>
           <w:sz w:val="24"/>
-        </w:rPr>
-        <w:t>accident.</w:t>
-      </w:r>
-      <w:r>
-        <w:rPr>
-          <w:bCs/>
-          <w:sz w:val="24"/>
-        </w:rPr>
-        <w:t xml:space="preserve"> </w:t>
-      </w:r>
-      <w:r>
-        <w:rPr>
-          <w:bCs/>
-          <w:sz w:val="24"/>
-        </w:rPr>
-        <w:t xml:space="preserve">The </w:t>
-      </w:r>
-      <w:r>
-        <w:rPr>
-          <w:bCs/>
-          <w:sz w:val="24"/>
-        </w:rPr>
-        <w:t>V</w:t>
-      </w:r>
-      <w:r>
-        <w:rPr>
-          <w:bCs/>
-          <w:sz w:val="24"/>
-        </w:rPr>
-        <w:t xml:space="preserve">ocational </w:t>
-      </w:r>
-      <w:r>
-        <w:rPr>
-          <w:bCs/>
-          <w:sz w:val="24"/>
-        </w:rPr>
-        <w:t>E</w:t>
-      </w:r>
-      <w:r>
-        <w:rPr>
-          <w:bCs/>
-          <w:sz w:val="24"/>
-        </w:rPr>
-        <w:t xml:space="preserve">valuation </w:t>
-      </w:r>
-      <w:r>
-        <w:rPr>
-          <w:bCs/>
-          <w:sz w:val="24"/>
-        </w:rPr>
-        <w:t xml:space="preserve">notes </w:t>
-      </w:r>
-      <w:r>
-        <w:rPr>
-          <w:bCs/>
-          <w:sz w:val="24"/>
-          <w:highlight w:val="yellow"/>
-        </w:rPr>
-        <w:fldChar w:fldCharType="begin"/>
-      </w:r>
-      <w:r>
-        <w:rPr>
-          <w:bCs/>
-          <w:sz w:val="24"/>
-          <w:highlight w:val="yellow"/>
-        </w:rPr>
-        <w:instrText xml:space="preserve"> DOCVARIABLE "zapLink¦2!1!ClaimantSalutation" </w:instrText>
-      </w:r>
-      <w:r>
-        <w:rPr>
-          <w:bCs/>
-          <w:sz w:val="24"/>
-          <w:highlight w:val="yellow"/>
-        </w:rPr>
-        <w:fldChar w:fldCharType="separate"/>
-      </w:r>
-      <w:r>
-        <w:rPr>
-          <w:bCs/>
-          <w:sz w:val="24"/>
-          <w:highlight w:val="yellow"/>
-        </w:rPr>
-        <w:t>Mr.</w:t>
-      </w:r>
-      <w:r>
-        <w:rPr>
-          <w:bCs/>
-          <w:sz w:val="24"/>
-          <w:highlight w:val="yellow"/>
-        </w:rPr>
-        <w:fldChar w:fldCharType="end"/>
-      </w:r>
-      <w:r>
-        <w:rPr>
-          <w:bCs/>
-          <w:sz w:val="24"/>
-          <w:highlight w:val="yellow"/>
-        </w:rPr>
-        <w:t xml:space="preserve"> </w:t>
-      </w:r>
-      <w:r>
-        <w:rPr>
-          <w:bCs/>
-          <w:sz w:val="24"/>
-          <w:highlight w:val="yellow"/>
-        </w:rPr>
-        <w:fldChar w:fldCharType="begin"/>
-      </w:r>
-      <w:r>
-        <w:rPr>
-          <w:bCs/>
-          <w:sz w:val="24"/>
-          <w:highlight w:val="yellow"/>
-        </w:rPr>
-        <w:instrText xml:space="preserve"> DOCVARIABLE "zapLink¦2!1!Client_Name_Last" </w:instrText>
-      </w:r>
-      <w:r>
-        <w:rPr>
-          <w:bCs/>
-          <w:sz w:val="24"/>
-          <w:highlight w:val="yellow"/>
-        </w:rPr>
-        <w:fldChar w:fldCharType="separate"/>
-      </w:r>
-      <w:r>
-        <w:rPr>
-          <w:bCs/>
-          <w:sz w:val="24"/>
-          <w:highlight w:val="yellow"/>
-        </w:rPr>
-        <w:t>Nguyen</w:t>
-      </w:r>
-      <w:r>
-        <w:rPr>
-          <w:bCs/>
-          <w:sz w:val="24"/>
-          <w:highlight w:val="yellow"/>
-        </w:rPr>
-        <w:fldChar w:fldCharType="end"/>
-      </w:r>
-      <w:r>
-        <w:rPr>
-          <w:bCs/>
-          <w:sz w:val="24"/>
-          <w:highlight w:val="yellow"/>
-        </w:rPr>
-        <w:t xml:space="preserve"> </w:t>
-      </w:r>
-      <w:r>
-        <w:rPr>
-          <w:bCs/>
-          <w:sz w:val="24"/>
-          <w:highlight w:val="yellow"/>
-        </w:rPr>
-        <w:t xml:space="preserve">reported earning </w:t>
-      </w:r>
-      <w:r>
-        <w:rPr>
-          <w:bCs/>
-          <w:sz w:val="24"/>
-          <w:highlight w:val="yellow"/>
-        </w:rPr>
-        <w:fldChar w:fldCharType="begin"/>
-      </w:r>
-      <w:r>
-        <w:rPr>
-          <w:bCs/>
-          <w:sz w:val="24"/>
-          <w:highlight w:val="yellow"/>
-        </w:rPr>
-        <w:instrText xml:space="preserve"> DOCVARIABLE "zapLink¦2!1!Earnings_reported_per_hour" </w:instrText>
-      </w:r>
-      <w:r>
-        <w:rPr>
-          <w:bCs/>
-          <w:sz w:val="24"/>
-          <w:highlight w:val="yellow"/>
-        </w:rPr>
-        <w:fldChar w:fldCharType="separate"/>
-      </w:r>
-      <w:r>
-        <w:rPr>
-          <w:bCs/>
-          <w:sz w:val="24"/>
-          <w:highlight w:val="yellow"/>
-        </w:rPr>
-        <w:t xml:space="preserve"> $27 </w:t>
-      </w:r>
-      <w:r>
-        <w:rPr>
-          <w:bCs/>
-          <w:sz w:val="24"/>
-          <w:highlight w:val="yellow"/>
-        </w:rPr>
-        <w:fldChar w:fldCharType="end"/>
-      </w:r>
-      <w:r>
-        <w:rPr>
-          <w:bCs/>
-          <w:sz w:val="24"/>
-          <w:highlight w:val="yellow"/>
-        </w:rPr>
-        <w:t>per hour</w:t>
-      </w:r>
-      <w:r>
-        <w:rPr>
-          <w:bCs/>
-          <w:sz w:val="24"/>
-          <w:highlight w:val="yellow"/>
-        </w:rPr>
-        <w:t xml:space="preserve">. </w:t>
-      </w:r>
-      <w:r>
-        <w:rPr>
-          <w:bCs/>
-          <w:sz w:val="24"/>
-          <w:highlight w:val="yellow"/>
-        </w:rPr>
-        <w:t xml:space="preserve">A notice documenting an initial payment </w:t>
-      </w:r>
-      <w:r>
-        <w:rPr>
-          <w:bCs/>
-          <w:sz w:val="24"/>
-          <w:highlight w:val="yellow"/>
-        </w:rPr>
-        <w:t xml:space="preserve">for worker’s compensation indicates a weekly wage of </w:t>
-      </w:r>
-      <w:r>
-        <w:rPr>
-          <w:bCs/>
-          <w:sz w:val="24"/>
-          <w:highlight w:val="yellow"/>
-        </w:rPr>
-        <w:fldChar w:fldCharType="begin"/>
-      </w:r>
-      <w:r>
-        <w:rPr>
-          <w:bCs/>
-          <w:sz w:val="24"/>
-          <w:highlight w:val="yellow"/>
-        </w:rPr>
-        <w:instrText xml:space="preserve"> DOCVARIABLE "zapLink¦2!1!Weekly_wage" </w:instrText>
-      </w:r>
-      <w:r>
-        <w:rPr>
-          <w:bCs/>
-          <w:sz w:val="24"/>
-          <w:highlight w:val="yellow"/>
-        </w:rPr>
-        <w:fldChar w:fldCharType="separate"/>
-      </w:r>
-      <w:r>
-        <w:rPr>
-          <w:bCs/>
-          <w:sz w:val="24"/>
-          <w:highlight w:val="yellow"/>
-        </w:rPr>
-        <w:t xml:space="preserve"> $1,080 </w:t>
-      </w:r>
-      <w:r>
-        <w:rPr>
-          <w:bCs/>
-          <w:sz w:val="24"/>
-          <w:highlight w:val="yellow"/>
-        </w:rPr>
-        <w:fldChar w:fldCharType="end"/>
-      </w:r>
-      <w:r>
-        <w:rPr>
-          <w:bCs/>
-          <w:sz w:val="24"/>
-          <w:highlight w:val="yellow"/>
-        </w:rPr>
-        <w:t xml:space="preserve">or </w:t>
-      </w:r>
-      <w:r>
-        <w:rPr>
-          <w:bCs/>
-          <w:sz w:val="24"/>
-          <w:highlight w:val="yellow"/>
-        </w:rPr>
-        <w:fldChar w:fldCharType="begin"/>
-      </w:r>
-      <w:r>
-        <w:rPr>
-          <w:bCs/>
-          <w:sz w:val="24"/>
-          <w:highlight w:val="yellow"/>
-        </w:rPr>
-        <w:instrText xml:space="preserve"> DOCVARIABLE "zapLink¦2!1!Primary_Earnings_Base_1" </w:instrText>
-      </w:r>
-      <w:r>
-        <w:rPr>
-          <w:bCs/>
-          <w:sz w:val="24"/>
-          <w:highlight w:val="yellow"/>
-        </w:rPr>
-        <w:fldChar w:fldCharType="separate"/>
-      </w:r>
-      <w:r>
-        <w:rPr>
-          <w:bCs/>
-          <w:sz w:val="24"/>
-          <w:highlight w:val="yellow"/>
-        </w:rPr>
-        <w:t xml:space="preserve"> $56,023 </w:t>
-      </w:r>
-      <w:r>
-        <w:rPr>
-          <w:bCs/>
-          <w:sz w:val="24"/>
-          <w:highlight w:val="yellow"/>
-        </w:rPr>
-        <w:fldChar w:fldCharType="end"/>
-      </w:r>
-      <w:r>
-        <w:rPr>
-          <w:bCs/>
-          <w:sz w:val="24"/>
-          <w:highlight w:val="yellow"/>
-        </w:rPr>
-        <w:t xml:space="preserve">per year. </w:t>
-      </w:r>
-      <w:r>
-        <w:rPr>
-          <w:bCs/>
-          <w:sz w:val="24"/>
-          <w:highlight w:val="yellow"/>
-        </w:rPr>
-        <w:t xml:space="preserve">I employ this as the first earnings base. </w:t>
-      </w:r>
-      <w:r>
-        <w:rPr>
-          <w:bCs/>
-          <w:sz w:val="24"/>
-          <w:highlight w:val="yellow"/>
-        </w:rPr>
-        <w:t xml:space="preserve">This is consistent with </w:t>
-      </w:r>
-      <w:r>
-        <w:rPr>
-          <w:bCs/>
-          <w:sz w:val="24"/>
-          <w:highlight w:val="yellow"/>
-        </w:rPr>
-        <w:t xml:space="preserve">a $20 per hour earnings rate of $41,600 per year. The </w:t>
-      </w:r>
-      <w:r>
-        <w:rPr>
-          <w:bCs/>
-          <w:sz w:val="24"/>
-          <w:highlight w:val="yellow"/>
-        </w:rPr>
-        <w:lastRenderedPageBreak/>
-        <w:t>V</w:t>
-      </w:r>
-      <w:r>
-        <w:rPr>
-          <w:bCs/>
-          <w:sz w:val="24"/>
-          <w:highlight w:val="yellow"/>
-        </w:rPr>
-        <w:t xml:space="preserve">ocational </w:t>
-      </w:r>
-      <w:r>
-        <w:rPr>
-          <w:bCs/>
-          <w:sz w:val="24"/>
-          <w:highlight w:val="yellow"/>
-        </w:rPr>
-        <w:t>E</w:t>
-      </w:r>
-      <w:r>
-        <w:rPr>
-          <w:bCs/>
-          <w:sz w:val="24"/>
-          <w:highlight w:val="yellow"/>
-        </w:rPr>
-        <w:t xml:space="preserve">valuation notes that </w:t>
-      </w:r>
-      <w:r>
-        <w:rPr>
-          <w:bCs/>
-          <w:sz w:val="24"/>
-          <w:highlight w:val="yellow"/>
-        </w:rPr>
-        <w:fldChar w:fldCharType="begin"/>
-      </w:r>
-      <w:r>
-        <w:rPr>
-          <w:bCs/>
-          <w:sz w:val="24"/>
-          <w:highlight w:val="yellow"/>
-        </w:rPr>
-        <w:instrText xml:space="preserve"> DOCVARIABLE "zapLink¦2!1!ClaimantSalutation" </w:instrText>
-      </w:r>
-      <w:r>
-        <w:rPr>
-          <w:bCs/>
-          <w:sz w:val="24"/>
-          <w:highlight w:val="yellow"/>
-        </w:rPr>
-        <w:fldChar w:fldCharType="separate"/>
-      </w:r>
-      <w:r>
-        <w:rPr>
-          <w:bCs/>
-          <w:sz w:val="24"/>
-          <w:highlight w:val="yellow"/>
-        </w:rPr>
-        <w:t>Mr.</w:t>
-      </w:r>
-      <w:r>
-        <w:rPr>
-          <w:bCs/>
-          <w:sz w:val="24"/>
-          <w:highlight w:val="yellow"/>
-        </w:rPr>
-        <w:fldChar w:fldCharType="end"/>
-      </w:r>
-      <w:r>
-        <w:rPr>
-          <w:bCs/>
-          <w:sz w:val="24"/>
-          <w:highlight w:val="yellow"/>
-        </w:rPr>
-        <w:t xml:space="preserve"> </w:t>
-      </w:r>
-      <w:r>
-        <w:rPr>
-          <w:bCs/>
-          <w:sz w:val="24"/>
-          <w:highlight w:val="yellow"/>
-        </w:rPr>
-        <w:fldChar w:fldCharType="begin"/>
-      </w:r>
-      <w:r>
-        <w:rPr>
-          <w:bCs/>
-          <w:sz w:val="24"/>
-          <w:highlight w:val="yellow"/>
-        </w:rPr>
-        <w:instrText xml:space="preserve"> DOCVARIABLE "zapLink¦2!1!Client_Name_Last" </w:instrText>
-      </w:r>
-      <w:r>
-        <w:rPr>
-          <w:bCs/>
-          <w:sz w:val="24"/>
-          <w:highlight w:val="yellow"/>
-        </w:rPr>
-        <w:fldChar w:fldCharType="separate"/>
-      </w:r>
-      <w:r>
-        <w:rPr>
-          <w:bCs/>
-          <w:sz w:val="24"/>
-          <w:highlight w:val="yellow"/>
-        </w:rPr>
-        <w:t>Nguyen</w:t>
-      </w:r>
-      <w:r>
-        <w:rPr>
-          <w:bCs/>
-          <w:sz w:val="24"/>
-          <w:highlight w:val="yellow"/>
-        </w:rPr>
-        <w:fldChar w:fldCharType="end"/>
-      </w:r>
-      <w:r>
-        <w:rPr>
-          <w:bCs/>
-          <w:sz w:val="24"/>
-          <w:highlight w:val="yellow"/>
-        </w:rPr>
-        <w:t xml:space="preserve"> </w:t>
-      </w:r>
-      <w:r>
-        <w:rPr>
-          <w:bCs/>
-          <w:sz w:val="24"/>
-          <w:highlight w:val="yellow"/>
-        </w:rPr>
-        <w:t xml:space="preserve">could have </w:t>
-      </w:r>
-      <w:r>
-        <w:rPr>
-          <w:bCs/>
-          <w:sz w:val="24"/>
-          <w:highlight w:val="yellow"/>
-        </w:rPr>
-        <w:t>earned up to</w:t>
-      </w:r>
-      <w:r>
-        <w:rPr>
-          <w:bCs/>
-          <w:sz w:val="24"/>
-          <w:highlight w:val="yellow"/>
-        </w:rPr>
-        <w:t xml:space="preserve"> $61,000 </w:t>
-      </w:r>
-      <w:r>
-        <w:rPr>
-          <w:bCs/>
-          <w:sz w:val="24"/>
-          <w:highlight w:val="yellow"/>
-        </w:rPr>
-        <w:t>at the 75</w:t>
-      </w:r>
-      <w:r>
-        <w:rPr>
-          <w:bCs/>
-          <w:sz w:val="24"/>
-          <w:highlight w:val="yellow"/>
-          <w:vertAlign w:val="superscript"/>
-        </w:rPr>
-        <w:t>th</w:t>
-      </w:r>
-      <w:r>
-        <w:rPr>
-          <w:bCs/>
-          <w:sz w:val="24"/>
-          <w:highlight w:val="yellow"/>
-        </w:rPr>
-        <w:t xml:space="preserve"> percentile of statistical earnings.</w:t>
-      </w:r>
-      <w:r>
-        <w:rPr>
-          <w:bCs/>
-          <w:sz w:val="24"/>
-        </w:rPr>
-        <w:t xml:space="preserve"> </w:t>
-      </w:r>
-      <w:r>
-        <w:rPr>
-          <w:bCs/>
-          <w:sz w:val="24"/>
-        </w:rPr>
-        <w:t xml:space="preserve">This is the </w:t>
-      </w:r>
-      <w:r>
-        <w:rPr>
-          <w:bCs/>
-          <w:sz w:val="24"/>
-          <w:highlight w:val="yellow"/>
-        </w:rPr>
-        <w:t>second earnings base</w:t>
-      </w:r>
-      <w:r>
-        <w:rPr>
-          <w:bCs/>
-          <w:sz w:val="24"/>
-        </w:rPr>
-        <w:t xml:space="preserve"> from </w:t>
-      </w:r>
-      <w:r>
-        <w:rPr>
-          <w:bCs/>
-          <w:sz w:val="24"/>
-        </w:rPr>
-        <w:t xml:space="preserve">the </w:t>
-      </w:r>
-      <w:r>
-        <w:rPr>
-          <w:bCs/>
-          <w:sz w:val="24"/>
-          <w:highlight w:val="yellow"/>
-        </w:rPr>
-        <w:t>trial</w:t>
-      </w:r>
-      <w:r>
-        <w:rPr>
-          <w:bCs/>
-          <w:sz w:val="24"/>
-        </w:rPr>
-        <w:t>.</w:t>
+          <w:highlight w:val="red"/>
+        </w:rPr>
+        <w:t>trial.</w:t>
       </w:r>
     </w:p>
     <w:p>
@@ -5118,7 +4294,7 @@
         <w:rPr>
           <w:bCs/>
           <w:sz w:val="24"/>
-          <w:highlight w:val="yellow"/>
+          <w:highlight w:val="red"/>
           <w:u w:val="single"/>
         </w:rPr>
         <w:t>T</w:t>
@@ -5127,7 +4303,7 @@
         <w:rPr>
           <w:bCs/>
           <w:sz w:val="24"/>
-          <w:highlight w:val="yellow"/>
+          <w:highlight w:val="red"/>
           <w:u w:val="single"/>
         </w:rPr>
         <w:t>rial</w:t>
@@ -5313,7 +4489,7 @@
         <w:rPr>
           <w:bCs/>
           <w:sz w:val="24"/>
-          <w:highlight w:val="yellow"/>
+          <w:highlight w:val="red"/>
         </w:rPr>
         <w:t>trial</w:t>
       </w:r>
@@ -5391,7 +4567,7 @@
         <w:rPr>
           <w:bCs/>
           <w:sz w:val="24"/>
-          <w:highlight w:val="yellow"/>
+          <w:highlight w:val="red"/>
         </w:rPr>
         <w:t>2.</w:t>
       </w:r>
@@ -5399,7 +4575,7 @@
         <w:rPr>
           <w:bCs/>
           <w:sz w:val="24"/>
-          <w:highlight w:val="yellow"/>
+          <w:highlight w:val="red"/>
         </w:rPr>
         <w:t>0</w:t>
       </w:r>
@@ -5407,7 +4583,7 @@
         <w:rPr>
           <w:bCs/>
           <w:sz w:val="24"/>
-          <w:highlight w:val="yellow"/>
+          <w:highlight w:val="red"/>
         </w:rPr>
         <w:t xml:space="preserve">% to </w:t>
       </w:r>
@@ -5415,7 +4591,7 @@
         <w:rPr>
           <w:bCs/>
           <w:sz w:val="24"/>
-          <w:highlight w:val="yellow"/>
+          <w:highlight w:val="red"/>
         </w:rPr>
         <w:t>4.1</w:t>
       </w:r>
@@ -5423,7 +4599,7 @@
         <w:rPr>
           <w:bCs/>
           <w:sz w:val="24"/>
-          <w:highlight w:val="yellow"/>
+          <w:highlight w:val="red"/>
         </w:rPr>
         <w:t>%.</w:t>
       </w:r>
@@ -5500,7 +4676,7 @@
           <w:bCs/>
           <w:sz w:val="24"/>
           <w:szCs w:val="24"/>
-          <w:highlight w:val="yellow"/>
+          <w:highlight w:val="red"/>
         </w:rPr>
         <w:t>3</w:t>
       </w:r>
@@ -5509,7 +4685,7 @@
           <w:bCs/>
           <w:sz w:val="24"/>
           <w:szCs w:val="24"/>
-          <w:highlight w:val="yellow"/>
+          <w:highlight w:val="red"/>
         </w:rPr>
         <w:t>.</w:t>
       </w:r>
@@ -5518,7 +4694,7 @@
           <w:bCs/>
           <w:sz w:val="24"/>
           <w:szCs w:val="24"/>
-          <w:highlight w:val="yellow"/>
+          <w:highlight w:val="red"/>
         </w:rPr>
         <w:t>56</w:t>
       </w:r>
@@ -5527,8 +4703,17 @@
           <w:bCs/>
           <w:sz w:val="24"/>
           <w:szCs w:val="24"/>
-        </w:rPr>
-        <w:t>%,</w:t>
+          <w:highlight w:val="red"/>
+        </w:rPr>
+        <w:t>%</w:t>
+      </w:r>
+      <w:r>
+        <w:rPr>
+          <w:bCs/>
+          <w:sz w:val="24"/>
+          <w:szCs w:val="24"/>
+        </w:rPr>
+        <w:t>,</w:t>
       </w:r>
       <w:r>
         <w:rPr>
@@ -5543,14 +4728,14 @@
           <w:bCs/>
           <w:sz w:val="24"/>
           <w:szCs w:val="24"/>
-          <w:highlight w:val="yellow"/>
+          <w:highlight w:val="red"/>
         </w:rPr>
         <w:t>based upon the average forecasted long-term growth in the intermediate estimate of nominal wage rates from the Annual Report of the Board of Trustees from the Social Security Administration (2025).</w:t>
       </w:r>
       <w:r>
         <w:rPr>
           <w:bCs/>
-          <w:highlight w:val="yellow"/>
+          <w:highlight w:val="red"/>
         </w:rPr>
         <w:t xml:space="preserve"> </w:t>
       </w:r>
@@ -5665,6 +4850,7 @@
                 <w:spacing w:val="0"/>
                 <w:sz w:val="24"/>
                 <w:szCs w:val="24"/>
+                <w:highlight w:val="red"/>
               </w:rPr>
               <w:t>Primary</w:t>
             </w:r>
@@ -5700,7 +4886,7 @@
                 <w:spacing w:val="0"/>
                 <w:sz w:val="24"/>
                 <w:szCs w:val="24"/>
-                <w:highlight w:val="yellow"/>
+                <w:highlight w:val="red"/>
               </w:rPr>
               <w:t>3.56%</w:t>
             </w:r>
@@ -5740,6 +4926,7 @@
                 <w:spacing w:val="0"/>
                 <w:sz w:val="24"/>
                 <w:szCs w:val="24"/>
+                <w:highlight w:val="red"/>
               </w:rPr>
               <w:t>A</w:t>
             </w:r>
@@ -5749,6 +4936,7 @@
                 <w:spacing w:val="0"/>
                 <w:sz w:val="24"/>
                 <w:szCs w:val="24"/>
+                <w:highlight w:val="red"/>
               </w:rPr>
               <w:t>lternative</w:t>
             </w:r>
@@ -5783,7 +4971,7 @@
                 <w:spacing w:val="0"/>
                 <w:sz w:val="24"/>
                 <w:szCs w:val="24"/>
-                <w:highlight w:val="yellow"/>
+                <w:highlight w:val="red"/>
               </w:rPr>
               <w:t>3.56%</w:t>
             </w:r>
@@ -5980,17 +5168,8 @@
           <w:bCs/>
           <w:sz w:val="24"/>
         </w:rPr>
-        <w:t xml:space="preserve"> and “The Markov Model of Years to Final Separation from the Labor Force 2012-17: Extended Tables of Central Tendency, Shape, Percentile Points, and Bootstrap Standard Errors” by Skoog, </w:t>
-      </w:r>
-      <w:proofErr w:type="spellStart"/>
-      <w:r>
-        <w:rPr>
-          <w:bCs/>
-          <w:sz w:val="24"/>
-        </w:rPr>
-        <w:t>Cieka</w:t>
-      </w:r>
-      <w:proofErr w:type="spellEnd"/>
+        <w:t xml:space="preserve"> and “The Markov Model of Years to Final Separation from the Labor Force 2012-17: Extended Tables of Central Tendency, Shape, Percentile Points, and Bootstrap Standard Errors” by Skoog, Cieka</w:t>
+      </w:r>
       <w:r>
         <w:rPr>
           <w:bCs/>
@@ -6069,49 +5248,98 @@
         <w:rPr>
           <w:bCs/>
           <w:sz w:val="24"/>
+          <w:highlight w:val="red"/>
+        </w:rPr>
+        <w:t>84</w:t>
+      </w:r>
+      <w:r>
+        <w:rPr>
+          <w:bCs/>
+          <w:sz w:val="24"/>
+        </w:rPr>
+        <w:t xml:space="preserve">. </w:t>
+      </w:r>
+      <w:r>
+        <w:rPr>
+          <w:bCs/>
+          <w:sz w:val="24"/>
+        </w:rPr>
+        <w:t xml:space="preserve">This analysis </w:t>
+      </w:r>
+      <w:r>
+        <w:rPr>
+          <w:bCs/>
+          <w:sz w:val="24"/>
+        </w:rPr>
+        <w:lastRenderedPageBreak/>
+        <w:t xml:space="preserve">utilizes a worklife equivalent of </w:t>
+      </w:r>
+      <w:r>
+        <w:rPr>
+          <w:bCs/>
+          <w:sz w:val="24"/>
+          <w:highlight w:val="red"/>
+        </w:rPr>
+        <w:t>11.4</w:t>
+      </w:r>
+      <w:r>
+        <w:rPr>
+          <w:bCs/>
+          <w:sz w:val="24"/>
+        </w:rPr>
+        <w:t xml:space="preserve"> </w:t>
+      </w:r>
+      <w:r>
+        <w:rPr>
+          <w:bCs/>
+          <w:sz w:val="24"/>
+        </w:rPr>
+        <w:t>years</w:t>
+      </w:r>
+      <w:r>
+        <w:rPr>
+          <w:bCs/>
+          <w:sz w:val="24"/>
+        </w:rPr>
+        <w:t xml:space="preserve">. Life expectancy from </w:t>
+      </w:r>
+      <w:r>
+        <w:rPr>
+          <w:bCs/>
+          <w:sz w:val="24"/>
+        </w:rPr>
+        <w:t>trial</w:t>
+      </w:r>
+      <w:r>
+        <w:rPr>
+          <w:bCs/>
+          <w:sz w:val="24"/>
+        </w:rPr>
+        <w:t xml:space="preserve"> is approximately </w:t>
+      </w:r>
+      <w:r>
+        <w:rPr>
+          <w:bCs/>
+          <w:sz w:val="24"/>
           <w:highlight w:val="yellow"/>
         </w:rPr>
-        <w:t>84</w:t>
-      </w:r>
-      <w:r>
-        <w:rPr>
-          <w:bCs/>
-          <w:sz w:val="24"/>
-        </w:rPr>
-        <w:t xml:space="preserve">. </w:t>
-      </w:r>
-      <w:r>
-        <w:rPr>
-          <w:bCs/>
-          <w:sz w:val="24"/>
-        </w:rPr>
-        <w:t xml:space="preserve">This analysis utilizes a </w:t>
-      </w:r>
-      <w:proofErr w:type="gramStart"/>
-      <w:r>
-        <w:rPr>
-          <w:bCs/>
-          <w:sz w:val="24"/>
-        </w:rPr>
-        <w:t>worklife</w:t>
-      </w:r>
-      <w:proofErr w:type="gramEnd"/>
-      <w:r>
-        <w:rPr>
-          <w:bCs/>
-          <w:sz w:val="24"/>
-        </w:rPr>
-        <w:t xml:space="preserve"> equivalent </w:t>
-      </w:r>
-      <w:proofErr w:type="gramStart"/>
-      <w:r>
-        <w:rPr>
-          <w:bCs/>
-          <w:sz w:val="24"/>
-        </w:rPr>
-        <w:t>of</w:t>
-      </w:r>
-      <w:proofErr w:type="gramEnd"/>
+        <w:t>[[life_expectancy_at_trial]]</w:t>
+      </w:r>
+      <w:r>
+        <w:rPr>
+          <w:bCs/>
+          <w:sz w:val="24"/>
+        </w:rPr>
+        <w:t xml:space="preserve"> years for a </w:t>
+      </w:r>
+      <w:r>
+        <w:rPr>
+          <w:bCs/>
+          <w:sz w:val="24"/>
+          <w:highlight w:val="yellow"/>
+        </w:rPr>
+        <w:t>[[claimant_gender]]</w:t>
+      </w:r>
       <w:r>
         <w:rPr>
           <w:bCs/>
@@ -6123,99 +5351,22 @@
         <w:rPr>
           <w:bCs/>
           <w:sz w:val="24"/>
-          <w:highlight w:val="yellow"/>
-        </w:rPr>
-        <w:t>11.4</w:t>
-      </w:r>
-      <w:r>
-        <w:rPr>
-          <w:bCs/>
-          <w:sz w:val="24"/>
-          <w:highlight w:val="yellow"/>
-        </w:rPr>
-        <w:t xml:space="preserve"> </w:t>
-      </w:r>
-      <w:r>
-        <w:rPr>
-          <w:bCs/>
-          <w:sz w:val="24"/>
-          <w:highlight w:val="yellow"/>
-        </w:rPr>
-        <w:t>years</w:t>
-      </w:r>
-      <w:r>
-        <w:rPr>
-          <w:bCs/>
-          <w:sz w:val="24"/>
-        </w:rPr>
-        <w:t xml:space="preserve">. Life expectancy from </w:t>
-      </w:r>
-      <w:r>
-        <w:rPr>
-          <w:bCs/>
-          <w:sz w:val="24"/>
-        </w:rPr>
-        <w:t>trial</w:t>
-      </w:r>
-      <w:r>
-        <w:rPr>
-          <w:bCs/>
-          <w:sz w:val="24"/>
-        </w:rPr>
-        <w:t xml:space="preserve"> is approximately </w:t>
-      </w:r>
-      <w:r>
-        <w:rPr>
-          <w:bCs/>
-          <w:sz w:val="24"/>
-          <w:highlight w:val="yellow"/>
-        </w:rPr>
-        <w:t>32.8</w:t>
-      </w:r>
-      <w:r>
-        <w:rPr>
-          <w:bCs/>
-          <w:sz w:val="24"/>
-        </w:rPr>
-        <w:t xml:space="preserve"> years for a </w:t>
-      </w:r>
-      <w:r>
-        <w:rPr>
-          <w:bCs/>
-          <w:sz w:val="24"/>
-          <w:highlight w:val="yellow"/>
-        </w:rPr>
-        <w:t>wo</w:t>
-      </w:r>
-      <w:r>
-        <w:rPr>
-          <w:bCs/>
-          <w:sz w:val="24"/>
-          <w:highlight w:val="yellow"/>
-        </w:rPr>
-        <w:t>man</w:t>
-      </w:r>
-      <w:r>
-        <w:rPr>
-          <w:bCs/>
-          <w:sz w:val="24"/>
-        </w:rPr>
-        <w:t xml:space="preserve"> of </w:t>
-      </w:r>
-      <w:r>
-        <w:rPr>
-          <w:bCs/>
-          <w:sz w:val="24"/>
-          <w:highlight w:val="yellow"/>
-        </w:rPr>
-        <w:t>your client's</w:t>
-      </w:r>
-      <w:r>
-        <w:rPr>
-          <w:bCs/>
-          <w:sz w:val="24"/>
-        </w:rPr>
-        <w:t xml:space="preserve"> date of birth, according to the 202</w:t>
+        </w:rPr>
+        <w:t xml:space="preserve">of </w:t>
+      </w:r>
+      <w:r>
+        <w:rPr>
+          <w:bCs/>
+          <w:sz w:val="24"/>
+        </w:rPr>
+        <w:t xml:space="preserve"> the plaintiff’s </w:t>
+      </w:r>
+      <w:r>
+        <w:rPr>
+          <w:bCs/>
+          <w:sz w:val="24"/>
+        </w:rPr>
+        <w:t>date of birth, according to the 202</w:t>
       </w:r>
       <w:r>
         <w:rPr>
@@ -6229,15 +5380,7 @@
           <w:bCs/>
           <w:sz w:val="24"/>
         </w:rPr>
-        <w:t xml:space="preserve"> United States Life </w:t>
-      </w:r>
-      <w:r>
-        <w:rPr>
-          <w:bCs/>
-          <w:sz w:val="24"/>
-        </w:rPr>
-        <w:lastRenderedPageBreak/>
-        <w:t xml:space="preserve">Tables, </w:t>
+        <w:t xml:space="preserve"> United States Life Tables, </w:t>
       </w:r>
       <w:r>
         <w:rPr>
@@ -6453,7 +5596,7 @@
                 <w:spacing w:val="0"/>
                 <w:sz w:val="24"/>
                 <w:szCs w:val="24"/>
-                <w:highlight w:val="yellow"/>
+                <w:highlight w:val="red"/>
               </w:rPr>
               <w:t>34.7 Years</w:t>
             </w:r>
@@ -6528,7 +5671,7 @@
                 <w:spacing w:val="0"/>
                 <w:sz w:val="24"/>
                 <w:szCs w:val="24"/>
-                <w:highlight w:val="yellow"/>
+                <w:highlight w:val="red"/>
               </w:rPr>
               <w:t xml:space="preserve"> 60.80 Years</w:t>
             </w:r>
@@ -6604,72 +5747,70 @@
         <w:rPr>
           <w:bCs/>
           <w:sz w:val="24"/>
+          <w:highlight w:val="red"/>
+          <w:u w:val="single"/>
+        </w:rPr>
+        <w:t>T</w:t>
+      </w:r>
+      <w:r>
+        <w:rPr>
+          <w:bCs/>
+          <w:sz w:val="24"/>
+          <w:highlight w:val="red"/>
+          <w:u w:val="single"/>
+        </w:rPr>
+        <w:t>rial</w:t>
+      </w:r>
+      <w:r>
+        <w:rPr>
+          <w:bCs/>
+          <w:sz w:val="24"/>
+        </w:rPr>
+        <w:t xml:space="preserve"> measures</w:t>
+      </w:r>
+      <w:r>
+        <w:rPr>
+          <w:bCs/>
+          <w:sz w:val="24"/>
+        </w:rPr>
+        <w:t xml:space="preserve"> the </w:t>
+      </w:r>
+      <w:r>
+        <w:rPr>
+          <w:bCs/>
+          <w:sz w:val="24"/>
+        </w:rPr>
+        <w:t>extent to</w:t>
+      </w:r>
+      <w:r>
+        <w:rPr>
+          <w:bCs/>
+          <w:sz w:val="24"/>
+        </w:rPr>
+        <w:t xml:space="preserve"> which </w:t>
+      </w:r>
+      <w:r>
+        <w:rPr>
+          <w:bCs/>
+          <w:sz w:val="24"/>
+        </w:rPr>
+        <w:t xml:space="preserve">the plaintiff’s </w:t>
+      </w:r>
+      <w:r>
+        <w:rPr>
+          <w:bCs/>
+          <w:sz w:val="24"/>
+        </w:rPr>
+        <w:t xml:space="preserve">earning capacity may have been impaired as a result of </w:t>
+      </w:r>
+      <w:r>
+        <w:rPr>
+          <w:bCs/>
+          <w:sz w:val="24"/>
           <w:highlight w:val="yellow"/>
-          <w:u w:val="single"/>
-        </w:rPr>
-        <w:t>T</w:t>
-      </w:r>
-      <w:r>
-        <w:rPr>
-          <w:bCs/>
-          <w:sz w:val="24"/>
-          <w:highlight w:val="yellow"/>
-          <w:u w:val="single"/>
-        </w:rPr>
-        <w:t>rial</w:t>
-      </w:r>
-      <w:r>
-        <w:rPr>
-          <w:bCs/>
-          <w:sz w:val="24"/>
-        </w:rPr>
-        <w:t xml:space="preserve"> measures</w:t>
-      </w:r>
-      <w:r>
-        <w:rPr>
-          <w:bCs/>
-          <w:sz w:val="24"/>
-        </w:rPr>
-        <w:t xml:space="preserve"> the </w:t>
-      </w:r>
-      <w:r>
-        <w:rPr>
-          <w:bCs/>
-          <w:sz w:val="24"/>
-        </w:rPr>
-        <w:t>extent to</w:t>
-      </w:r>
-      <w:r>
-        <w:rPr>
-          <w:bCs/>
-          <w:sz w:val="24"/>
-        </w:rPr>
-        <w:t xml:space="preserve"> which </w:t>
-      </w:r>
-      <w:r>
-        <w:rPr>
-          <w:bCs/>
-          <w:sz w:val="24"/>
-          <w:highlight w:val="yellow"/>
-        </w:rPr>
-        <w:t>your client's</w:t>
-      </w:r>
-      <w:r>
-        <w:rPr>
-          <w:bCs/>
-          <w:sz w:val="24"/>
-        </w:rPr>
-        <w:t xml:space="preserve"> earning capacity may have been impaired </w:t>
-      </w:r>
-      <w:proofErr w:type="gramStart"/>
-      <w:r>
-        <w:rPr>
-          <w:bCs/>
-          <w:sz w:val="24"/>
-        </w:rPr>
-        <w:t>as a result of</w:t>
-      </w:r>
-      <w:proofErr w:type="gramEnd"/>
+        </w:rPr>
+        <w:t>[[claimant_pronoun]]</w:t>
+      </w:r>
       <w:r>
         <w:rPr>
           <w:bCs/>
@@ -6681,41 +5822,36 @@
         <w:rPr>
           <w:bCs/>
           <w:sz w:val="24"/>
-          <w:highlight w:val="yellow"/>
-        </w:rPr>
-        <w:fldChar w:fldCharType="begin"/>
-      </w:r>
-      <w:r>
-        <w:rPr>
-          <w:bCs/>
-          <w:sz w:val="24"/>
-          <w:highlight w:val="yellow"/>
-        </w:rPr>
-        <w:instrText xml:space="preserve"> DOCVARIABLE "zapLink¦2!1!Pronoun" </w:instrText>
-      </w:r>
-      <w:r>
-        <w:rPr>
-          <w:bCs/>
-          <w:sz w:val="24"/>
-          <w:highlight w:val="yellow"/>
-        </w:rPr>
-        <w:fldChar w:fldCharType="separate"/>
-      </w:r>
-      <w:r>
-        <w:rPr>
-          <w:bCs/>
-          <w:sz w:val="24"/>
-          <w:highlight w:val="yellow"/>
-        </w:rPr>
-        <w:t>his</w:t>
-      </w:r>
-      <w:r>
-        <w:rPr>
-          <w:bCs/>
-          <w:sz w:val="24"/>
-          <w:highlight w:val="yellow"/>
-        </w:rPr>
-        <w:fldChar w:fldCharType="end"/>
+        </w:rPr>
+        <w:t xml:space="preserve">injury. </w:t>
+      </w:r>
+      <w:r>
+        <w:rPr>
+          <w:bCs/>
+          <w:sz w:val="24"/>
+        </w:rPr>
+        <w:t>W</w:t>
+      </w:r>
+      <w:r>
+        <w:rPr>
+          <w:bCs/>
+          <w:sz w:val="24"/>
+        </w:rPr>
+        <w:t xml:space="preserve">ages are reported for </w:t>
+      </w:r>
+      <w:r>
+        <w:rPr>
+          <w:bCs/>
+          <w:sz w:val="24"/>
+        </w:rPr>
+        <w:t xml:space="preserve">alternative </w:t>
+      </w:r>
+      <w:r>
+        <w:rPr>
+          <w:bCs/>
+          <w:sz w:val="24"/>
+        </w:rPr>
+        <w:t>occupations</w:t>
       </w:r>
       <w:r>
         <w:rPr>
@@ -6729,35 +5865,140 @@
           <w:bCs/>
           <w:sz w:val="24"/>
         </w:rPr>
-        <w:t xml:space="preserve">injury. </w:t>
-      </w:r>
-      <w:r>
-        <w:rPr>
-          <w:bCs/>
-          <w:sz w:val="24"/>
-        </w:rPr>
-        <w:t>W</w:t>
-      </w:r>
-      <w:r>
-        <w:rPr>
-          <w:bCs/>
-          <w:sz w:val="24"/>
-        </w:rPr>
-        <w:t xml:space="preserve">ages are reported for </w:t>
-      </w:r>
-      <w:r>
-        <w:rPr>
-          <w:bCs/>
-          <w:sz w:val="24"/>
-        </w:rPr>
-        <w:t xml:space="preserve">alternative </w:t>
-      </w:r>
-      <w:r>
-        <w:rPr>
-          <w:bCs/>
-          <w:sz w:val="24"/>
-        </w:rPr>
-        <w:t>occupations</w:t>
+        <w:t xml:space="preserve">on </w:t>
+      </w:r>
+      <w:r>
+        <w:rPr>
+          <w:bCs/>
+          <w:sz w:val="24"/>
+          <w:highlight w:val="green"/>
+        </w:rPr>
+        <w:t xml:space="preserve">page </w:t>
+      </w:r>
+      <w:r>
+        <w:rPr>
+          <w:bCs/>
+          <w:sz w:val="24"/>
+          <w:highlight w:val="green"/>
+        </w:rPr>
+        <w:t>5</w:t>
+      </w:r>
+      <w:r>
+        <w:rPr>
+          <w:bCs/>
+          <w:sz w:val="24"/>
+        </w:rPr>
+        <w:t xml:space="preserve"> of the </w:t>
+      </w:r>
+      <w:r>
+        <w:rPr>
+          <w:bCs/>
+          <w:sz w:val="24"/>
+        </w:rPr>
+        <w:t>V</w:t>
+      </w:r>
+      <w:r>
+        <w:rPr>
+          <w:bCs/>
+          <w:sz w:val="24"/>
+        </w:rPr>
+        <w:t xml:space="preserve">ocational </w:t>
+      </w:r>
+      <w:r>
+        <w:rPr>
+          <w:bCs/>
+          <w:sz w:val="24"/>
+        </w:rPr>
+        <w:t>O</w:t>
+      </w:r>
+      <w:r>
+        <w:rPr>
+          <w:bCs/>
+          <w:sz w:val="24"/>
+        </w:rPr>
+        <w:t xml:space="preserve">pinion. Starting wages range from </w:t>
+      </w:r>
+      <w:r>
+        <w:rPr>
+          <w:bCs/>
+          <w:sz w:val="24"/>
+          <w:highlight w:val="red"/>
+        </w:rPr>
+        <w:t>$</w:t>
+      </w:r>
+      <w:r>
+        <w:rPr>
+          <w:bCs/>
+          <w:sz w:val="24"/>
+          <w:highlight w:val="red"/>
+        </w:rPr>
+        <w:t>18,100</w:t>
+      </w:r>
+      <w:r>
+        <w:rPr>
+          <w:bCs/>
+          <w:sz w:val="24"/>
+        </w:rPr>
+        <w:t xml:space="preserve"> to </w:t>
+      </w:r>
+      <w:r>
+        <w:rPr>
+          <w:bCs/>
+          <w:sz w:val="24"/>
+          <w:highlight w:val="red"/>
+        </w:rPr>
+        <w:t>$26,750</w:t>
+      </w:r>
+      <w:r>
+        <w:rPr>
+          <w:bCs/>
+          <w:sz w:val="24"/>
+        </w:rPr>
+        <w:t xml:space="preserve">. The midpoint is </w:t>
+      </w:r>
+      <w:r>
+        <w:rPr>
+          <w:bCs/>
+          <w:sz w:val="24"/>
+          <w:highlight w:val="red"/>
+        </w:rPr>
+        <w:t>$22,425</w:t>
+      </w:r>
+      <w:r>
+        <w:rPr>
+          <w:bCs/>
+          <w:sz w:val="24"/>
+        </w:rPr>
+        <w:t xml:space="preserve">. I have illustrated </w:t>
+      </w:r>
+      <w:r>
+        <w:rPr>
+          <w:bCs/>
+          <w:sz w:val="24"/>
+        </w:rPr>
+        <w:t xml:space="preserve">the </w:t>
+      </w:r>
+      <w:r>
+        <w:rPr>
+          <w:bCs/>
+          <w:sz w:val="24"/>
+        </w:rPr>
+        <w:t xml:space="preserve">diminution of future earnings at </w:t>
+      </w:r>
+      <w:r>
+        <w:rPr>
+          <w:bCs/>
+          <w:sz w:val="24"/>
+          <w:highlight w:val="red"/>
+        </w:rPr>
+        <w:t>$22,425</w:t>
+      </w:r>
+      <w:r>
+        <w:rPr>
+          <w:bCs/>
+          <w:sz w:val="24"/>
+        </w:rPr>
+        <w:t xml:space="preserve"> per year.</w:t>
       </w:r>
       <w:r>
         <w:rPr>
@@ -6770,133 +6011,17 @@
         <w:rPr>
           <w:bCs/>
           <w:sz w:val="24"/>
-        </w:rPr>
-        <w:t xml:space="preserve">on </w:t>
-      </w:r>
-      <w:r>
-        <w:rPr>
-          <w:bCs/>
-          <w:sz w:val="24"/>
-          <w:highlight w:val="yellow"/>
-        </w:rPr>
-        <w:t xml:space="preserve">page </w:t>
-      </w:r>
-      <w:r>
-        <w:rPr>
-          <w:bCs/>
-          <w:sz w:val="24"/>
-          <w:highlight w:val="yellow"/>
-        </w:rPr>
-        <w:t>5</w:t>
-      </w:r>
-      <w:r>
-        <w:rPr>
-          <w:bCs/>
-          <w:sz w:val="24"/>
-        </w:rPr>
-        <w:t xml:space="preserve"> of the </w:t>
-      </w:r>
-      <w:r>
-        <w:rPr>
-          <w:bCs/>
-          <w:sz w:val="24"/>
-        </w:rPr>
-        <w:t>V</w:t>
-      </w:r>
-      <w:r>
-        <w:rPr>
-          <w:bCs/>
-          <w:sz w:val="24"/>
-        </w:rPr>
-        <w:t xml:space="preserve">ocational </w:t>
-      </w:r>
-      <w:r>
-        <w:rPr>
-          <w:bCs/>
-          <w:sz w:val="24"/>
-        </w:rPr>
-        <w:t>O</w:t>
-      </w:r>
-      <w:r>
-        <w:rPr>
-          <w:bCs/>
-          <w:sz w:val="24"/>
-        </w:rPr>
-        <w:t>pinion. Starting wages range from $</w:t>
-      </w:r>
-      <w:r>
-        <w:rPr>
-          <w:bCs/>
-          <w:sz w:val="24"/>
-          <w:highlight w:val="yellow"/>
-        </w:rPr>
-        <w:t>18,100 to $26,750</w:t>
-      </w:r>
-      <w:r>
-        <w:rPr>
-          <w:bCs/>
-          <w:sz w:val="24"/>
-        </w:rPr>
-        <w:t>. The midpoint is $</w:t>
-      </w:r>
-      <w:r>
-        <w:rPr>
-          <w:bCs/>
-          <w:sz w:val="24"/>
-          <w:highlight w:val="yellow"/>
-        </w:rPr>
-        <w:t>22,425</w:t>
-      </w:r>
-      <w:r>
-        <w:rPr>
-          <w:bCs/>
-          <w:sz w:val="24"/>
-        </w:rPr>
-        <w:t xml:space="preserve">. I have illustrated </w:t>
-      </w:r>
-      <w:r>
-        <w:rPr>
-          <w:bCs/>
-          <w:sz w:val="24"/>
-        </w:rPr>
-        <w:t xml:space="preserve">the </w:t>
-      </w:r>
-      <w:r>
-        <w:rPr>
-          <w:bCs/>
-          <w:sz w:val="24"/>
-        </w:rPr>
-        <w:t>diminution of future earnings at $</w:t>
-      </w:r>
-      <w:r>
-        <w:rPr>
-          <w:bCs/>
-          <w:sz w:val="24"/>
-          <w:highlight w:val="yellow"/>
-        </w:rPr>
-        <w:t>22,425</w:t>
-      </w:r>
-      <w:r>
-        <w:rPr>
-          <w:bCs/>
-          <w:sz w:val="24"/>
-        </w:rPr>
-        <w:t xml:space="preserve"> per year.</w:t>
-      </w:r>
-      <w:r>
-        <w:rPr>
-          <w:bCs/>
-          <w:sz w:val="24"/>
-        </w:rPr>
-        <w:t xml:space="preserve"> </w:t>
-      </w:r>
-      <w:r>
-        <w:rPr>
-          <w:bCs/>
-          <w:sz w:val="24"/>
-          <w:highlight w:val="yellow"/>
-        </w:rPr>
-        <w:t>The effective tax rate on alternative earnings is 10.3%.</w:t>
+          <w:highlight w:val="green"/>
+        </w:rPr>
+        <w:t xml:space="preserve">The effective tax rate on alternative earnings is </w:t>
+      </w:r>
+      <w:r>
+        <w:rPr>
+          <w:bCs/>
+          <w:sz w:val="24"/>
+          <w:highlight w:val="red"/>
+        </w:rPr>
+        <w:t>10.3%.</w:t>
       </w:r>
     </w:p>
     <w:p>
@@ -6978,6 +6103,213 @@
           <w:szCs w:val="24"/>
           <w:highlight w:val="yellow"/>
         </w:rPr>
+        <w:t>[[claimant_salutation_with_last_name]]</w:t>
+      </w:r>
+      <w:r>
+        <w:rPr>
+          <w:bCs/>
+          <w:sz w:val="24"/>
+          <w:szCs w:val="24"/>
+        </w:rPr>
+        <w:t xml:space="preserve"> </w:t>
+      </w:r>
+      <w:r>
+        <w:rPr>
+          <w:bCs/>
+          <w:sz w:val="24"/>
+          <w:szCs w:val="24"/>
+        </w:rPr>
+        <w:t>worked for</w:t>
+      </w:r>
+      <w:r>
+        <w:rPr>
+          <w:bCs/>
+          <w:sz w:val="24"/>
+          <w:szCs w:val="24"/>
+        </w:rPr>
+        <w:t xml:space="preserve"> </w:t>
+      </w:r>
+      <w:r>
+        <w:rPr>
+          <w:bCs/>
+          <w:sz w:val="24"/>
+          <w:szCs w:val="24"/>
+          <w:highlight w:val="yellow"/>
+        </w:rPr>
+        <w:t>[[claimant_employer]]</w:t>
+      </w:r>
+      <w:r>
+        <w:rPr>
+          <w:bCs/>
+          <w:sz w:val="24"/>
+          <w:szCs w:val="24"/>
+        </w:rPr>
+        <w:t xml:space="preserve"> </w:t>
+      </w:r>
+      <w:r>
+        <w:rPr>
+          <w:bCs/>
+          <w:sz w:val="24"/>
+          <w:szCs w:val="24"/>
+        </w:rPr>
+        <w:t xml:space="preserve">at the time of </w:t>
+      </w:r>
+      <w:r>
+        <w:rPr>
+          <w:bCs/>
+          <w:sz w:val="24"/>
+          <w:szCs w:val="24"/>
+        </w:rPr>
+        <w:t xml:space="preserve">the </w:t>
+      </w:r>
+      <w:r>
+        <w:rPr>
+          <w:bCs/>
+          <w:sz w:val="24"/>
+          <w:szCs w:val="24"/>
+        </w:rPr>
+        <w:t>accident. Estimates from the Employer Cost of Employee Compen</w:t>
+      </w:r>
+      <w:r>
+        <w:rPr>
+          <w:bCs/>
+          <w:sz w:val="24"/>
+          <w:szCs w:val="24"/>
+        </w:rPr>
+        <w:t>sation show that</w:t>
+      </w:r>
+      <w:r>
+        <w:rPr>
+          <w:bCs/>
+          <w:sz w:val="24"/>
+          <w:szCs w:val="24"/>
+        </w:rPr>
+        <w:t>,</w:t>
+      </w:r>
+      <w:r>
+        <w:rPr>
+          <w:bCs/>
+          <w:sz w:val="24"/>
+          <w:szCs w:val="24"/>
+        </w:rPr>
+        <w:t xml:space="preserve"> on average</w:t>
+      </w:r>
+      <w:r>
+        <w:rPr>
+          <w:bCs/>
+          <w:sz w:val="24"/>
+          <w:szCs w:val="24"/>
+        </w:rPr>
+        <w:t xml:space="preserve">, </w:t>
+      </w:r>
+      <w:r>
+        <w:rPr>
+          <w:bCs/>
+          <w:sz w:val="24"/>
+          <w:szCs w:val="24"/>
+        </w:rPr>
+        <w:t xml:space="preserve">hourly costs for </w:t>
+      </w:r>
+      <w:r>
+        <w:rPr>
+          <w:bCs/>
+          <w:sz w:val="24"/>
+          <w:szCs w:val="24"/>
+          <w:highlight w:val="green"/>
+        </w:rPr>
+        <w:t>health care and a defined contribution retirement</w:t>
+      </w:r>
+      <w:r>
+        <w:rPr>
+          <w:bCs/>
+          <w:sz w:val="24"/>
+          <w:szCs w:val="24"/>
+        </w:rPr>
+        <w:t xml:space="preserve"> are </w:t>
+      </w:r>
+      <w:r>
+        <w:rPr>
+          <w:bCs/>
+          <w:sz w:val="24"/>
+          <w:szCs w:val="24"/>
+          <w:highlight w:val="red"/>
+        </w:rPr>
+        <w:t>19.58%</w:t>
+      </w:r>
+      <w:r>
+        <w:rPr>
+          <w:bCs/>
+          <w:sz w:val="24"/>
+          <w:szCs w:val="24"/>
+        </w:rPr>
+        <w:t xml:space="preserve"> of wages and salaries for </w:t>
+      </w:r>
+      <w:r>
+        <w:rPr>
+          <w:bCs/>
+          <w:sz w:val="24"/>
+          <w:szCs w:val="24"/>
+          <w:highlight w:val="green"/>
+        </w:rPr>
+        <w:t>state and government workers</w:t>
+      </w:r>
+      <w:r>
+        <w:rPr>
+          <w:bCs/>
+          <w:sz w:val="24"/>
+          <w:szCs w:val="24"/>
+        </w:rPr>
+        <w:t xml:space="preserve"> (</w:t>
+      </w:r>
+      <w:r>
+        <w:rPr>
+          <w:bCs/>
+          <w:sz w:val="24"/>
+          <w:szCs w:val="24"/>
+          <w:highlight w:val="red"/>
+        </w:rPr>
+        <w:t>2025</w:t>
+      </w:r>
+      <w:r>
+        <w:rPr>
+          <w:bCs/>
+          <w:sz w:val="24"/>
+          <w:szCs w:val="24"/>
+        </w:rPr>
+        <w:t>).</w:t>
+      </w:r>
+      <w:r>
+        <w:rPr>
+          <w:bCs/>
+          <w:sz w:val="24"/>
+          <w:szCs w:val="24"/>
+        </w:rPr>
+        <w:t xml:space="preserve"> </w:t>
+      </w:r>
+      <w:r>
+        <w:rPr>
+          <w:bCs/>
+          <w:sz w:val="24"/>
+          <w:szCs w:val="24"/>
+        </w:rPr>
+        <w:t>Loss to trial is</w:t>
+      </w:r>
+      <w:r>
+        <w:rPr>
+          <w:bCs/>
+          <w:sz w:val="24"/>
+          <w:szCs w:val="24"/>
+        </w:rPr>
+        <w:t xml:space="preserve"> </w:t>
+      </w:r>
+      <w:r>
+        <w:rPr>
+          <w:bCs/>
+          <w:sz w:val="24"/>
+          <w:szCs w:val="24"/>
+          <w:highlight w:val="red"/>
+          <w:u w:val="single"/>
+        </w:rPr>
         <w:fldChar w:fldCharType="begin"/>
       </w:r>
       <w:r>
@@ -6985,9 +6317,187 @@
           <w:bCs/>
           <w:sz w:val="24"/>
           <w:szCs w:val="24"/>
+          <w:highlight w:val="red"/>
+          <w:u w:val="single"/>
+        </w:rPr>
+        <w:instrText xml:space="preserve"> DOCVARIABLE "zapLink¦2!1!Loss_to_Trial_Base_one" </w:instrText>
+      </w:r>
+      <w:r>
+        <w:rPr>
+          <w:bCs/>
+          <w:sz w:val="24"/>
+          <w:szCs w:val="24"/>
+          <w:highlight w:val="red"/>
+          <w:u w:val="single"/>
+        </w:rPr>
+        <w:fldChar w:fldCharType="separate"/>
+      </w:r>
+      <w:r>
+        <w:rPr>
+          <w:bCs/>
+          <w:sz w:val="24"/>
+          <w:szCs w:val="24"/>
+          <w:highlight w:val="red"/>
+          <w:u w:val="single"/>
+        </w:rPr>
+        <w:t>$73,877</w:t>
+      </w:r>
+      <w:r>
+        <w:rPr>
+          <w:bCs/>
+          <w:sz w:val="24"/>
+          <w:szCs w:val="24"/>
+          <w:highlight w:val="red"/>
+          <w:u w:val="single"/>
+        </w:rPr>
+        <w:fldChar w:fldCharType="end"/>
+      </w:r>
+      <w:r>
+        <w:rPr>
+          <w:bCs/>
+          <w:sz w:val="24"/>
+          <w:szCs w:val="24"/>
+        </w:rPr>
+        <w:t>.</w:t>
+      </w:r>
+      <w:r>
+        <w:rPr>
+          <w:bCs/>
+          <w:sz w:val="24"/>
+          <w:szCs w:val="24"/>
+        </w:rPr>
+        <w:t xml:space="preserve"> The</w:t>
+      </w:r>
+      <w:r>
+        <w:rPr>
+          <w:bCs/>
+          <w:sz w:val="24"/>
+          <w:szCs w:val="24"/>
+        </w:rPr>
+        <w:t xml:space="preserve"> present value of employer</w:t>
+      </w:r>
+      <w:r>
+        <w:rPr>
+          <w:bCs/>
+          <w:sz w:val="24"/>
+          <w:szCs w:val="24"/>
+        </w:rPr>
+        <w:t xml:space="preserve"> </w:t>
+      </w:r>
+      <w:r>
+        <w:rPr>
+          <w:bCs/>
+          <w:sz w:val="24"/>
+          <w:szCs w:val="24"/>
+        </w:rPr>
+        <w:t>f</w:t>
+      </w:r>
+      <w:r>
+        <w:rPr>
+          <w:bCs/>
+          <w:sz w:val="24"/>
+          <w:szCs w:val="24"/>
+        </w:rPr>
+        <w:t xml:space="preserve">ringe </w:t>
+      </w:r>
+      <w:r>
+        <w:rPr>
+          <w:bCs/>
+          <w:sz w:val="24"/>
+          <w:szCs w:val="24"/>
+        </w:rPr>
+        <w:t>c</w:t>
+      </w:r>
+      <w:r>
+        <w:rPr>
+          <w:bCs/>
+          <w:sz w:val="24"/>
+          <w:szCs w:val="24"/>
+        </w:rPr>
+        <w:t>ontributions</w:t>
+      </w:r>
+      <w:r>
+        <w:rPr>
+          <w:bCs/>
+          <w:sz w:val="24"/>
+          <w:szCs w:val="24"/>
+        </w:rPr>
+        <w:t xml:space="preserve"> is </w:t>
+      </w:r>
+      <w:r>
+        <w:rPr>
+          <w:bCs/>
+          <w:sz w:val="24"/>
+          <w:szCs w:val="24"/>
+          <w:highlight w:val="red"/>
+          <w:u w:val="single"/>
+        </w:rPr>
+        <w:fldChar w:fldCharType="begin"/>
+      </w:r>
+      <w:r>
+        <w:rPr>
+          <w:bCs/>
+          <w:sz w:val="24"/>
+          <w:szCs w:val="24"/>
+          <w:highlight w:val="red"/>
+          <w:u w:val="single"/>
+        </w:rPr>
+        <w:instrText xml:space="preserve"> DOCVARIABLE "zapLink¦2!1!PV_Employer_Fringe_Contrib" </w:instrText>
+      </w:r>
+      <w:r>
+        <w:rPr>
+          <w:bCs/>
+          <w:sz w:val="24"/>
+          <w:szCs w:val="24"/>
+          <w:highlight w:val="red"/>
+          <w:u w:val="single"/>
+        </w:rPr>
+        <w:fldChar w:fldCharType="separate"/>
+      </w:r>
+      <w:r>
+        <w:rPr>
+          <w:bCs/>
+          <w:sz w:val="24"/>
+          <w:szCs w:val="24"/>
+          <w:highlight w:val="red"/>
+          <w:u w:val="single"/>
+        </w:rPr>
+        <w:t>$92,569</w:t>
+      </w:r>
+      <w:r>
+        <w:rPr>
+          <w:bCs/>
+          <w:sz w:val="24"/>
+          <w:szCs w:val="24"/>
+          <w:highlight w:val="red"/>
+          <w:u w:val="single"/>
+        </w:rPr>
+        <w:fldChar w:fldCharType="end"/>
+      </w:r>
+      <w:r>
+        <w:rPr>
+          <w:bCs/>
+          <w:sz w:val="24"/>
+          <w:szCs w:val="24"/>
+        </w:rPr>
+        <w:t xml:space="preserve"> </w:t>
+      </w:r>
+      <w:r>
+        <w:rPr>
+          <w:bCs/>
+          <w:sz w:val="24"/>
+          <w:szCs w:val="24"/>
+        </w:rPr>
+        <w:t xml:space="preserve">under the base of </w:t>
+      </w:r>
+      <w:r>
+        <w:rPr>
+          <w:bCs/>
+          <w:sz w:val="24"/>
+          <w:szCs w:val="24"/>
           <w:highlight w:val="yellow"/>
         </w:rPr>
-        <w:instrText xml:space="preserve"> DOCVARIABLE "zapLink¦2!1!ClaimantSalutation" </w:instrText>
+        <w:t>[[</w:t>
       </w:r>
       <w:r>
         <w:rPr>
@@ -6996,7 +6506,58 @@
           <w:szCs w:val="24"/>
           <w:highlight w:val="yellow"/>
         </w:rPr>
-        <w:fldChar w:fldCharType="separate"/>
+        <w:t>base_earnings_1]]</w:t>
+      </w:r>
+      <w:r>
+        <w:rPr>
+          <w:bCs/>
+          <w:sz w:val="24"/>
+          <w:szCs w:val="24"/>
+        </w:rPr>
+        <w:t xml:space="preserve"> </w:t>
+      </w:r>
+      <w:r>
+        <w:rPr>
+          <w:bCs/>
+          <w:sz w:val="24"/>
+          <w:szCs w:val="24"/>
+        </w:rPr>
+        <w:t xml:space="preserve">or </w:t>
+      </w:r>
+      <w:r>
+        <w:rPr>
+          <w:sz w:val="24"/>
+          <w:szCs w:val="24"/>
+          <w:highlight w:val="red"/>
+          <w:u w:val="single"/>
+        </w:rPr>
+        <w:t>$</w:t>
+      </w:r>
+      <w:r>
+        <w:rPr>
+          <w:bCs/>
+          <w:sz w:val="24"/>
+          <w:szCs w:val="24"/>
+          <w:highlight w:val="red"/>
+          <w:u w:val="single"/>
+        </w:rPr>
+        <w:t>129,767</w:t>
+      </w:r>
+      <w:r>
+        <w:rPr>
+          <w:bCs/>
+          <w:sz w:val="24"/>
+          <w:szCs w:val="24"/>
+        </w:rPr>
+        <w:t xml:space="preserve"> </w:t>
+      </w:r>
+      <w:r>
+        <w:rPr>
+          <w:bCs/>
+          <w:sz w:val="24"/>
+          <w:szCs w:val="24"/>
+        </w:rPr>
+        <w:t xml:space="preserve">under the base of </w:t>
       </w:r>
       <w:r>
         <w:rPr>
@@ -7005,509 +6566,7 @@
           <w:szCs w:val="24"/>
           <w:highlight w:val="yellow"/>
         </w:rPr>
-        <w:t>Mr.</w:t>
-      </w:r>
-      <w:r>
-        <w:rPr>
-          <w:bCs/>
-          <w:sz w:val="24"/>
-          <w:szCs w:val="24"/>
-          <w:highlight w:val="yellow"/>
-        </w:rPr>
-        <w:fldChar w:fldCharType="end"/>
-      </w:r>
-      <w:r>
-        <w:rPr>
-          <w:bCs/>
-          <w:sz w:val="24"/>
-          <w:szCs w:val="24"/>
-          <w:highlight w:val="yellow"/>
-        </w:rPr>
-        <w:t xml:space="preserve"> </w:t>
-      </w:r>
-      <w:r>
-        <w:rPr>
-          <w:bCs/>
-          <w:sz w:val="24"/>
-          <w:szCs w:val="24"/>
-          <w:highlight w:val="yellow"/>
-        </w:rPr>
-        <w:fldChar w:fldCharType="begin"/>
-      </w:r>
-      <w:r>
-        <w:rPr>
-          <w:bCs/>
-          <w:sz w:val="24"/>
-          <w:szCs w:val="24"/>
-          <w:highlight w:val="yellow"/>
-        </w:rPr>
-        <w:instrText xml:space="preserve"> DOCVARIABLE "zapLink¦2!1!Client_Name_Last" </w:instrText>
-      </w:r>
-      <w:r>
-        <w:rPr>
-          <w:bCs/>
-          <w:sz w:val="24"/>
-          <w:szCs w:val="24"/>
-          <w:highlight w:val="yellow"/>
-        </w:rPr>
-        <w:fldChar w:fldCharType="separate"/>
-      </w:r>
-      <w:r>
-        <w:rPr>
-          <w:bCs/>
-          <w:sz w:val="24"/>
-          <w:szCs w:val="24"/>
-          <w:highlight w:val="yellow"/>
-        </w:rPr>
-        <w:t>Nguyen</w:t>
-      </w:r>
-      <w:r>
-        <w:rPr>
-          <w:bCs/>
-          <w:sz w:val="24"/>
-          <w:szCs w:val="24"/>
-          <w:highlight w:val="yellow"/>
-        </w:rPr>
-        <w:fldChar w:fldCharType="end"/>
-      </w:r>
-      <w:r>
-        <w:rPr>
-          <w:bCs/>
-          <w:sz w:val="24"/>
-          <w:szCs w:val="24"/>
-        </w:rPr>
-        <w:t xml:space="preserve"> worked for</w:t>
-      </w:r>
-      <w:r>
-        <w:rPr>
-          <w:bCs/>
-          <w:sz w:val="24"/>
-          <w:szCs w:val="24"/>
-        </w:rPr>
-        <w:fldChar w:fldCharType="begin"/>
-      </w:r>
-      <w:r>
-        <w:rPr>
-          <w:bCs/>
-          <w:sz w:val="24"/>
-          <w:szCs w:val="24"/>
-        </w:rPr>
-        <w:instrText xml:space="preserve"> DOCVARIABLE "zapLink¦2!1!Place_of_Employment" </w:instrText>
-      </w:r>
-      <w:r>
-        <w:rPr>
-          <w:bCs/>
-          <w:sz w:val="24"/>
-          <w:szCs w:val="24"/>
-        </w:rPr>
-        <w:fldChar w:fldCharType="separate"/>
-      </w:r>
-      <w:r>
-        <w:rPr>
-          <w:bCs/>
-          <w:sz w:val="24"/>
-          <w:szCs w:val="24"/>
-        </w:rPr>
-        <w:t xml:space="preserve"> Supercuts </w:t>
-      </w:r>
-      <w:r>
-        <w:rPr>
-          <w:bCs/>
-          <w:sz w:val="24"/>
-          <w:szCs w:val="24"/>
-        </w:rPr>
-        <w:fldChar w:fldCharType="end"/>
-      </w:r>
-      <w:r>
-        <w:rPr>
-          <w:bCs/>
-          <w:sz w:val="24"/>
-          <w:szCs w:val="24"/>
-        </w:rPr>
-        <w:t xml:space="preserve">at the time of </w:t>
-      </w:r>
-      <w:r>
-        <w:rPr>
-          <w:bCs/>
-          <w:sz w:val="24"/>
-          <w:szCs w:val="24"/>
-        </w:rPr>
-        <w:t xml:space="preserve">the </w:t>
-      </w:r>
-      <w:r>
-        <w:rPr>
-          <w:bCs/>
-          <w:sz w:val="24"/>
-          <w:szCs w:val="24"/>
-        </w:rPr>
-        <w:t>accident. Estimates from the Employer Cost of Employee Compen</w:t>
-      </w:r>
-      <w:r>
-        <w:rPr>
-          <w:bCs/>
-          <w:sz w:val="24"/>
-          <w:szCs w:val="24"/>
-        </w:rPr>
-        <w:t xml:space="preserve">sation show that on average hourly costs for </w:t>
-      </w:r>
-      <w:r>
-        <w:rPr>
-          <w:bCs/>
-          <w:sz w:val="24"/>
-          <w:szCs w:val="24"/>
-          <w:highlight w:val="yellow"/>
-        </w:rPr>
-        <w:t>health care and a defined contribution retirement</w:t>
-      </w:r>
-      <w:r>
-        <w:rPr>
-          <w:bCs/>
-          <w:sz w:val="24"/>
-          <w:szCs w:val="24"/>
-        </w:rPr>
-        <w:t xml:space="preserve"> are </w:t>
-      </w:r>
-      <w:r>
-        <w:rPr>
-          <w:bCs/>
-          <w:sz w:val="24"/>
-          <w:szCs w:val="24"/>
-          <w:highlight w:val="yellow"/>
-        </w:rPr>
-        <w:t>19.58</w:t>
-      </w:r>
-      <w:r>
-        <w:rPr>
-          <w:bCs/>
-          <w:sz w:val="24"/>
-          <w:szCs w:val="24"/>
-        </w:rPr>
-        <w:t xml:space="preserve">% of wages and salaries for </w:t>
-      </w:r>
-      <w:r>
-        <w:rPr>
-          <w:bCs/>
-          <w:sz w:val="24"/>
-          <w:szCs w:val="24"/>
-          <w:highlight w:val="yellow"/>
-        </w:rPr>
-        <w:t>state and government workers (2025)</w:t>
-      </w:r>
-      <w:r>
-        <w:rPr>
-          <w:bCs/>
-          <w:sz w:val="24"/>
-          <w:szCs w:val="24"/>
-        </w:rPr>
-        <w:t>.</w:t>
-      </w:r>
-      <w:r>
-        <w:rPr>
-          <w:bCs/>
-          <w:sz w:val="24"/>
-          <w:szCs w:val="24"/>
-        </w:rPr>
-        <w:t xml:space="preserve"> </w:t>
-      </w:r>
-      <w:r>
-        <w:rPr>
-          <w:bCs/>
-          <w:sz w:val="24"/>
-          <w:szCs w:val="24"/>
-        </w:rPr>
-        <w:t>Loss to trial is</w:t>
-      </w:r>
-      <w:r>
-        <w:rPr>
-          <w:bCs/>
-          <w:sz w:val="24"/>
-          <w:szCs w:val="24"/>
-        </w:rPr>
-        <w:t xml:space="preserve"> </w:t>
-      </w:r>
-      <w:r>
-        <w:rPr>
-          <w:bCs/>
-          <w:sz w:val="24"/>
-          <w:szCs w:val="24"/>
-          <w:highlight w:val="yellow"/>
-          <w:u w:val="single"/>
-        </w:rPr>
-        <w:fldChar w:fldCharType="begin"/>
-      </w:r>
-      <w:r>
-        <w:rPr>
-          <w:bCs/>
-          <w:sz w:val="24"/>
-          <w:szCs w:val="24"/>
-          <w:highlight w:val="yellow"/>
-          <w:u w:val="single"/>
-        </w:rPr>
-        <w:instrText xml:space="preserve"> DOCVARIABLE "zapLink¦2!1!Loss_to_Trial_Base_one" </w:instrText>
-      </w:r>
-      <w:r>
-        <w:rPr>
-          <w:bCs/>
-          <w:sz w:val="24"/>
-          <w:szCs w:val="24"/>
-          <w:highlight w:val="yellow"/>
-          <w:u w:val="single"/>
-        </w:rPr>
-        <w:fldChar w:fldCharType="separate"/>
-      </w:r>
-      <w:r>
-        <w:rPr>
-          <w:bCs/>
-          <w:sz w:val="24"/>
-          <w:szCs w:val="24"/>
-          <w:highlight w:val="yellow"/>
-          <w:u w:val="single"/>
-        </w:rPr>
-        <w:t xml:space="preserve"> $73,877 </w:t>
-      </w:r>
-      <w:r>
-        <w:rPr>
-          <w:bCs/>
-          <w:sz w:val="24"/>
-          <w:szCs w:val="24"/>
-          <w:highlight w:val="yellow"/>
-          <w:u w:val="single"/>
-        </w:rPr>
-        <w:fldChar w:fldCharType="end"/>
-      </w:r>
-      <w:r>
-        <w:rPr>
-          <w:bCs/>
-          <w:sz w:val="24"/>
-          <w:szCs w:val="24"/>
-        </w:rPr>
-        <w:t>.</w:t>
-      </w:r>
-      <w:r>
-        <w:rPr>
-          <w:bCs/>
-          <w:sz w:val="24"/>
-          <w:szCs w:val="24"/>
-        </w:rPr>
-        <w:t xml:space="preserve"> The</w:t>
-      </w:r>
-      <w:r>
-        <w:rPr>
-          <w:bCs/>
-          <w:sz w:val="24"/>
-          <w:szCs w:val="24"/>
-        </w:rPr>
-        <w:t xml:space="preserve"> present value of employer</w:t>
-      </w:r>
-      <w:r>
-        <w:rPr>
-          <w:bCs/>
-          <w:sz w:val="24"/>
-          <w:szCs w:val="24"/>
-        </w:rPr>
-        <w:t xml:space="preserve"> </w:t>
-      </w:r>
-      <w:r>
-        <w:rPr>
-          <w:bCs/>
-          <w:sz w:val="24"/>
-          <w:szCs w:val="24"/>
-        </w:rPr>
-        <w:t>f</w:t>
-      </w:r>
-      <w:r>
-        <w:rPr>
-          <w:bCs/>
-          <w:sz w:val="24"/>
-          <w:szCs w:val="24"/>
-        </w:rPr>
-        <w:t xml:space="preserve">ringe </w:t>
-      </w:r>
-      <w:r>
-        <w:rPr>
-          <w:bCs/>
-          <w:sz w:val="24"/>
-          <w:szCs w:val="24"/>
-        </w:rPr>
-        <w:t>c</w:t>
-      </w:r>
-      <w:r>
-        <w:rPr>
-          <w:bCs/>
-          <w:sz w:val="24"/>
-          <w:szCs w:val="24"/>
-        </w:rPr>
-        <w:t>ontributions</w:t>
-      </w:r>
-      <w:r>
-        <w:rPr>
-          <w:bCs/>
-          <w:sz w:val="24"/>
-          <w:szCs w:val="24"/>
-        </w:rPr>
-        <w:t xml:space="preserve"> is </w:t>
-      </w:r>
-      <w:r>
-        <w:rPr>
-          <w:bCs/>
-          <w:sz w:val="24"/>
-          <w:szCs w:val="24"/>
-          <w:highlight w:val="yellow"/>
-          <w:u w:val="single"/>
-        </w:rPr>
-        <w:fldChar w:fldCharType="begin"/>
-      </w:r>
-      <w:r>
-        <w:rPr>
-          <w:bCs/>
-          <w:sz w:val="24"/>
-          <w:szCs w:val="24"/>
-          <w:highlight w:val="yellow"/>
-          <w:u w:val="single"/>
-        </w:rPr>
-        <w:instrText xml:space="preserve"> DOCVARIABLE "zapLink¦2!1!PV_Employer_Fringe_Contrib" </w:instrText>
-      </w:r>
-      <w:r>
-        <w:rPr>
-          <w:bCs/>
-          <w:sz w:val="24"/>
-          <w:szCs w:val="24"/>
-          <w:highlight w:val="yellow"/>
-          <w:u w:val="single"/>
-        </w:rPr>
-        <w:fldChar w:fldCharType="separate"/>
-      </w:r>
-      <w:r>
-        <w:rPr>
-          <w:bCs/>
-          <w:sz w:val="24"/>
-          <w:szCs w:val="24"/>
-          <w:highlight w:val="yellow"/>
-          <w:u w:val="single"/>
-        </w:rPr>
-        <w:t xml:space="preserve"> $92,569 </w:t>
-      </w:r>
-      <w:r>
-        <w:rPr>
-          <w:bCs/>
-          <w:sz w:val="24"/>
-          <w:szCs w:val="24"/>
-          <w:highlight w:val="yellow"/>
-          <w:u w:val="single"/>
-        </w:rPr>
-        <w:fldChar w:fldCharType="end"/>
-      </w:r>
-      <w:r>
-        <w:rPr>
-          <w:bCs/>
-          <w:sz w:val="24"/>
-          <w:szCs w:val="24"/>
-        </w:rPr>
-        <w:t xml:space="preserve">under the base of </w:t>
-      </w:r>
-      <w:r>
-        <w:rPr>
-          <w:bCs/>
-          <w:sz w:val="24"/>
-          <w:szCs w:val="24"/>
-          <w:highlight w:val="yellow"/>
-        </w:rPr>
-        <w:fldChar w:fldCharType="begin"/>
-      </w:r>
-      <w:r>
-        <w:rPr>
-          <w:bCs/>
-          <w:sz w:val="24"/>
-          <w:szCs w:val="24"/>
-          <w:highlight w:val="yellow"/>
-        </w:rPr>
-        <w:instrText xml:space="preserve"> DOCVARIABLE "zapLink¦2!1!Primary_Earnings_Base_1" </w:instrText>
-      </w:r>
-      <w:r>
-        <w:rPr>
-          <w:bCs/>
-          <w:sz w:val="24"/>
-          <w:szCs w:val="24"/>
-          <w:highlight w:val="yellow"/>
-        </w:rPr>
-        <w:fldChar w:fldCharType="separate"/>
-      </w:r>
-      <w:r>
-        <w:rPr>
-          <w:bCs/>
-          <w:sz w:val="24"/>
-          <w:szCs w:val="24"/>
-          <w:highlight w:val="yellow"/>
-        </w:rPr>
-        <w:t xml:space="preserve"> $56,023 </w:t>
-      </w:r>
-      <w:r>
-        <w:rPr>
-          <w:bCs/>
-          <w:sz w:val="24"/>
-          <w:szCs w:val="24"/>
-          <w:highlight w:val="yellow"/>
-        </w:rPr>
-        <w:fldChar w:fldCharType="end"/>
-      </w:r>
-      <w:r>
-        <w:rPr>
-          <w:bCs/>
-          <w:sz w:val="24"/>
-          <w:szCs w:val="24"/>
-        </w:rPr>
-        <w:t xml:space="preserve">or </w:t>
-      </w:r>
-      <w:r>
-        <w:rPr>
-          <w:sz w:val="24"/>
-          <w:szCs w:val="24"/>
-          <w:u w:val="single"/>
-        </w:rPr>
-        <w:t>$</w:t>
-      </w:r>
-      <w:r>
-        <w:rPr>
-          <w:bCs/>
-          <w:sz w:val="24"/>
-          <w:szCs w:val="24"/>
-          <w:highlight w:val="yellow"/>
-          <w:u w:val="single"/>
-        </w:rPr>
-        <w:t>129,767</w:t>
-      </w:r>
-      <w:r>
-        <w:rPr>
-          <w:bCs/>
-          <w:sz w:val="24"/>
-          <w:szCs w:val="24"/>
-        </w:rPr>
-        <w:t xml:space="preserve"> </w:t>
-      </w:r>
-      <w:r>
-        <w:rPr>
-          <w:bCs/>
-          <w:sz w:val="24"/>
-          <w:szCs w:val="24"/>
-        </w:rPr>
-        <w:t xml:space="preserve">under the base of </w:t>
-      </w:r>
-      <w:r>
-        <w:rPr>
-          <w:bCs/>
-          <w:sz w:val="24"/>
-          <w:szCs w:val="24"/>
-        </w:rPr>
-        <w:t>$</w:t>
-      </w:r>
-      <w:r>
-        <w:rPr>
-          <w:bCs/>
-          <w:sz w:val="24"/>
-          <w:szCs w:val="24"/>
-          <w:highlight w:val="yellow"/>
-        </w:rPr>
-        <w:t>61,000</w:t>
+        <w:t>[[base_earnings_2]]</w:t>
       </w:r>
       <w:r>
         <w:rPr>
@@ -7685,8 +6744,45 @@
           <w:bCs/>
           <w:sz w:val="24"/>
           <w:szCs w:val="24"/>
+          <w:highlight w:val="red"/>
           <w:u w:val="single"/>
         </w:rPr>
+        <w:t>$30</w:t>
+      </w:r>
+      <w:r>
+        <w:rPr>
+          <w:bCs/>
+          <w:sz w:val="24"/>
+          <w:szCs w:val="24"/>
+          <w:highlight w:val="red"/>
+          <w:u w:val="single"/>
+        </w:rPr>
+        <w:t>1,481</w:t>
+      </w:r>
+      <w:r>
+        <w:rPr>
+          <w:bCs/>
+          <w:sz w:val="24"/>
+          <w:szCs w:val="24"/>
+        </w:rPr>
+        <w:t xml:space="preserve"> </w:t>
+      </w:r>
+      <w:r>
+        <w:rPr>
+          <w:bCs/>
+          <w:sz w:val="24"/>
+          <w:szCs w:val="24"/>
+        </w:rPr>
+        <w:t xml:space="preserve">to </w:t>
+      </w:r>
+      <w:r>
+        <w:rPr>
+          <w:bCs/>
+          <w:sz w:val="24"/>
+          <w:szCs w:val="24"/>
+          <w:highlight w:val="red"/>
+          <w:u w:val="single"/>
+        </w:rPr>
         <w:t>$</w:t>
       </w:r>
       <w:r>
@@ -7694,26 +6790,223 @@
           <w:bCs/>
           <w:sz w:val="24"/>
           <w:szCs w:val="24"/>
+          <w:highlight w:val="red"/>
+          <w:u w:val="single"/>
+        </w:rPr>
+        <w:t>331,621</w:t>
+      </w:r>
+      <w:r>
+        <w:rPr>
+          <w:bCs/>
+          <w:sz w:val="24"/>
+          <w:szCs w:val="24"/>
+        </w:rPr>
+        <w:t>,</w:t>
+      </w:r>
+      <w:r>
+        <w:rPr>
+          <w:bCs/>
+          <w:sz w:val="24"/>
+          <w:szCs w:val="24"/>
+        </w:rPr>
+        <w:t xml:space="preserve"> with recurring costs ranging from </w:t>
+      </w:r>
+      <w:r>
+        <w:rPr>
+          <w:bCs/>
+          <w:sz w:val="24"/>
+          <w:szCs w:val="24"/>
+          <w:highlight w:val="red"/>
+          <w:u w:val="single"/>
+        </w:rPr>
+        <w:t>$1</w:t>
+      </w:r>
+      <w:r>
+        <w:rPr>
+          <w:bCs/>
+          <w:sz w:val="24"/>
+          <w:szCs w:val="24"/>
+          <w:highlight w:val="red"/>
+          <w:u w:val="single"/>
+        </w:rPr>
+        <w:t>,</w:t>
+      </w:r>
+      <w:r>
+        <w:rPr>
+          <w:bCs/>
+          <w:sz w:val="24"/>
+          <w:szCs w:val="24"/>
+          <w:highlight w:val="red"/>
+          <w:u w:val="single"/>
+        </w:rPr>
+        <w:t>92</w:t>
+      </w:r>
+      <w:r>
+        <w:rPr>
+          <w:bCs/>
+          <w:sz w:val="24"/>
+          <w:szCs w:val="24"/>
+          <w:highlight w:val="red"/>
+          <w:u w:val="single"/>
+        </w:rPr>
+        <w:t>5</w:t>
+      </w:r>
+      <w:r>
+        <w:rPr>
+          <w:bCs/>
+          <w:sz w:val="24"/>
+          <w:szCs w:val="24"/>
+        </w:rPr>
+        <w:t xml:space="preserve"> to </w:t>
+      </w:r>
+      <w:r>
+        <w:rPr>
+          <w:bCs/>
+          <w:sz w:val="24"/>
+          <w:szCs w:val="24"/>
+          <w:highlight w:val="red"/>
+          <w:u w:val="single"/>
+        </w:rPr>
+        <w:t>$2</w:t>
+      </w:r>
+      <w:r>
+        <w:rPr>
+          <w:bCs/>
+          <w:sz w:val="24"/>
+          <w:szCs w:val="24"/>
+          <w:highlight w:val="red"/>
+          <w:u w:val="single"/>
+        </w:rPr>
+        <w:t>,</w:t>
+      </w:r>
+      <w:r>
+        <w:rPr>
+          <w:bCs/>
+          <w:sz w:val="24"/>
+          <w:szCs w:val="24"/>
+          <w:highlight w:val="red"/>
+          <w:u w:val="single"/>
+        </w:rPr>
+        <w:t>71</w:t>
+      </w:r>
+      <w:r>
+        <w:rPr>
+          <w:bCs/>
+          <w:sz w:val="24"/>
+          <w:szCs w:val="24"/>
+          <w:highlight w:val="red"/>
+          <w:u w:val="single"/>
+        </w:rPr>
+        <w:t>1</w:t>
+      </w:r>
+      <w:r>
+        <w:rPr>
+          <w:bCs/>
+          <w:sz w:val="24"/>
+          <w:szCs w:val="24"/>
+        </w:rPr>
+        <w:t>.</w:t>
+      </w:r>
+      <w:r>
+        <w:rPr>
+          <w:bCs/>
+          <w:sz w:val="24"/>
+          <w:szCs w:val="24"/>
+        </w:rPr>
+        <w:t xml:space="preserve"> Using the costs as outlined in the </w:t>
+      </w:r>
+      <w:r>
+        <w:rPr>
+          <w:bCs/>
+          <w:sz w:val="24"/>
+          <w:szCs w:val="24"/>
+        </w:rPr>
+        <w:t xml:space="preserve">life care plan dated </w:t>
+      </w:r>
+      <w:r>
+        <w:rPr>
+          <w:bCs/>
+          <w:sz w:val="24"/>
+          <w:szCs w:val="24"/>
           <w:highlight w:val="yellow"/>
-          <w:u w:val="single"/>
-        </w:rPr>
-        <w:t>30</w:t>
-      </w:r>
-      <w:r>
-        <w:rPr>
-          <w:bCs/>
-          <w:sz w:val="24"/>
-          <w:szCs w:val="24"/>
-          <w:highlight w:val="yellow"/>
-          <w:u w:val="single"/>
-        </w:rPr>
-        <w:t>1,481</w:t>
-      </w:r>
-      <w:r>
-        <w:rPr>
-          <w:bCs/>
-          <w:sz w:val="24"/>
-          <w:szCs w:val="24"/>
+        </w:rPr>
+        <w:t>[[LCP_report_date]]</w:t>
+      </w:r>
+      <w:r>
+        <w:rPr>
+          <w:bCs/>
+          <w:sz w:val="24"/>
+          <w:szCs w:val="24"/>
+        </w:rPr>
+        <w:t>,</w:t>
+      </w:r>
+      <w:r>
+        <w:rPr>
+          <w:bCs/>
+          <w:sz w:val="24"/>
+          <w:szCs w:val="24"/>
+        </w:rPr>
+        <w:t xml:space="preserve"> I apply growth rates of </w:t>
+      </w:r>
+      <w:r>
+        <w:rPr>
+          <w:bCs/>
+          <w:sz w:val="24"/>
+          <w:szCs w:val="24"/>
+          <w:highlight w:val="red"/>
+        </w:rPr>
+        <w:t>2.5%</w:t>
+      </w:r>
+      <w:r>
+        <w:rPr>
+          <w:bCs/>
+          <w:sz w:val="24"/>
+          <w:szCs w:val="24"/>
+        </w:rPr>
+        <w:t xml:space="preserve"> (</w:t>
+      </w:r>
+      <w:r>
+        <w:rPr>
+          <w:bCs/>
+          <w:sz w:val="24"/>
+          <w:szCs w:val="24"/>
+          <w:highlight w:val="red"/>
+        </w:rPr>
+        <w:t>Physician</w:t>
+      </w:r>
+      <w:r>
+        <w:rPr>
+          <w:bCs/>
+          <w:sz w:val="24"/>
+          <w:szCs w:val="24"/>
+          <w:highlight w:val="red"/>
+        </w:rPr>
+        <w:t>s’</w:t>
+      </w:r>
+      <w:r>
+        <w:rPr>
+          <w:bCs/>
+          <w:sz w:val="24"/>
+          <w:szCs w:val="24"/>
+          <w:highlight w:val="red"/>
+        </w:rPr>
+        <w:t xml:space="preserve"> Services</w:t>
+      </w:r>
+      <w:r>
+        <w:rPr>
+          <w:bCs/>
+          <w:sz w:val="24"/>
+          <w:szCs w:val="24"/>
+          <w:highlight w:val="red"/>
+        </w:rPr>
+        <w:t xml:space="preserve"> and All</w:t>
+      </w:r>
+      <w:r>
+        <w:rPr>
+          <w:bCs/>
+          <w:sz w:val="24"/>
+          <w:szCs w:val="24"/>
+          <w:highlight w:val="red"/>
         </w:rPr>
         <w:t xml:space="preserve"> </w:t>
       </w:r>
@@ -7722,92 +7015,146 @@
           <w:bCs/>
           <w:sz w:val="24"/>
           <w:szCs w:val="24"/>
-        </w:rPr>
-        <w:t xml:space="preserve">to </w:t>
-      </w:r>
-      <w:r>
-        <w:rPr>
-          <w:bCs/>
-          <w:sz w:val="24"/>
-          <w:szCs w:val="24"/>
-          <w:u w:val="single"/>
-        </w:rPr>
-        <w:t>$</w:t>
-      </w:r>
-      <w:r>
-        <w:rPr>
-          <w:bCs/>
-          <w:sz w:val="24"/>
-          <w:szCs w:val="24"/>
-          <w:highlight w:val="yellow"/>
-          <w:u w:val="single"/>
-        </w:rPr>
-        <w:t>331,621</w:t>
-      </w:r>
-      <w:r>
-        <w:rPr>
-          <w:bCs/>
-          <w:sz w:val="24"/>
-          <w:szCs w:val="24"/>
-        </w:rPr>
-        <w:t>,</w:t>
-      </w:r>
-      <w:r>
-        <w:rPr>
-          <w:bCs/>
-          <w:sz w:val="24"/>
-          <w:szCs w:val="24"/>
-        </w:rPr>
-        <w:t xml:space="preserve"> with recurring costs ranging from </w:t>
-      </w:r>
-      <w:r>
-        <w:rPr>
-          <w:bCs/>
-          <w:sz w:val="24"/>
-          <w:szCs w:val="24"/>
-          <w:u w:val="single"/>
-        </w:rPr>
-        <w:t>$</w:t>
-      </w:r>
-      <w:r>
-        <w:rPr>
-          <w:bCs/>
-          <w:sz w:val="24"/>
-          <w:szCs w:val="24"/>
-          <w:highlight w:val="yellow"/>
-          <w:u w:val="single"/>
-        </w:rPr>
-        <w:t>1</w:t>
-      </w:r>
-      <w:r>
-        <w:rPr>
-          <w:bCs/>
-          <w:sz w:val="24"/>
-          <w:szCs w:val="24"/>
-          <w:highlight w:val="yellow"/>
-          <w:u w:val="single"/>
-        </w:rPr>
-        <w:t>,</w:t>
-      </w:r>
-      <w:r>
-        <w:rPr>
-          <w:bCs/>
-          <w:sz w:val="24"/>
-          <w:szCs w:val="24"/>
-          <w:highlight w:val="yellow"/>
-          <w:u w:val="single"/>
-        </w:rPr>
-        <w:t>92</w:t>
-      </w:r>
-      <w:r>
-        <w:rPr>
-          <w:bCs/>
-          <w:sz w:val="24"/>
-          <w:szCs w:val="24"/>
-          <w:highlight w:val="yellow"/>
-          <w:u w:val="single"/>
-        </w:rPr>
-        <w:t>5</w:t>
+          <w:highlight w:val="red"/>
+        </w:rPr>
+        <w:t>Items</w:t>
+      </w:r>
+      <w:r>
+        <w:rPr>
+          <w:bCs/>
+          <w:sz w:val="24"/>
+          <w:szCs w:val="24"/>
+        </w:rPr>
+        <w:t xml:space="preserve">), </w:t>
+      </w:r>
+      <w:r>
+        <w:rPr>
+          <w:bCs/>
+          <w:sz w:val="24"/>
+          <w:szCs w:val="24"/>
+          <w:highlight w:val="red"/>
+        </w:rPr>
+        <w:t>2.1%</w:t>
+      </w:r>
+      <w:r>
+        <w:rPr>
+          <w:bCs/>
+          <w:sz w:val="24"/>
+          <w:szCs w:val="24"/>
+        </w:rPr>
+        <w:t xml:space="preserve"> (</w:t>
+      </w:r>
+      <w:r>
+        <w:rPr>
+          <w:bCs/>
+          <w:sz w:val="24"/>
+          <w:szCs w:val="24"/>
+          <w:highlight w:val="red"/>
+        </w:rPr>
+        <w:t>Services by Other Medical Professionals</w:t>
+      </w:r>
+      <w:r>
+        <w:rPr>
+          <w:bCs/>
+          <w:sz w:val="24"/>
+          <w:szCs w:val="24"/>
+        </w:rPr>
+        <w:t xml:space="preserve">), </w:t>
+      </w:r>
+      <w:r>
+        <w:rPr>
+          <w:bCs/>
+          <w:sz w:val="24"/>
+          <w:szCs w:val="24"/>
+          <w:highlight w:val="red"/>
+        </w:rPr>
+        <w:t>3%</w:t>
+      </w:r>
+      <w:r>
+        <w:rPr>
+          <w:bCs/>
+          <w:sz w:val="24"/>
+          <w:szCs w:val="24"/>
+        </w:rPr>
+        <w:t xml:space="preserve"> (</w:t>
+      </w:r>
+      <w:r>
+        <w:rPr>
+          <w:bCs/>
+          <w:sz w:val="24"/>
+          <w:szCs w:val="24"/>
+          <w:highlight w:val="red"/>
+        </w:rPr>
+        <w:t>Prescription Drugs</w:t>
+      </w:r>
+      <w:r>
+        <w:rPr>
+          <w:bCs/>
+          <w:sz w:val="24"/>
+          <w:szCs w:val="24"/>
+        </w:rPr>
+        <w:t xml:space="preserve">) and </w:t>
+      </w:r>
+      <w:r>
+        <w:rPr>
+          <w:bCs/>
+          <w:sz w:val="24"/>
+          <w:szCs w:val="24"/>
+          <w:highlight w:val="red"/>
+        </w:rPr>
+        <w:t>3.6%</w:t>
+      </w:r>
+      <w:r>
+        <w:rPr>
+          <w:bCs/>
+          <w:sz w:val="24"/>
+          <w:szCs w:val="24"/>
+        </w:rPr>
+        <w:t xml:space="preserve"> </w:t>
+      </w:r>
+      <w:r>
+        <w:rPr>
+          <w:bCs/>
+          <w:sz w:val="24"/>
+          <w:szCs w:val="24"/>
+          <w:highlight w:val="red"/>
+        </w:rPr>
+        <w:t>(</w:t>
+      </w:r>
+      <w:r>
+        <w:rPr>
+          <w:bCs/>
+          <w:sz w:val="24"/>
+          <w:szCs w:val="24"/>
+          <w:highlight w:val="red"/>
+        </w:rPr>
+        <w:t>Medical Care Services</w:t>
+      </w:r>
+      <w:r>
+        <w:rPr>
+          <w:bCs/>
+          <w:sz w:val="24"/>
+          <w:szCs w:val="24"/>
+          <w:highlight w:val="red"/>
+        </w:rPr>
+        <w:t>)</w:t>
+      </w:r>
+      <w:r>
+        <w:rPr>
+          <w:bCs/>
+          <w:sz w:val="24"/>
+          <w:szCs w:val="24"/>
+        </w:rPr>
+        <w:t xml:space="preserve">. Discount rates range from </w:t>
+      </w:r>
+      <w:r>
+        <w:rPr>
+          <w:bCs/>
+          <w:sz w:val="24"/>
+          <w:szCs w:val="24"/>
+          <w:highlight w:val="red"/>
+        </w:rPr>
+        <w:t>2.5%</w:t>
       </w:r>
       <w:r>
         <w:rPr>
@@ -7822,314 +7169,9 @@
           <w:bCs/>
           <w:sz w:val="24"/>
           <w:szCs w:val="24"/>
-          <w:u w:val="single"/>
-        </w:rPr>
-        <w:t>$</w:t>
-      </w:r>
-      <w:r>
-        <w:rPr>
-          <w:bCs/>
-          <w:sz w:val="24"/>
-          <w:szCs w:val="24"/>
-          <w:highlight w:val="yellow"/>
-          <w:u w:val="single"/>
-        </w:rPr>
-        <w:t>2</w:t>
-      </w:r>
-      <w:r>
-        <w:rPr>
-          <w:bCs/>
-          <w:sz w:val="24"/>
-          <w:szCs w:val="24"/>
-          <w:highlight w:val="yellow"/>
-          <w:u w:val="single"/>
-        </w:rPr>
-        <w:t>,</w:t>
-      </w:r>
-      <w:r>
-        <w:rPr>
-          <w:bCs/>
-          <w:sz w:val="24"/>
-          <w:szCs w:val="24"/>
-          <w:highlight w:val="yellow"/>
-          <w:u w:val="single"/>
-        </w:rPr>
-        <w:t>71</w:t>
-      </w:r>
-      <w:r>
-        <w:rPr>
-          <w:bCs/>
-          <w:sz w:val="24"/>
-          <w:szCs w:val="24"/>
-          <w:highlight w:val="yellow"/>
-          <w:u w:val="single"/>
-        </w:rPr>
-        <w:t>1</w:t>
-      </w:r>
-      <w:r>
-        <w:rPr>
-          <w:bCs/>
-          <w:sz w:val="24"/>
-          <w:szCs w:val="24"/>
-        </w:rPr>
-        <w:t>.</w:t>
-      </w:r>
-      <w:r>
-        <w:rPr>
-          <w:bCs/>
-          <w:sz w:val="24"/>
-          <w:szCs w:val="24"/>
-        </w:rPr>
-        <w:t xml:space="preserve"> Using the costs as outlined in the </w:t>
-      </w:r>
-      <w:r>
-        <w:rPr>
-          <w:bCs/>
-          <w:sz w:val="24"/>
-          <w:szCs w:val="24"/>
-        </w:rPr>
-        <w:t xml:space="preserve">life care plan dated </w:t>
-      </w:r>
-      <w:r>
-        <w:rPr>
-          <w:bCs/>
-          <w:sz w:val="24"/>
-          <w:szCs w:val="24"/>
-          <w:highlight w:val="yellow"/>
-        </w:rPr>
-        <w:t xml:space="preserve">July 1, </w:t>
-      </w:r>
-      <w:r>
-        <w:rPr>
-          <w:bCs/>
-          <w:sz w:val="24"/>
-          <w:szCs w:val="24"/>
-          <w:highlight w:val="yellow"/>
-        </w:rPr>
-        <w:t>2025</w:t>
-      </w:r>
-      <w:r>
-        <w:rPr>
-          <w:bCs/>
-          <w:sz w:val="24"/>
-          <w:szCs w:val="24"/>
-        </w:rPr>
-        <w:t>,</w:t>
-      </w:r>
-      <w:r>
-        <w:rPr>
-          <w:bCs/>
-          <w:sz w:val="24"/>
-          <w:szCs w:val="24"/>
-        </w:rPr>
-        <w:t xml:space="preserve"> I apply growth rates of </w:t>
-      </w:r>
-      <w:r>
-        <w:rPr>
-          <w:bCs/>
-          <w:sz w:val="24"/>
-          <w:szCs w:val="24"/>
-          <w:highlight w:val="yellow"/>
-        </w:rPr>
-        <w:t>2.5</w:t>
-      </w:r>
-      <w:r>
-        <w:rPr>
-          <w:bCs/>
-          <w:sz w:val="24"/>
-          <w:szCs w:val="24"/>
-        </w:rPr>
-        <w:t>% (</w:t>
-      </w:r>
-      <w:r>
-        <w:rPr>
-          <w:bCs/>
-          <w:sz w:val="24"/>
-          <w:szCs w:val="24"/>
-          <w:highlight w:val="yellow"/>
-        </w:rPr>
-        <w:t>Physician</w:t>
-      </w:r>
-      <w:r>
-        <w:rPr>
-          <w:bCs/>
-          <w:sz w:val="24"/>
-          <w:szCs w:val="24"/>
-          <w:highlight w:val="yellow"/>
-        </w:rPr>
-        <w:t>s’</w:t>
-      </w:r>
-      <w:r>
-        <w:rPr>
-          <w:bCs/>
-          <w:sz w:val="24"/>
-          <w:szCs w:val="24"/>
-          <w:highlight w:val="yellow"/>
-        </w:rPr>
-        <w:t xml:space="preserve"> Services</w:t>
-      </w:r>
-      <w:r>
-        <w:rPr>
-          <w:bCs/>
-          <w:sz w:val="24"/>
-          <w:szCs w:val="24"/>
-          <w:highlight w:val="yellow"/>
-        </w:rPr>
-        <w:t xml:space="preserve"> and All</w:t>
-      </w:r>
-      <w:r>
-        <w:rPr>
-          <w:bCs/>
-          <w:sz w:val="24"/>
-          <w:szCs w:val="24"/>
-          <w:highlight w:val="yellow"/>
-        </w:rPr>
-        <w:t xml:space="preserve"> </w:t>
-      </w:r>
-      <w:r>
-        <w:rPr>
-          <w:bCs/>
-          <w:sz w:val="24"/>
-          <w:szCs w:val="24"/>
-          <w:highlight w:val="yellow"/>
-        </w:rPr>
-        <w:t>Items</w:t>
-      </w:r>
-      <w:r>
-        <w:rPr>
-          <w:bCs/>
-          <w:sz w:val="24"/>
-          <w:szCs w:val="24"/>
-        </w:rPr>
-        <w:t xml:space="preserve">), </w:t>
-      </w:r>
-      <w:r>
-        <w:rPr>
-          <w:bCs/>
-          <w:sz w:val="24"/>
-          <w:szCs w:val="24"/>
-          <w:highlight w:val="yellow"/>
-        </w:rPr>
-        <w:t>2.1</w:t>
-      </w:r>
-      <w:r>
-        <w:rPr>
-          <w:bCs/>
-          <w:sz w:val="24"/>
-          <w:szCs w:val="24"/>
-        </w:rPr>
-        <w:t>% (</w:t>
-      </w:r>
-      <w:r>
-        <w:rPr>
-          <w:bCs/>
-          <w:sz w:val="24"/>
-          <w:szCs w:val="24"/>
-          <w:highlight w:val="yellow"/>
-        </w:rPr>
-        <w:t>Services by Other Medical Professionals</w:t>
-      </w:r>
-      <w:r>
-        <w:rPr>
-          <w:bCs/>
-          <w:sz w:val="24"/>
-          <w:szCs w:val="24"/>
-        </w:rPr>
-        <w:t xml:space="preserve">), </w:t>
-      </w:r>
-      <w:r>
-        <w:rPr>
-          <w:bCs/>
-          <w:sz w:val="24"/>
-          <w:szCs w:val="24"/>
-          <w:highlight w:val="yellow"/>
-        </w:rPr>
-        <w:t>3</w:t>
-      </w:r>
-      <w:r>
-        <w:rPr>
-          <w:bCs/>
-          <w:sz w:val="24"/>
-          <w:szCs w:val="24"/>
-        </w:rPr>
-        <w:t>% (</w:t>
-      </w:r>
-      <w:r>
-        <w:rPr>
-          <w:bCs/>
-          <w:sz w:val="24"/>
-          <w:szCs w:val="24"/>
-          <w:highlight w:val="yellow"/>
-        </w:rPr>
-        <w:t>Prescription Drugs</w:t>
-      </w:r>
-      <w:r>
-        <w:rPr>
-          <w:bCs/>
-          <w:sz w:val="24"/>
-          <w:szCs w:val="24"/>
-        </w:rPr>
-        <w:t xml:space="preserve">) and </w:t>
-      </w:r>
-      <w:r>
-        <w:rPr>
-          <w:bCs/>
-          <w:sz w:val="24"/>
-          <w:szCs w:val="24"/>
-          <w:highlight w:val="yellow"/>
-        </w:rPr>
-        <w:t>3.6</w:t>
-      </w:r>
-      <w:r>
-        <w:rPr>
-          <w:bCs/>
-          <w:sz w:val="24"/>
-          <w:szCs w:val="24"/>
-        </w:rPr>
-        <w:t xml:space="preserve">% </w:t>
-      </w:r>
-      <w:r>
-        <w:rPr>
-          <w:bCs/>
-          <w:sz w:val="24"/>
-          <w:szCs w:val="24"/>
-          <w:highlight w:val="yellow"/>
-        </w:rPr>
-        <w:t>(</w:t>
-      </w:r>
-      <w:r>
-        <w:rPr>
-          <w:bCs/>
-          <w:sz w:val="24"/>
-          <w:szCs w:val="24"/>
-          <w:highlight w:val="yellow"/>
-        </w:rPr>
-        <w:t>Medical Care Services</w:t>
-      </w:r>
-      <w:r>
-        <w:rPr>
-          <w:bCs/>
-          <w:sz w:val="24"/>
-          <w:szCs w:val="24"/>
-        </w:rPr>
-        <w:t xml:space="preserve">). Discount rates range from </w:t>
-      </w:r>
-      <w:r>
-        <w:rPr>
-          <w:bCs/>
-          <w:sz w:val="24"/>
-          <w:szCs w:val="24"/>
-          <w:highlight w:val="yellow"/>
-        </w:rPr>
-        <w:t>2.5% to 4.7</w:t>
-      </w:r>
-      <w:r>
-        <w:rPr>
-          <w:bCs/>
-          <w:sz w:val="24"/>
-          <w:szCs w:val="24"/>
-        </w:rPr>
-        <w:t>%</w:t>
+          <w:highlight w:val="red"/>
+        </w:rPr>
+        <w:t>4.7%</w:t>
       </w:r>
       <w:r>
         <w:rPr>
@@ -8144,7 +7186,7 @@
           <w:bCs/>
           <w:sz w:val="24"/>
           <w:szCs w:val="24"/>
-          <w:highlight w:val="yellow"/>
+          <w:highlight w:val="green"/>
         </w:rPr>
         <w:t>Discount ra</w:t>
       </w:r>
@@ -8153,45 +7195,43 @@
           <w:bCs/>
           <w:sz w:val="24"/>
           <w:szCs w:val="24"/>
-          <w:highlight w:val="yellow"/>
-        </w:rPr>
-        <w:t xml:space="preserve">tes </w:t>
-      </w:r>
-      <w:proofErr w:type="gramStart"/>
-      <w:r>
-        <w:rPr>
-          <w:bCs/>
-          <w:sz w:val="24"/>
-          <w:szCs w:val="24"/>
-          <w:highlight w:val="yellow"/>
-        </w:rPr>
-        <w:t>in excess of</w:t>
-      </w:r>
-      <w:proofErr w:type="gramEnd"/>
-      <w:r>
-        <w:rPr>
-          <w:bCs/>
-          <w:sz w:val="24"/>
-          <w:szCs w:val="24"/>
-          <w:highlight w:val="yellow"/>
-        </w:rPr>
-        <w:t xml:space="preserve"> 30 years are assumed</w:t>
-      </w:r>
-      <w:r>
-        <w:rPr>
-          <w:bCs/>
-          <w:sz w:val="24"/>
-          <w:szCs w:val="24"/>
-          <w:highlight w:val="yellow"/>
-        </w:rPr>
-        <w:t xml:space="preserve"> to be 4.7% based on the </w:t>
-      </w:r>
-      <w:r>
-        <w:rPr>
-          <w:bCs/>
-          <w:sz w:val="24"/>
-          <w:szCs w:val="24"/>
-          <w:highlight w:val="yellow"/>
+          <w:highlight w:val="green"/>
+        </w:rPr>
+        <w:t>tes in excess of 30 years are assumed</w:t>
+      </w:r>
+      <w:r>
+        <w:rPr>
+          <w:bCs/>
+          <w:sz w:val="24"/>
+          <w:szCs w:val="24"/>
+          <w:highlight w:val="green"/>
+        </w:rPr>
+        <w:t xml:space="preserve"> to be </w:t>
+      </w:r>
+      <w:r>
+        <w:rPr>
+          <w:bCs/>
+          <w:sz w:val="24"/>
+          <w:szCs w:val="24"/>
+          <w:highlight w:val="red"/>
+        </w:rPr>
+        <w:t>4.7%</w:t>
+      </w:r>
+      <w:r>
+        <w:rPr>
+          <w:bCs/>
+          <w:sz w:val="24"/>
+          <w:szCs w:val="24"/>
+          <w:highlight w:val="green"/>
+        </w:rPr>
+        <w:t xml:space="preserve"> based on the </w:t>
+      </w:r>
+      <w:r>
+        <w:rPr>
+          <w:bCs/>
+          <w:sz w:val="24"/>
+          <w:szCs w:val="24"/>
+          <w:highlight w:val="green"/>
         </w:rPr>
         <w:t>long-</w:t>
       </w:r>
@@ -8200,7 +7240,7 @@
           <w:bCs/>
           <w:sz w:val="24"/>
           <w:szCs w:val="24"/>
-          <w:highlight w:val="yellow"/>
+          <w:highlight w:val="green"/>
         </w:rPr>
         <w:t>range intermediate assumptions in the Social Security Administration’s Annual Trustee Report 2025.</w:t>
       </w:r>
@@ -8381,7 +7421,7 @@
                     <pic:cNvPicPr/>
                   </pic:nvPicPr>
                   <pic:blipFill>
-                    <a:blip r:embed="rId11"/>
+                    <a:blip r:embed="rId15"/>
                     <a:stretch>
                       <a:fillRect/>
                     </a:stretch>
@@ -8484,7 +7524,7 @@
                 <w:szCs w:val="28"/>
               </w:rPr>
             </w:pPr>
-            <w:bookmarkStart w:id="0" w:name="_Hlk192677055"/>
+            <w:bookmarkStart w:id="6" w:name="_Hlk192677055"/>
             <w:r>
               <w:rPr>
                 <w:rFonts w:ascii="Times New Roman" w:hAnsi="Times New Roman"/>
@@ -8578,7 +7618,17 @@
                 <w:szCs w:val="28"/>
                 <w:highlight w:val="yellow"/>
               </w:rPr>
-              <w:t xml:space="preserve"> $56,023 </w:t>
+              <w:t>[[base_earnings_1]]</w:t>
+            </w:r>
+            <w:r>
+              <w:rPr>
+                <w:bCs/>
+                <w:iCs/>
+                <w:sz w:val="28"/>
+                <w:szCs w:val="28"/>
+                <w:highlight w:val="yellow"/>
+              </w:rPr>
+              <w:t xml:space="preserve"> </w:t>
             </w:r>
             <w:r>
               <w:rPr>
@@ -9935,7 +8985,7 @@
           </w:p>
         </w:tc>
       </w:tr>
-      <w:bookmarkEnd w:id="0"/>
+      <w:bookmarkEnd w:id="6"/>
     </w:tbl>
     <w:p>
       <w:pPr>
@@ -9972,13 +9022,36 @@
           <w:rFonts w:ascii="TimesNewRomanPS-ItalicMT" w:hAnsi="TimesNewRomanPS-ItalicMT" w:cs="TimesNewRomanPS-ItalicMT"/>
         </w:rPr>
       </w:pPr>
+      <w:commentRangeStart w:id="7"/>
+      <w:r>
+        <w:rPr>
+          <w:rFonts w:ascii="TimesNewRomanPS-ItalicMT" w:hAnsi="TimesNewRomanPS-ItalicMT" w:cs="TimesNewRomanPS-ItalicMT"/>
+        </w:rPr>
+        <w:lastRenderedPageBreak/>
+        <w:t>Present Value of Future Medical Care</w:t>
+      </w:r>
+      <w:commentRangeEnd w:id="7"/>
+      <w:r>
+        <w:rPr>
+          <w:rStyle w:val="CommentReference"/>
+          <w:rFonts w:ascii="TimesNewRomanPS-ItalicMT" w:hAnsi="TimesNewRomanPS-ItalicMT" w:cs="TimesNewRomanPS-ItalicMT"/>
+          <w:sz w:val="26"/>
+          <w:szCs w:val="20"/>
+        </w:rPr>
+        <w:commentReference w:id="7"/>
+      </w:r>
+      <w:r>
+        <w:rPr>
+          <w:rFonts w:ascii="TimesNewRomanPS-ItalicMT" w:hAnsi="TimesNewRomanPS-ItalicMT" w:cs="TimesNewRomanPS-ItalicMT"/>
+        </w:rPr>
+        <w:t xml:space="preserve">: </w:t>
+      </w:r>
       <w:r>
         <w:rPr>
           <w:rFonts w:ascii="TimesNewRomanPS-ItalicMT" w:hAnsi="TimesNewRomanPS-ItalicMT" w:cs="TimesNewRomanPS-ItalicMT"/>
           <w:highlight w:val="yellow"/>
         </w:rPr>
-        <w:lastRenderedPageBreak/>
-        <w:t>Present Value of Future Medical Care: Johnson Nguyen</w:t>
+        <w:t>[[claimant_name_full]]</w:t>
       </w:r>
     </w:p>
     <w:p>
@@ -10012,7 +9085,7 @@
                     </pic:cNvPicPr>
                   </pic:nvPicPr>
                   <pic:blipFill>
-                    <a:blip r:embed="rId12">
+                    <a:blip r:embed="rId16">
                       <a:extLst>
                         <a:ext uri="{28A0092B-C50C-407E-A947-70E740481C1C}">
                           <a14:useLocalDpi xmlns:a14="http://schemas.microsoft.com/office/drawing/2010/main" val="0"/>
@@ -10158,97 +9231,7 @@
                 <w:sz w:val="40"/>
                 <w:highlight w:val="yellow"/>
               </w:rPr>
-              <w:fldChar w:fldCharType="begin"/>
-            </w:r>
-            <w:r>
-              <w:rPr>
-                <w:bCs/>
-                <w:caps/>
-                <w:sz w:val="40"/>
-                <w:highlight w:val="yellow"/>
-              </w:rPr>
-              <w:instrText xml:space="preserve"> DOCVARIABLE "zapLink¦2!1!Claimant_Name_First" </w:instrText>
-            </w:r>
-            <w:r>
-              <w:rPr>
-                <w:bCs/>
-                <w:caps/>
-                <w:sz w:val="40"/>
-                <w:highlight w:val="yellow"/>
-              </w:rPr>
-              <w:fldChar w:fldCharType="separate"/>
-            </w:r>
-            <w:r>
-              <w:rPr>
-                <w:bCs/>
-                <w:caps/>
-                <w:sz w:val="40"/>
-                <w:highlight w:val="yellow"/>
-              </w:rPr>
-              <w:t>Johnson</w:t>
-            </w:r>
-            <w:r>
-              <w:rPr>
-                <w:bCs/>
-                <w:caps/>
-                <w:sz w:val="40"/>
-                <w:highlight w:val="yellow"/>
-              </w:rPr>
-              <w:fldChar w:fldCharType="end"/>
-            </w:r>
-            <w:r>
-              <w:rPr>
-                <w:bCs/>
-                <w:caps/>
-                <w:sz w:val="40"/>
-                <w:highlight w:val="yellow"/>
-              </w:rPr>
-              <w:t xml:space="preserve"> </w:t>
-            </w:r>
-            <w:r>
-              <w:rPr>
-                <w:bCs/>
-                <w:caps/>
-                <w:sz w:val="40"/>
-                <w:highlight w:val="yellow"/>
-              </w:rPr>
-              <w:fldChar w:fldCharType="begin"/>
-            </w:r>
-            <w:r>
-              <w:rPr>
-                <w:bCs/>
-                <w:caps/>
-                <w:sz w:val="40"/>
-                <w:highlight w:val="yellow"/>
-              </w:rPr>
-              <w:instrText xml:space="preserve"> DOCVARIABLE "zapLink¦2!1!Client_Name_Last" </w:instrText>
-            </w:r>
-            <w:r>
-              <w:rPr>
-                <w:bCs/>
-                <w:caps/>
-                <w:sz w:val="40"/>
-                <w:highlight w:val="yellow"/>
-              </w:rPr>
-              <w:fldChar w:fldCharType="separate"/>
-            </w:r>
-            <w:r>
-              <w:rPr>
-                <w:bCs/>
-                <w:caps/>
-                <w:sz w:val="40"/>
-                <w:highlight w:val="yellow"/>
-              </w:rPr>
-              <w:t>Nguyen</w:t>
-            </w:r>
-            <w:r>
-              <w:rPr>
-                <w:bCs/>
-                <w:caps/>
-                <w:sz w:val="40"/>
-                <w:highlight w:val="yellow"/>
-              </w:rPr>
-              <w:fldChar w:fldCharType="end"/>
+              <w:t>[[claimant_name_full]]</w:t>
             </w:r>
           </w:p>
         </w:tc>
@@ -10486,39 +9469,7 @@
                 <w:sz w:val="24"/>
                 <w:highlight w:val="yellow"/>
               </w:rPr>
-              <w:fldChar w:fldCharType="begin"/>
-            </w:r>
-            <w:r>
-              <w:rPr>
-                <w:bCs/>
-                <w:sz w:val="24"/>
-                <w:highlight w:val="yellow"/>
-              </w:rPr>
-              <w:instrText xml:space="preserve"> DOCVARIABLE "zapLink¦2!1!Birth_Date" </w:instrText>
-            </w:r>
-            <w:r>
-              <w:rPr>
-                <w:bCs/>
-                <w:sz w:val="24"/>
-                <w:highlight w:val="yellow"/>
-              </w:rPr>
-              <w:fldChar w:fldCharType="separate"/>
-            </w:r>
-            <w:r>
-              <w:rPr>
-                <w:bCs/>
-                <w:sz w:val="24"/>
-                <w:highlight w:val="yellow"/>
-              </w:rPr>
-              <w:t>10/7/1977</w:t>
-            </w:r>
-            <w:r>
-              <w:rPr>
-                <w:bCs/>
-                <w:sz w:val="24"/>
-                <w:highlight w:val="yellow"/>
-              </w:rPr>
-              <w:fldChar w:fldCharType="end"/>
+              <w:t>[[claimant_DOB_short]]</w:t>
             </w:r>
           </w:p>
           <w:p>
@@ -10550,43 +9501,7 @@
                 <w:sz w:val="24"/>
                 <w:highlight w:val="yellow"/>
               </w:rPr>
-              <w:fldChar w:fldCharType="begin"/>
-            </w:r>
-            <w:r>
-              <w:rPr>
-                <w:bCs/>
-                <w:smallCaps/>
-                <w:sz w:val="24"/>
-                <w:highlight w:val="yellow"/>
-              </w:rPr>
-              <w:instrText xml:space="preserve"> DOCVARIABLE "zapLink¦2!1!DateofAccident" </w:instrText>
-            </w:r>
-            <w:r>
-              <w:rPr>
-                <w:bCs/>
-                <w:smallCaps/>
-                <w:sz w:val="24"/>
-                <w:highlight w:val="yellow"/>
-              </w:rPr>
-              <w:fldChar w:fldCharType="separate"/>
-            </w:r>
-            <w:r>
-              <w:rPr>
-                <w:bCs/>
-                <w:smallCaps/>
-                <w:sz w:val="24"/>
-                <w:highlight w:val="yellow"/>
-              </w:rPr>
-              <w:t>3/2/2023</w:t>
-            </w:r>
-            <w:r>
-              <w:rPr>
-                <w:bCs/>
-                <w:smallCaps/>
-                <w:sz w:val="24"/>
-                <w:highlight w:val="yellow"/>
-              </w:rPr>
-              <w:fldChar w:fldCharType="end"/>
+              <w:t>[[date_of_accident]]</w:t>
             </w:r>
           </w:p>
         </w:tc>
@@ -10864,7 +9779,7 @@
                 <w:bCs/>
                 <w:smallCaps/>
                 <w:sz w:val="24"/>
-                <w:highlight w:val="yellow"/>
+                <w:highlight w:val="red"/>
               </w:rPr>
               <w:t>Trial</w:t>
             </w:r>
@@ -10940,6 +9855,7 @@
                 <w:highlight w:val="yellow"/>
               </w:rPr>
             </w:pPr>
+            <w:commentRangeStart w:id="8"/>
             <w:r>
               <w:rPr>
                 <w:bCs/>
@@ -10947,43 +9863,19 @@
                 <w:sz w:val="24"/>
                 <w:highlight w:val="yellow"/>
               </w:rPr>
-              <w:fldChar w:fldCharType="begin"/>
-            </w:r>
-            <w:r>
-              <w:rPr>
+              <w:t>[date_of_trial_short]]</w:t>
+            </w:r>
+            <w:commentRangeEnd w:id="8"/>
+            <w:r>
+              <w:rPr>
+                <w:rStyle w:val="CommentReference"/>
                 <w:bCs/>
                 <w:smallCaps/>
                 <w:sz w:val="24"/>
+                <w:szCs w:val="20"/>
                 <w:highlight w:val="yellow"/>
               </w:rPr>
-              <w:instrText xml:space="preserve"> DOCVARIABLE "zapLink¦2!1!DateofTrial" </w:instrText>
-            </w:r>
-            <w:r>
-              <w:rPr>
-                <w:bCs/>
-                <w:smallCaps/>
-                <w:sz w:val="24"/>
-                <w:highlight w:val="yellow"/>
-              </w:rPr>
-              <w:fldChar w:fldCharType="separate"/>
-            </w:r>
-            <w:r>
-              <w:rPr>
-                <w:bCs/>
-                <w:smallCaps/>
-                <w:sz w:val="24"/>
-                <w:highlight w:val="yellow"/>
-              </w:rPr>
-              <w:t>3/2/2026</w:t>
-            </w:r>
-            <w:r>
-              <w:rPr>
-                <w:bCs/>
-                <w:smallCaps/>
-                <w:sz w:val="24"/>
-                <w:highlight w:val="yellow"/>
-              </w:rPr>
-              <w:fldChar w:fldCharType="end"/>
+              <w:commentReference w:id="8"/>
             </w:r>
           </w:p>
           <w:p>
@@ -11012,7 +9904,7 @@
                 <w:bCs/>
                 <w:smallCaps/>
                 <w:sz w:val="24"/>
-                <w:highlight w:val="yellow"/>
+                <w:highlight w:val="red"/>
               </w:rPr>
               <w:fldChar w:fldCharType="begin"/>
             </w:r>
@@ -11021,7 +9913,7 @@
                 <w:bCs/>
                 <w:smallCaps/>
                 <w:sz w:val="24"/>
-                <w:highlight w:val="yellow"/>
+                <w:highlight w:val="red"/>
               </w:rPr>
               <w:instrText xml:space="preserve"> DOCVARIABLE "zapLink¦2!1!Place_of_Trial" </w:instrText>
             </w:r>
@@ -11030,7 +9922,7 @@
                 <w:bCs/>
                 <w:smallCaps/>
                 <w:sz w:val="24"/>
-                <w:highlight w:val="yellow"/>
+                <w:highlight w:val="red"/>
               </w:rPr>
               <w:fldChar w:fldCharType="separate"/>
             </w:r>
@@ -11039,16 +9931,16 @@
                 <w:bCs/>
                 <w:smallCaps/>
                 <w:sz w:val="24"/>
-                <w:highlight w:val="yellow"/>
-              </w:rPr>
-              <w:t xml:space="preserve"> Southern District of TX </w:t>
+                <w:highlight w:val="red"/>
+              </w:rPr>
+              <w:t xml:space="preserve">Southern District of TX </w:t>
             </w:r>
             <w:r>
               <w:rPr>
                 <w:bCs/>
                 <w:smallCaps/>
                 <w:sz w:val="24"/>
-                <w:highlight w:val="yellow"/>
+                <w:highlight w:val="red"/>
               </w:rPr>
               <w:fldChar w:fldCharType="end"/>
             </w:r>
@@ -11289,7 +10181,7 @@
                 <w:bCs/>
                 <w:smallCaps/>
                 <w:sz w:val="28"/>
-                <w:highlight w:val="yellow"/>
+                <w:highlight w:val="red"/>
                 <w:u w:val="single"/>
               </w:rPr>
               <w:t>TX</w:t>
@@ -11299,7 +10191,7 @@
                 <w:bCs/>
                 <w:smallCaps/>
                 <w:sz w:val="28"/>
-                <w:highlight w:val="yellow"/>
+                <w:highlight w:val="red"/>
                 <w:u w:val="single"/>
               </w:rPr>
               <w:t xml:space="preserve"> State</w:t>
@@ -11615,7 +10507,7 @@
                 <w:bCs/>
                 <w:smallCaps/>
                 <w:sz w:val="28"/>
-                <w:highlight w:val="yellow"/>
+                <w:highlight w:val="red"/>
               </w:rPr>
               <w:t>After</w:t>
             </w:r>
@@ -11624,7 +10516,7 @@
                 <w:bCs/>
                 <w:smallCaps/>
                 <w:sz w:val="28"/>
-                <w:highlight w:val="yellow"/>
+                <w:highlight w:val="red"/>
               </w:rPr>
               <w:t xml:space="preserve"> Tax</w:t>
             </w:r>
@@ -11880,7 +10772,7 @@
               <w:rPr>
                 <w:bCs/>
                 <w:sz w:val="28"/>
-                <w:highlight w:val="yellow"/>
+                <w:highlight w:val="red"/>
               </w:rPr>
               <w:t>11.4</w:t>
             </w:r>
@@ -11888,7 +10780,7 @@
               <w:rPr>
                 <w:bCs/>
                 <w:sz w:val="28"/>
-                <w:highlight w:val="yellow"/>
+                <w:highlight w:val="red"/>
               </w:rPr>
               <w:t xml:space="preserve"> </w:t>
             </w:r>
@@ -11897,7 +10789,7 @@
                 <w:bCs/>
                 <w:smallCaps/>
                 <w:sz w:val="28"/>
-                <w:highlight w:val="yellow"/>
+                <w:highlight w:val="red"/>
               </w:rPr>
               <w:t>Years</w:t>
             </w:r>
@@ -12210,7 +11102,16 @@
                 <w:sz w:val="28"/>
                 <w:highlight w:val="yellow"/>
               </w:rPr>
-              <w:t xml:space="preserve"> $56,023 </w:t>
+              <w:t>[[base_earnings_1]]</w:t>
+            </w:r>
+            <w:r>
+              <w:rPr>
+                <w:bCs/>
+                <w:smallCaps/>
+                <w:sz w:val="28"/>
+                <w:highlight w:val="yellow"/>
+              </w:rPr>
+              <w:t xml:space="preserve"> </w:t>
             </w:r>
             <w:r>
               <w:rPr>
@@ -12253,7 +11154,7 @@
                 <w:sz w:val="28"/>
                 <w:highlight w:val="yellow"/>
               </w:rPr>
-              <w:t>$61,000</w:t>
+              <w:t>[[base_earnings_2]]</w:t>
             </w:r>
           </w:p>
           <w:p>
@@ -12313,7 +11214,25 @@
                 <w:sz w:val="28"/>
                 <w:highlight w:val="yellow"/>
               </w:rPr>
-              <w:t xml:space="preserve"> $22,425 </w:t>
+              <w:t xml:space="preserve"> </w:t>
+            </w:r>
+            <w:r>
+              <w:rPr>
+                <w:bCs/>
+                <w:smallCaps/>
+                <w:sz w:val="28"/>
+                <w:highlight w:val="red"/>
+              </w:rPr>
+              <w:t>$22,425</w:t>
+            </w:r>
+            <w:r>
+              <w:rPr>
+                <w:bCs/>
+                <w:smallCaps/>
+                <w:sz w:val="28"/>
+                <w:highlight w:val="yellow"/>
+              </w:rPr>
+              <w:t xml:space="preserve"> </w:t>
             </w:r>
             <w:r>
               <w:rPr>
@@ -12435,7 +11354,7 @@
               <w:rPr>
                 <w:bCs/>
                 <w:sz w:val="28"/>
-                <w:highlight w:val="yellow"/>
+                <w:highlight w:val="red"/>
               </w:rPr>
               <w:t>3.</w:t>
             </w:r>
@@ -12443,7 +11362,7 @@
               <w:rPr>
                 <w:bCs/>
                 <w:sz w:val="28"/>
-                <w:highlight w:val="yellow"/>
+                <w:highlight w:val="red"/>
               </w:rPr>
               <w:t>56</w:t>
             </w:r>
@@ -12452,7 +11371,7 @@
                 <w:bCs/>
                 <w:smallCaps/>
                 <w:sz w:val="28"/>
-                <w:highlight w:val="yellow"/>
+                <w:highlight w:val="red"/>
               </w:rPr>
               <w:t>%</w:t>
             </w:r>
@@ -12552,7 +11471,7 @@
                 <w:bCs/>
                 <w:smallCaps/>
                 <w:sz w:val="28"/>
-                <w:highlight w:val="yellow"/>
+                <w:highlight w:val="red"/>
               </w:rPr>
               <w:t>2</w:t>
             </w:r>
@@ -12561,7 +11480,7 @@
                 <w:bCs/>
                 <w:smallCaps/>
                 <w:sz w:val="28"/>
-                <w:highlight w:val="yellow"/>
+                <w:highlight w:val="red"/>
               </w:rPr>
               <w:t>.</w:t>
             </w:r>
@@ -12570,7 +11489,7 @@
                 <w:bCs/>
                 <w:smallCaps/>
                 <w:sz w:val="28"/>
-                <w:highlight w:val="yellow"/>
+                <w:highlight w:val="red"/>
               </w:rPr>
               <w:t>0</w:t>
             </w:r>
@@ -12579,7 +11498,7 @@
                 <w:bCs/>
                 <w:smallCaps/>
                 <w:sz w:val="28"/>
-                <w:highlight w:val="yellow"/>
+                <w:highlight w:val="red"/>
               </w:rPr>
               <w:t>%</w:t>
             </w:r>
@@ -12588,7 +11507,7 @@
                 <w:bCs/>
                 <w:smallCaps/>
                 <w:sz w:val="28"/>
-                <w:highlight w:val="yellow"/>
+                <w:highlight w:val="red"/>
               </w:rPr>
               <w:t>-4.</w:t>
             </w:r>
@@ -12597,7 +11516,7 @@
                 <w:bCs/>
                 <w:smallCaps/>
                 <w:sz w:val="28"/>
-                <w:highlight w:val="yellow"/>
+                <w:highlight w:val="red"/>
               </w:rPr>
               <w:t>1</w:t>
             </w:r>
@@ -12606,7 +11525,7 @@
                 <w:bCs/>
                 <w:smallCaps/>
                 <w:sz w:val="28"/>
-                <w:highlight w:val="yellow"/>
+                <w:highlight w:val="red"/>
               </w:rPr>
               <w:t>%</w:t>
             </w:r>
@@ -12901,14 +11820,14 @@
         <w:rPr>
           <w:sz w:val="24"/>
           <w:szCs w:val="24"/>
-          <w:highlight w:val="yellow"/>
-        </w:rPr>
-      </w:pPr>
-      <w:r>
-        <w:rPr>
-          <w:sz w:val="24"/>
-          <w:szCs w:val="24"/>
-          <w:highlight w:val="yellow"/>
+          <w:highlight w:val="cyan"/>
+        </w:rPr>
+      </w:pPr>
+      <w:r>
+        <w:rPr>
+          <w:sz w:val="24"/>
+          <w:szCs w:val="24"/>
+          <w:highlight w:val="cyan"/>
         </w:rPr>
         <w:t xml:space="preserve">Congressional Budget Office. (March 2025). </w:t>
       </w:r>
@@ -12918,7 +11837,7 @@
           <w:iCs/>
           <w:sz w:val="24"/>
           <w:szCs w:val="24"/>
-          <w:highlight w:val="yellow"/>
+          <w:highlight w:val="cyan"/>
         </w:rPr>
         <w:t>Budget and Economic Outlook: 2025 to 2035—Congressional</w:t>
       </w:r>
@@ -12926,7 +11845,7 @@
         <w:rPr>
           <w:sz w:val="24"/>
           <w:szCs w:val="24"/>
-          <w:highlight w:val="yellow"/>
+          <w:highlight w:val="cyan"/>
         </w:rPr>
         <w:t xml:space="preserve"> </w:t>
       </w:r>
@@ -12936,7 +11855,7 @@
           <w:iCs/>
           <w:sz w:val="24"/>
           <w:szCs w:val="24"/>
-          <w:highlight w:val="yellow"/>
+          <w:highlight w:val="cyan"/>
         </w:rPr>
         <w:t>Budget Office</w:t>
       </w:r>
@@ -12944,18 +11863,18 @@
         <w:rPr>
           <w:sz w:val="24"/>
           <w:szCs w:val="24"/>
-          <w:highlight w:val="yellow"/>
+          <w:highlight w:val="cyan"/>
         </w:rPr>
         <w:t xml:space="preserve">, </w:t>
       </w:r>
-      <w:hyperlink r:id="rId13" w:anchor="_idTextAnchor004" w:history="1">
+      <w:hyperlink r:id="rId17" w:anchor="_idTextAnchor004" w:history="1">
         <w:r>
           <w:rPr>
             <w:rStyle w:val="Hyperlink"/>
             <w:color w:val="auto"/>
             <w:sz w:val="24"/>
             <w:szCs w:val="24"/>
-            <w:highlight w:val="yellow"/>
+            <w:highlight w:val="cyan"/>
           </w:rPr>
           <w:t xml:space="preserve">The Budget and Economic Outlook: 2025 to </w:t>
         </w:r>
@@ -12965,7 +11884,7 @@
             <w:color w:val="auto"/>
             <w:sz w:val="24"/>
             <w:szCs w:val="24"/>
-            <w:highlight w:val="yellow"/>
+            <w:highlight w:val="cyan"/>
           </w:rPr>
           <w:t xml:space="preserve">2035. </w:t>
         </w:r>
@@ -12975,7 +11894,7 @@
             <w:color w:val="auto"/>
             <w:sz w:val="24"/>
             <w:szCs w:val="24"/>
-            <w:highlight w:val="yellow"/>
+            <w:highlight w:val="cyan"/>
           </w:rPr>
           <w:t>Congressional Budget Office</w:t>
         </w:r>
@@ -13004,7 +11923,7 @@
         <w:rPr>
           <w:sz w:val="24"/>
           <w:szCs w:val="24"/>
-          <w:highlight w:val="yellow"/>
+          <w:highlight w:val="red"/>
         </w:rPr>
         <w:t>March</w:t>
       </w:r>
@@ -13012,7 +11931,7 @@
         <w:rPr>
           <w:sz w:val="24"/>
           <w:szCs w:val="24"/>
-          <w:highlight w:val="yellow"/>
+          <w:highlight w:val="red"/>
         </w:rPr>
         <w:t xml:space="preserve"> 1,</w:t>
       </w:r>
@@ -13020,7 +11939,7 @@
         <w:rPr>
           <w:sz w:val="24"/>
           <w:szCs w:val="24"/>
-          <w:highlight w:val="yellow"/>
+          <w:highlight w:val="red"/>
         </w:rPr>
         <w:t xml:space="preserve"> 202</w:t>
       </w:r>
@@ -13028,7 +11947,7 @@
         <w:rPr>
           <w:sz w:val="24"/>
           <w:szCs w:val="24"/>
-          <w:highlight w:val="yellow"/>
+          <w:highlight w:val="red"/>
         </w:rPr>
         <w:t>6</w:t>
       </w:r>
@@ -13039,7 +11958,6 @@
         </w:rPr>
         <w:t xml:space="preserve">). </w:t>
       </w:r>
-      <w:proofErr w:type="spellStart"/>
       <w:r>
         <w:rPr>
           <w:i/>
@@ -13047,17 +11965,7 @@
           <w:sz w:val="24"/>
           <w:szCs w:val="24"/>
         </w:rPr>
-        <w:t>BVAL</w:t>
-      </w:r>
-      <w:proofErr w:type="spellEnd"/>
-      <w:r>
-        <w:rPr>
-          <w:i/>
-          <w:iCs/>
-          <w:sz w:val="24"/>
-          <w:szCs w:val="24"/>
-        </w:rPr>
-        <w:t xml:space="preserve"> AAA Callable Yield Curve.</w:t>
+        <w:t>BVAL AAA Callable Yield Curve.</w:t>
       </w:r>
       <w:r>
         <w:rPr>
@@ -13091,23 +11999,7 @@
           <w:sz w:val="24"/>
           <w:szCs w:val="24"/>
         </w:rPr>
-        <w:t xml:space="preserve">Skoog, G. R., </w:t>
-      </w:r>
-      <w:proofErr w:type="spellStart"/>
-      <w:r>
-        <w:rPr>
-          <w:sz w:val="24"/>
-          <w:szCs w:val="24"/>
-        </w:rPr>
-        <w:t>Ciecka</w:t>
-      </w:r>
-      <w:proofErr w:type="spellEnd"/>
-      <w:r>
-        <w:rPr>
-          <w:sz w:val="24"/>
-          <w:szCs w:val="24"/>
-        </w:rPr>
-        <w:t xml:space="preserve">, J. E., &amp; Krueger, K. V. (2019). </w:t>
+        <w:t xml:space="preserve">Skoog, G. R., Ciecka, J. E., &amp; Krueger, K. V. (2019). </w:t>
       </w:r>
       <w:r>
         <w:rPr>
@@ -13216,35 +12108,10 @@
           <w:spacing w:val="0"/>
           <w:sz w:val="24"/>
           <w:szCs w:val="24"/>
-          <w:highlight w:val="yellow"/>
-        </w:rPr>
-        <w:t>All Items</w:t>
-      </w:r>
-      <w:r>
-        <w:rPr>
-          <w:rFonts w:eastAsiaTheme="minorHAnsi"/>
-          <w:i/>
-          <w:iCs/>
-          <w:spacing w:val="0"/>
-          <w:sz w:val="24"/>
-          <w:szCs w:val="24"/>
-        </w:rPr>
-        <w:t xml:space="preserve"> (</w:t>
-      </w:r>
-      <w:proofErr w:type="spellStart"/>
-      <w:r>
-        <w:rPr>
-          <w:rFonts w:eastAsiaTheme="minorHAnsi"/>
-          <w:i/>
-          <w:iCs/>
-          <w:spacing w:val="0"/>
-          <w:sz w:val="24"/>
-          <w:szCs w:val="24"/>
-          <w:highlight w:val="yellow"/>
-        </w:rPr>
-        <w:t>CUUR0000SA0</w:t>
-      </w:r>
-      <w:proofErr w:type="spellEnd"/>
+          <w:highlight w:val="red"/>
+        </w:rPr>
+        <w:t>All Items (CUUR0000SA0</w:t>
+      </w:r>
       <w:r>
         <w:rPr>
           <w:rFonts w:eastAsiaTheme="minorHAnsi"/>
@@ -13349,46 +12216,10 @@
           <w:spacing w:val="0"/>
           <w:sz w:val="24"/>
           <w:szCs w:val="24"/>
-          <w:highlight w:val="yellow"/>
-        </w:rPr>
-        <w:t>Medical Care Services</w:t>
-      </w:r>
-      <w:r>
-        <w:rPr>
-          <w:rFonts w:eastAsiaTheme="minorHAnsi"/>
-          <w:i/>
-          <w:iCs/>
-          <w:spacing w:val="0"/>
-          <w:sz w:val="24"/>
-          <w:szCs w:val="24"/>
-        </w:rPr>
-        <w:t xml:space="preserve"> </w:t>
-      </w:r>
-      <w:r>
-        <w:rPr>
-          <w:rFonts w:eastAsiaTheme="minorHAnsi"/>
-          <w:i/>
-          <w:iCs/>
-          <w:spacing w:val="0"/>
-          <w:sz w:val="24"/>
-          <w:szCs w:val="24"/>
-        </w:rPr>
-        <w:t>(</w:t>
-      </w:r>
-      <w:proofErr w:type="spellStart"/>
-      <w:r>
-        <w:rPr>
-          <w:rFonts w:eastAsiaTheme="minorHAnsi"/>
-          <w:i/>
-          <w:iCs/>
-          <w:spacing w:val="0"/>
-          <w:sz w:val="24"/>
-          <w:szCs w:val="24"/>
-          <w:highlight w:val="yellow"/>
-        </w:rPr>
-        <w:t>CUUR0000SAM2</w:t>
-      </w:r>
-      <w:proofErr w:type="spellEnd"/>
+          <w:highlight w:val="red"/>
+        </w:rPr>
+        <w:t>Medical Care Services (CUUR0000SAM2</w:t>
+      </w:r>
       <w:r>
         <w:rPr>
           <w:rFonts w:eastAsiaTheme="minorHAnsi"/>
@@ -13493,7 +12324,7 @@
           <w:spacing w:val="0"/>
           <w:sz w:val="24"/>
           <w:szCs w:val="24"/>
-          <w:highlight w:val="yellow"/>
+          <w:highlight w:val="red"/>
         </w:rPr>
         <w:t>Physicians</w:t>
       </w:r>
@@ -13505,7 +12336,7 @@
           <w:spacing w:val="0"/>
           <w:sz w:val="24"/>
           <w:szCs w:val="24"/>
-          <w:highlight w:val="yellow"/>
+          <w:highlight w:val="red"/>
         </w:rPr>
         <w:t>’</w:t>
       </w:r>
@@ -13517,46 +12348,10 @@
           <w:spacing w:val="0"/>
           <w:sz w:val="24"/>
           <w:szCs w:val="24"/>
-          <w:highlight w:val="yellow"/>
-        </w:rPr>
-        <w:t xml:space="preserve"> Services</w:t>
-      </w:r>
-      <w:r>
-        <w:rPr>
-          <w:rFonts w:eastAsiaTheme="minorHAnsi"/>
-          <w:i/>
-          <w:iCs/>
-          <w:spacing w:val="0"/>
-          <w:sz w:val="24"/>
-          <w:szCs w:val="24"/>
-        </w:rPr>
-        <w:t xml:space="preserve"> </w:t>
-      </w:r>
-      <w:r>
-        <w:rPr>
-          <w:rFonts w:eastAsiaTheme="minorHAnsi"/>
-          <w:i/>
-          <w:iCs/>
-          <w:spacing w:val="0"/>
-          <w:sz w:val="24"/>
-          <w:szCs w:val="24"/>
-        </w:rPr>
-        <w:t>(</w:t>
-      </w:r>
-      <w:proofErr w:type="spellStart"/>
-      <w:r>
-        <w:rPr>
-          <w:rFonts w:eastAsiaTheme="minorHAnsi"/>
-          <w:i/>
-          <w:iCs/>
-          <w:spacing w:val="0"/>
-          <w:sz w:val="24"/>
-          <w:szCs w:val="24"/>
-          <w:highlight w:val="yellow"/>
-        </w:rPr>
-        <w:t>CUUR0000SEMC01</w:t>
-      </w:r>
-      <w:proofErr w:type="spellEnd"/>
+          <w:highlight w:val="red"/>
+        </w:rPr>
+        <w:t xml:space="preserve"> Services (CUUR0000SEMC01</w:t>
+      </w:r>
       <w:r>
         <w:rPr>
           <w:rFonts w:eastAsiaTheme="minorHAnsi"/>
@@ -13661,46 +12456,10 @@
           <w:spacing w:val="0"/>
           <w:sz w:val="24"/>
           <w:szCs w:val="24"/>
-          <w:highlight w:val="yellow"/>
-        </w:rPr>
-        <w:t>Prescription Drugs</w:t>
-      </w:r>
-      <w:r>
-        <w:rPr>
-          <w:rFonts w:eastAsiaTheme="minorHAnsi"/>
-          <w:i/>
-          <w:iCs/>
-          <w:spacing w:val="0"/>
-          <w:sz w:val="24"/>
-          <w:szCs w:val="24"/>
-        </w:rPr>
-        <w:t xml:space="preserve"> </w:t>
-      </w:r>
-      <w:r>
-        <w:rPr>
-          <w:rFonts w:eastAsiaTheme="minorHAnsi"/>
-          <w:i/>
-          <w:iCs/>
-          <w:spacing w:val="0"/>
-          <w:sz w:val="24"/>
-          <w:szCs w:val="24"/>
-        </w:rPr>
-        <w:t>(</w:t>
-      </w:r>
-      <w:proofErr w:type="spellStart"/>
-      <w:r>
-        <w:rPr>
-          <w:rFonts w:eastAsiaTheme="minorHAnsi"/>
-          <w:i/>
-          <w:iCs/>
-          <w:spacing w:val="0"/>
-          <w:sz w:val="24"/>
-          <w:szCs w:val="24"/>
-          <w:highlight w:val="yellow"/>
-        </w:rPr>
-        <w:t>CUUR0000SEMF01</w:t>
-      </w:r>
-      <w:proofErr w:type="spellEnd"/>
+          <w:highlight w:val="red"/>
+        </w:rPr>
+        <w:t>Prescription Drugs (CUUR0000SEMF01</w:t>
+      </w:r>
       <w:r>
         <w:rPr>
           <w:rFonts w:eastAsiaTheme="minorHAnsi"/>
@@ -13805,7 +12564,7 @@
           <w:spacing w:val="0"/>
           <w:sz w:val="24"/>
           <w:szCs w:val="24"/>
-          <w:highlight w:val="yellow"/>
+          <w:highlight w:val="red"/>
         </w:rPr>
         <w:t>Services by Other Medical Professionals</w:t>
       </w:r>
@@ -13820,7 +12579,6 @@
         </w:rPr>
         <w:t xml:space="preserve"> (</w:t>
       </w:r>
-      <w:proofErr w:type="spellStart"/>
       <w:r>
         <w:rPr>
           <w:rFonts w:eastAsiaTheme="minorHAnsi"/>
@@ -13832,7 +12590,6 @@
         </w:rPr>
         <w:t>CUUR0000SEMC04</w:t>
       </w:r>
-      <w:proofErr w:type="spellEnd"/>
       <w:r>
         <w:rPr>
           <w:rFonts w:eastAsiaTheme="minorHAnsi"/>
@@ -13912,7 +12669,7 @@
           <w:rStyle w:val="Emphasis"/>
           <w:sz w:val="24"/>
           <w:szCs w:val="24"/>
-          <w:highlight w:val="yellow"/>
+          <w:highlight w:val="red"/>
         </w:rPr>
         <w:t xml:space="preserve">Inpatient </w:t>
       </w:r>
@@ -13921,7 +12678,7 @@
           <w:rStyle w:val="Emphasis"/>
           <w:sz w:val="24"/>
           <w:szCs w:val="24"/>
-          <w:highlight w:val="yellow"/>
+          <w:highlight w:val="red"/>
         </w:rPr>
         <w:t>H</w:t>
       </w:r>
@@ -13930,7 +12687,7 @@
           <w:rStyle w:val="Emphasis"/>
           <w:sz w:val="24"/>
           <w:szCs w:val="24"/>
-          <w:highlight w:val="yellow"/>
+          <w:highlight w:val="red"/>
         </w:rPr>
         <w:t xml:space="preserve">ospital </w:t>
       </w:r>
@@ -13939,7 +12696,7 @@
           <w:rStyle w:val="Emphasis"/>
           <w:sz w:val="24"/>
           <w:szCs w:val="24"/>
-          <w:highlight w:val="yellow"/>
+          <w:highlight w:val="red"/>
         </w:rPr>
         <w:t>S</w:t>
       </w:r>
@@ -13948,29 +12705,10 @@
           <w:rStyle w:val="Emphasis"/>
           <w:sz w:val="24"/>
           <w:szCs w:val="24"/>
-          <w:highlight w:val="yellow"/>
-        </w:rPr>
-        <w:t xml:space="preserve">ervices </w:t>
-      </w:r>
-      <w:r>
-        <w:rPr>
-          <w:rStyle w:val="Emphasis"/>
-          <w:sz w:val="24"/>
-          <w:szCs w:val="24"/>
-        </w:rPr>
-        <w:t>(</w:t>
-      </w:r>
-      <w:proofErr w:type="spellStart"/>
-      <w:r>
-        <w:rPr>
-          <w:rStyle w:val="Emphasis"/>
-          <w:sz w:val="24"/>
-          <w:szCs w:val="24"/>
-          <w:highlight w:val="yellow"/>
-        </w:rPr>
-        <w:t>CUUR0000SS5702</w:t>
-      </w:r>
-      <w:proofErr w:type="spellEnd"/>
+          <w:highlight w:val="red"/>
+        </w:rPr>
+        <w:t>ervices (CUUR0000SS5702</w:t>
+      </w:r>
       <w:r>
         <w:rPr>
           <w:rStyle w:val="Emphasis"/>
@@ -14053,7 +12791,6 @@
         </w:rPr>
         <w:t>(</w:t>
       </w:r>
-      <w:proofErr w:type="spellStart"/>
       <w:r>
         <w:rPr>
           <w:rStyle w:val="Emphasis"/>
@@ -14063,7 +12800,6 @@
         </w:rPr>
         <w:t>CUUR0000SAM1</w:t>
       </w:r>
-      <w:proofErr w:type="spellEnd"/>
       <w:r>
         <w:rPr>
           <w:rStyle w:val="Emphasis"/>
@@ -14127,55 +12863,7 @@
           <w:sz w:val="24"/>
           <w:szCs w:val="24"/>
         </w:rPr>
-        <w:t xml:space="preserve"> (Data series </w:t>
-      </w:r>
-      <w:proofErr w:type="spellStart"/>
-      <w:r>
-        <w:rPr>
-          <w:sz w:val="24"/>
-          <w:szCs w:val="24"/>
-        </w:rPr>
-        <w:t>CMU3020000000000D</w:t>
-      </w:r>
-      <w:proofErr w:type="spellEnd"/>
-      <w:r>
-        <w:rPr>
-          <w:sz w:val="24"/>
-          <w:szCs w:val="24"/>
-        </w:rPr>
-        <w:t xml:space="preserve">, </w:t>
-      </w:r>
-      <w:proofErr w:type="spellStart"/>
-      <w:r>
-        <w:rPr>
-          <w:sz w:val="24"/>
-          <w:szCs w:val="24"/>
-        </w:rPr>
-        <w:t>CMU3020000400000D</w:t>
-      </w:r>
-      <w:proofErr w:type="spellEnd"/>
-      <w:r>
-        <w:rPr>
-          <w:sz w:val="24"/>
-          <w:szCs w:val="24"/>
-        </w:rPr>
-        <w:t xml:space="preserve">, </w:t>
-      </w:r>
-      <w:proofErr w:type="spellStart"/>
-      <w:r>
-        <w:rPr>
-          <w:sz w:val="24"/>
-          <w:szCs w:val="24"/>
-        </w:rPr>
-        <w:t>CMU3020000810000D</w:t>
-      </w:r>
-      <w:proofErr w:type="spellEnd"/>
-      <w:r>
-        <w:rPr>
-          <w:sz w:val="24"/>
-          <w:szCs w:val="24"/>
-        </w:rPr>
-        <w:t>). U.S. Department of Labor. https://www.bls.gov/ncs/ect/</w:t>
+        <w:t xml:space="preserve"> (Data series CMU3020000000000D, CMU3020000400000D, CMU3020000810000D). U.S. Department of Labor. https://www.bls.gov/ncs/ect/</w:t>
       </w:r>
     </w:p>
     <w:p>
@@ -14197,6 +12885,7 @@
         <w:rPr>
           <w:sz w:val="24"/>
           <w:szCs w:val="24"/>
+          <w:highlight w:val="cyan"/>
         </w:rPr>
       </w:pPr>
       <w:r>
@@ -14205,7 +12894,7 @@
           <w:color w:val="000000"/>
           <w:sz w:val="24"/>
           <w:szCs w:val="24"/>
-          <w:highlight w:val="yellow"/>
+          <w:highlight w:val="cyan"/>
         </w:rPr>
         <w:t xml:space="preserve">U.S. Social Security Administration, Office of the Chief Actuary. </w:t>
       </w:r>
@@ -14217,7 +12906,7 @@
           <w:color w:val="000000"/>
           <w:sz w:val="24"/>
           <w:szCs w:val="24"/>
-          <w:highlight w:val="yellow"/>
+          <w:highlight w:val="cyan"/>
         </w:rPr>
         <w:t>The 2025 Annual Report of the Board of Trustees of the Federal Old-Age and Survivors Insurance and Federal Disability Insurance Trust Funds</w:t>
       </w:r>
@@ -14227,31 +12916,9 @@
           <w:color w:val="000000"/>
           <w:sz w:val="24"/>
           <w:szCs w:val="24"/>
-          <w:highlight w:val="yellow"/>
-        </w:rPr>
-        <w:t xml:space="preserve">. Section </w:t>
-      </w:r>
-      <w:proofErr w:type="spellStart"/>
-      <w:r>
-        <w:rPr>
-          <w:rFonts w:eastAsia="Calibri"/>
-          <w:color w:val="000000"/>
-          <w:sz w:val="24"/>
-          <w:szCs w:val="24"/>
-          <w:highlight w:val="yellow"/>
-        </w:rPr>
-        <w:t>V.B</w:t>
-      </w:r>
-      <w:proofErr w:type="spellEnd"/>
-      <w:r>
-        <w:rPr>
-          <w:rFonts w:eastAsia="Calibri"/>
-          <w:color w:val="000000"/>
-          <w:sz w:val="24"/>
-          <w:szCs w:val="24"/>
-          <w:highlight w:val="yellow"/>
-        </w:rPr>
-        <w:t>: “Economic Assumptions and Methods,” 2025, Social Security Administration, https://www.ssa.gov/oact/TR/2025/2025_Long-Range_Economic_Assumptions.pdf</w:t>
+          <w:highlight w:val="cyan"/>
+        </w:rPr>
+        <w:t>. Section V.B: “Economic Assumptions and Methods,” 2025, Social Security Administration, https://www.ssa.gov/oact/TR/2025/2025_Long-Range_Economic_Assumptions.pdf</w:t>
       </w:r>
     </w:p>
     <w:p>
@@ -14277,12 +12944,21 @@
           <w:sz w:val="24"/>
           <w:szCs w:val="24"/>
         </w:rPr>
-        <w:t xml:space="preserve">Vocational Evaluation and </w:t>
-      </w:r>
-      <w:r>
-        <w:rPr>
-          <w:sz w:val="24"/>
-          <w:szCs w:val="24"/>
+        <w:t xml:space="preserve">Vocational Evaluation </w:t>
+      </w:r>
+      <w:r>
+        <w:rPr>
+          <w:sz w:val="24"/>
+          <w:szCs w:val="24"/>
+          <w:highlight w:val="green"/>
+        </w:rPr>
+        <w:t xml:space="preserve">and </w:t>
+      </w:r>
+      <w:r>
+        <w:rPr>
+          <w:sz w:val="24"/>
+          <w:szCs w:val="24"/>
+          <w:highlight w:val="green"/>
         </w:rPr>
         <w:t>Life Care Plan</w:t>
       </w:r>
@@ -14299,7 +12975,14 @@
           <w:szCs w:val="24"/>
           <w:highlight w:val="yellow"/>
         </w:rPr>
-        <w:fldChar w:fldCharType="begin"/>
+        <w:t>[[claimant_name_full]]</w:t>
+      </w:r>
+      <w:r>
+        <w:rPr>
+          <w:sz w:val="24"/>
+          <w:szCs w:val="24"/>
+        </w:rPr>
+        <w:t xml:space="preserve">, prepared by </w:t>
       </w:r>
       <w:r>
         <w:rPr>
@@ -14307,7 +12990,21 @@
           <w:szCs w:val="24"/>
           <w:highlight w:val="yellow"/>
         </w:rPr>
-        <w:instrText xml:space="preserve"> DOCVARIABLE "zapLink¦2!1!Claimant_Name_First" </w:instrText>
+        <w:t>[[LCP_preparer]]</w:t>
+      </w:r>
+      <w:r>
+        <w:rPr>
+          <w:sz w:val="24"/>
+          <w:szCs w:val="24"/>
+        </w:rPr>
+        <w:t xml:space="preserve"> </w:t>
+      </w:r>
+      <w:r>
+        <w:rPr>
+          <w:sz w:val="24"/>
+          <w:szCs w:val="24"/>
+        </w:rPr>
+        <w:t>(</w:t>
       </w:r>
       <w:r>
         <w:rPr>
@@ -14315,172 +13012,7 @@
           <w:szCs w:val="24"/>
           <w:highlight w:val="yellow"/>
         </w:rPr>
-        <w:fldChar w:fldCharType="separate"/>
-      </w:r>
-      <w:r>
-        <w:rPr>
-          <w:sz w:val="24"/>
-          <w:szCs w:val="24"/>
-          <w:highlight w:val="yellow"/>
-        </w:rPr>
-        <w:t>Johnson</w:t>
-      </w:r>
-      <w:r>
-        <w:rPr>
-          <w:sz w:val="24"/>
-          <w:szCs w:val="24"/>
-          <w:highlight w:val="yellow"/>
-        </w:rPr>
-        <w:fldChar w:fldCharType="end"/>
-      </w:r>
-      <w:r>
-        <w:rPr>
-          <w:sz w:val="24"/>
-          <w:szCs w:val="24"/>
-          <w:highlight w:val="yellow"/>
-        </w:rPr>
-        <w:t xml:space="preserve"> </w:t>
-      </w:r>
-      <w:r>
-        <w:rPr>
-          <w:sz w:val="24"/>
-          <w:szCs w:val="24"/>
-          <w:highlight w:val="yellow"/>
-        </w:rPr>
-        <w:fldChar w:fldCharType="begin"/>
-      </w:r>
-      <w:r>
-        <w:rPr>
-          <w:sz w:val="24"/>
-          <w:szCs w:val="24"/>
-          <w:highlight w:val="yellow"/>
-        </w:rPr>
-        <w:instrText xml:space="preserve"> DOCVARIABLE "zapLink¦2!1!Client_Name_Last" </w:instrText>
-      </w:r>
-      <w:r>
-        <w:rPr>
-          <w:sz w:val="24"/>
-          <w:szCs w:val="24"/>
-          <w:highlight w:val="yellow"/>
-        </w:rPr>
-        <w:fldChar w:fldCharType="separate"/>
-      </w:r>
-      <w:r>
-        <w:rPr>
-          <w:sz w:val="24"/>
-          <w:szCs w:val="24"/>
-          <w:highlight w:val="yellow"/>
-        </w:rPr>
-        <w:t>Nguyen</w:t>
-      </w:r>
-      <w:r>
-        <w:rPr>
-          <w:sz w:val="24"/>
-          <w:szCs w:val="24"/>
-          <w:highlight w:val="yellow"/>
-        </w:rPr>
-        <w:fldChar w:fldCharType="end"/>
-      </w:r>
-      <w:r>
-        <w:rPr>
-          <w:sz w:val="24"/>
-          <w:szCs w:val="24"/>
-        </w:rPr>
-        <w:t xml:space="preserve">, prepared by </w:t>
-      </w:r>
-      <w:r>
-        <w:rPr>
-          <w:sz w:val="24"/>
-          <w:szCs w:val="24"/>
-          <w:highlight w:val="yellow"/>
-        </w:rPr>
-        <w:fldChar w:fldCharType="begin"/>
-      </w:r>
-      <w:r>
-        <w:rPr>
-          <w:sz w:val="24"/>
-          <w:szCs w:val="24"/>
-          <w:highlight w:val="yellow"/>
-        </w:rPr>
-        <w:instrText xml:space="preserve"> DOCVARIABLE "zapLink¦2!1!LifeCarePlanner" </w:instrText>
-      </w:r>
-      <w:r>
-        <w:rPr>
-          <w:sz w:val="24"/>
-          <w:szCs w:val="24"/>
-          <w:highlight w:val="yellow"/>
-        </w:rPr>
-        <w:fldChar w:fldCharType="separate"/>
-      </w:r>
-      <w:r>
-        <w:rPr>
-          <w:sz w:val="24"/>
-          <w:szCs w:val="24"/>
-          <w:highlight w:val="yellow"/>
-        </w:rPr>
-        <w:t>Todd Capielano, CLCP</w:t>
-      </w:r>
-      <w:r>
-        <w:rPr>
-          <w:sz w:val="24"/>
-          <w:szCs w:val="24"/>
-          <w:highlight w:val="yellow"/>
-        </w:rPr>
-        <w:fldChar w:fldCharType="end"/>
-      </w:r>
-      <w:r>
-        <w:rPr>
-          <w:sz w:val="24"/>
-          <w:szCs w:val="24"/>
-        </w:rPr>
-        <w:t xml:space="preserve"> </w:t>
-      </w:r>
-      <w:r>
-        <w:rPr>
-          <w:sz w:val="24"/>
-          <w:szCs w:val="24"/>
-        </w:rPr>
-        <w:t>(</w:t>
-      </w:r>
-      <w:r>
-        <w:rPr>
-          <w:sz w:val="24"/>
-          <w:szCs w:val="24"/>
-          <w:highlight w:val="yellow"/>
-        </w:rPr>
-        <w:fldChar w:fldCharType="begin"/>
-      </w:r>
-      <w:r>
-        <w:rPr>
-          <w:sz w:val="24"/>
-          <w:szCs w:val="24"/>
-          <w:highlight w:val="yellow"/>
-        </w:rPr>
-        <w:instrText xml:space="preserve"> DOCVARIABLE "zapLink¦2!1!LCPReportDate" </w:instrText>
-      </w:r>
-      <w:r>
-        <w:rPr>
-          <w:sz w:val="24"/>
-          <w:szCs w:val="24"/>
-          <w:highlight w:val="yellow"/>
-        </w:rPr>
-        <w:fldChar w:fldCharType="separate"/>
-      </w:r>
-      <w:r>
-        <w:rPr>
-          <w:sz w:val="24"/>
-          <w:szCs w:val="24"/>
-          <w:highlight w:val="yellow"/>
-        </w:rPr>
-        <w:t>June 20, 2025</w:t>
-      </w:r>
-      <w:r>
-        <w:rPr>
-          <w:sz w:val="24"/>
-          <w:szCs w:val="24"/>
-          <w:highlight w:val="yellow"/>
-        </w:rPr>
-        <w:fldChar w:fldCharType="end"/>
+        <w:t>[[LCP_report_date_long]]</w:t>
       </w:r>
       <w:r>
         <w:rPr>
@@ -14491,12 +13023,9 @@
       </w:r>
     </w:p>
     <w:sectPr>
-      <w:headerReference w:type="even" r:id="rId14"/>
-      <w:headerReference w:type="default" r:id="rId15"/>
-      <w:footerReference w:type="even" r:id="rId16"/>
-      <w:footerReference w:type="default" r:id="rId17"/>
-      <w:headerReference w:type="first" r:id="rId18"/>
-      <w:footerReference w:type="first" r:id="rId19"/>
+      <w:headerReference w:type="default" r:id="rId18"/>
+      <w:headerReference w:type="first" r:id="rId19"/>
+      <w:footerReference w:type="first" r:id="rId20"/>
       <w:pgSz w:w="12240" w:h="15840" w:code="1"/>
       <w:pgMar w:top="1886" w:right="1354" w:bottom="1094" w:left="1440" w:header="720" w:footer="720" w:gutter="0"/>
       <w:cols w:space="720"/>
@@ -14507,6 +13036,191 @@
 </w:document>
 </file>
 
+<file path=word/comments.xml><?xml version="1.0" encoding="utf-8"?>
+<w:comments xmlns:wpc="http://schemas.microsoft.com/office/word/2010/wordprocessingCanvas" xmlns:cx="http://schemas.microsoft.com/office/drawing/2014/chartex" xmlns:cx1="http://schemas.microsoft.com/office/drawing/2015/9/8/chartex" xmlns:cx2="http://schemas.microsoft.com/office/drawing/2015/10/21/chartex" xmlns:cx3="http://schemas.microsoft.com/office/drawing/2016/5/9/chartex" xmlns:cx4="http://schemas.microsoft.com/office/drawing/2016/5/10/chartex" xmlns:cx5="http://schemas.microsoft.com/office/drawing/2016/5/11/chartex" xmlns:cx6="http://schemas.microsoft.com/office/drawing/2016/5/12/chartex" xmlns:cx7="http://schemas.microsoft.com/office/drawing/2016/5/13/chartex" xmlns:cx8="http://schemas.microsoft.com/office/drawing/2016/5/14/chartex" xmlns:mc="http://schemas.openxmlformats.org/markup-compatibility/2006" xmlns:aink="http://schemas.microsoft.com/office/drawing/2016/ink" xmlns:am3d="http://schemas.microsoft.com/office/drawing/2017/model3d" xmlns:o="urn:schemas-microsoft-com:office:office" xmlns:oel="http://schemas.microsoft.com/office/2019/extlst" xmlns:r="http://schemas.openxmlformats.org/officeDocument/2006/relationships" xmlns:m="http://schemas.openxmlformats.org/officeDocument/2006/math" xmlns:v="urn:schemas-microsoft-com:vml" xmlns:wp14="http://schemas.microsoft.com/office/word/2010/wordprocessingDrawing" xmlns:wp="http://schemas.openxmlformats.org/drawingml/2006/wordprocessingDrawing" xmlns:w10="urn:schemas-microsoft-com:office:word" xmlns:w="http://schemas.openxmlformats.org/wordprocessingml/2006/main" xmlns:w14="http://schemas.microsoft.com/office/word/2010/wordml" xmlns:w15="http://schemas.microsoft.com/office/word/2012/wordml" xmlns:w16cex="http://schemas.microsoft.com/office/word/2018/wordml/cex" xmlns:w16cid="http://schemas.microsoft.com/office/word/2016/wordml/cid" xmlns:w16="http://schemas.microsoft.com/office/word/2018/wordml" xmlns:w16du="http://schemas.microsoft.com/office/word/2023/wordml/word16du" xmlns:w16sdtdh="http://schemas.microsoft.com/office/word/2020/wordml/sdtdatahash" xmlns:w16sdtfl="http://schemas.microsoft.com/office/word/2024/wordml/sdtformatlock" xmlns:w16se="http://schemas.microsoft.com/office/word/2015/wordml/symex" xmlns:wpg="http://schemas.microsoft.com/office/word/2010/wordprocessingGroup" xmlns:wpi="http://schemas.microsoft.com/office/word/2010/wordprocessingInk" xmlns:wne="http://schemas.microsoft.com/office/word/2006/wordml" xmlns:wps="http://schemas.microsoft.com/office/word/2010/wordprocessingShape" mc:Ignorable="w14 w15 w16se w16cid w16 w16cex w16sdtdh w16sdtfl w16du wp14">
+  <w:comment w:id="0" w:author="Eric Bussey" w:date="2026-04-17T14:57:00Z" w:initials="EB">
+    <w:p>
+      <w:pPr>
+        <w:pStyle w:val="CommentText"/>
+      </w:pPr>
+      <w:r>
+        <w:rPr>
+          <w:rStyle w:val="CommentReference"/>
+        </w:rPr>
+        <w:annotationRef/>
+      </w:r>
+      <w:r>
+        <w:t>Seems to be pulled from PV2 -&gt; “Base 1 PV Loss WLE -&gt; B3?</w:t>
+      </w:r>
+    </w:p>
+  </w:comment>
+  <w:comment w:id="1" w:author="Eric Bussey" w:date="2026-04-17T14:58:00Z" w:initials="EB">
+    <w:p>
+      <w:pPr>
+        <w:pStyle w:val="CommentText"/>
+      </w:pPr>
+      <w:r>
+        <w:rPr>
+          <w:rStyle w:val="CommentReference"/>
+        </w:rPr>
+        <w:annotationRef/>
+      </w:r>
+      <w:r>
+        <w:t>Seems to be from PV2 -&gt; “Case Inputs” -&gt; B35?</w:t>
+      </w:r>
+    </w:p>
+  </w:comment>
+  <w:comment w:id="2" w:author="Eric Bussey" w:date="2026-04-17T15:04:00Z" w:initials="EB">
+    <w:p>
+      <w:pPr>
+        <w:pStyle w:val="CommentText"/>
+      </w:pPr>
+      <w:r>
+        <w:rPr>
+          <w:rStyle w:val="CommentReference"/>
+        </w:rPr>
+        <w:annotationRef/>
+      </w:r>
+      <w:r>
+        <w:t>Seems to be from PV2 -&gt; “Case Inputs” -&gt; B36?</w:t>
+      </w:r>
+    </w:p>
+  </w:comment>
+  <w:comment w:id="3" w:author="Eric Bussey" w:date="2026-04-17T15:04:00Z" w:initials="EB">
+    <w:p>
+      <w:pPr>
+        <w:pStyle w:val="CommentText"/>
+      </w:pPr>
+      <w:r>
+        <w:rPr>
+          <w:rStyle w:val="CommentReference"/>
+        </w:rPr>
+        <w:annotationRef/>
+      </w:r>
+      <w:r>
+        <w:t>Seems to be from PV2 -&gt; “Case Inputs” -&gt; B36?</w:t>
+      </w:r>
+    </w:p>
+  </w:comment>
+  <w:comment w:id="4" w:author="Eric Bussey" w:date="2026-04-17T15:16:00Z" w:initials="EB">
+    <w:p>
+      <w:pPr>
+        <w:pStyle w:val="CommentText"/>
+      </w:pPr>
+      <w:r>
+        <w:rPr>
+          <w:rStyle w:val="CommentReference"/>
+        </w:rPr>
+        <w:annotationRef/>
+      </w:r>
+      <w:r>
+        <w:t xml:space="preserve">Would y’all normally include multiple losses-to-trial, depending on the number of bases? </w:t>
+      </w:r>
+    </w:p>
+    <w:p>
+      <w:pPr>
+        <w:pStyle w:val="CommentText"/>
+      </w:pPr>
+    </w:p>
+    <w:p>
+      <w:pPr>
+        <w:pStyle w:val="CommentText"/>
+      </w:pPr>
+      <w:r>
+        <w:t>I see that the tables above show “loss to trial” for both earnings bases.</w:t>
+      </w:r>
+    </w:p>
+  </w:comment>
+  <w:comment w:id="5" w:author="Eric Bussey" w:date="2026-04-17T15:24:00Z" w:initials="EB">
+    <w:p>
+      <w:pPr>
+        <w:pStyle w:val="CommentText"/>
+      </w:pPr>
+      <w:r>
+        <w:rPr>
+          <w:rStyle w:val="CommentReference"/>
+        </w:rPr>
+        <w:annotationRef/>
+      </w:r>
+      <w:r>
+        <w:t>Are these just hourly_wage and base_earnings_1?</w:t>
+      </w:r>
+    </w:p>
+  </w:comment>
+  <w:comment w:id="7" w:author="Eric Bussey" w:date="2026-04-17T15:41:00Z" w:initials="EB">
+    <w:p>
+      <w:pPr>
+        <w:pStyle w:val="CommentText"/>
+      </w:pPr>
+      <w:r>
+        <w:rPr>
+          <w:rStyle w:val="CommentReference"/>
+        </w:rPr>
+        <w:annotationRef/>
+      </w:r>
+      <w:r>
+        <w:t>I believe this is a full PV_Summary_No_Rounding table, once all of the items have been filled in?</w:t>
+      </w:r>
+    </w:p>
+  </w:comment>
+  <w:comment w:id="8" w:author="Eric Bussey" w:date="2026-04-17T15:43:00Z" w:initials="EB">
+    <w:p>
+      <w:pPr>
+        <w:pStyle w:val="CommentText"/>
+      </w:pPr>
+      <w:r>
+        <w:rPr>
+          <w:rStyle w:val="CommentReference"/>
+        </w:rPr>
+        <w:annotationRef/>
+      </w:r>
+      <w:r>
+        <w:t>This formatting self-corrects once the value’s inserted</w:t>
+      </w:r>
+    </w:p>
+  </w:comment>
+</w:comments>
+</file>
+
+<file path=word/commentsExtended.xml><?xml version="1.0" encoding="utf-8"?>
+<w15:commentsEx xmlns:wpc="http://schemas.microsoft.com/office/word/2010/wordprocessingCanvas" xmlns:cx="http://schemas.microsoft.com/office/drawing/2014/chartex" xmlns:cx1="http://schemas.microsoft.com/office/drawing/2015/9/8/chartex" xmlns:cx2="http://schemas.microsoft.com/office/drawing/2015/10/21/chartex" xmlns:cx3="http://schemas.microsoft.com/office/drawing/2016/5/9/chartex" xmlns:cx4="http://schemas.microsoft.com/office/drawing/2016/5/10/chartex" xmlns:cx5="http://schemas.microsoft.com/office/drawing/2016/5/11/chartex" xmlns:cx6="http://schemas.microsoft.com/office/drawing/2016/5/12/chartex" xmlns:cx7="http://schemas.microsoft.com/office/drawing/2016/5/13/chartex" xmlns:cx8="http://schemas.microsoft.com/office/drawing/2016/5/14/chartex" xmlns:mc="http://schemas.openxmlformats.org/markup-compatibility/2006" xmlns:aink="http://schemas.microsoft.com/office/drawing/2016/ink" xmlns:am3d="http://schemas.microsoft.com/office/drawing/2017/model3d" xmlns:o="urn:schemas-microsoft-com:office:office" xmlns:oel="http://schemas.microsoft.com/office/2019/extlst" xmlns:r="http://schemas.openxmlformats.org/officeDocument/2006/relationships" xmlns:m="http://schemas.openxmlformats.org/officeDocument/2006/math" xmlns:v="urn:schemas-microsoft-com:vml" xmlns:wp14="http://schemas.microsoft.com/office/word/2010/wordprocessingDrawing" xmlns:wp="http://schemas.openxmlformats.org/drawingml/2006/wordprocessingDrawing" xmlns:w10="urn:schemas-microsoft-com:office:word" xmlns:w="http://schemas.openxmlformats.org/wordprocessingml/2006/main" xmlns:w14="http://schemas.microsoft.com/office/word/2010/wordml" xmlns:w15="http://schemas.microsoft.com/office/word/2012/wordml" xmlns:w16cex="http://schemas.microsoft.com/office/word/2018/wordml/cex" xmlns:w16cid="http://schemas.microsoft.com/office/word/2016/wordml/cid" xmlns:w16="http://schemas.microsoft.com/office/word/2018/wordml" xmlns:w16du="http://schemas.microsoft.com/office/word/2023/wordml/word16du" xmlns:w16sdtdh="http://schemas.microsoft.com/office/word/2020/wordml/sdtdatahash" xmlns:w16sdtfl="http://schemas.microsoft.com/office/word/2024/wordml/sdtformatlock" xmlns:w16se="http://schemas.microsoft.com/office/word/2015/wordml/symex" xmlns:wpg="http://schemas.microsoft.com/office/word/2010/wordprocessingGroup" xmlns:wpi="http://schemas.microsoft.com/office/word/2010/wordprocessingInk" xmlns:wne="http://schemas.microsoft.com/office/word/2006/wordml" xmlns:wps="http://schemas.microsoft.com/office/word/2010/wordprocessingShape" mc:Ignorable="w14 w15 w16se w16cid w16 w16cex w16sdtdh w16sdtfl w16du wp14">
+  <w15:commentEx w15:paraId="17C9C4F6" w15:done="0"/>
+  <w15:commentEx w15:paraId="37C8D9CD" w15:done="0"/>
+  <w15:commentEx w15:paraId="13318A86" w15:done="0"/>
+  <w15:commentEx w15:paraId="486E812C" w15:done="0"/>
+  <w15:commentEx w15:paraId="4F80B097" w15:done="0"/>
+  <w15:commentEx w15:paraId="4FC702BA" w15:done="0"/>
+  <w15:commentEx w15:paraId="5296775F" w15:done="0"/>
+  <w15:commentEx w15:paraId="4ACDCBC3" w15:done="0"/>
+</w15:commentsEx>
+</file>
+
+<file path=word/commentsExtensible.xml><?xml version="1.0" encoding="utf-8"?>
+<w16cex:commentsExtensible xmlns:wpc="http://schemas.microsoft.com/office/word/2010/wordprocessingCanvas" xmlns:cx="http://schemas.microsoft.com/office/drawing/2014/chartex" xmlns:cx1="http://schemas.microsoft.com/office/drawing/2015/9/8/chartex" xmlns:cx2="http://schemas.microsoft.com/office/drawing/2015/10/21/chartex" xmlns:cx3="http://schemas.microsoft.com/office/drawing/2016/5/9/chartex" xmlns:cx4="http://schemas.microsoft.com/office/drawing/2016/5/10/chartex" xmlns:cx5="http://schemas.microsoft.com/office/drawing/2016/5/11/chartex" xmlns:cx6="http://schemas.microsoft.com/office/drawing/2016/5/12/chartex" xmlns:cx7="http://schemas.microsoft.com/office/drawing/2016/5/13/chartex" xmlns:cx8="http://schemas.microsoft.com/office/drawing/2016/5/14/chartex" xmlns:cr="http://schemas.microsoft.com/office/comments/2020/reactions" xmlns:mc="http://schemas.openxmlformats.org/markup-compatibility/2006" xmlns:aink="http://schemas.microsoft.com/office/drawing/2016/ink" xmlns:am3d="http://schemas.microsoft.com/office/drawing/2017/model3d" xmlns:o="urn:schemas-microsoft-com:office:office" xmlns:oel="http://schemas.microsoft.com/office/2019/extlst" xmlns:r="http://schemas.openxmlformats.org/officeDocument/2006/relationships" xmlns:m="http://schemas.openxmlformats.org/officeDocument/2006/math" xmlns:v="urn:schemas-microsoft-com:vml" xmlns:wp14="http://schemas.microsoft.com/office/word/2010/wordprocessingDrawing" xmlns:wp="http://schemas.openxmlformats.org/drawingml/2006/wordprocessingDrawing" xmlns:w10="urn:schemas-microsoft-com:office:word" xmlns:w="http://schemas.openxmlformats.org/wordprocessingml/2006/main" xmlns:w14="http://schemas.microsoft.com/office/word/2010/wordml" xmlns:w15="http://schemas.microsoft.com/office/word/2012/wordml" xmlns:w16cex="http://schemas.microsoft.com/office/word/2018/wordml/cex" xmlns:w16cid="http://schemas.microsoft.com/office/word/2016/wordml/cid" xmlns:w16="http://schemas.microsoft.com/office/word/2018/wordml" xmlns:w16du="http://schemas.microsoft.com/office/word/2023/wordml/word16du" xmlns:w16sdtdh="http://schemas.microsoft.com/office/word/2020/wordml/sdtdatahash" xmlns:w16sdtfl="http://schemas.microsoft.com/office/word/2024/wordml/sdtformatlock" xmlns:w16se="http://schemas.microsoft.com/office/word/2015/wordml/symex" xmlns:wpg="http://schemas.microsoft.com/office/word/2010/wordprocessingGroup" xmlns:wpi="http://schemas.microsoft.com/office/word/2010/wordprocessingInk" xmlns:wne="http://schemas.microsoft.com/office/word/2006/wordml" xmlns:wps="http://schemas.microsoft.com/office/word/2010/wordprocessingShape" mc:Ignorable="w14 w15 w16se w16cid w16 w16cex w16sdtdh w16sdtfl cr w16du wp14">
+  <w16cex:commentExtensible w16cex:durableId="726E7CAF" w16cex:dateUtc="2026-04-17T19:57:00Z"/>
+  <w16cex:commentExtensible w16cex:durableId="4899877F" w16cex:dateUtc="2026-04-17T19:58:00Z"/>
+  <w16cex:commentExtensible w16cex:durableId="5E883110" w16cex:dateUtc="2026-04-17T20:04:00Z"/>
+  <w16cex:commentExtensible w16cex:durableId="381814C8" w16cex:dateUtc="2026-04-17T20:04:00Z"/>
+  <w16cex:commentExtensible w16cex:durableId="333A5C27" w16cex:dateUtc="2026-04-17T20:16:00Z"/>
+  <w16cex:commentExtensible w16cex:durableId="2B912D28" w16cex:dateUtc="2026-04-17T20:24:00Z"/>
+  <w16cex:commentExtensible w16cex:durableId="744DED75" w16cex:dateUtc="2026-04-17T20:41:00Z"/>
+  <w16cex:commentExtensible w16cex:durableId="680E9FAC" w16cex:dateUtc="2026-04-17T20:43:00Z"/>
+</w16cex:commentsExtensible>
+</file>
+
+<file path=word/commentsIds.xml><?xml version="1.0" encoding="utf-8"?>
+<w16cid:commentsIds xmlns:wpc="http://schemas.microsoft.com/office/word/2010/wordprocessingCanvas" xmlns:cx="http://schemas.microsoft.com/office/drawing/2014/chartex" xmlns:cx1="http://schemas.microsoft.com/office/drawing/2015/9/8/chartex" xmlns:cx2="http://schemas.microsoft.com/office/drawing/2015/10/21/chartex" xmlns:cx3="http://schemas.microsoft.com/office/drawing/2016/5/9/chartex" xmlns:cx4="http://schemas.microsoft.com/office/drawing/2016/5/10/chartex" xmlns:cx5="http://schemas.microsoft.com/office/drawing/2016/5/11/chartex" xmlns:cx6="http://schemas.microsoft.com/office/drawing/2016/5/12/chartex" xmlns:cx7="http://schemas.microsoft.com/office/drawing/2016/5/13/chartex" xmlns:cx8="http://schemas.microsoft.com/office/drawing/2016/5/14/chartex" xmlns:mc="http://schemas.openxmlformats.org/markup-compatibility/2006" xmlns:aink="http://schemas.microsoft.com/office/drawing/2016/ink" xmlns:am3d="http://schemas.microsoft.com/office/drawing/2017/model3d" xmlns:o="urn:schemas-microsoft-com:office:office" xmlns:oel="http://schemas.microsoft.com/office/2019/extlst" xmlns:r="http://schemas.openxmlformats.org/officeDocument/2006/relationships" xmlns:m="http://schemas.openxmlformats.org/officeDocument/2006/math" xmlns:v="urn:schemas-microsoft-com:vml" xmlns:wp14="http://schemas.microsoft.com/office/word/2010/wordprocessingDrawing" xmlns:wp="http://schemas.openxmlformats.org/drawingml/2006/wordprocessingDrawing" xmlns:w10="urn:schemas-microsoft-com:office:word" xmlns:w="http://schemas.openxmlformats.org/wordprocessingml/2006/main" xmlns:w14="http://schemas.microsoft.com/office/word/2010/wordml" xmlns:w15="http://schemas.microsoft.com/office/word/2012/wordml" xmlns:w16cex="http://schemas.microsoft.com/office/word/2018/wordml/cex" xmlns:w16cid="http://schemas.microsoft.com/office/word/2016/wordml/cid" xmlns:w16="http://schemas.microsoft.com/office/word/2018/wordml" xmlns:w16du="http://schemas.microsoft.com/office/word/2023/wordml/word16du" xmlns:w16sdtdh="http://schemas.microsoft.com/office/word/2020/wordml/sdtdatahash" xmlns:w16sdtfl="http://schemas.microsoft.com/office/word/2024/wordml/sdtformatlock" xmlns:w16se="http://schemas.microsoft.com/office/word/2015/wordml/symex" xmlns:wpg="http://schemas.microsoft.com/office/word/2010/wordprocessingGroup" xmlns:wpi="http://schemas.microsoft.com/office/word/2010/wordprocessingInk" xmlns:wne="http://schemas.microsoft.com/office/word/2006/wordml" xmlns:wps="http://schemas.microsoft.com/office/word/2010/wordprocessingShape" mc:Ignorable="w14 w15 w16se w16cid w16 w16cex w16sdtdh w16sdtfl w16du wp14">
+  <w16cid:commentId w16cid:paraId="17C9C4F6" w16cid:durableId="726E7CAF"/>
+  <w16cid:commentId w16cid:paraId="37C8D9CD" w16cid:durableId="4899877F"/>
+  <w16cid:commentId w16cid:paraId="13318A86" w16cid:durableId="5E883110"/>
+  <w16cid:commentId w16cid:paraId="486E812C" w16cid:durableId="381814C8"/>
+  <w16cid:commentId w16cid:paraId="4F80B097" w16cid:durableId="333A5C27"/>
+  <w16cid:commentId w16cid:paraId="4FC702BA" w16cid:durableId="2B912D28"/>
+  <w16cid:commentId w16cid:paraId="5296775F" w16cid:durableId="744DED75"/>
+  <w16cid:commentId w16cid:paraId="4ACDCBC3" w16cid:durableId="680E9FAC"/>
+</w16cid:commentsIds>
+</file>
+
 <file path=word/endnotes.xml><?xml version="1.0" encoding="utf-8"?>
 <w:endnotes xmlns:wpc="http://schemas.microsoft.com/office/word/2010/wordprocessingCanvas" xmlns:cx="http://schemas.microsoft.com/office/drawing/2014/chartex" xmlns:cx1="http://schemas.microsoft.com/office/drawing/2015/9/8/chartex" xmlns:cx2="http://schemas.microsoft.com/office/drawing/2015/10/21/chartex" xmlns:cx3="http://schemas.microsoft.com/office/drawing/2016/5/9/chartex" xmlns:cx4="http://schemas.microsoft.com/office/drawing/2016/5/10/chartex" xmlns:cx5="http://schemas.microsoft.com/office/drawing/2016/5/11/chartex" xmlns:cx6="http://schemas.microsoft.com/office/drawing/2016/5/12/chartex" xmlns:cx7="http://schemas.microsoft.com/office/drawing/2016/5/13/chartex" xmlns:cx8="http://schemas.microsoft.com/office/drawing/2016/5/14/chartex" xmlns:mc="http://schemas.openxmlformats.org/markup-compatibility/2006" xmlns:aink="http://schemas.microsoft.com/office/drawing/2016/ink" xmlns:am3d="http://schemas.microsoft.com/office/drawing/2017/model3d" xmlns:o="urn:schemas-microsoft-com:office:office" xmlns:oel="http://schemas.microsoft.com/office/2019/extlst" xmlns:r="http://schemas.openxmlformats.org/officeDocument/2006/relationships" xmlns:m="http://schemas.openxmlformats.org/officeDocument/2006/math" xmlns:v="urn:schemas-microsoft-com:vml" xmlns:wp14="http://schemas.microsoft.com/office/word/2010/wordprocessingDrawing" xmlns:wp="http://schemas.openxmlformats.org/drawingml/2006/wordprocessingDrawing" xmlns:w10="urn:schemas-microsoft-com:office:word" xmlns:w="http://schemas.openxmlformats.org/wordprocessingml/2006/main" xmlns:w14="http://schemas.microsoft.com/office/word/2010/wordml" xmlns:w15="http://schemas.microsoft.com/office/word/2012/wordml" xmlns:w16cex="http://schemas.microsoft.com/office/word/2018/wordml/cex" xmlns:w16cid="http://schemas.microsoft.com/office/word/2016/wordml/cid" xmlns:w16="http://schemas.microsoft.com/office/word/2018/wordml" xmlns:w16du="http://schemas.microsoft.com/office/word/2023/wordml/word16du" xmlns:w16sdtdh="http://schemas.microsoft.com/office/word/2020/wordml/sdtdatahash" xmlns:w16sdtfl="http://schemas.microsoft.com/office/word/2024/wordml/sdtformatlock" xmlns:w16se="http://schemas.microsoft.com/office/word/2015/wordml/symex" xmlns:wpg="http://schemas.microsoft.com/office/word/2010/wordprocessingGroup" xmlns:wpi="http://schemas.microsoft.com/office/word/2010/wordprocessingInk" xmlns:wne="http://schemas.microsoft.com/office/word/2006/wordml" xmlns:wps="http://schemas.microsoft.com/office/word/2010/wordprocessingShape" mc:Ignorable="w14 w15 w16se w16cid w16 w16cex w16sdtdh w16sdtfl w16du wp14">
   <w:endnote w:type="separator" w:id="-1">
@@ -14527,26 +13241,6 @@
 </file>
 
 <file path=word/footer1.xml><?xml version="1.0" encoding="utf-8"?>
-<w:ftr xmlns:wpc="http://schemas.microsoft.com/office/word/2010/wordprocessingCanvas" xmlns:cx="http://schemas.microsoft.com/office/drawing/2014/chartex" xmlns:cx1="http://schemas.microsoft.com/office/drawing/2015/9/8/chartex" xmlns:cx2="http://schemas.microsoft.com/office/drawing/2015/10/21/chartex" xmlns:cx3="http://schemas.microsoft.com/office/drawing/2016/5/9/chartex" xmlns:cx4="http://schemas.microsoft.com/office/drawing/2016/5/10/chartex" xmlns:cx5="http://schemas.microsoft.com/office/drawing/2016/5/11/chartex" xmlns:cx6="http://schemas.microsoft.com/office/drawing/2016/5/12/chartex" xmlns:cx7="http://schemas.microsoft.com/office/drawing/2016/5/13/chartex" xmlns:cx8="http://schemas.microsoft.com/office/drawing/2016/5/14/chartex" xmlns:mc="http://schemas.openxmlformats.org/markup-compatibility/2006" xmlns:aink="http://schemas.microsoft.com/office/drawing/2016/ink" xmlns:am3d="http://schemas.microsoft.com/office/drawing/2017/model3d" xmlns:o="urn:schemas-microsoft-com:office:office" xmlns:oel="http://schemas.microsoft.com/office/2019/extlst" xmlns:r="http://schemas.openxmlformats.org/officeDocument/2006/relationships" xmlns:m="http://schemas.openxmlformats.org/officeDocument/2006/math" xmlns:v="urn:schemas-microsoft-com:vml" xmlns:wp14="http://schemas.microsoft.com/office/word/2010/wordprocessingDrawing" xmlns:wp="http://schemas.openxmlformats.org/drawingml/2006/wordprocessingDrawing" xmlns:w10="urn:schemas-microsoft-com:office:word" xmlns:w="http://schemas.openxmlformats.org/wordprocessingml/2006/main" xmlns:w14="http://schemas.microsoft.com/office/word/2010/wordml" xmlns:w15="http://schemas.microsoft.com/office/word/2012/wordml" xmlns:w16cex="http://schemas.microsoft.com/office/word/2018/wordml/cex" xmlns:w16cid="http://schemas.microsoft.com/office/word/2016/wordml/cid" xmlns:w16="http://schemas.microsoft.com/office/word/2018/wordml" xmlns:w16du="http://schemas.microsoft.com/office/word/2023/wordml/word16du" xmlns:w16sdtdh="http://schemas.microsoft.com/office/word/2020/wordml/sdtdatahash" xmlns:w16sdtfl="http://schemas.microsoft.com/office/word/2024/wordml/sdtformatlock" xmlns:w16se="http://schemas.microsoft.com/office/word/2015/wordml/symex" xmlns:wpg="http://schemas.microsoft.com/office/word/2010/wordprocessingGroup" xmlns:wpi="http://schemas.microsoft.com/office/word/2010/wordprocessingInk" xmlns:wne="http://schemas.microsoft.com/office/word/2006/wordml" xmlns:wps="http://schemas.microsoft.com/office/word/2010/wordprocessingShape" mc:Ignorable="w14 w15 w16se w16cid w16 w16cex w16sdtdh w16sdtfl w16du wp14">
-  <w:p>
-    <w:pPr>
-      <w:pStyle w:val="Footer"/>
-    </w:pPr>
-  </w:p>
-</w:ftr>
-</file>
-
-<file path=word/footer2.xml><?xml version="1.0" encoding="utf-8"?>
-<w:ftr xmlns:wpc="http://schemas.microsoft.com/office/word/2010/wordprocessingCanvas" xmlns:cx="http://schemas.microsoft.com/office/drawing/2014/chartex" xmlns:cx1="http://schemas.microsoft.com/office/drawing/2015/9/8/chartex" xmlns:cx2="http://schemas.microsoft.com/office/drawing/2015/10/21/chartex" xmlns:cx3="http://schemas.microsoft.com/office/drawing/2016/5/9/chartex" xmlns:cx4="http://schemas.microsoft.com/office/drawing/2016/5/10/chartex" xmlns:cx5="http://schemas.microsoft.com/office/drawing/2016/5/11/chartex" xmlns:cx6="http://schemas.microsoft.com/office/drawing/2016/5/12/chartex" xmlns:cx7="http://schemas.microsoft.com/office/drawing/2016/5/13/chartex" xmlns:cx8="http://schemas.microsoft.com/office/drawing/2016/5/14/chartex" xmlns:mc="http://schemas.openxmlformats.org/markup-compatibility/2006" xmlns:aink="http://schemas.microsoft.com/office/drawing/2016/ink" xmlns:am3d="http://schemas.microsoft.com/office/drawing/2017/model3d" xmlns:o="urn:schemas-microsoft-com:office:office" xmlns:oel="http://schemas.microsoft.com/office/2019/extlst" xmlns:r="http://schemas.openxmlformats.org/officeDocument/2006/relationships" xmlns:m="http://schemas.openxmlformats.org/officeDocument/2006/math" xmlns:v="urn:schemas-microsoft-com:vml" xmlns:wp14="http://schemas.microsoft.com/office/word/2010/wordprocessingDrawing" xmlns:wp="http://schemas.openxmlformats.org/drawingml/2006/wordprocessingDrawing" xmlns:w10="urn:schemas-microsoft-com:office:word" xmlns:w="http://schemas.openxmlformats.org/wordprocessingml/2006/main" xmlns:w14="http://schemas.microsoft.com/office/word/2010/wordml" xmlns:w15="http://schemas.microsoft.com/office/word/2012/wordml" xmlns:w16cex="http://schemas.microsoft.com/office/word/2018/wordml/cex" xmlns:w16cid="http://schemas.microsoft.com/office/word/2016/wordml/cid" xmlns:w16="http://schemas.microsoft.com/office/word/2018/wordml" xmlns:w16du="http://schemas.microsoft.com/office/word/2023/wordml/word16du" xmlns:w16sdtdh="http://schemas.microsoft.com/office/word/2020/wordml/sdtdatahash" xmlns:w16sdtfl="http://schemas.microsoft.com/office/word/2024/wordml/sdtformatlock" xmlns:w16se="http://schemas.microsoft.com/office/word/2015/wordml/symex" xmlns:wpg="http://schemas.microsoft.com/office/word/2010/wordprocessingGroup" xmlns:wpi="http://schemas.microsoft.com/office/word/2010/wordprocessingInk" xmlns:wne="http://schemas.microsoft.com/office/word/2006/wordml" xmlns:wps="http://schemas.microsoft.com/office/word/2010/wordprocessingShape" mc:Ignorable="w14 w15 w16se w16cid w16 w16cex w16sdtdh w16sdtfl w16du wp14">
-  <w:p>
-    <w:pPr>
-      <w:pStyle w:val="Footer"/>
-    </w:pPr>
-  </w:p>
-</w:ftr>
-</file>
-
-<file path=word/footer3.xml><?xml version="1.0" encoding="utf-8"?>
 <w:ftr xmlns:wpc="http://schemas.microsoft.com/office/word/2010/wordprocessingCanvas" xmlns:cx="http://schemas.microsoft.com/office/drawing/2014/chartex" xmlns:cx1="http://schemas.microsoft.com/office/drawing/2015/9/8/chartex" xmlns:cx2="http://schemas.microsoft.com/office/drawing/2015/10/21/chartex" xmlns:cx3="http://schemas.microsoft.com/office/drawing/2016/5/9/chartex" xmlns:cx4="http://schemas.microsoft.com/office/drawing/2016/5/10/chartex" xmlns:cx5="http://schemas.microsoft.com/office/drawing/2016/5/11/chartex" xmlns:cx6="http://schemas.microsoft.com/office/drawing/2016/5/12/chartex" xmlns:cx7="http://schemas.microsoft.com/office/drawing/2016/5/13/chartex" xmlns:cx8="http://schemas.microsoft.com/office/drawing/2016/5/14/chartex" xmlns:mc="http://schemas.openxmlformats.org/markup-compatibility/2006" xmlns:aink="http://schemas.microsoft.com/office/drawing/2016/ink" xmlns:am3d="http://schemas.microsoft.com/office/drawing/2017/model3d" xmlns:o="urn:schemas-microsoft-com:office:office" xmlns:oel="http://schemas.microsoft.com/office/2019/extlst" xmlns:r="http://schemas.openxmlformats.org/officeDocument/2006/relationships" xmlns:m="http://schemas.openxmlformats.org/officeDocument/2006/math" xmlns:v="urn:schemas-microsoft-com:vml" xmlns:wp14="http://schemas.microsoft.com/office/word/2010/wordprocessingDrawing" xmlns:wp="http://schemas.openxmlformats.org/drawingml/2006/wordprocessingDrawing" xmlns:w10="urn:schemas-microsoft-com:office:word" xmlns:w="http://schemas.openxmlformats.org/wordprocessingml/2006/main" xmlns:w14="http://schemas.microsoft.com/office/word/2010/wordml" xmlns:w15="http://schemas.microsoft.com/office/word/2012/wordml" xmlns:w16cex="http://schemas.microsoft.com/office/word/2018/wordml/cex" xmlns:w16cid="http://schemas.microsoft.com/office/word/2016/wordml/cid" xmlns:w16="http://schemas.microsoft.com/office/word/2018/wordml" xmlns:w16du="http://schemas.microsoft.com/office/word/2023/wordml/word16du" xmlns:w16sdtdh="http://schemas.microsoft.com/office/word/2020/wordml/sdtdatahash" xmlns:w16sdtfl="http://schemas.microsoft.com/office/word/2024/wordml/sdtformatlock" xmlns:w16se="http://schemas.microsoft.com/office/word/2015/wordml/symex" xmlns:wpg="http://schemas.microsoft.com/office/word/2010/wordprocessingGroup" xmlns:wpi="http://schemas.microsoft.com/office/word/2010/wordprocessingInk" xmlns:wne="http://schemas.microsoft.com/office/word/2006/wordml" xmlns:wps="http://schemas.microsoft.com/office/word/2010/wordprocessingShape" mc:Ignorable="w14 w15 w16se w16cid w16 w16cex w16sdtdh w16sdtfl w16du wp14">
   <w:p>
     <w:pPr>
@@ -14639,159 +13333,30 @@
 <w:hdr xmlns:wpc="http://schemas.microsoft.com/office/word/2010/wordprocessingCanvas" xmlns:cx="http://schemas.microsoft.com/office/drawing/2014/chartex" xmlns:cx1="http://schemas.microsoft.com/office/drawing/2015/9/8/chartex" xmlns:cx2="http://schemas.microsoft.com/office/drawing/2015/10/21/chartex" xmlns:cx3="http://schemas.microsoft.com/office/drawing/2016/5/9/chartex" xmlns:cx4="http://schemas.microsoft.com/office/drawing/2016/5/10/chartex" xmlns:cx5="http://schemas.microsoft.com/office/drawing/2016/5/11/chartex" xmlns:cx6="http://schemas.microsoft.com/office/drawing/2016/5/12/chartex" xmlns:cx7="http://schemas.microsoft.com/office/drawing/2016/5/13/chartex" xmlns:cx8="http://schemas.microsoft.com/office/drawing/2016/5/14/chartex" xmlns:mc="http://schemas.openxmlformats.org/markup-compatibility/2006" xmlns:aink="http://schemas.microsoft.com/office/drawing/2016/ink" xmlns:am3d="http://schemas.microsoft.com/office/drawing/2017/model3d" xmlns:o="urn:schemas-microsoft-com:office:office" xmlns:oel="http://schemas.microsoft.com/office/2019/extlst" xmlns:r="http://schemas.openxmlformats.org/officeDocument/2006/relationships" xmlns:m="http://schemas.openxmlformats.org/officeDocument/2006/math" xmlns:v="urn:schemas-microsoft-com:vml" xmlns:wp14="http://schemas.microsoft.com/office/word/2010/wordprocessingDrawing" xmlns:wp="http://schemas.openxmlformats.org/drawingml/2006/wordprocessingDrawing" xmlns:w10="urn:schemas-microsoft-com:office:word" xmlns:w="http://schemas.openxmlformats.org/wordprocessingml/2006/main" xmlns:w14="http://schemas.microsoft.com/office/word/2010/wordml" xmlns:w15="http://schemas.microsoft.com/office/word/2012/wordml" xmlns:w16cex="http://schemas.microsoft.com/office/word/2018/wordml/cex" xmlns:w16cid="http://schemas.microsoft.com/office/word/2016/wordml/cid" xmlns:w16="http://schemas.microsoft.com/office/word/2018/wordml" xmlns:w16du="http://schemas.microsoft.com/office/word/2023/wordml/word16du" xmlns:w16sdtdh="http://schemas.microsoft.com/office/word/2020/wordml/sdtdatahash" xmlns:w16sdtfl="http://schemas.microsoft.com/office/word/2024/wordml/sdtformatlock" xmlns:w16se="http://schemas.microsoft.com/office/word/2015/wordml/symex" xmlns:wpg="http://schemas.microsoft.com/office/word/2010/wordprocessingGroup" xmlns:wpi="http://schemas.microsoft.com/office/word/2010/wordprocessingInk" xmlns:wne="http://schemas.microsoft.com/office/word/2006/wordml" xmlns:wps="http://schemas.microsoft.com/office/word/2010/wordprocessingShape" mc:Ignorable="w14 w15 w16se w16cid w16 w16cex w16sdtdh w16sdtfl w16du wp14">
   <w:p>
     <w:pPr>
-      <w:pStyle w:val="Header"/>
-    </w:pPr>
-  </w:p>
-</w:hdr>
-</file>
-
-<file path=word/header2.xml><?xml version="1.0" encoding="utf-8"?>
-<w:hdr xmlns:wpc="http://schemas.microsoft.com/office/word/2010/wordprocessingCanvas" xmlns:cx="http://schemas.microsoft.com/office/drawing/2014/chartex" xmlns:cx1="http://schemas.microsoft.com/office/drawing/2015/9/8/chartex" xmlns:cx2="http://schemas.microsoft.com/office/drawing/2015/10/21/chartex" xmlns:cx3="http://schemas.microsoft.com/office/drawing/2016/5/9/chartex" xmlns:cx4="http://schemas.microsoft.com/office/drawing/2016/5/10/chartex" xmlns:cx5="http://schemas.microsoft.com/office/drawing/2016/5/11/chartex" xmlns:cx6="http://schemas.microsoft.com/office/drawing/2016/5/12/chartex" xmlns:cx7="http://schemas.microsoft.com/office/drawing/2016/5/13/chartex" xmlns:cx8="http://schemas.microsoft.com/office/drawing/2016/5/14/chartex" xmlns:mc="http://schemas.openxmlformats.org/markup-compatibility/2006" xmlns:aink="http://schemas.microsoft.com/office/drawing/2016/ink" xmlns:am3d="http://schemas.microsoft.com/office/drawing/2017/model3d" xmlns:o="urn:schemas-microsoft-com:office:office" xmlns:oel="http://schemas.microsoft.com/office/2019/extlst" xmlns:r="http://schemas.openxmlformats.org/officeDocument/2006/relationships" xmlns:m="http://schemas.openxmlformats.org/officeDocument/2006/math" xmlns:v="urn:schemas-microsoft-com:vml" xmlns:wp14="http://schemas.microsoft.com/office/word/2010/wordprocessingDrawing" xmlns:wp="http://schemas.openxmlformats.org/drawingml/2006/wordprocessingDrawing" xmlns:w10="urn:schemas-microsoft-com:office:word" xmlns:w="http://schemas.openxmlformats.org/wordprocessingml/2006/main" xmlns:w14="http://schemas.microsoft.com/office/word/2010/wordml" xmlns:w15="http://schemas.microsoft.com/office/word/2012/wordml" xmlns:w16cex="http://schemas.microsoft.com/office/word/2018/wordml/cex" xmlns:w16cid="http://schemas.microsoft.com/office/word/2016/wordml/cid" xmlns:w16="http://schemas.microsoft.com/office/word/2018/wordml" xmlns:w16du="http://schemas.microsoft.com/office/word/2023/wordml/word16du" xmlns:w16sdtdh="http://schemas.microsoft.com/office/word/2020/wordml/sdtdatahash" xmlns:w16sdtfl="http://schemas.microsoft.com/office/word/2024/wordml/sdtformatlock" xmlns:w16se="http://schemas.microsoft.com/office/word/2015/wordml/symex" xmlns:wpg="http://schemas.microsoft.com/office/word/2010/wordprocessingGroup" xmlns:wpi="http://schemas.microsoft.com/office/word/2010/wordprocessingInk" xmlns:wne="http://schemas.microsoft.com/office/word/2006/wordml" xmlns:wps="http://schemas.microsoft.com/office/word/2010/wordprocessingShape" mc:Ignorable="w14 w15 w16se w16cid w16 w16cex w16sdtdh w16sdtfl w16du wp14">
-  <w:p>
-    <w:pPr>
-      <w:tabs>
-        <w:tab w:val="center" w:pos="4320"/>
-        <w:tab w:val="right" w:pos="8640"/>
-      </w:tabs>
+      <w:widowControl w:val="0"/>
+      <w:autoSpaceDE w:val="0"/>
+      <w:autoSpaceDN w:val="0"/>
+      <w:adjustRightInd w:val="0"/>
       <w:rPr>
-        <w:sz w:val="24"/>
-        <w:szCs w:val="24"/>
+        <w:color w:val="000000"/>
+        <w:sz w:val="23"/>
+        <w:szCs w:val="23"/>
         <w:highlight w:val="yellow"/>
       </w:rPr>
     </w:pPr>
     <w:r>
       <w:rPr>
-        <w:sz w:val="24"/>
-        <w:szCs w:val="24"/>
+        <w:color w:val="000000"/>
+        <w:sz w:val="23"/>
+        <w:szCs w:val="23"/>
         <w:highlight w:val="yellow"/>
       </w:rPr>
-      <w:fldChar w:fldCharType="begin"/>
+      <w:t>[[attorney_salutation_with_name_full]]</w:t>
     </w:r>
     <w:r>
       <w:rPr>
         <w:sz w:val="24"/>
         <w:szCs w:val="24"/>
-        <w:highlight w:val="yellow"/>
-      </w:rPr>
-      <w:instrText xml:space="preserve"> DOCVARIABLE "zapLink¦2!1!AttorneySalutation" </w:instrText>
-    </w:r>
-    <w:r>
-      <w:rPr>
-        <w:sz w:val="24"/>
-        <w:szCs w:val="24"/>
-        <w:highlight w:val="yellow"/>
-      </w:rPr>
-      <w:fldChar w:fldCharType="separate"/>
-    </w:r>
-    <w:r>
-      <w:rPr>
-        <w:sz w:val="24"/>
-        <w:szCs w:val="24"/>
-        <w:highlight w:val="yellow"/>
-      </w:rPr>
-      <w:t xml:space="preserve">Mr. </w:t>
-    </w:r>
-    <w:r>
-      <w:rPr>
-        <w:sz w:val="24"/>
-        <w:szCs w:val="24"/>
-        <w:highlight w:val="yellow"/>
-      </w:rPr>
-      <w:fldChar w:fldCharType="end"/>
-    </w:r>
-    <w:r>
-      <w:rPr>
-        <w:sz w:val="24"/>
-        <w:szCs w:val="24"/>
-        <w:highlight w:val="yellow"/>
-      </w:rPr>
-      <w:fldChar w:fldCharType="begin"/>
-    </w:r>
-    <w:r>
-      <w:rPr>
-        <w:sz w:val="24"/>
-        <w:szCs w:val="24"/>
-        <w:highlight w:val="yellow"/>
-      </w:rPr>
-      <w:instrText xml:space="preserve"> DOCVARIABLE "zapLink¦2!1!Attorney_First_Name" </w:instrText>
-    </w:r>
-    <w:r>
-      <w:rPr>
-        <w:sz w:val="24"/>
-        <w:szCs w:val="24"/>
-        <w:highlight w:val="yellow"/>
-      </w:rPr>
-      <w:fldChar w:fldCharType="separate"/>
-    </w:r>
-    <w:r>
-      <w:rPr>
-        <w:sz w:val="24"/>
-        <w:szCs w:val="24"/>
-        <w:highlight w:val="yellow"/>
-      </w:rPr>
-      <w:t>Bernard G.</w:t>
-    </w:r>
-    <w:r>
-      <w:rPr>
-        <w:sz w:val="24"/>
-        <w:szCs w:val="24"/>
-        <w:highlight w:val="yellow"/>
-      </w:rPr>
-      <w:fldChar w:fldCharType="end"/>
-    </w:r>
-    <w:r>
-      <w:rPr>
-        <w:sz w:val="24"/>
-        <w:szCs w:val="24"/>
-        <w:highlight w:val="yellow"/>
-      </w:rPr>
-      <w:t xml:space="preserve"> </w:t>
-    </w:r>
-    <w:r>
-      <w:rPr>
-        <w:sz w:val="24"/>
-        <w:szCs w:val="24"/>
-        <w:highlight w:val="yellow"/>
-      </w:rPr>
-      <w:fldChar w:fldCharType="begin"/>
-    </w:r>
-    <w:r>
-      <w:rPr>
-        <w:sz w:val="24"/>
-        <w:szCs w:val="24"/>
-        <w:highlight w:val="yellow"/>
-      </w:rPr>
-      <w:instrText xml:space="preserve"> DOCVARIABLE "zapLink¦2!1!Attorney_Last_Name" </w:instrText>
-    </w:r>
-    <w:r>
-      <w:rPr>
-        <w:sz w:val="24"/>
-        <w:szCs w:val="24"/>
-        <w:highlight w:val="yellow"/>
-      </w:rPr>
-      <w:fldChar w:fldCharType="separate"/>
-    </w:r>
-    <w:r>
-      <w:rPr>
-        <w:sz w:val="24"/>
-        <w:szCs w:val="24"/>
-        <w:highlight w:val="yellow"/>
-      </w:rPr>
-      <w:t>Johnson</w:t>
-    </w:r>
-    <w:r>
-      <w:rPr>
-        <w:sz w:val="24"/>
-        <w:szCs w:val="24"/>
-        <w:highlight w:val="yellow"/>
-      </w:rPr>
-      <w:fldChar w:fldCharType="end"/>
-    </w:r>
-    <w:r>
-      <w:rPr>
-        <w:sz w:val="24"/>
-        <w:szCs w:val="24"/>
-        <w:highlight w:val="yellow"/>
       </w:rPr>
       <w:t xml:space="preserve">, Esq. </w:t>
     </w:r>
@@ -14811,97 +13376,31 @@
       <w:rPr>
         <w:sz w:val="24"/>
         <w:szCs w:val="24"/>
-        <w:highlight w:val="yellow"/>
       </w:rPr>
-      <w:t xml:space="preserve">Re: </w:t>
+      <w:t>R</w:t>
     </w:r>
     <w:r>
       <w:rPr>
         <w:sz w:val="24"/>
         <w:szCs w:val="24"/>
-        <w:highlight w:val="yellow"/>
       </w:rPr>
-      <w:fldChar w:fldCharType="begin"/>
+      <w:t>E</w:t>
     </w:r>
     <w:r>
       <w:rPr>
         <w:sz w:val="24"/>
         <w:szCs w:val="24"/>
-        <w:highlight w:val="yellow"/>
       </w:rPr>
-      <w:instrText xml:space="preserve"> DOCVARIABLE "zapLink¦2!1!Claimant_Name_First" </w:instrText>
+      <w:t xml:space="preserve">: </w:t>
     </w:r>
     <w:r>
       <w:rPr>
-        <w:sz w:val="24"/>
-        <w:szCs w:val="24"/>
+        <w:color w:val="000000"/>
+        <w:sz w:val="23"/>
+        <w:szCs w:val="23"/>
         <w:highlight w:val="yellow"/>
       </w:rPr>
-      <w:fldChar w:fldCharType="separate"/>
-    </w:r>
-    <w:r>
-      <w:rPr>
-        <w:sz w:val="24"/>
-        <w:szCs w:val="24"/>
-        <w:highlight w:val="yellow"/>
-      </w:rPr>
-      <w:t>Johnson</w:t>
-    </w:r>
-    <w:r>
-      <w:rPr>
-        <w:sz w:val="24"/>
-        <w:szCs w:val="24"/>
-        <w:highlight w:val="yellow"/>
-      </w:rPr>
-      <w:fldChar w:fldCharType="end"/>
-    </w:r>
-    <w:r>
-      <w:rPr>
-        <w:sz w:val="24"/>
-        <w:szCs w:val="24"/>
-        <w:highlight w:val="yellow"/>
-      </w:rPr>
-      <w:t xml:space="preserve"> </w:t>
-    </w:r>
-    <w:r>
-      <w:rPr>
-        <w:sz w:val="24"/>
-        <w:szCs w:val="24"/>
-        <w:highlight w:val="yellow"/>
-      </w:rPr>
-      <w:fldChar w:fldCharType="begin"/>
-    </w:r>
-    <w:r>
-      <w:rPr>
-        <w:sz w:val="24"/>
-        <w:szCs w:val="24"/>
-        <w:highlight w:val="yellow"/>
-      </w:rPr>
-      <w:instrText xml:space="preserve"> DOCVARIABLE "zapLink¦2!1!Client_Name_Last" </w:instrText>
-    </w:r>
-    <w:r>
-      <w:rPr>
-        <w:sz w:val="24"/>
-        <w:szCs w:val="24"/>
-        <w:highlight w:val="yellow"/>
-      </w:rPr>
-      <w:fldChar w:fldCharType="separate"/>
-    </w:r>
-    <w:r>
-      <w:rPr>
-        <w:sz w:val="24"/>
-        <w:szCs w:val="24"/>
-        <w:highlight w:val="yellow"/>
-      </w:rPr>
-      <w:t>Nguyen</w:t>
-    </w:r>
-    <w:r>
-      <w:rPr>
-        <w:sz w:val="24"/>
-        <w:szCs w:val="24"/>
-        <w:highlight w:val="yellow"/>
-      </w:rPr>
-      <w:fldChar w:fldCharType="end"/>
+      <w:t>[[claimant_name_full]]</w:t>
     </w:r>
   </w:p>
   <w:p>
@@ -14966,7 +13465,7 @@
 </w:hdr>
 </file>
 
-<file path=word/header3.xml><?xml version="1.0" encoding="utf-8"?>
+<file path=word/header2.xml><?xml version="1.0" encoding="utf-8"?>
 <w:hdr xmlns:wpc="http://schemas.microsoft.com/office/word/2010/wordprocessingCanvas" xmlns:cx="http://schemas.microsoft.com/office/drawing/2014/chartex" xmlns:cx1="http://schemas.microsoft.com/office/drawing/2015/9/8/chartex" xmlns:cx2="http://schemas.microsoft.com/office/drawing/2015/10/21/chartex" xmlns:cx3="http://schemas.microsoft.com/office/drawing/2016/5/9/chartex" xmlns:cx4="http://schemas.microsoft.com/office/drawing/2016/5/10/chartex" xmlns:cx5="http://schemas.microsoft.com/office/drawing/2016/5/11/chartex" xmlns:cx6="http://schemas.microsoft.com/office/drawing/2016/5/12/chartex" xmlns:cx7="http://schemas.microsoft.com/office/drawing/2016/5/13/chartex" xmlns:cx8="http://schemas.microsoft.com/office/drawing/2016/5/14/chartex" xmlns:mc="http://schemas.openxmlformats.org/markup-compatibility/2006" xmlns:aink="http://schemas.microsoft.com/office/drawing/2016/ink" xmlns:am3d="http://schemas.microsoft.com/office/drawing/2017/model3d" xmlns:o="urn:schemas-microsoft-com:office:office" xmlns:oel="http://schemas.microsoft.com/office/2019/extlst" xmlns:r="http://schemas.openxmlformats.org/officeDocument/2006/relationships" xmlns:m="http://schemas.openxmlformats.org/officeDocument/2006/math" xmlns:v="urn:schemas-microsoft-com:vml" xmlns:wp14="http://schemas.microsoft.com/office/word/2010/wordprocessingDrawing" xmlns:wp="http://schemas.openxmlformats.org/drawingml/2006/wordprocessingDrawing" xmlns:w10="urn:schemas-microsoft-com:office:word" xmlns:w="http://schemas.openxmlformats.org/wordprocessingml/2006/main" xmlns:w14="http://schemas.microsoft.com/office/word/2010/wordml" xmlns:w15="http://schemas.microsoft.com/office/word/2012/wordml" xmlns:w16cex="http://schemas.microsoft.com/office/word/2018/wordml/cex" xmlns:w16cid="http://schemas.microsoft.com/office/word/2016/wordml/cid" xmlns:w16="http://schemas.microsoft.com/office/word/2018/wordml" xmlns:w16du="http://schemas.microsoft.com/office/word/2023/wordml/word16du" xmlns:w16sdtdh="http://schemas.microsoft.com/office/word/2020/wordml/sdtdatahash" xmlns:w16sdtfl="http://schemas.microsoft.com/office/word/2024/wordml/sdtformatlock" xmlns:w16se="http://schemas.microsoft.com/office/word/2015/wordml/symex" xmlns:wpg="http://schemas.microsoft.com/office/word/2010/wordprocessingGroup" xmlns:wpi="http://schemas.microsoft.com/office/word/2010/wordprocessingInk" xmlns:wne="http://schemas.microsoft.com/office/word/2006/wordml" xmlns:wps="http://schemas.microsoft.com/office/word/2010/wordprocessingShape" mc:Ignorable="w14 w15 w16se w16cid w16 w16cex w16sdtdh w16sdtfl w16du wp14">
   <w:p>
     <w:pPr>
@@ -15089,12 +13588,12 @@
       </w:rPr>
       <w:tab/>
     </w:r>
-    <w:bookmarkStart w:id="1" w:name="_Hlk43130415"/>
-    <w:bookmarkStart w:id="2" w:name="_Hlk43130416"/>
-    <w:bookmarkStart w:id="3" w:name="_Hlk43820416"/>
-    <w:bookmarkStart w:id="4" w:name="_Hlk43820417"/>
-    <w:bookmarkStart w:id="5" w:name="_Hlk51061012"/>
-    <w:bookmarkStart w:id="6" w:name="_Hlk51061013"/>
+    <w:bookmarkStart w:id="9" w:name="_Hlk43130415"/>
+    <w:bookmarkStart w:id="10" w:name="_Hlk43130416"/>
+    <w:bookmarkStart w:id="11" w:name="_Hlk43820416"/>
+    <w:bookmarkStart w:id="12" w:name="_Hlk43820417"/>
+    <w:bookmarkStart w:id="13" w:name="_Hlk51061012"/>
+    <w:bookmarkStart w:id="14" w:name="_Hlk51061013"/>
     <w:r>
       <w:rPr>
         <w:rFonts w:ascii="Bitter" w:hAnsi="Bitter"/>
@@ -15261,12 +13760,12 @@
       <w:t>500.2808</w:t>
     </w:r>
   </w:p>
-  <w:bookmarkEnd w:id="1"/>
-  <w:bookmarkEnd w:id="2"/>
-  <w:bookmarkEnd w:id="3"/>
-  <w:bookmarkEnd w:id="4"/>
-  <w:bookmarkEnd w:id="5"/>
-  <w:bookmarkEnd w:id="6"/>
+  <w:bookmarkEnd w:id="9"/>
+  <w:bookmarkEnd w:id="10"/>
+  <w:bookmarkEnd w:id="11"/>
+  <w:bookmarkEnd w:id="12"/>
+  <w:bookmarkEnd w:id="13"/>
+  <w:bookmarkEnd w:id="14"/>
   <w:p>
     <w:pPr>
       <w:pStyle w:val="Header"/>
@@ -16386,6 +14885,14 @@
     <w:abstractNumId w:val="2"/>
   </w:num>
 </w:numbering>
+</file>
+
+<file path=word/people.xml><?xml version="1.0" encoding="utf-8"?>
+<w15:people xmlns:wpc="http://schemas.microsoft.com/office/word/2010/wordprocessingCanvas" xmlns:cx="http://schemas.microsoft.com/office/drawing/2014/chartex" xmlns:cx1="http://schemas.microsoft.com/office/drawing/2015/9/8/chartex" xmlns:cx2="http://schemas.microsoft.com/office/drawing/2015/10/21/chartex" xmlns:cx3="http://schemas.microsoft.com/office/drawing/2016/5/9/chartex" xmlns:cx4="http://schemas.microsoft.com/office/drawing/2016/5/10/chartex" xmlns:cx5="http://schemas.microsoft.com/office/drawing/2016/5/11/chartex" xmlns:cx6="http://schemas.microsoft.com/office/drawing/2016/5/12/chartex" xmlns:cx7="http://schemas.microsoft.com/office/drawing/2016/5/13/chartex" xmlns:cx8="http://schemas.microsoft.com/office/drawing/2016/5/14/chartex" xmlns:mc="http://schemas.openxmlformats.org/markup-compatibility/2006" xmlns:aink="http://schemas.microsoft.com/office/drawing/2016/ink" xmlns:am3d="http://schemas.microsoft.com/office/drawing/2017/model3d" xmlns:o="urn:schemas-microsoft-com:office:office" xmlns:oel="http://schemas.microsoft.com/office/2019/extlst" xmlns:r="http://schemas.openxmlformats.org/officeDocument/2006/relationships" xmlns:m="http://schemas.openxmlformats.org/officeDocument/2006/math" xmlns:v="urn:schemas-microsoft-com:vml" xmlns:wp14="http://schemas.microsoft.com/office/word/2010/wordprocessingDrawing" xmlns:wp="http://schemas.openxmlformats.org/drawingml/2006/wordprocessingDrawing" xmlns:w10="urn:schemas-microsoft-com:office:word" xmlns:w="http://schemas.openxmlformats.org/wordprocessingml/2006/main" xmlns:w14="http://schemas.microsoft.com/office/word/2010/wordml" xmlns:w15="http://schemas.microsoft.com/office/word/2012/wordml" xmlns:w16cex="http://schemas.microsoft.com/office/word/2018/wordml/cex" xmlns:w16cid="http://schemas.microsoft.com/office/word/2016/wordml/cid" xmlns:w16="http://schemas.microsoft.com/office/word/2018/wordml" xmlns:w16du="http://schemas.microsoft.com/office/word/2023/wordml/word16du" xmlns:w16sdtdh="http://schemas.microsoft.com/office/word/2020/wordml/sdtdatahash" xmlns:w16sdtfl="http://schemas.microsoft.com/office/word/2024/wordml/sdtformatlock" xmlns:w16se="http://schemas.microsoft.com/office/word/2015/wordml/symex" xmlns:wpg="http://schemas.microsoft.com/office/word/2010/wordprocessingGroup" xmlns:wpi="http://schemas.microsoft.com/office/word/2010/wordprocessingInk" xmlns:wne="http://schemas.microsoft.com/office/word/2006/wordml" xmlns:wps="http://schemas.microsoft.com/office/word/2010/wordprocessingShape" mc:Ignorable="w14 w15 w16se w16cid w16 w16cex w16sdtdh w16sdtfl w16du wp14">
+  <w15:person w15:author="Eric Bussey">
+    <w15:presenceInfo w15:providerId="AD" w15:userId="S::ebussey@stokes-associates.com::17d037d4-636b-48f5-9fa0-15b0feea31b5"/>
+  </w15:person>
+</w15:people>
 </file>
 
 <file path=word/styles.xml><?xml version="1.0" encoding="utf-8"?>
@@ -17069,6 +15576,72 @@
       <w:iCs/>
     </w:rPr>
   </w:style>
+  <w:style w:type="character" w:styleId="CommentReference">
+    <w:name w:val="annotation reference"/>
+    <w:basedOn w:val="DefaultParagraphFont"/>
+    <w:uiPriority w:val="99"/>
+    <w:semiHidden/>
+    <w:unhideWhenUsed/>
+    <w:rsid w:val="005D0241"/>
+    <w:rPr>
+      <w:sz w:val="16"/>
+      <w:szCs w:val="16"/>
+    </w:rPr>
+  </w:style>
+  <w:style w:type="paragraph" w:styleId="CommentText">
+    <w:name w:val="annotation text"/>
+    <w:basedOn w:val="Normal"/>
+    <w:link w:val="CommentTextChar"/>
+    <w:uiPriority w:val="99"/>
+    <w:unhideWhenUsed/>
+    <w:rsid w:val="005D0241"/>
+    <w:rPr>
+      <w:sz w:val="20"/>
+    </w:rPr>
+  </w:style>
+  <w:style w:type="character" w:customStyle="1" w:styleId="CommentTextChar">
+    <w:name w:val="Comment Text Char"/>
+    <w:basedOn w:val="DefaultParagraphFont"/>
+    <w:link w:val="CommentText"/>
+    <w:uiPriority w:val="99"/>
+    <w:rsid w:val="005D0241"/>
+    <w:rPr>
+      <w:rFonts w:ascii="Times New Roman" w:eastAsia="Times New Roman" w:hAnsi="Times New Roman" w:cs="Times New Roman"/>
+      <w:spacing w:val="-2"/>
+      <w:sz w:val="20"/>
+      <w:szCs w:val="20"/>
+    </w:rPr>
+  </w:style>
+  <w:style w:type="paragraph" w:styleId="CommentSubject">
+    <w:name w:val="annotation subject"/>
+    <w:basedOn w:val="CommentText"/>
+    <w:next w:val="CommentText"/>
+    <w:link w:val="CommentSubjectChar"/>
+    <w:uiPriority w:val="99"/>
+    <w:semiHidden/>
+    <w:unhideWhenUsed/>
+    <w:rsid w:val="005D0241"/>
+    <w:rPr>
+      <w:b/>
+      <w:bCs/>
+    </w:rPr>
+  </w:style>
+  <w:style w:type="character" w:customStyle="1" w:styleId="CommentSubjectChar">
+    <w:name w:val="Comment Subject Char"/>
+    <w:basedOn w:val="CommentTextChar"/>
+    <w:link w:val="CommentSubject"/>
+    <w:uiPriority w:val="99"/>
+    <w:semiHidden/>
+    <w:rsid w:val="005D0241"/>
+    <w:rPr>
+      <w:rFonts w:ascii="Times New Roman" w:eastAsia="Times New Roman" w:hAnsi="Times New Roman" w:cs="Times New Roman"/>
+      <w:b/>
+      <w:bCs/>
+      <w:spacing w:val="-2"/>
+      <w:sz w:val="20"/>
+      <w:szCs w:val="20"/>
+    </w:rPr>
+  </w:style>
 </w:styles>
 </file>
 
@@ -17390,6 +15963,27 @@
 </file>
 
 <file path=customXml/item1.xml><?xml version="1.0" encoding="utf-8"?>
+<b:Sources xmlns:b="http://schemas.openxmlformats.org/officeDocument/2006/bibliography" xmlns="http://schemas.openxmlformats.org/officeDocument/2006/bibliography" SelectedStyle="\APASixthEditionOfficeOnline.xsl" StyleName="APA" Version="6"/>
+</file>
+
+<file path=customXml/item2.xml><?xml version="1.0" encoding="utf-8"?>
+<?mso-contentType ?>
+<FormTemplates xmlns="http://schemas.microsoft.com/sharepoint/v3/contenttype/forms">
+  <Display>DocumentLibraryForm</Display>
+  <Edit>DocumentLibraryForm</Edit>
+  <New>DocumentLibraryForm</New>
+</FormTemplates>
+</file>
+
+<file path=customXml/item3.xml><?xml version="1.0" encoding="utf-8"?>
+<p:properties xmlns:p="http://schemas.microsoft.com/office/2006/metadata/properties" xmlns:xsi="http://www.w3.org/2001/XMLSchema-instance" xmlns:pc="http://schemas.microsoft.com/office/infopath/2007/PartnerControls">
+  <documentManagement>
+    <_activity xmlns="91172594-76f2-42b4-b6c8-5686d13fb17f" xsi:nil="true"/>
+  </documentManagement>
+</p:properties>
+</file>
+
+<file path=customXml/item4.xml><?xml version="1.0" encoding="utf-8"?>
 <ct:contentTypeSchema xmlns:ct="http://schemas.microsoft.com/office/2006/metadata/contentType" xmlns:ma="http://schemas.microsoft.com/office/2006/metadata/properties/metaAttributes" ct:_="" ma:_="" ma:contentTypeName="Document" ma:contentTypeID="0x010100085B5888F14DAE46912A6E0F6FCFCB07" ma:contentTypeVersion="9" ma:contentTypeDescription="Create a new document." ma:contentTypeScope="" ma:versionID="2185b18d6fd5c46c37ca5df071e41de6">
   <xsd:schema xmlns:xsd="http://www.w3.org/2001/XMLSchema" xmlns:xs="http://www.w3.org/2001/XMLSchema" xmlns:p="http://schemas.microsoft.com/office/2006/metadata/properties" xmlns:ns3="91172594-76f2-42b4-b6c8-5686d13fb17f" targetNamespace="http://schemas.microsoft.com/office/2006/metadata/properties" ma:root="true" ma:fieldsID="3ce95284eb097024ce56720a48b923a2" ns3:_="">
     <xsd:import namespace="91172594-76f2-42b4-b6c8-5686d13fb17f"/>
@@ -17565,28 +16159,33 @@
 </ct:contentTypeSchema>
 </file>
 
-<file path=customXml/item2.xml><?xml version="1.0" encoding="utf-8"?>
-<p:properties xmlns:p="http://schemas.microsoft.com/office/2006/metadata/properties" xmlns:xsi="http://www.w3.org/2001/XMLSchema-instance" xmlns:pc="http://schemas.microsoft.com/office/infopath/2007/PartnerControls">
-  <documentManagement>
-    <_activity xmlns="91172594-76f2-42b4-b6c8-5686d13fb17f" xsi:nil="true"/>
-  </documentManagement>
-</p:properties>
+<file path=customXml/itemProps1.xml><?xml version="1.0" encoding="utf-8"?>
+<ds:datastoreItem xmlns:ds="http://schemas.openxmlformats.org/officeDocument/2006/customXml" ds:itemID="{FCC1ACD0-7293-47C9-BE0B-4D879715608C}">
+  <ds:schemaRefs>
+    <ds:schemaRef ds:uri="http://schemas.openxmlformats.org/officeDocument/2006/bibliography"/>
+  </ds:schemaRefs>
+</ds:datastoreItem>
 </file>
 
-<file path=customXml/item3.xml><?xml version="1.0" encoding="utf-8"?>
-<?mso-contentType ?>
-<FormTemplates xmlns="http://schemas.microsoft.com/sharepoint/v3/contenttype/forms">
-  <Display>DocumentLibraryForm</Display>
-  <Edit>DocumentLibraryForm</Edit>
-  <New>DocumentLibraryForm</New>
-</FormTemplates>
+<file path=customXml/itemProps2.xml><?xml version="1.0" encoding="utf-8"?>
+<ds:datastoreItem xmlns:ds="http://schemas.openxmlformats.org/officeDocument/2006/customXml" ds:itemID="{510AB3BD-BC06-4C1C-BE0E-F78D828DF9A1}">
+  <ds:schemaRefs>
+    <ds:schemaRef ds:uri="http://schemas.microsoft.com/sharepoint/v3/contenttype/forms"/>
+  </ds:schemaRefs>
+</ds:datastoreItem>
 </file>
 
-<file path=customXml/item4.xml><?xml version="1.0" encoding="utf-8"?>
-<b:Sources xmlns:b="http://schemas.openxmlformats.org/officeDocument/2006/bibliography" xmlns="http://schemas.openxmlformats.org/officeDocument/2006/bibliography" SelectedStyle="\APASixthEditionOfficeOnline.xsl" StyleName="APA" Version="6"/>
+<file path=customXml/itemProps3.xml><?xml version="1.0" encoding="utf-8"?>
+<ds:datastoreItem xmlns:ds="http://schemas.openxmlformats.org/officeDocument/2006/customXml" ds:itemID="{B4565CB4-100A-4A3D-B4D6-384A4DEF81CB}">
+  <ds:schemaRefs>
+    <ds:schemaRef ds:uri="http://schemas.microsoft.com/office/2006/metadata/properties"/>
+    <ds:schemaRef ds:uri="http://schemas.microsoft.com/office/infopath/2007/PartnerControls"/>
+    <ds:schemaRef ds:uri="91172594-76f2-42b4-b6c8-5686d13fb17f"/>
+  </ds:schemaRefs>
+</ds:datastoreItem>
 </file>
 
-<file path=customXml/itemProps1.xml><?xml version="1.0" encoding="utf-8"?>
+<file path=customXml/itemProps4.xml><?xml version="1.0" encoding="utf-8"?>
 <ds:datastoreItem xmlns:ds="http://schemas.openxmlformats.org/officeDocument/2006/customXml" ds:itemID="{8A7A12AC-3EA6-42CF-BE43-5DF49F85A7B6}">
   <ds:schemaRefs>
     <ds:schemaRef ds:uri="http://schemas.microsoft.com/office/2006/metadata/contentType"/>
@@ -17602,30 +16201,4 @@
     <ds:schemaRef ds:uri="http://schemas.microsoft.com/internal/obd"/>
   </ds:schemaRefs>
 </ds:datastoreItem>
-</file>
-
-<file path=customXml/itemProps2.xml><?xml version="1.0" encoding="utf-8"?>
-<ds:datastoreItem xmlns:ds="http://schemas.openxmlformats.org/officeDocument/2006/customXml" ds:itemID="{B4565CB4-100A-4A3D-B4D6-384A4DEF81CB}">
-  <ds:schemaRefs>
-    <ds:schemaRef ds:uri="http://schemas.microsoft.com/office/2006/metadata/properties"/>
-    <ds:schemaRef ds:uri="http://schemas.microsoft.com/office/infopath/2007/PartnerControls"/>
-    <ds:schemaRef ds:uri="91172594-76f2-42b4-b6c8-5686d13fb17f"/>
-  </ds:schemaRefs>
-</ds:datastoreItem>
-</file>
-
-<file path=customXml/itemProps3.xml><?xml version="1.0" encoding="utf-8"?>
-<ds:datastoreItem xmlns:ds="http://schemas.openxmlformats.org/officeDocument/2006/customXml" ds:itemID="{510AB3BD-BC06-4C1C-BE0E-F78D828DF9A1}">
-  <ds:schemaRefs>
-    <ds:schemaRef ds:uri="http://schemas.microsoft.com/sharepoint/v3/contenttype/forms"/>
-  </ds:schemaRefs>
-</ds:datastoreItem>
-</file>
-
-<file path=customXml/itemProps4.xml><?xml version="1.0" encoding="utf-8"?>
-<ds:datastoreItem xmlns:ds="http://schemas.openxmlformats.org/officeDocument/2006/customXml" ds:itemID="{FCC1ACD0-7293-47C9-BE0B-4D879715608C}">
-  <ds:schemaRefs>
-    <ds:schemaRef ds:uri="http://schemas.openxmlformats.org/officeDocument/2006/bibliography"/>
-  </ds:schemaRefs>
-</ds:datastoreItem>
 </file>
--- a/EconAutomation/src/supporting_docs/econ_report_templates/earnings_and_pv_meds_report_template.docx
+++ b/EconAutomation/src/supporting_docs/econ_report_templates/earnings_and_pv_meds_report_template.docx
@@ -52,7 +52,7 @@
           <w:noProof/>
           <w:sz w:val="24"/>
         </w:rPr>
-        <w:t>April 17, 2026</w:t>
+        <w:t>April 20, 2026</w:t>
       </w:r>
       <w:r>
         <w:rPr>
@@ -637,6 +637,7 @@
         </w:rPr>
         <w:t xml:space="preserve"> </w:t>
       </w:r>
+      <w:commentRangeStart w:id="0"/>
       <w:r>
         <w:rPr>
           <w:bCs/>
@@ -651,6 +652,16 @@
           <w:sz w:val="24"/>
         </w:rPr>
         <w:t>.</w:t>
+      </w:r>
+      <w:commentRangeEnd w:id="0"/>
+      <w:r>
+        <w:rPr>
+          <w:rStyle w:val="CommentReference"/>
+          <w:bCs/>
+          <w:sz w:val="24"/>
+          <w:szCs w:val="20"/>
+        </w:rPr>
+        <w:commentReference w:id="0"/>
       </w:r>
     </w:p>
     <w:p>
@@ -759,6 +770,7 @@
           <w:u w:val="single"/>
         </w:rPr>
       </w:pPr>
+      <w:commentRangeStart w:id="1"/>
       <w:r>
         <w:rPr>
           <w:bCs/>
@@ -767,48 +779,7 @@
         </w:rPr>
         <w:t>BASE</w:t>
       </w:r>
-      <w:r>
-        <w:rPr>
-          <w:bCs/>
-          <w:sz w:val="24"/>
-          <w:u w:val="single"/>
-        </w:rPr>
-        <w:t xml:space="preserve">: </w:t>
-      </w:r>
-      <w:commentRangeStart w:id="0"/>
-      <w:r>
-        <w:rPr>
-          <w:bCs/>
-          <w:sz w:val="24"/>
-          <w:u w:val="single"/>
-        </w:rPr>
-        <w:t>[[base</w:t>
-      </w:r>
-      <w:r>
-        <w:rPr>
-          <w:bCs/>
-          <w:sz w:val="24"/>
-          <w:u w:val="single"/>
-        </w:rPr>
-        <w:t>_earnings</w:t>
-      </w:r>
-      <w:r>
-        <w:rPr>
-          <w:bCs/>
-          <w:sz w:val="24"/>
-          <w:u w:val="single"/>
-        </w:rPr>
-        <w:t>_1</w:t>
-      </w:r>
-      <w:r>
-        <w:rPr>
-          <w:bCs/>
-          <w:sz w:val="24"/>
-          <w:u w:val="single"/>
-        </w:rPr>
-        <w:t>]]</w:t>
-      </w:r>
-      <w:commentRangeEnd w:id="0"/>
+      <w:commentRangeEnd w:id="1"/>
       <w:r>
         <w:rPr>
           <w:rStyle w:val="CommentReference"/>
@@ -817,7 +788,59 @@
           <w:szCs w:val="20"/>
           <w:u w:val="single"/>
         </w:rPr>
-        <w:commentReference w:id="0"/>
+        <w:commentReference w:id="1"/>
+      </w:r>
+      <w:r>
+        <w:rPr>
+          <w:bCs/>
+          <w:sz w:val="24"/>
+          <w:u w:val="single"/>
+        </w:rPr>
+        <w:t xml:space="preserve">: </w:t>
+      </w:r>
+      <w:commentRangeStart w:id="2"/>
+      <w:r>
+        <w:rPr>
+          <w:bCs/>
+          <w:sz w:val="24"/>
+          <w:u w:val="single"/>
+        </w:rPr>
+        <w:t>[[base</w:t>
+      </w:r>
+      <w:r>
+        <w:rPr>
+          <w:bCs/>
+          <w:sz w:val="24"/>
+          <w:u w:val="single"/>
+        </w:rPr>
+        <w:t>_earnings</w:t>
+      </w:r>
+      <w:r>
+        <w:rPr>
+          <w:bCs/>
+          <w:sz w:val="24"/>
+          <w:u w:val="single"/>
+        </w:rPr>
+        <w:t>_1</w:t>
+      </w:r>
+      <w:r>
+        <w:rPr>
+          <w:bCs/>
+          <w:sz w:val="24"/>
+          <w:u w:val="single"/>
+        </w:rPr>
+        <w:t>]]</w:t>
+      </w:r>
+      <w:commentRangeEnd w:id="2"/>
+      <w:r>
+        <w:rPr>
+          <w:rStyle w:val="CommentReference"/>
+          <w:bCs/>
+          <w:sz w:val="24"/>
+          <w:szCs w:val="20"/>
+          <w:u w:val="single"/>
+        </w:rPr>
+        <w:commentReference w:id="2"/>
       </w:r>
     </w:p>
     <w:p>
@@ -896,7 +919,9 @@
         </w:rPr>
         <w:t xml:space="preserve"> is </w:t>
       </w:r>
-      <w:commentRangeStart w:id="1"/>
+      <w:commentRangeStart w:id="3"/>
+      <w:commentRangeStart w:id="4"/>
+      <w:commentRangeStart w:id="5"/>
       <w:r>
         <w:rPr>
           <w:bCs/>
@@ -929,7 +954,7 @@
         </w:rPr>
         <w:t>]]</w:t>
       </w:r>
-      <w:commentRangeEnd w:id="1"/>
+      <w:commentRangeEnd w:id="3"/>
       <w:r>
         <w:rPr>
           <w:rStyle w:val="CommentReference"/>
@@ -937,7 +962,27 @@
           <w:sz w:val="24"/>
           <w:szCs w:val="20"/>
         </w:rPr>
-        <w:commentReference w:id="1"/>
+        <w:commentReference w:id="3"/>
+      </w:r>
+      <w:commentRangeEnd w:id="4"/>
+      <w:r>
+        <w:rPr>
+          <w:rStyle w:val="CommentReference"/>
+          <w:bCs/>
+          <w:sz w:val="24"/>
+          <w:szCs w:val="20"/>
+        </w:rPr>
+        <w:commentReference w:id="4"/>
+      </w:r>
+      <w:commentRangeEnd w:id="5"/>
+      <w:r>
+        <w:rPr>
+          <w:rStyle w:val="CommentReference"/>
+          <w:bCs/>
+          <w:sz w:val="24"/>
+          <w:szCs w:val="20"/>
+        </w:rPr>
+        <w:commentReference w:id="5"/>
       </w:r>
     </w:p>
     <w:p>
@@ -1026,6 +1071,7 @@
         </w:rPr>
         <w:t xml:space="preserve"> </w:t>
       </w:r>
+      <w:commentRangeStart w:id="6"/>
       <w:r>
         <w:rPr>
           <w:bCs/>
@@ -1052,6 +1098,16 @@
           <w:u w:val="single"/>
         </w:rPr>
         <w:t>]]</w:t>
+      </w:r>
+      <w:commentRangeEnd w:id="6"/>
+      <w:r>
+        <w:rPr>
+          <w:rStyle w:val="CommentReference"/>
+          <w:bCs/>
+          <w:sz w:val="24"/>
+          <w:szCs w:val="20"/>
+        </w:rPr>
+        <w:commentReference w:id="6"/>
       </w:r>
     </w:p>
     <w:p>
@@ -1126,7 +1182,7 @@
         </w:rPr>
         <w:t xml:space="preserve"> loss from trial is </w:t>
       </w:r>
-      <w:commentRangeStart w:id="2"/>
+      <w:commentRangeStart w:id="7"/>
       <w:r>
         <w:rPr>
           <w:bCs/>
@@ -1151,7 +1207,7 @@
         </w:rPr>
         <w:t>]]</w:t>
       </w:r>
-      <w:commentRangeEnd w:id="2"/>
+      <w:commentRangeEnd w:id="7"/>
       <w:r>
         <w:rPr>
           <w:rStyle w:val="CommentReference"/>
@@ -1159,7 +1215,7 @@
           <w:sz w:val="24"/>
           <w:szCs w:val="20"/>
         </w:rPr>
-        <w:commentReference w:id="2"/>
+        <w:commentReference w:id="7"/>
       </w:r>
     </w:p>
     <w:p>
@@ -1542,6 +1598,7 @@
           <w:u w:val="single"/>
         </w:rPr>
       </w:pPr>
+      <w:commentRangeStart w:id="8"/>
       <w:r>
         <w:rPr>
           <w:bCs/>
@@ -1549,7 +1606,26 @@
           <w:u w:val="single"/>
         </w:rPr>
         <w:lastRenderedPageBreak/>
-        <w:t xml:space="preserve">BASE: </w:t>
+        <w:t>BASE</w:t>
+      </w:r>
+      <w:commentRangeEnd w:id="8"/>
+      <w:r>
+        <w:rPr>
+          <w:rStyle w:val="CommentReference"/>
+          <w:bCs/>
+          <w:sz w:val="24"/>
+          <w:szCs w:val="20"/>
+          <w:u w:val="single"/>
+        </w:rPr>
+        <w:commentReference w:id="8"/>
+      </w:r>
+      <w:r>
+        <w:rPr>
+          <w:bCs/>
+          <w:sz w:val="24"/>
+          <w:u w:val="single"/>
+        </w:rPr>
+        <w:t xml:space="preserve">: </w:t>
       </w:r>
       <w:r>
         <w:rPr>
@@ -1803,32 +1879,16 @@
         </w:rPr>
         <w:t xml:space="preserve">is </w:t>
       </w:r>
-      <w:commentRangeStart w:id="3"/>
+      <w:commentRangeStart w:id="9"/>
       <w:r>
         <w:rPr>
           <w:bCs/>
           <w:sz w:val="24"/>
           <w:u w:val="single"/>
         </w:rPr>
-        <w:t>[[post-trial_loss_</w:t>
-      </w:r>
-      <w:r>
-        <w:rPr>
-          <w:bCs/>
-          <w:sz w:val="24"/>
-          <w:u w:val="single"/>
-        </w:rPr>
-        <w:t>2</w:t>
-      </w:r>
-      <w:r>
-        <w:rPr>
-          <w:bCs/>
-          <w:sz w:val="24"/>
-          <w:u w:val="single"/>
-        </w:rPr>
-        <w:t>]]</w:t>
-      </w:r>
-      <w:commentRangeEnd w:id="3"/>
+        <w:t>[[post-trial_loss_2]]</w:t>
+      </w:r>
+      <w:commentRangeEnd w:id="9"/>
       <w:r>
         <w:rPr>
           <w:rStyle w:val="CommentReference"/>
@@ -1836,7 +1896,7 @@
           <w:sz w:val="24"/>
           <w:szCs w:val="20"/>
         </w:rPr>
-        <w:commentReference w:id="3"/>
+        <w:commentReference w:id="9"/>
       </w:r>
     </w:p>
     <w:p>
@@ -1895,7 +1955,32 @@
           <w:bCs/>
           <w:sz w:val="24"/>
         </w:rPr>
-        <w:t xml:space="preserve">After credit for </w:t>
+        <w:t xml:space="preserve">After </w:t>
+      </w:r>
+      <w:commentRangeStart w:id="10"/>
+      <w:r>
+        <w:rPr>
+          <w:bCs/>
+          <w:sz w:val="24"/>
+        </w:rPr>
+        <w:t xml:space="preserve">credit </w:t>
+      </w:r>
+      <w:commentRangeEnd w:id="10"/>
+      <w:r>
+        <w:rPr>
+          <w:rStyle w:val="CommentReference"/>
+          <w:bCs/>
+          <w:sz w:val="24"/>
+          <w:szCs w:val="20"/>
+        </w:rPr>
+        <w:commentReference w:id="10"/>
+      </w:r>
+      <w:r>
+        <w:rPr>
+          <w:bCs/>
+          <w:sz w:val="24"/>
+        </w:rPr>
+        <w:t xml:space="preserve">for </w:t>
       </w:r>
       <w:r>
         <w:rPr>
@@ -2093,7 +2178,38 @@
           <w:highlight w:val="red"/>
           <w:u w:val="single"/>
         </w:rPr>
-        <w:t>$337,542</w:t>
+        <w:t>$</w:t>
+      </w:r>
+      <w:commentRangeStart w:id="11"/>
+      <w:r>
+        <w:rPr>
+          <w:bCs/>
+          <w:sz w:val="24"/>
+          <w:highlight w:val="red"/>
+          <w:u w:val="single"/>
+        </w:rPr>
+        <w:t>337</w:t>
+      </w:r>
+      <w:commentRangeEnd w:id="11"/>
+      <w:r>
+        <w:rPr>
+          <w:rStyle w:val="CommentReference"/>
+          <w:bCs/>
+          <w:sz w:val="24"/>
+          <w:szCs w:val="20"/>
+          <w:highlight w:val="red"/>
+          <w:u w:val="single"/>
+        </w:rPr>
+        <w:commentReference w:id="11"/>
+      </w:r>
+      <w:r>
+        <w:rPr>
+          <w:bCs/>
+          <w:sz w:val="24"/>
+          <w:highlight w:val="red"/>
+          <w:u w:val="single"/>
+        </w:rPr>
+        <w:t>,542</w:t>
       </w:r>
       <w:r>
         <w:rPr>
@@ -2565,6 +2681,7 @@
             </w:r>
           </w:p>
         </w:tc>
+        <w:commentRangeStart w:id="12"/>
         <w:tc>
           <w:tcPr>
             <w:tcW w:w="3600" w:type="dxa"/>
@@ -2639,6 +2756,17 @@
                 <w:highlight w:val="yellow"/>
               </w:rPr>
               <w:fldChar w:fldCharType="end"/>
+            </w:r>
+            <w:commentRangeEnd w:id="12"/>
+            <w:r>
+              <w:rPr>
+                <w:rStyle w:val="CommentReference"/>
+                <w:bCs/>
+                <w:sz w:val="24"/>
+                <w:szCs w:val="20"/>
+                <w:highlight w:val="yellow"/>
+              </w:rPr>
+              <w:commentReference w:id="12"/>
             </w:r>
           </w:p>
         </w:tc>
@@ -2881,6 +3009,7 @@
         </w:rPr>
         <w:t xml:space="preserve">Earnings losses are presented on an after-tax basis with an </w:t>
       </w:r>
+      <w:commentRangeStart w:id="13"/>
       <w:r>
         <w:rPr>
           <w:bCs/>
@@ -2888,6 +3017,16 @@
           <w:highlight w:val="red"/>
         </w:rPr>
         <w:t>effective tax rate of 19.3%.</w:t>
+      </w:r>
+      <w:commentRangeEnd w:id="13"/>
+      <w:r>
+        <w:rPr>
+          <w:rStyle w:val="CommentReference"/>
+          <w:bCs/>
+          <w:sz w:val="24"/>
+          <w:szCs w:val="20"/>
+        </w:rPr>
+        <w:commentReference w:id="13"/>
       </w:r>
     </w:p>
     <w:p>
@@ -2922,7 +3061,7 @@
         <w:tblLook w:val="04A0" w:firstRow="1" w:lastRow="0" w:firstColumn="1" w:lastColumn="0" w:noHBand="0" w:noVBand="1"/>
       </w:tblPr>
       <w:tblGrid>
-        <w:gridCol w:w="1530"/>
+        <w:gridCol w:w="1696"/>
         <w:gridCol w:w="2136"/>
       </w:tblGrid>
       <w:tr>
@@ -2992,6 +3131,7 @@
                 <w:szCs w:val="24"/>
               </w:rPr>
             </w:pPr>
+            <w:commentRangeStart w:id="14"/>
             <w:r>
               <w:rPr>
                 <w:bCs/>
@@ -3002,6 +3142,17 @@
                 <w:highlight w:val="red"/>
               </w:rPr>
               <w:t>Primary</w:t>
+            </w:r>
+            <w:commentRangeEnd w:id="14"/>
+            <w:r>
+              <w:rPr>
+                <w:rStyle w:val="CommentReference"/>
+                <w:color w:val="000000"/>
+                <w:spacing w:val="0"/>
+                <w:sz w:val="24"/>
+                <w:szCs w:val="24"/>
+              </w:rPr>
+              <w:commentReference w:id="14"/>
             </w:r>
           </w:p>
         </w:tc>
@@ -3233,7 +3384,7 @@
         </w:rPr>
         <w:t xml:space="preserve"> is </w:t>
       </w:r>
-      <w:commentRangeStart w:id="4"/>
+      <w:commentRangeStart w:id="15"/>
       <w:r>
         <w:rPr>
           <w:bCs/>
@@ -3256,7 +3407,7 @@
         </w:rPr>
         <w:t xml:space="preserve"> </w:t>
       </w:r>
-      <w:commentRangeEnd w:id="4"/>
+      <w:commentRangeEnd w:id="15"/>
       <w:r>
         <w:rPr>
           <w:rStyle w:val="CommentReference"/>
@@ -3264,7 +3415,7 @@
           <w:sz w:val="24"/>
           <w:szCs w:val="20"/>
         </w:rPr>
-        <w:commentReference w:id="4"/>
+        <w:commentReference w:id="15"/>
       </w:r>
       <w:r>
         <w:rPr>
@@ -3903,7 +4054,7 @@
         </w:rPr>
         <w:t xml:space="preserve">This is consistent with </w:t>
       </w:r>
-      <w:commentRangeStart w:id="5"/>
+      <w:commentRangeStart w:id="16"/>
       <w:r>
         <w:rPr>
           <w:bCs/>
@@ -3984,7 +4135,7 @@
         </w:rPr>
         <w:t xml:space="preserve"> per </w:t>
       </w:r>
-      <w:commentRangeEnd w:id="5"/>
+      <w:commentRangeEnd w:id="16"/>
       <w:r>
         <w:rPr>
           <w:rStyle w:val="CommentReference"/>
@@ -3993,7 +4144,7 @@
           <w:szCs w:val="20"/>
           <w:highlight w:val="green"/>
         </w:rPr>
-        <w:commentReference w:id="5"/>
+        <w:commentReference w:id="16"/>
       </w:r>
       <w:r>
         <w:rPr>
@@ -4131,6 +4282,7 @@
         </w:rPr>
         <w:t xml:space="preserve">at the </w:t>
       </w:r>
+      <w:commentRangeStart w:id="17"/>
       <w:r>
         <w:rPr>
           <w:bCs/>
@@ -4154,7 +4306,26 @@
           <w:sz w:val="24"/>
           <w:highlight w:val="red"/>
         </w:rPr>
-        <w:t xml:space="preserve"> percentile</w:t>
+        <w:t xml:space="preserve"> percentil</w:t>
+      </w:r>
+      <w:commentRangeEnd w:id="17"/>
+      <w:r>
+        <w:rPr>
+          <w:rStyle w:val="CommentReference"/>
+          <w:bCs/>
+          <w:sz w:val="24"/>
+          <w:szCs w:val="20"/>
+          <w:highlight w:val="red"/>
+        </w:rPr>
+        <w:commentReference w:id="17"/>
+      </w:r>
+      <w:r>
+        <w:rPr>
+          <w:bCs/>
+          <w:sz w:val="24"/>
+          <w:highlight w:val="red"/>
+        </w:rPr>
+        <w:t>e</w:t>
       </w:r>
       <w:r>
         <w:rPr>
@@ -4201,7 +4372,26 @@
           <w:sz w:val="24"/>
           <w:highlight w:val="red"/>
         </w:rPr>
-        <w:t>second earnings base</w:t>
+        <w:t xml:space="preserve">second earnings </w:t>
+      </w:r>
+      <w:commentRangeStart w:id="18"/>
+      <w:r>
+        <w:rPr>
+          <w:bCs/>
+          <w:sz w:val="24"/>
+          <w:highlight w:val="red"/>
+        </w:rPr>
+        <w:t>base</w:t>
+      </w:r>
+      <w:commentRangeEnd w:id="18"/>
+      <w:r>
+        <w:rPr>
+          <w:rStyle w:val="CommentReference"/>
+          <w:bCs/>
+          <w:sz w:val="24"/>
+          <w:szCs w:val="20"/>
+        </w:rPr>
+        <w:commentReference w:id="18"/>
       </w:r>
       <w:r>
         <w:rPr>
@@ -4563,6 +4753,7 @@
         </w:rPr>
         <w:t xml:space="preserve"> </w:t>
       </w:r>
+      <w:commentRangeStart w:id="19"/>
       <w:r>
         <w:rPr>
           <w:bCs/>
@@ -4602,6 +4793,16 @@
           <w:highlight w:val="red"/>
         </w:rPr>
         <w:t>%.</w:t>
+      </w:r>
+      <w:commentRangeEnd w:id="19"/>
+      <w:r>
+        <w:rPr>
+          <w:rStyle w:val="CommentReference"/>
+          <w:bCs/>
+          <w:sz w:val="24"/>
+          <w:szCs w:val="20"/>
+        </w:rPr>
+        <w:commentReference w:id="19"/>
       </w:r>
     </w:p>
     <w:p>
@@ -4671,6 +4872,7 @@
         </w:rPr>
         <w:t xml:space="preserve">arnings growth is </w:t>
       </w:r>
+      <w:commentRangeStart w:id="20"/>
       <w:r>
         <w:rPr>
           <w:bCs/>
@@ -4723,13 +4925,25 @@
         </w:rPr>
         <w:t xml:space="preserve"> </w:t>
       </w:r>
-      <w:r>
-        <w:rPr>
+      <w:commentRangeEnd w:id="20"/>
+      <w:r>
+        <w:rPr>
+          <w:rStyle w:val="CommentReference"/>
           <w:bCs/>
           <w:sz w:val="24"/>
           <w:szCs w:val="24"/>
           <w:highlight w:val="red"/>
         </w:rPr>
+        <w:commentReference w:id="20"/>
+      </w:r>
+      <w:commentRangeStart w:id="21"/>
+      <w:r>
+        <w:rPr>
+          <w:bCs/>
+          <w:sz w:val="24"/>
+          <w:szCs w:val="24"/>
+          <w:highlight w:val="red"/>
+        </w:rPr>
         <w:t>based upon the average forecasted long-term growth in the intermediate estimate of nominal wage rates from the Annual Report of the Board of Trustees from the Social Security Administration (2025).</w:t>
       </w:r>
       <w:r>
@@ -4738,6 +4952,17 @@
           <w:highlight w:val="red"/>
         </w:rPr>
         <w:t xml:space="preserve"> </w:t>
+      </w:r>
+      <w:commentRangeEnd w:id="21"/>
+      <w:r>
+        <w:rPr>
+          <w:rStyle w:val="CommentReference"/>
+          <w:bCs/>
+          <w:sz w:val="24"/>
+          <w:szCs w:val="20"/>
+          <w:highlight w:val="yellow"/>
+        </w:rPr>
+        <w:commentReference w:id="21"/>
       </w:r>
     </w:p>
     <w:p>
@@ -4773,7 +4998,7 @@
         <w:tblLook w:val="04A0" w:firstRow="1" w:lastRow="0" w:firstColumn="1" w:lastColumn="0" w:noHBand="0" w:noVBand="1"/>
       </w:tblPr>
       <w:tblGrid>
-        <w:gridCol w:w="1434"/>
+        <w:gridCol w:w="2003"/>
         <w:gridCol w:w="1385"/>
       </w:tblGrid>
       <w:tr>
@@ -4920,6 +5145,7 @@
                 <w:szCs w:val="24"/>
               </w:rPr>
             </w:pPr>
+            <w:commentRangeStart w:id="22"/>
             <w:r>
               <w:rPr>
                 <w:color w:val="000000"/>
@@ -4939,6 +5165,17 @@
                 <w:highlight w:val="red"/>
               </w:rPr>
               <w:t>lternative</w:t>
+            </w:r>
+            <w:commentRangeEnd w:id="22"/>
+            <w:r>
+              <w:rPr>
+                <w:rStyle w:val="CommentReference"/>
+                <w:color w:val="000000"/>
+                <w:spacing w:val="0"/>
+                <w:sz w:val="24"/>
+                <w:szCs w:val="24"/>
+              </w:rPr>
+              <w:commentReference w:id="22"/>
             </w:r>
           </w:p>
         </w:tc>
@@ -5244,6 +5481,7 @@
         </w:rPr>
         <w:t xml:space="preserve">Since one may enjoy earning capacity through life expectancy (Congress has repealed limitations on mandatory retirement), estimates might be carried to age </w:t>
       </w:r>
+      <w:commentRangeStart w:id="23"/>
       <w:r>
         <w:rPr>
           <w:bCs/>
@@ -5251,6 +5489,16 @@
           <w:highlight w:val="red"/>
         </w:rPr>
         <w:t>84</w:t>
+      </w:r>
+      <w:commentRangeEnd w:id="23"/>
+      <w:r>
+        <w:rPr>
+          <w:rStyle w:val="CommentReference"/>
+          <w:bCs/>
+          <w:sz w:val="24"/>
+          <w:szCs w:val="20"/>
+        </w:rPr>
+        <w:commentReference w:id="23"/>
       </w:r>
       <w:r>
         <w:rPr>
@@ -5280,7 +5528,37 @@
           <w:sz w:val="24"/>
           <w:highlight w:val="red"/>
         </w:rPr>
-        <w:t>11.4</w:t>
+        <w:t>11.</w:t>
+      </w:r>
+      <w:commentRangeStart w:id="24"/>
+      <w:commentRangeStart w:id="25"/>
+      <w:r>
+        <w:rPr>
+          <w:bCs/>
+          <w:sz w:val="24"/>
+          <w:highlight w:val="red"/>
+        </w:rPr>
+        <w:t>4</w:t>
+      </w:r>
+      <w:commentRangeEnd w:id="24"/>
+      <w:r>
+        <w:rPr>
+          <w:rStyle w:val="CommentReference"/>
+          <w:bCs/>
+          <w:sz w:val="24"/>
+          <w:szCs w:val="20"/>
+        </w:rPr>
+        <w:commentReference w:id="24"/>
+      </w:r>
+      <w:commentRangeEnd w:id="25"/>
+      <w:r>
+        <w:rPr>
+          <w:rStyle w:val="CommentReference"/>
+          <w:bCs/>
+          <w:sz w:val="24"/>
+          <w:szCs w:val="20"/>
+        </w:rPr>
+        <w:commentReference w:id="25"/>
       </w:r>
       <w:r>
         <w:rPr>
@@ -5665,6 +5943,7 @@
                 <w:highlight w:val="yellow"/>
               </w:rPr>
             </w:pPr>
+            <w:commentRangeStart w:id="26"/>
             <w:r>
               <w:rPr>
                 <w:color w:val="000000"/>
@@ -5674,6 +5953,18 @@
                 <w:highlight w:val="red"/>
               </w:rPr>
               <w:t xml:space="preserve"> 60.80 Years</w:t>
+            </w:r>
+            <w:commentRangeEnd w:id="26"/>
+            <w:r>
+              <w:rPr>
+                <w:rStyle w:val="CommentReference"/>
+                <w:color w:val="000000"/>
+                <w:spacing w:val="0"/>
+                <w:sz w:val="24"/>
+                <w:szCs w:val="24"/>
+                <w:highlight w:val="yellow"/>
+              </w:rPr>
+              <w:commentReference w:id="26"/>
             </w:r>
           </w:p>
         </w:tc>
@@ -5916,7 +6207,15 @@
           <w:bCs/>
           <w:sz w:val="24"/>
         </w:rPr>
-        <w:t xml:space="preserve">pinion. Starting wages range from </w:t>
+        <w:t xml:space="preserve">pinion. Starting wages range </w:t>
+      </w:r>
+      <w:commentRangeStart w:id="27"/>
+      <w:r>
+        <w:rPr>
+          <w:bCs/>
+          <w:sz w:val="24"/>
+        </w:rPr>
+        <w:t xml:space="preserve">from </w:t>
       </w:r>
       <w:r>
         <w:rPr>
@@ -5964,6 +6263,16 @@
         </w:rPr>
         <w:t>$22,425</w:t>
       </w:r>
+      <w:commentRangeEnd w:id="27"/>
+      <w:r>
+        <w:rPr>
+          <w:rStyle w:val="CommentReference"/>
+          <w:bCs/>
+          <w:sz w:val="24"/>
+          <w:szCs w:val="20"/>
+        </w:rPr>
+        <w:commentReference w:id="27"/>
+      </w:r>
       <w:r>
         <w:rPr>
           <w:bCs/>
@@ -6015,6 +6324,7 @@
         </w:rPr>
         <w:t xml:space="preserve">The effective tax rate on alternative earnings is </w:t>
       </w:r>
+      <w:commentRangeStart w:id="28"/>
       <w:r>
         <w:rPr>
           <w:bCs/>
@@ -6022,6 +6332,16 @@
           <w:highlight w:val="red"/>
         </w:rPr>
         <w:t>10.3%.</w:t>
+      </w:r>
+      <w:commentRangeEnd w:id="28"/>
+      <w:r>
+        <w:rPr>
+          <w:rStyle w:val="CommentReference"/>
+          <w:bCs/>
+          <w:sz w:val="24"/>
+          <w:szCs w:val="20"/>
+        </w:rPr>
+        <w:commentReference w:id="28"/>
       </w:r>
     </w:p>
     <w:p>
@@ -6227,6 +6547,7 @@
         </w:rPr>
         <w:t xml:space="preserve"> are </w:t>
       </w:r>
+      <w:commentRangeStart w:id="29"/>
       <w:r>
         <w:rPr>
           <w:bCs/>
@@ -6242,7 +6563,25 @@
           <w:sz w:val="24"/>
           <w:szCs w:val="24"/>
         </w:rPr>
-        <w:t xml:space="preserve"> of wages and salaries for </w:t>
+        <w:t xml:space="preserve"> </w:t>
+      </w:r>
+      <w:commentRangeEnd w:id="29"/>
+      <w:r>
+        <w:rPr>
+          <w:rStyle w:val="CommentReference"/>
+          <w:bCs/>
+          <w:sz w:val="24"/>
+          <w:szCs w:val="24"/>
+        </w:rPr>
+        <w:commentReference w:id="29"/>
+      </w:r>
+      <w:r>
+        <w:rPr>
+          <w:bCs/>
+          <w:sz w:val="24"/>
+          <w:szCs w:val="24"/>
+        </w:rPr>
+        <w:t xml:space="preserve">of wages and salaries for </w:t>
       </w:r>
       <w:r>
         <w:rPr>
@@ -6302,6 +6641,7 @@
         </w:rPr>
         <w:t xml:space="preserve"> </w:t>
       </w:r>
+      <w:commentRangeStart w:id="30"/>
       <w:r>
         <w:rPr>
           <w:bCs/>
@@ -6351,6 +6691,16 @@
           <w:u w:val="single"/>
         </w:rPr>
         <w:fldChar w:fldCharType="end"/>
+      </w:r>
+      <w:commentRangeEnd w:id="30"/>
+      <w:r>
+        <w:rPr>
+          <w:rStyle w:val="CommentReference"/>
+          <w:bCs/>
+          <w:sz w:val="24"/>
+          <w:szCs w:val="24"/>
+        </w:rPr>
+        <w:commentReference w:id="30"/>
       </w:r>
       <w:r>
         <w:rPr>
@@ -6737,7 +7087,16 @@
           <w:sz w:val="24"/>
           <w:szCs w:val="24"/>
         </w:rPr>
-        <w:t xml:space="preserve">range in cost from </w:t>
+        <w:t xml:space="preserve">range in cost </w:t>
+      </w:r>
+      <w:commentRangeStart w:id="31"/>
+      <w:r>
+        <w:rPr>
+          <w:bCs/>
+          <w:sz w:val="24"/>
+          <w:szCs w:val="24"/>
+        </w:rPr>
+        <w:t xml:space="preserve">from </w:t>
       </w:r>
       <w:r>
         <w:rPr>
@@ -6899,6 +7258,16 @@
         </w:rPr>
         <w:t>1</w:t>
       </w:r>
+      <w:commentRangeEnd w:id="31"/>
+      <w:r>
+        <w:rPr>
+          <w:rStyle w:val="CommentReference"/>
+          <w:bCs/>
+          <w:sz w:val="24"/>
+          <w:szCs w:val="24"/>
+        </w:rPr>
+        <w:commentReference w:id="31"/>
+      </w:r>
       <w:r>
         <w:rPr>
           <w:bCs/>
@@ -6946,7 +7315,16 @@
           <w:sz w:val="24"/>
           <w:szCs w:val="24"/>
         </w:rPr>
-        <w:t xml:space="preserve"> I apply growth rates of </w:t>
+        <w:t xml:space="preserve"> I apply growth rates </w:t>
+      </w:r>
+      <w:commentRangeStart w:id="32"/>
+      <w:r>
+        <w:rPr>
+          <w:bCs/>
+          <w:sz w:val="24"/>
+          <w:szCs w:val="24"/>
+        </w:rPr>
+        <w:t xml:space="preserve">of </w:t>
       </w:r>
       <w:r>
         <w:rPr>
@@ -7130,13 +7508,24 @@
         </w:rPr>
         <w:t>Medical Care Services</w:t>
       </w:r>
-      <w:r>
-        <w:rPr>
+      <w:commentRangeEnd w:id="32"/>
+      <w:r>
+        <w:rPr>
+          <w:rStyle w:val="CommentReference"/>
           <w:bCs/>
           <w:sz w:val="24"/>
           <w:szCs w:val="24"/>
           <w:highlight w:val="red"/>
         </w:rPr>
+        <w:commentReference w:id="32"/>
+      </w:r>
+      <w:r>
+        <w:rPr>
+          <w:bCs/>
+          <w:sz w:val="24"/>
+          <w:szCs w:val="24"/>
+          <w:highlight w:val="red"/>
+        </w:rPr>
         <w:t>)</w:t>
       </w:r>
       <w:r>
@@ -7145,7 +7534,16 @@
           <w:sz w:val="24"/>
           <w:szCs w:val="24"/>
         </w:rPr>
-        <w:t xml:space="preserve">. Discount rates range from </w:t>
+        <w:t xml:space="preserve">. </w:t>
+      </w:r>
+      <w:commentRangeStart w:id="33"/>
+      <w:r>
+        <w:rPr>
+          <w:bCs/>
+          <w:sz w:val="24"/>
+          <w:szCs w:val="24"/>
+        </w:rPr>
+        <w:t xml:space="preserve">Discount rates range from </w:t>
       </w:r>
       <w:r>
         <w:rPr>
@@ -7180,6 +7578,17 @@
           <w:szCs w:val="24"/>
         </w:rPr>
         <w:t xml:space="preserve">. </w:t>
+      </w:r>
+      <w:commentRangeEnd w:id="33"/>
+      <w:r>
+        <w:rPr>
+          <w:rStyle w:val="CommentReference"/>
+          <w:bCs/>
+          <w:sz w:val="24"/>
+          <w:szCs w:val="24"/>
+          <w:highlight w:val="green"/>
+        </w:rPr>
+        <w:commentReference w:id="33"/>
       </w:r>
       <w:r>
         <w:rPr>
@@ -7524,7 +7933,8 @@
                 <w:szCs w:val="28"/>
               </w:rPr>
             </w:pPr>
-            <w:bookmarkStart w:id="6" w:name="_Hlk192677055"/>
+            <w:bookmarkStart w:id="34" w:name="_Hlk192677055"/>
+            <w:commentRangeStart w:id="35"/>
             <w:r>
               <w:rPr>
                 <w:rFonts w:ascii="Times New Roman" w:hAnsi="Times New Roman"/>
@@ -7534,6 +7944,18 @@
               </w:rPr>
               <w:lastRenderedPageBreak/>
               <w:t>QUANTITATIVE EVALUATION</w:t>
+            </w:r>
+            <w:commentRangeEnd w:id="35"/>
+            <w:r>
+              <w:rPr>
+                <w:rStyle w:val="CommentReference"/>
+                <w:rFonts w:ascii="Times New Roman" w:hAnsi="Times New Roman"/>
+                <w:b w:val="0"/>
+                <w:bCs/>
+                <w:sz w:val="28"/>
+                <w:szCs w:val="28"/>
+              </w:rPr>
+              <w:commentReference w:id="35"/>
             </w:r>
           </w:p>
         </w:tc>
@@ -8985,7 +9407,7 @@
           </w:p>
         </w:tc>
       </w:tr>
-      <w:bookmarkEnd w:id="6"/>
+      <w:bookmarkEnd w:id="34"/>
     </w:tbl>
     <w:p>
       <w:pPr>
@@ -9022,7 +9444,9 @@
           <w:rFonts w:ascii="TimesNewRomanPS-ItalicMT" w:hAnsi="TimesNewRomanPS-ItalicMT" w:cs="TimesNewRomanPS-ItalicMT"/>
         </w:rPr>
       </w:pPr>
-      <w:commentRangeStart w:id="7"/>
+      <w:commentRangeStart w:id="36"/>
+      <w:commentRangeStart w:id="37"/>
+      <w:commentRangeStart w:id="38"/>
       <w:r>
         <w:rPr>
           <w:rFonts w:ascii="TimesNewRomanPS-ItalicMT" w:hAnsi="TimesNewRomanPS-ItalicMT" w:cs="TimesNewRomanPS-ItalicMT"/>
@@ -9030,7 +9454,7 @@
         <w:lastRenderedPageBreak/>
         <w:t>Present Value of Future Medical Care</w:t>
       </w:r>
-      <w:commentRangeEnd w:id="7"/>
+      <w:commentRangeEnd w:id="36"/>
       <w:r>
         <w:rPr>
           <w:rStyle w:val="CommentReference"/>
@@ -9038,7 +9462,27 @@
           <w:sz w:val="26"/>
           <w:szCs w:val="20"/>
         </w:rPr>
-        <w:commentReference w:id="7"/>
+        <w:commentReference w:id="36"/>
+      </w:r>
+      <w:commentRangeEnd w:id="37"/>
+      <w:r>
+        <w:rPr>
+          <w:rStyle w:val="CommentReference"/>
+          <w:rFonts w:ascii="TimesNewRomanPS-ItalicMT" w:hAnsi="TimesNewRomanPS-ItalicMT" w:cs="TimesNewRomanPS-ItalicMT"/>
+          <w:sz w:val="26"/>
+          <w:szCs w:val="20"/>
+        </w:rPr>
+        <w:commentReference w:id="37"/>
+      </w:r>
+      <w:commentRangeEnd w:id="38"/>
+      <w:r>
+        <w:rPr>
+          <w:rStyle w:val="CommentReference"/>
+          <w:rFonts w:ascii="TimesNewRomanPS-ItalicMT" w:hAnsi="TimesNewRomanPS-ItalicMT" w:cs="TimesNewRomanPS-ItalicMT"/>
+          <w:sz w:val="26"/>
+          <w:szCs w:val="20"/>
+        </w:rPr>
+        <w:commentReference w:id="38"/>
       </w:r>
       <w:r>
         <w:rPr>
@@ -9855,7 +10299,7 @@
                 <w:highlight w:val="yellow"/>
               </w:rPr>
             </w:pPr>
-            <w:commentRangeStart w:id="8"/>
+            <w:commentRangeStart w:id="39"/>
             <w:r>
               <w:rPr>
                 <w:bCs/>
@@ -9865,7 +10309,7 @@
               </w:rPr>
               <w:t>[date_of_trial_short]]</w:t>
             </w:r>
-            <w:commentRangeEnd w:id="8"/>
+            <w:commentRangeEnd w:id="39"/>
             <w:r>
               <w:rPr>
                 <w:rStyle w:val="CommentReference"/>
@@ -9875,7 +10319,7 @@
                 <w:szCs w:val="20"/>
                 <w:highlight w:val="yellow"/>
               </w:rPr>
-              <w:commentReference w:id="8"/>
+              <w:commentReference w:id="39"/>
             </w:r>
           </w:p>
           <w:p>
@@ -10768,6 +11212,7 @@
                 <w:sz w:val="28"/>
               </w:rPr>
             </w:pPr>
+            <w:commentRangeStart w:id="40"/>
             <w:r>
               <w:rPr>
                 <w:bCs/>
@@ -10792,6 +11237,17 @@
                 <w:highlight w:val="red"/>
               </w:rPr>
               <w:t>Years</w:t>
+            </w:r>
+            <w:commentRangeEnd w:id="40"/>
+            <w:r>
+              <w:rPr>
+                <w:rStyle w:val="CommentReference"/>
+                <w:bCs/>
+                <w:smallCaps/>
+                <w:sz w:val="28"/>
+                <w:szCs w:val="20"/>
+              </w:rPr>
+              <w:commentReference w:id="40"/>
             </w:r>
           </w:p>
         </w:tc>
@@ -11350,6 +11806,7 @@
                 <w:highlight w:val="yellow"/>
               </w:rPr>
             </w:pPr>
+            <w:commentRangeStart w:id="41"/>
             <w:r>
               <w:rPr>
                 <w:bCs/>
@@ -11374,6 +11831,18 @@
                 <w:highlight w:val="red"/>
               </w:rPr>
               <w:t>%</w:t>
+            </w:r>
+            <w:commentRangeEnd w:id="41"/>
+            <w:r>
+              <w:rPr>
+                <w:rStyle w:val="CommentReference"/>
+                <w:bCs/>
+                <w:smallCaps/>
+                <w:sz w:val="28"/>
+                <w:szCs w:val="20"/>
+                <w:highlight w:val="yellow"/>
+              </w:rPr>
+              <w:commentReference w:id="41"/>
             </w:r>
           </w:p>
         </w:tc>
@@ -11466,6 +11935,7 @@
                 <w:highlight w:val="yellow"/>
               </w:rPr>
             </w:pPr>
+            <w:commentRangeStart w:id="42"/>
             <w:r>
               <w:rPr>
                 <w:bCs/>
@@ -11528,6 +11998,18 @@
                 <w:highlight w:val="red"/>
               </w:rPr>
               <w:t>%</w:t>
+            </w:r>
+            <w:commentRangeEnd w:id="42"/>
+            <w:r>
+              <w:rPr>
+                <w:rStyle w:val="CommentReference"/>
+                <w:bCs/>
+                <w:smallCaps/>
+                <w:sz w:val="28"/>
+                <w:szCs w:val="20"/>
+                <w:highlight w:val="yellow"/>
+              </w:rPr>
+              <w:commentReference w:id="42"/>
             </w:r>
           </w:p>
         </w:tc>
@@ -11919,6 +12401,7 @@
         </w:rPr>
         <w:t>Municipal Securities Rulemaking Board. (</w:t>
       </w:r>
+      <w:commentRangeStart w:id="43"/>
       <w:r>
         <w:rPr>
           <w:sz w:val="24"/>
@@ -11933,7 +12416,25 @@
           <w:szCs w:val="24"/>
           <w:highlight w:val="red"/>
         </w:rPr>
-        <w:t xml:space="preserve"> 1,</w:t>
+        <w:t xml:space="preserve"> </w:t>
+      </w:r>
+      <w:commentRangeEnd w:id="43"/>
+      <w:r>
+        <w:rPr>
+          <w:rStyle w:val="CommentReference"/>
+          <w:sz w:val="24"/>
+          <w:szCs w:val="24"/>
+          <w:highlight w:val="red"/>
+        </w:rPr>
+        <w:commentReference w:id="43"/>
+      </w:r>
+      <w:r>
+        <w:rPr>
+          <w:sz w:val="24"/>
+          <w:szCs w:val="24"/>
+          <w:highlight w:val="red"/>
+        </w:rPr>
+        <w:t>1,</w:t>
       </w:r>
       <w:r>
         <w:rPr>
@@ -12051,6 +12552,7 @@
           <w:szCs w:val="24"/>
         </w:rPr>
       </w:pPr>
+      <w:commentRangeStart w:id="44"/>
       <w:r>
         <w:rPr>
           <w:rFonts w:eastAsiaTheme="minorHAnsi"/>
@@ -12815,6 +13317,16 @@
         </w:rPr>
         <w:t>. Retrieved from https://download.bls.gov/pub/time.series/cu/cu.data.15.USMedical</w:t>
       </w:r>
+      <w:commentRangeEnd w:id="44"/>
+      <w:r>
+        <w:rPr>
+          <w:rStyle w:val="CommentReference"/>
+          <w:rFonts w:eastAsiaTheme="minorHAnsi"/>
+          <w:sz w:val="24"/>
+          <w:szCs w:val="24"/>
+        </w:rPr>
+        <w:commentReference w:id="44"/>
+      </w:r>
     </w:p>
     <w:p>
       <w:pPr>
@@ -12828,6 +13340,7 @@
           <w:szCs w:val="24"/>
         </w:rPr>
       </w:pPr>
+      <w:commentRangeStart w:id="45"/>
       <w:r>
         <w:rPr>
           <w:sz w:val="24"/>
@@ -12864,6 +13377,15 @@
           <w:szCs w:val="24"/>
         </w:rPr>
         <w:t xml:space="preserve"> (Data series CMU3020000000000D, CMU3020000400000D, CMU3020000810000D). U.S. Department of Labor. https://www.bls.gov/ncs/ect/</w:t>
+      </w:r>
+      <w:commentRangeEnd w:id="45"/>
+      <w:r>
+        <w:rPr>
+          <w:rStyle w:val="CommentReference"/>
+          <w:sz w:val="24"/>
+          <w:szCs w:val="24"/>
+        </w:rPr>
+        <w:commentReference w:id="45"/>
       </w:r>
     </w:p>
     <w:p>
@@ -13038,7 +13560,7 @@
 
 <file path=word/comments.xml><?xml version="1.0" encoding="utf-8"?>
 <w:comments xmlns:wpc="http://schemas.microsoft.com/office/word/2010/wordprocessingCanvas" xmlns:cx="http://schemas.microsoft.com/office/drawing/2014/chartex" xmlns:cx1="http://schemas.microsoft.com/office/drawing/2015/9/8/chartex" xmlns:cx2="http://schemas.microsoft.com/office/drawing/2015/10/21/chartex" xmlns:cx3="http://schemas.microsoft.com/office/drawing/2016/5/9/chartex" xmlns:cx4="http://schemas.microsoft.com/office/drawing/2016/5/10/chartex" xmlns:cx5="http://schemas.microsoft.com/office/drawing/2016/5/11/chartex" xmlns:cx6="http://schemas.microsoft.com/office/drawing/2016/5/12/chartex" xmlns:cx7="http://schemas.microsoft.com/office/drawing/2016/5/13/chartex" xmlns:cx8="http://schemas.microsoft.com/office/drawing/2016/5/14/chartex" xmlns:mc="http://schemas.openxmlformats.org/markup-compatibility/2006" xmlns:aink="http://schemas.microsoft.com/office/drawing/2016/ink" xmlns:am3d="http://schemas.microsoft.com/office/drawing/2017/model3d" xmlns:o="urn:schemas-microsoft-com:office:office" xmlns:oel="http://schemas.microsoft.com/office/2019/extlst" xmlns:r="http://schemas.openxmlformats.org/officeDocument/2006/relationships" xmlns:m="http://schemas.openxmlformats.org/officeDocument/2006/math" xmlns:v="urn:schemas-microsoft-com:vml" xmlns:wp14="http://schemas.microsoft.com/office/word/2010/wordprocessingDrawing" xmlns:wp="http://schemas.openxmlformats.org/drawingml/2006/wordprocessingDrawing" xmlns:w10="urn:schemas-microsoft-com:office:word" xmlns:w="http://schemas.openxmlformats.org/wordprocessingml/2006/main" xmlns:w14="http://schemas.microsoft.com/office/word/2010/wordml" xmlns:w15="http://schemas.microsoft.com/office/word/2012/wordml" xmlns:w16cex="http://schemas.microsoft.com/office/word/2018/wordml/cex" xmlns:w16cid="http://schemas.microsoft.com/office/word/2016/wordml/cid" xmlns:w16="http://schemas.microsoft.com/office/word/2018/wordml" xmlns:w16du="http://schemas.microsoft.com/office/word/2023/wordml/word16du" xmlns:w16sdtdh="http://schemas.microsoft.com/office/word/2020/wordml/sdtdatahash" xmlns:w16sdtfl="http://schemas.microsoft.com/office/word/2024/wordml/sdtformatlock" xmlns:w16se="http://schemas.microsoft.com/office/word/2015/wordml/symex" xmlns:wpg="http://schemas.microsoft.com/office/word/2010/wordprocessingGroup" xmlns:wpi="http://schemas.microsoft.com/office/word/2010/wordprocessingInk" xmlns:wne="http://schemas.microsoft.com/office/word/2006/wordml" xmlns:wps="http://schemas.microsoft.com/office/word/2010/wordprocessingShape" mc:Ignorable="w14 w15 w16se w16cid w16 w16cex w16sdtdh w16sdtfl w16du wp14">
-  <w:comment w:id="0" w:author="Eric Bussey" w:date="2026-04-17T14:57:00Z" w:initials="EB">
+  <w:comment w:id="0" w:author="Eric Bussey" w:date="2026-04-20T11:00:00Z" w:initials="EB">
     <w:p>
       <w:pPr>
         <w:pStyle w:val="CommentText"/>
@@ -13050,11 +13572,87 @@
         <w:annotationRef/>
       </w:r>
       <w:r>
+        <w:t>Coming from voc report, also PV2 Inputs page</w:t>
+      </w:r>
+    </w:p>
+  </w:comment>
+  <w:comment w:id="1" w:author="Eric Bussey" w:date="2026-04-20T11:03:00Z" w:initials="EB">
+    <w:p>
+      <w:pPr>
+        <w:pStyle w:val="CommentText"/>
+      </w:pPr>
+      <w:r>
+        <w:rPr>
+          <w:rStyle w:val="CommentReference"/>
+        </w:rPr>
+        <w:annotationRef/>
+      </w:r>
+      <w:r>
+        <w:t>IF ONE BASE:</w:t>
+      </w:r>
+    </w:p>
+    <w:p>
+      <w:pPr>
+        <w:pStyle w:val="CommentText"/>
+        <w:ind w:left="300"/>
+      </w:pPr>
+      <w:r>
+        <w:t>BASE 2 IS CREDIT</w:t>
+      </w:r>
+    </w:p>
+    <w:p>
+      <w:pPr>
+        <w:pStyle w:val="CommentText"/>
+      </w:pPr>
+    </w:p>
+    <w:p>
+      <w:pPr>
+        <w:pStyle w:val="CommentText"/>
+      </w:pPr>
+      <w:r>
+        <w:t>IF TWO BASES:</w:t>
+      </w:r>
+    </w:p>
+    <w:p>
+      <w:pPr>
+        <w:pStyle w:val="CommentText"/>
+        <w:ind w:left="300"/>
+      </w:pPr>
+      <w:r>
+        <w:t>BASE 3 IS CREDIT</w:t>
+      </w:r>
+    </w:p>
+    <w:p>
+      <w:pPr>
+        <w:pStyle w:val="CommentText"/>
+      </w:pPr>
+    </w:p>
+    <w:p>
+      <w:pPr>
+        <w:pStyle w:val="CommentText"/>
+      </w:pPr>
+      <w:r>
+        <w:t>Sometimes 2 credits (each is own base)</w:t>
+      </w:r>
+    </w:p>
+  </w:comment>
+  <w:comment w:id="2" w:author="Eric Bussey" w:date="2026-04-17T14:57:00Z" w:initials="EB">
+    <w:p>
+      <w:pPr>
+        <w:pStyle w:val="CommentText"/>
+      </w:pPr>
+      <w:r>
+        <w:rPr>
+          <w:rStyle w:val="CommentReference"/>
+        </w:rPr>
+        <w:annotationRef/>
+      </w:r>
+      <w:r>
         <w:t>Seems to be pulled from PV2 -&gt; “Base 1 PV Loss WLE -&gt; B3?</w:t>
       </w:r>
     </w:p>
   </w:comment>
-  <w:comment w:id="1" w:author="Eric Bussey" w:date="2026-04-17T14:58:00Z" w:initials="EB">
+  <w:comment w:id="3" w:author="Eric Bussey" w:date="2026-04-17T14:58:00Z" w:initials="EB">
     <w:p>
       <w:pPr>
         <w:pStyle w:val="CommentText"/>
@@ -13070,7 +13668,7 @@
       </w:r>
     </w:p>
   </w:comment>
-  <w:comment w:id="2" w:author="Eric Bussey" w:date="2026-04-17T15:04:00Z" w:initials="EB">
+  <w:comment w:id="4" w:author="Eric Bussey" w:date="2026-04-20T11:06:00Z" w:initials="EB">
     <w:p>
       <w:pPr>
         <w:pStyle w:val="CommentText"/>
@@ -13082,11 +13680,59 @@
         <w:annotationRef/>
       </w:r>
       <w:r>
+        <w:t>Does not include any credits or actual/expected earnings (if there any)</w:t>
+      </w:r>
+    </w:p>
+  </w:comment>
+  <w:comment w:id="5" w:author="Eric Bussey" w:date="2026-04-20T11:07:00Z" w:initials="EB">
+    <w:p>
+      <w:pPr>
+        <w:pStyle w:val="CommentText"/>
+      </w:pPr>
+      <w:r>
+        <w:rPr>
+          <w:rStyle w:val="CommentReference"/>
+        </w:rPr>
+        <w:annotationRef/>
+      </w:r>
+      <w:r>
+        <w:t>Typically pre-trial base is same as post-trial</w:t>
+      </w:r>
+    </w:p>
+  </w:comment>
+  <w:comment w:id="6" w:author="Eric Bussey" w:date="2026-04-20T11:02:00Z" w:initials="EB">
+    <w:p>
+      <w:pPr>
+        <w:pStyle w:val="CommentText"/>
+      </w:pPr>
+      <w:r>
+        <w:rPr>
+          <w:rStyle w:val="CommentReference"/>
+        </w:rPr>
+        <w:annotationRef/>
+      </w:r>
+      <w:r>
+        <w:t>Manually entered, comes from BLS.gov</w:t>
+      </w:r>
+    </w:p>
+  </w:comment>
+  <w:comment w:id="7" w:author="Eric Bussey" w:date="2026-04-17T15:04:00Z" w:initials="EB">
+    <w:p>
+      <w:pPr>
+        <w:pStyle w:val="CommentText"/>
+      </w:pPr>
+      <w:r>
+        <w:rPr>
+          <w:rStyle w:val="CommentReference"/>
+        </w:rPr>
+        <w:annotationRef/>
+      </w:r>
+      <w:r>
         <w:t>Seems to be from PV2 -&gt; “Case Inputs” -&gt; B36?</w:t>
       </w:r>
     </w:p>
   </w:comment>
-  <w:comment w:id="3" w:author="Eric Bussey" w:date="2026-04-17T15:04:00Z" w:initials="EB">
+  <w:comment w:id="8" w:author="Eric Bussey" w:date="2026-04-20T11:08:00Z" w:initials="EB">
     <w:p>
       <w:pPr>
         <w:pStyle w:val="CommentText"/>
@@ -13098,11 +13744,27 @@
         <w:annotationRef/>
       </w:r>
       <w:r>
+        <w:t>&gt;75% NOT INCLUDED, PRESENT ONLY IF THERE’S AN EARNINGS BASE/CREDITS BASE RANGE</w:t>
+      </w:r>
+    </w:p>
+  </w:comment>
+  <w:comment w:id="9" w:author="Eric Bussey" w:date="2026-04-17T15:04:00Z" w:initials="EB">
+    <w:p>
+      <w:pPr>
+        <w:pStyle w:val="CommentText"/>
+      </w:pPr>
+      <w:r>
+        <w:rPr>
+          <w:rStyle w:val="CommentReference"/>
+        </w:rPr>
+        <w:annotationRef/>
+      </w:r>
+      <w:r>
         <w:t>Seems to be from PV2 -&gt; “Case Inputs” -&gt; B36?</w:t>
       </w:r>
     </w:p>
   </w:comment>
-  <w:comment w:id="4" w:author="Eric Bussey" w:date="2026-04-17T15:16:00Z" w:initials="EB">
+  <w:comment w:id="10" w:author="Eric Bussey" w:date="2026-04-20T11:04:00Z" w:initials="EB">
     <w:p>
       <w:pPr>
         <w:pStyle w:val="CommentText"/>
@@ -13114,6 +13776,118 @@
         <w:annotationRef/>
       </w:r>
       <w:r>
+        <w:t>Depending on input conditions, could be Base 2… etc</w:t>
+      </w:r>
+    </w:p>
+    <w:p>
+      <w:pPr>
+        <w:pStyle w:val="CommentText"/>
+      </w:pPr>
+    </w:p>
+    <w:p>
+      <w:pPr>
+        <w:pStyle w:val="CommentText"/>
+      </w:pPr>
+      <w:r>
+        <w:t>Over 50% of time, one base and credit is base 2</w:t>
+      </w:r>
+    </w:p>
+  </w:comment>
+  <w:comment w:id="11" w:author="Eric Bussey" w:date="2026-04-20T11:09:00Z" w:initials="EB">
+    <w:p>
+      <w:pPr>
+        <w:pStyle w:val="CommentText"/>
+      </w:pPr>
+      <w:r>
+        <w:rPr>
+          <w:rStyle w:val="CommentReference"/>
+        </w:rPr>
+        <w:annotationRef/>
+      </w:r>
+      <w:r>
+        <w:t>FROM PV NO ROUNDING</w:t>
+      </w:r>
+    </w:p>
+  </w:comment>
+  <w:comment w:id="12" w:author="Eric Bussey" w:date="2026-04-20T11:10:00Z" w:initials="EB">
+    <w:p>
+      <w:pPr>
+        <w:pStyle w:val="CommentText"/>
+      </w:pPr>
+      <w:r>
+        <w:rPr>
+          <w:rStyle w:val="CommentReference"/>
+        </w:rPr>
+        <w:annotationRef/>
+      </w:r>
+      <w:r>
+        <w:t>COMES FROM PV SUMMARY NO ROUNDING</w:t>
+      </w:r>
+      <w:r>
+        <w:br/>
+      </w:r>
+    </w:p>
+  </w:comment>
+  <w:comment w:id="13" w:author="Eric Bussey" w:date="2026-04-20T11:10:00Z" w:initials="EB">
+    <w:p>
+      <w:pPr>
+        <w:pStyle w:val="CommentText"/>
+      </w:pPr>
+      <w:r>
+        <w:rPr>
+          <w:rStyle w:val="CommentReference"/>
+        </w:rPr>
+        <w:annotationRef/>
+      </w:r>
+      <w:r>
+        <w:t>CURRENTLY NO SHEET, HAS TO BE MANUALLY CALCULATED/ENTERED</w:t>
+      </w:r>
+    </w:p>
+  </w:comment>
+  <w:comment w:id="14" w:author="Eric Bussey" w:date="2026-04-20T11:11:00Z" w:initials="EB">
+    <w:p>
+      <w:pPr>
+        <w:pStyle w:val="CommentText"/>
+      </w:pPr>
+      <w:r>
+        <w:rPr>
+          <w:rStyle w:val="CommentReference"/>
+        </w:rPr>
+        <w:annotationRef/>
+      </w:r>
+      <w:r>
+        <w:t>PRIMARY = BASE 1</w:t>
+      </w:r>
+    </w:p>
+    <w:p>
+      <w:pPr>
+        <w:pStyle w:val="CommentText"/>
+      </w:pPr>
+      <w:r>
+        <w:t>ALTERNATIVE = ALWAYS CREDIT (IF &gt;1 CREDIT, MULTIPLE LINE ITEMS)</w:t>
+      </w:r>
+    </w:p>
+    <w:p>
+      <w:pPr>
+        <w:pStyle w:val="CommentText"/>
+      </w:pPr>
+      <w:r>
+        <w:t>SECONDARY (RARELY INCLUDED) = IF OTHER BASE IS PRESENT (DEPENDS ON STRENGTH OF VERBIAGE IN VOC ARGUMENT)</w:t>
+      </w:r>
+    </w:p>
+  </w:comment>
+  <w:comment w:id="15" w:author="Eric Bussey" w:date="2026-04-17T15:16:00Z" w:initials="EB">
+    <w:p>
+      <w:pPr>
+        <w:pStyle w:val="CommentText"/>
+      </w:pPr>
+      <w:r>
+        <w:rPr>
+          <w:rStyle w:val="CommentReference"/>
+        </w:rPr>
+        <w:annotationRef/>
+      </w:r>
+      <w:r>
         <w:t xml:space="preserve">Would y’all normally include multiple losses-to-trial, depending on the number of bases? </w:t>
       </w:r>
     </w:p>
@@ -13131,7 +13905,7 @@
       </w:r>
     </w:p>
   </w:comment>
-  <w:comment w:id="5" w:author="Eric Bussey" w:date="2026-04-17T15:24:00Z" w:initials="EB">
+  <w:comment w:id="16" w:author="Eric Bussey" w:date="2026-04-17T15:24:00Z" w:initials="EB">
     <w:p>
       <w:pPr>
         <w:pStyle w:val="CommentText"/>
@@ -13147,7 +13921,7 @@
       </w:r>
     </w:p>
   </w:comment>
-  <w:comment w:id="7" w:author="Eric Bussey" w:date="2026-04-17T15:41:00Z" w:initials="EB">
+  <w:comment w:id="17" w:author="Eric Bussey" w:date="2026-04-20T11:12:00Z" w:initials="EB">
     <w:p>
       <w:pPr>
         <w:pStyle w:val="CommentText"/>
@@ -13159,11 +13933,511 @@
         <w:annotationRef/>
       </w:r>
       <w:r>
+        <w:t>COMES FROM VOC REPORT</w:t>
+      </w:r>
+    </w:p>
+  </w:comment>
+  <w:comment w:id="18" w:author="Eric Bussey" w:date="2026-04-20T11:12:00Z" w:initials="EB">
+    <w:p>
+      <w:pPr>
+        <w:pStyle w:val="CommentText"/>
+      </w:pPr>
+      <w:r>
+        <w:rPr>
+          <w:rStyle w:val="CommentReference"/>
+        </w:rPr>
+        <w:annotationRef/>
+      </w:r>
+      <w:r>
+        <w:t>SEE NOTE ABOVE RE: INCLUSION OF SECOND BASE</w:t>
+      </w:r>
+    </w:p>
+  </w:comment>
+  <w:comment w:id="19" w:author="Eric Bussey" w:date="2026-04-20T11:14:00Z" w:initials="EB">
+    <w:p>
+      <w:pPr>
+        <w:pStyle w:val="CommentText"/>
+      </w:pPr>
+      <w:r>
+        <w:rPr>
+          <w:rStyle w:val="CommentReference"/>
+        </w:rPr>
+        <w:annotationRef/>
+      </w:r>
+      <w:r>
+        <w:t xml:space="preserve">PV2 - uses </w:t>
+      </w:r>
+      <w:r>
+        <w:rPr>
+          <w:b/>
+          <w:bCs/>
+          <w:i/>
+          <w:iCs/>
+        </w:rPr>
+        <w:t>longest WLE</w:t>
+      </w:r>
+      <w:r>
+        <w:t xml:space="preserve"> from </w:t>
+      </w:r>
+      <w:r>
+        <w:rPr>
+          <w:u w:val="single"/>
+        </w:rPr>
+        <w:t>any base</w:t>
+      </w:r>
+      <w:r>
+        <w:t>,</w:t>
+      </w:r>
+    </w:p>
+    <w:p>
+      <w:pPr>
+        <w:pStyle w:val="CommentText"/>
+      </w:pPr>
+    </w:p>
+    <w:p>
+      <w:pPr>
+        <w:pStyle w:val="CommentText"/>
+      </w:pPr>
+      <w:r>
+        <w:t xml:space="preserve">e.g., highest and lowest </w:t>
+      </w:r>
+      <w:r>
+        <w:rPr>
+          <w:b/>
+          <w:bCs/>
+          <w:i/>
+          <w:iCs/>
+        </w:rPr>
+        <w:t xml:space="preserve">discount rates </w:t>
+      </w:r>
+      <w:r>
+        <w:t>from Base 1 PV Loss to WLE D20:DWhatever</w:t>
+      </w:r>
+    </w:p>
+  </w:comment>
+  <w:comment w:id="20" w:author="Eric Bussey" w:date="2026-04-20T11:15:00Z" w:initials="EB">
+    <w:p>
+      <w:pPr>
+        <w:pStyle w:val="CommentText"/>
+      </w:pPr>
+      <w:r>
+        <w:rPr>
+          <w:rStyle w:val="CommentReference"/>
+        </w:rPr>
+        <w:annotationRef/>
+      </w:r>
+      <w:r>
+        <w:t xml:space="preserve">Pulled from </w:t>
+      </w:r>
+      <w:r>
+        <w:rPr>
+          <w:b/>
+          <w:bCs/>
+          <w:i/>
+          <w:iCs/>
+        </w:rPr>
+        <w:t>Base 1 PV Loss to PVE (Growth Rate)</w:t>
+      </w:r>
+    </w:p>
+  </w:comment>
+  <w:comment w:id="21" w:author="Eric Bussey" w:date="2026-04-20T11:16:00Z" w:initials="EB">
+    <w:p>
+      <w:pPr>
+        <w:pStyle w:val="CommentText"/>
+      </w:pPr>
+      <w:r>
+        <w:rPr>
+          <w:rStyle w:val="CommentReference"/>
+        </w:rPr>
+        <w:annotationRef/>
+      </w:r>
+      <w:r>
+        <w:t xml:space="preserve">Matches with SSA (30 year projection)/CBO (10 year projection) source, currently unimplemented/manual </w:t>
+      </w:r>
+    </w:p>
+  </w:comment>
+  <w:comment w:id="22" w:author="Eric Bussey" w:date="2026-04-20T11:16:00Z" w:initials="EB">
+    <w:p>
+      <w:pPr>
+        <w:pStyle w:val="CommentText"/>
+      </w:pPr>
+      <w:r>
+        <w:rPr>
+          <w:rStyle w:val="CommentReference"/>
+        </w:rPr>
+        <w:annotationRef/>
+      </w:r>
+      <w:r>
+        <w:t xml:space="preserve">See above, </w:t>
+      </w:r>
+      <w:r>
+        <w:rPr>
+          <w:b/>
+          <w:bCs/>
+          <w:i/>
+          <w:iCs/>
+        </w:rPr>
+        <w:t>almost always the same (growth rate)</w:t>
+      </w:r>
+    </w:p>
+  </w:comment>
+  <w:comment w:id="23" w:author="Eric Bussey" w:date="2026-04-20T11:20:00Z" w:initials="EB">
+    <w:p>
+      <w:pPr>
+        <w:pStyle w:val="CommentText"/>
+      </w:pPr>
+      <w:r>
+        <w:rPr>
+          <w:rStyle w:val="CommentReference"/>
+        </w:rPr>
+        <w:annotationRef/>
+      </w:r>
+      <w:r>
+        <w:t xml:space="preserve">Functionally: </w:t>
+      </w:r>
+      <w:r>
+        <w:rPr>
+          <w:u w:val="single"/>
+        </w:rPr>
+        <w:t>life expectancy from trial + age at trial</w:t>
+      </w:r>
+    </w:p>
+    <w:p>
+      <w:pPr>
+        <w:pStyle w:val="CommentText"/>
+      </w:pPr>
+    </w:p>
+    <w:p>
+      <w:pPr>
+        <w:pStyle w:val="CommentText"/>
+      </w:pPr>
+      <w:r>
+        <w:t xml:space="preserve">Age at accident is calculated = LE from accident </w:t>
+      </w:r>
+    </w:p>
+    <w:p>
+      <w:pPr>
+        <w:pStyle w:val="CommentText"/>
+      </w:pPr>
+    </w:p>
+    <w:p>
+      <w:pPr>
+        <w:pStyle w:val="CommentText"/>
+      </w:pPr>
+      <w:r>
+        <w:t xml:space="preserve">If LCP with annual costs is present, number is pulled from </w:t>
+      </w:r>
+      <w:r>
+        <w:rPr>
+          <w:b/>
+          <w:bCs/>
+          <w:i/>
+          <w:iCs/>
+          <w:u w:val="single"/>
+        </w:rPr>
+        <w:t>LCP report instead</w:t>
+      </w:r>
+    </w:p>
+    <w:p>
+      <w:pPr>
+        <w:pStyle w:val="CommentText"/>
+      </w:pPr>
+    </w:p>
+    <w:p>
+      <w:pPr>
+        <w:pStyle w:val="CommentText"/>
+      </w:pPr>
+      <w:r>
+        <w:t xml:space="preserve">If only earnings,  </w:t>
+      </w:r>
+      <w:r>
+        <w:rPr>
+          <w:u w:val="single"/>
+        </w:rPr>
+        <w:t xml:space="preserve">LE at trial (calculated using LE from accident) </w:t>
+      </w:r>
+      <w:r>
+        <w:t xml:space="preserve">+ </w:t>
+      </w:r>
+      <w:r>
+        <w:rPr>
+          <w:u w:val="single"/>
+        </w:rPr>
+        <w:t>age at trial</w:t>
+      </w:r>
+    </w:p>
+  </w:comment>
+  <w:comment w:id="24" w:author="Eric Bussey" w:date="2026-04-20T11:22:00Z" w:initials="EB">
+    <w:p>
+      <w:pPr>
+        <w:pStyle w:val="CommentText"/>
+      </w:pPr>
+      <w:r>
+        <w:rPr>
+          <w:rStyle w:val="CommentReference"/>
+        </w:rPr>
+        <w:annotationRef/>
+      </w:r>
+      <w:r>
+        <w:t xml:space="preserve">Pulled from </w:t>
+      </w:r>
+      <w:r>
+        <w:rPr>
+          <w:b/>
+          <w:bCs/>
+          <w:u w:val="single"/>
+        </w:rPr>
+        <w:t>PV2 -&gt; Case Inputs -&gt; WLE at Trial</w:t>
+      </w:r>
+    </w:p>
+    <w:p>
+      <w:pPr>
+        <w:pStyle w:val="CommentText"/>
+      </w:pPr>
+    </w:p>
+    <w:p>
+      <w:pPr>
+        <w:pStyle w:val="CommentText"/>
+      </w:pPr>
+      <w:r>
+        <w:t xml:space="preserve">This info is </w:t>
+      </w:r>
+      <w:r>
+        <w:rPr>
+          <w:i/>
+          <w:iCs/>
+          <w:u w:val="single"/>
+        </w:rPr>
+        <w:t>plugged into each Base sheet</w:t>
+      </w:r>
+    </w:p>
+  </w:comment>
+  <w:comment w:id="25" w:author="Eric Bussey" w:date="2026-04-20T11:22:00Z" w:initials="EB">
+    <w:p>
+      <w:pPr>
+        <w:pStyle w:val="CommentText"/>
+      </w:pPr>
+      <w:r>
+        <w:rPr>
+          <w:rStyle w:val="CommentReference"/>
+        </w:rPr>
+        <w:annotationRef/>
+      </w:r>
+      <w:r>
+        <w:t>WLE at trial derived from last few data tabs</w:t>
+      </w:r>
+    </w:p>
+  </w:comment>
+  <w:comment w:id="26" w:author="Eric Bussey" w:date="2026-04-20T11:23:00Z" w:initials="EB">
+    <w:p>
+      <w:pPr>
+        <w:pStyle w:val="CommentText"/>
+      </w:pPr>
+      <w:r>
+        <w:rPr>
+          <w:rStyle w:val="CommentReference"/>
+        </w:rPr>
+        <w:annotationRef/>
+      </w:r>
+      <w:r>
+        <w:t>Repeats info provided in narratives aboce</w:t>
+      </w:r>
+    </w:p>
+  </w:comment>
+  <w:comment w:id="27" w:author="Eric Bussey" w:date="2026-04-20T11:24:00Z" w:initials="EB">
+    <w:p>
+      <w:pPr>
+        <w:pStyle w:val="CommentText"/>
+      </w:pPr>
+      <w:r>
+        <w:rPr>
+          <w:rStyle w:val="CommentReference"/>
+        </w:rPr>
+        <w:annotationRef/>
+      </w:r>
+      <w:r>
+        <w:t>All comes from Voc</w:t>
+      </w:r>
+    </w:p>
+  </w:comment>
+  <w:comment w:id="28" w:author="Eric Bussey" w:date="2026-04-20T11:24:00Z" w:initials="EB">
+    <w:p>
+      <w:pPr>
+        <w:pStyle w:val="CommentText"/>
+      </w:pPr>
+      <w:r>
+        <w:rPr>
+          <w:rStyle w:val="CommentReference"/>
+        </w:rPr>
+        <w:annotationRef/>
+      </w:r>
+      <w:r>
+        <w:rPr>
+          <w:b/>
+          <w:bCs/>
+          <w:u w:val="single"/>
+        </w:rPr>
+        <w:t>ALL TEXAS CASES INCLUDE</w:t>
+      </w:r>
+    </w:p>
+    <w:p>
+      <w:pPr>
+        <w:pStyle w:val="CommentText"/>
+      </w:pPr>
+      <w:r>
+        <w:rPr>
+          <w:b/>
+          <w:bCs/>
+          <w:u w:val="single"/>
+        </w:rPr>
+        <w:t>MOST LA STATE CASES EXCLUDE</w:t>
+      </w:r>
+    </w:p>
+    <w:p>
+      <w:pPr>
+        <w:pStyle w:val="CommentText"/>
+      </w:pPr>
+    </w:p>
+    <w:p>
+      <w:pPr>
+        <w:pStyle w:val="CommentText"/>
+      </w:pPr>
+      <w:r>
+        <w:t>Comes from non-created PV2 Earnings tab, currently manually entered</w:t>
+      </w:r>
+    </w:p>
+  </w:comment>
+  <w:comment w:id="29" w:author="Eric Bussey" w:date="2026-04-20T11:25:00Z" w:initials="EB">
+    <w:p>
+      <w:pPr>
+        <w:pStyle w:val="CommentText"/>
+      </w:pPr>
+      <w:r>
+        <w:rPr>
+          <w:rStyle w:val="CommentReference"/>
+        </w:rPr>
+        <w:annotationRef/>
+      </w:r>
+      <w:r>
+        <w:t>From BLS.gov, currently manual but intended to be created as new sheet in PV2</w:t>
+      </w:r>
+    </w:p>
+  </w:comment>
+  <w:comment w:id="30" w:author="Eric Bussey" w:date="2026-04-20T11:26:00Z" w:initials="EB">
+    <w:p>
+      <w:pPr>
+        <w:pStyle w:val="CommentText"/>
+      </w:pPr>
+      <w:r>
+        <w:rPr>
+          <w:rStyle w:val="CommentReference"/>
+        </w:rPr>
+        <w:annotationRef/>
+      </w:r>
+      <w:r>
+        <w:t>See above</w:t>
+      </w:r>
+    </w:p>
+  </w:comment>
+  <w:comment w:id="31" w:author="Eric Bussey" w:date="2026-04-20T11:27:00Z" w:initials="EB">
+    <w:p>
+      <w:pPr>
+        <w:pStyle w:val="CommentText"/>
+      </w:pPr>
+      <w:r>
+        <w:rPr>
+          <w:rStyle w:val="CommentReference"/>
+        </w:rPr>
+        <w:annotationRef/>
+      </w:r>
+      <w:r>
+        <w:t>Currently pulled from Working Calc -&gt; Item Inputs totals at bottom of chart (but often conflict with LCP, eventually intended to be standardized in PV2 sheet)</w:t>
+      </w:r>
+    </w:p>
+  </w:comment>
+  <w:comment w:id="32" w:author="Eric Bussey" w:date="2026-04-20T11:37:00Z" w:initials="EB">
+    <w:p>
+      <w:pPr>
+        <w:pStyle w:val="CommentText"/>
+      </w:pPr>
+      <w:r>
+        <w:rPr>
+          <w:rStyle w:val="CommentReference"/>
+        </w:rPr>
+        <w:annotationRef/>
+      </w:r>
+      <w:r>
+        <w:t>All red pull from Working Calc -&gt; CPI</w:t>
+      </w:r>
+    </w:p>
+  </w:comment>
+  <w:comment w:id="33" w:author="Eric Bussey" w:date="2026-04-20T11:39:00Z" w:initials="EB">
+    <w:p>
+      <w:pPr>
+        <w:pStyle w:val="CommentText"/>
+      </w:pPr>
+      <w:r>
+        <w:rPr>
+          <w:rStyle w:val="CommentReference"/>
+        </w:rPr>
+        <w:annotationRef/>
+      </w:r>
+      <w:r>
+        <w:t xml:space="preserve">Highest and lowest values pulled from Working Calc -&gt; </w:t>
+      </w:r>
+      <w:r>
+        <w:rPr>
+          <w:b/>
+          <w:bCs/>
+          <w:u w:val="single"/>
+        </w:rPr>
+        <w:t xml:space="preserve">Roll Up tab (columns AL:AN)/Bloomberg tab (Bloomberg provides all discount rates, </w:t>
+      </w:r>
+      <w:r>
+        <w:rPr>
+          <w:i/>
+          <w:iCs/>
+        </w:rPr>
+        <w:t>but the manually entered Bloomberg data (for chart) is actually determined from the Roll Up (AL:AN, lowest to highest) tab</w:t>
+      </w:r>
+      <w:r>
+        <w:t xml:space="preserve">) </w:t>
+      </w:r>
+    </w:p>
+  </w:comment>
+  <w:comment w:id="35" w:author="Eric Bussey" w:date="2026-04-20T11:29:00Z" w:initials="EB">
+    <w:p>
+      <w:pPr>
+        <w:pStyle w:val="CommentText"/>
+      </w:pPr>
+      <w:r>
+        <w:rPr>
+          <w:rStyle w:val="CommentReference"/>
+        </w:rPr>
+        <w:annotationRef/>
+      </w:r>
+      <w:r>
+        <w:t>All provided in report above</w:t>
+      </w:r>
+    </w:p>
+  </w:comment>
+  <w:comment w:id="36" w:author="Eric Bussey" w:date="2026-04-17T15:41:00Z" w:initials="EB">
+    <w:p>
+      <w:pPr>
+        <w:pStyle w:val="CommentText"/>
+      </w:pPr>
+      <w:r>
+        <w:rPr>
+          <w:rStyle w:val="CommentReference"/>
+        </w:rPr>
+        <w:annotationRef/>
+      </w:r>
+      <w:r>
         <w:t>I believe this is a full PV_Summary_No_Rounding table, once all of the items have been filled in?</w:t>
       </w:r>
     </w:p>
   </w:comment>
-  <w:comment w:id="8" w:author="Eric Bussey" w:date="2026-04-17T15:43:00Z" w:initials="EB">
+  <w:comment w:id="37" w:author="Eric Bussey" w:date="2026-04-20T11:33:00Z" w:initials="EB">
     <w:p>
       <w:pPr>
         <w:pStyle w:val="CommentText"/>
@@ -13175,7 +14449,427 @@
         <w:annotationRef/>
       </w:r>
       <w:r>
+        <w:t xml:space="preserve">Put inputs on Working Calc -&gt; Item Inputs | </w:t>
+      </w:r>
+      <w:r>
+        <w:rPr>
+          <w:b/>
+          <w:bCs/>
+          <w:u w:val="single"/>
+        </w:rPr>
+        <w:t>Data Tab</w:t>
+      </w:r>
+      <w:r>
+        <w:t xml:space="preserve">  -&gt; </w:t>
+      </w:r>
+      <w:r>
+        <w:rPr>
+          <w:b/>
+          <w:bCs/>
+          <w:i/>
+          <w:iCs/>
+        </w:rPr>
+        <w:t xml:space="preserve">Refresh All </w:t>
+      </w:r>
+      <w:r>
+        <w:t>(which unfortunately recalculates everything, sometimes discount rates are put in the “custom discount tab” to lock them in/not refresh)</w:t>
+      </w:r>
+    </w:p>
+  </w:comment>
+  <w:comment w:id="38" w:author="Eric Bussey" w:date="2026-04-20T11:34:00Z" w:initials="EB">
+    <w:p>
+      <w:pPr>
+        <w:pStyle w:val="CommentText"/>
+      </w:pPr>
+      <w:r>
+        <w:rPr>
+          <w:rStyle w:val="CommentReference"/>
+        </w:rPr>
+        <w:annotationRef/>
+      </w:r>
+      <w:r>
+        <w:rPr>
+          <w:b/>
+          <w:bCs/>
+          <w:u w:val="single"/>
+        </w:rPr>
+        <w:t>FORMATTING CHART:</w:t>
+      </w:r>
+    </w:p>
+    <w:p>
+      <w:pPr>
+        <w:pStyle w:val="CommentText"/>
+      </w:pPr>
+    </w:p>
+    <w:p>
+      <w:pPr>
+        <w:pStyle w:val="CommentText"/>
+      </w:pPr>
+      <w:r>
+        <w:t xml:space="preserve">DECIMAL CURRENCY VALUES ARE </w:t>
+      </w:r>
+      <w:r>
+        <w:rPr>
+          <w:b/>
+          <w:bCs/>
+          <w:i/>
+          <w:iCs/>
+          <w:u w:val="single"/>
+        </w:rPr>
+        <w:t>ALWAYS EXCLUDED EVERYWHERE</w:t>
+      </w:r>
+    </w:p>
+    <w:p>
+      <w:pPr>
+        <w:pStyle w:val="CommentText"/>
+      </w:pPr>
+    </w:p>
+    <w:p>
+      <w:pPr>
+        <w:pStyle w:val="CommentText"/>
+        <w:numPr>
+          <w:ilvl w:val="0"/>
+          <w:numId w:val="13"/>
+        </w:numPr>
+      </w:pPr>
+      <w:r>
+        <w:rPr>
+          <w:b/>
+          <w:bCs/>
+        </w:rPr>
+        <w:t>NO GRIDLINES</w:t>
+      </w:r>
+    </w:p>
+    <w:p>
+      <w:pPr>
+        <w:pStyle w:val="CommentText"/>
+      </w:pPr>
+    </w:p>
+    <w:p>
+      <w:pPr>
+        <w:pStyle w:val="CommentText"/>
+        <w:numPr>
+          <w:ilvl w:val="0"/>
+          <w:numId w:val="14"/>
+        </w:numPr>
+      </w:pPr>
+      <w:r>
+        <w:rPr>
+          <w:b/>
+          <w:bCs/>
+        </w:rPr>
+        <w:t>REGULAR OUTLINE</w:t>
+      </w:r>
+      <w:r>
+        <w:rPr>
+          <w:b/>
+          <w:bCs/>
+          <w:i/>
+          <w:iCs/>
+        </w:rPr>
+        <w:t xml:space="preserve"> </w:t>
+      </w:r>
+      <w:r>
+        <w:t xml:space="preserve">AROUND </w:t>
+      </w:r>
+      <w:r>
+        <w:rPr>
+          <w:u w:val="single"/>
+        </w:rPr>
+        <w:t>ENTIRE CHART</w:t>
+      </w:r>
+      <w:r>
+        <w:t xml:space="preserve">, </w:t>
+      </w:r>
+      <w:r>
+        <w:rPr>
+          <w:u w:val="single"/>
+        </w:rPr>
+        <w:t>FIRST LINE</w:t>
+      </w:r>
+      <w:r>
+        <w:t xml:space="preserve">, AND </w:t>
+      </w:r>
+      <w:r>
+        <w:rPr>
+          <w:u w:val="single"/>
+        </w:rPr>
+        <w:t xml:space="preserve">LAST LINE </w:t>
+      </w:r>
+      <w:r>
+        <w:rPr>
+          <w:b/>
+          <w:bCs/>
+          <w:i/>
+          <w:iCs/>
+        </w:rPr>
+        <w:t>ONLY</w:t>
+      </w:r>
+    </w:p>
+    <w:p>
+      <w:pPr>
+        <w:pStyle w:val="CommentText"/>
+      </w:pPr>
+    </w:p>
+    <w:p>
+      <w:pPr>
+        <w:pStyle w:val="CommentText"/>
+        <w:numPr>
+          <w:ilvl w:val="0"/>
+          <w:numId w:val="15"/>
+        </w:numPr>
+      </w:pPr>
+      <w:r>
+        <w:rPr>
+          <w:b/>
+          <w:bCs/>
+        </w:rPr>
+        <w:t>LIGHT GRAY BACKGROUND</w:t>
+      </w:r>
+      <w:r>
+        <w:t xml:space="preserve"> FOR </w:t>
+      </w:r>
+      <w:r>
+        <w:rPr>
+          <w:u w:val="single"/>
+        </w:rPr>
+        <w:t>FIRST LINE</w:t>
+      </w:r>
+      <w:r>
+        <w:t xml:space="preserve">, </w:t>
+      </w:r>
+      <w:r>
+        <w:rPr>
+          <w:u w:val="single"/>
+        </w:rPr>
+        <w:t>LAST LINE</w:t>
+      </w:r>
+      <w:r>
+        <w:t xml:space="preserve">, AND EACH </w:t>
+      </w:r>
+      <w:r>
+        <w:rPr>
+          <w:u w:val="single"/>
+        </w:rPr>
+        <w:t>SECTION HEADER</w:t>
+      </w:r>
+    </w:p>
+    <w:p>
+      <w:pPr>
+        <w:pStyle w:val="CommentText"/>
+      </w:pPr>
+    </w:p>
+    <w:p>
+      <w:pPr>
+        <w:pStyle w:val="CommentText"/>
+        <w:numPr>
+          <w:ilvl w:val="0"/>
+          <w:numId w:val="16"/>
+        </w:numPr>
+      </w:pPr>
+      <w:r>
+        <w:rPr>
+          <w:u w:val="single"/>
+        </w:rPr>
+        <w:t>FIRST LINE HEADERS</w:t>
+      </w:r>
+      <w:r>
+        <w:t xml:space="preserve"> </w:t>
+      </w:r>
+      <w:r>
+        <w:rPr>
+          <w:b/>
+          <w:bCs/>
+        </w:rPr>
+        <w:t>CENTERED</w:t>
+      </w:r>
+    </w:p>
+    <w:p>
+      <w:pPr>
+        <w:pStyle w:val="CommentText"/>
+      </w:pPr>
+    </w:p>
+    <w:p>
+      <w:pPr>
+        <w:pStyle w:val="CommentText"/>
+        <w:numPr>
+          <w:ilvl w:val="0"/>
+          <w:numId w:val="17"/>
+        </w:numPr>
+      </w:pPr>
+      <w:r>
+        <w:rPr>
+          <w:b/>
+          <w:bCs/>
+        </w:rPr>
+        <w:t>DELETE ANY ZEROS</w:t>
+      </w:r>
+      <w:r>
+        <w:t xml:space="preserve"> IN </w:t>
+      </w:r>
+      <w:r>
+        <w:rPr>
+          <w:u w:val="single"/>
+        </w:rPr>
+        <w:t>SECTION TITLES</w:t>
+      </w:r>
+    </w:p>
+    <w:p>
+      <w:pPr>
+        <w:pStyle w:val="CommentText"/>
+      </w:pPr>
+    </w:p>
+    <w:p>
+      <w:pPr>
+        <w:pStyle w:val="CommentText"/>
+        <w:numPr>
+          <w:ilvl w:val="0"/>
+          <w:numId w:val="18"/>
+        </w:numPr>
+      </w:pPr>
+      <w:r>
+        <w:t xml:space="preserve">LIKES </w:t>
+      </w:r>
+      <w:r>
+        <w:rPr>
+          <w:b/>
+          <w:bCs/>
+        </w:rPr>
+        <w:t>ALL CAPS</w:t>
+      </w:r>
+      <w:r>
+        <w:t xml:space="preserve"> FOR </w:t>
+      </w:r>
+      <w:r>
+        <w:rPr>
+          <w:u w:val="single"/>
+        </w:rPr>
+        <w:t>FIRST LINE/SECTION HEADERS</w:t>
+      </w:r>
+    </w:p>
+  </w:comment>
+  <w:comment w:id="39" w:author="Eric Bussey" w:date="2026-04-17T15:43:00Z" w:initials="EB">
+    <w:p>
+      <w:pPr>
+        <w:pStyle w:val="CommentText"/>
+      </w:pPr>
+      <w:r>
+        <w:rPr>
+          <w:rStyle w:val="CommentReference"/>
+        </w:rPr>
+        <w:annotationRef/>
+      </w:r>
+      <w:r>
         <w:t>This formatting self-corrects once the value’s inserted</w:t>
+      </w:r>
+    </w:p>
+  </w:comment>
+  <w:comment w:id="40" w:author="Eric Bussey" w:date="2026-04-20T11:36:00Z" w:initials="EB">
+    <w:p>
+      <w:pPr>
+        <w:pStyle w:val="CommentText"/>
+      </w:pPr>
+      <w:r>
+        <w:rPr>
+          <w:rStyle w:val="CommentReference"/>
+        </w:rPr>
+        <w:annotationRef/>
+      </w:r>
+      <w:r>
+        <w:t>TYPICALLY WLE FROM TRIAL (NOT LE)</w:t>
+      </w:r>
+    </w:p>
+  </w:comment>
+  <w:comment w:id="41" w:author="Eric Bussey" w:date="2026-04-20T11:36:00Z" w:initials="EB">
+    <w:p>
+      <w:pPr>
+        <w:pStyle w:val="CommentText"/>
+      </w:pPr>
+      <w:r>
+        <w:rPr>
+          <w:rStyle w:val="CommentReference"/>
+        </w:rPr>
+        <w:annotationRef/>
+      </w:r>
+      <w:r>
+        <w:t>GROWTH RATE, SEE ABOVE</w:t>
+      </w:r>
+    </w:p>
+  </w:comment>
+  <w:comment w:id="42" w:author="Eric Bussey" w:date="2026-04-20T11:37:00Z" w:initials="EB">
+    <w:p>
+      <w:pPr>
+        <w:pStyle w:val="CommentText"/>
+      </w:pPr>
+      <w:r>
+        <w:rPr>
+          <w:rStyle w:val="CommentReference"/>
+        </w:rPr>
+        <w:annotationRef/>
+      </w:r>
+      <w:r>
+        <w:t>TYPICALLY COMBINES LOWEST AND HIGHEST FROM VOC &amp; LCP (IF BOTH ARE PRESENT)</w:t>
+      </w:r>
+    </w:p>
+    <w:p>
+      <w:pPr>
+        <w:pStyle w:val="CommentText"/>
+      </w:pPr>
+    </w:p>
+    <w:p>
+      <w:pPr>
+        <w:pStyle w:val="CommentText"/>
+      </w:pPr>
+      <w:r>
+        <w:t>See PV2 (low and high from earnings base tab) and Working Calc -&gt; Roll Up/Bloomberg, combines into unified range</w:t>
+      </w:r>
+    </w:p>
+  </w:comment>
+  <w:comment w:id="43" w:author="Eric Bussey" w:date="2026-04-20T11:42:00Z" w:initials="EB">
+    <w:p>
+      <w:pPr>
+        <w:pStyle w:val="CommentText"/>
+      </w:pPr>
+      <w:r>
+        <w:rPr>
+          <w:rStyle w:val="CommentReference"/>
+        </w:rPr>
+        <w:annotationRef/>
+      </w:r>
+      <w:r>
+        <w:t>This is the Bloomberg citation</w:t>
+      </w:r>
+    </w:p>
+  </w:comment>
+  <w:comment w:id="44" w:author="Eric Bussey" w:date="2026-04-20T11:43:00Z" w:initials="EB">
+    <w:p>
+      <w:pPr>
+        <w:pStyle w:val="CommentText"/>
+      </w:pPr>
+      <w:r>
+        <w:rPr>
+          <w:rStyle w:val="CommentReference"/>
+        </w:rPr>
+        <w:annotationRef/>
+      </w:r>
+      <w:r>
+        <w:t>All come from CPI, depending on the categories of items input from LCP</w:t>
+      </w:r>
+    </w:p>
+  </w:comment>
+  <w:comment w:id="45" w:author="Eric Bussey" w:date="2026-04-20T11:43:00Z" w:initials="EB">
+    <w:p>
+      <w:pPr>
+        <w:pStyle w:val="CommentText"/>
+      </w:pPr>
+      <w:r>
+        <w:rPr>
+          <w:rStyle w:val="CommentReference"/>
+        </w:rPr>
+        <w:annotationRef/>
+      </w:r>
+      <w:r>
+        <w:t>Currently manual from BLS.gov, will be sheet on PV2 (see above notes)</w:t>
       </w:r>
     </w:p>
   </w:comment>
@@ -13184,40 +14878,151 @@
 
 <file path=word/commentsExtended.xml><?xml version="1.0" encoding="utf-8"?>
 <w15:commentsEx xmlns:wpc="http://schemas.microsoft.com/office/word/2010/wordprocessingCanvas" xmlns:cx="http://schemas.microsoft.com/office/drawing/2014/chartex" xmlns:cx1="http://schemas.microsoft.com/office/drawing/2015/9/8/chartex" xmlns:cx2="http://schemas.microsoft.com/office/drawing/2015/10/21/chartex" xmlns:cx3="http://schemas.microsoft.com/office/drawing/2016/5/9/chartex" xmlns:cx4="http://schemas.microsoft.com/office/drawing/2016/5/10/chartex" xmlns:cx5="http://schemas.microsoft.com/office/drawing/2016/5/11/chartex" xmlns:cx6="http://schemas.microsoft.com/office/drawing/2016/5/12/chartex" xmlns:cx7="http://schemas.microsoft.com/office/drawing/2016/5/13/chartex" xmlns:cx8="http://schemas.microsoft.com/office/drawing/2016/5/14/chartex" xmlns:mc="http://schemas.openxmlformats.org/markup-compatibility/2006" xmlns:aink="http://schemas.microsoft.com/office/drawing/2016/ink" xmlns:am3d="http://schemas.microsoft.com/office/drawing/2017/model3d" xmlns:o="urn:schemas-microsoft-com:office:office" xmlns:oel="http://schemas.microsoft.com/office/2019/extlst" xmlns:r="http://schemas.openxmlformats.org/officeDocument/2006/relationships" xmlns:m="http://schemas.openxmlformats.org/officeDocument/2006/math" xmlns:v="urn:schemas-microsoft-com:vml" xmlns:wp14="http://schemas.microsoft.com/office/word/2010/wordprocessingDrawing" xmlns:wp="http://schemas.openxmlformats.org/drawingml/2006/wordprocessingDrawing" xmlns:w10="urn:schemas-microsoft-com:office:word" xmlns:w="http://schemas.openxmlformats.org/wordprocessingml/2006/main" xmlns:w14="http://schemas.microsoft.com/office/word/2010/wordml" xmlns:w15="http://schemas.microsoft.com/office/word/2012/wordml" xmlns:w16cex="http://schemas.microsoft.com/office/word/2018/wordml/cex" xmlns:w16cid="http://schemas.microsoft.com/office/word/2016/wordml/cid" xmlns:w16="http://schemas.microsoft.com/office/word/2018/wordml" xmlns:w16du="http://schemas.microsoft.com/office/word/2023/wordml/word16du" xmlns:w16sdtdh="http://schemas.microsoft.com/office/word/2020/wordml/sdtdatahash" xmlns:w16sdtfl="http://schemas.microsoft.com/office/word/2024/wordml/sdtformatlock" xmlns:w16se="http://schemas.microsoft.com/office/word/2015/wordml/symex" xmlns:wpg="http://schemas.microsoft.com/office/word/2010/wordprocessingGroup" xmlns:wpi="http://schemas.microsoft.com/office/word/2010/wordprocessingInk" xmlns:wne="http://schemas.microsoft.com/office/word/2006/wordml" xmlns:wps="http://schemas.microsoft.com/office/word/2010/wordprocessingShape" mc:Ignorable="w14 w15 w16se w16cid w16 w16cex w16sdtdh w16sdtfl w16du wp14">
+  <w15:commentEx w15:paraId="6E006A55" w15:done="0"/>
+  <w15:commentEx w15:paraId="034DEEA1" w15:done="0"/>
   <w15:commentEx w15:paraId="17C9C4F6" w15:done="0"/>
   <w15:commentEx w15:paraId="37C8D9CD" w15:done="0"/>
+  <w15:commentEx w15:paraId="67720868" w15:paraIdParent="37C8D9CD" w15:done="0"/>
+  <w15:commentEx w15:paraId="481AE8F8" w15:paraIdParent="37C8D9CD" w15:done="0"/>
+  <w15:commentEx w15:paraId="5D1D3EC7" w15:done="0"/>
   <w15:commentEx w15:paraId="13318A86" w15:done="0"/>
+  <w15:commentEx w15:paraId="28AB25CF" w15:done="0"/>
   <w15:commentEx w15:paraId="486E812C" w15:done="0"/>
+  <w15:commentEx w15:paraId="619B3D4A" w15:done="0"/>
+  <w15:commentEx w15:paraId="098489B5" w15:done="0"/>
+  <w15:commentEx w15:paraId="1533EA68" w15:done="0"/>
+  <w15:commentEx w15:paraId="31698CE7" w15:done="0"/>
+  <w15:commentEx w15:paraId="560006E1" w15:done="0"/>
   <w15:commentEx w15:paraId="4F80B097" w15:done="0"/>
   <w15:commentEx w15:paraId="4FC702BA" w15:done="0"/>
+  <w15:commentEx w15:paraId="5C0E3399" w15:done="0"/>
+  <w15:commentEx w15:paraId="667C5E19" w15:done="0"/>
+  <w15:commentEx w15:paraId="02CB7323" w15:done="0"/>
+  <w15:commentEx w15:paraId="08578F85" w15:done="0"/>
+  <w15:commentEx w15:paraId="02E210B3" w15:done="0"/>
+  <w15:commentEx w15:paraId="7311B615" w15:done="0"/>
+  <w15:commentEx w15:paraId="08ED1B29" w15:done="0"/>
+  <w15:commentEx w15:paraId="32457F7F" w15:done="0"/>
+  <w15:commentEx w15:paraId="619769C7" w15:paraIdParent="32457F7F" w15:done="0"/>
+  <w15:commentEx w15:paraId="6047ACAC" w15:done="0"/>
+  <w15:commentEx w15:paraId="6D0D4A8D" w15:done="0"/>
+  <w15:commentEx w15:paraId="4A9B6E08" w15:done="0"/>
+  <w15:commentEx w15:paraId="704D108C" w15:done="0"/>
+  <w15:commentEx w15:paraId="2C8D50CB" w15:done="0"/>
+  <w15:commentEx w15:paraId="0A042D4E" w15:done="0"/>
+  <w15:commentEx w15:paraId="26F30C32" w15:done="0"/>
+  <w15:commentEx w15:paraId="6BFAFA5B" w15:done="0"/>
+  <w15:commentEx w15:paraId="58D50678" w15:done="0"/>
   <w15:commentEx w15:paraId="5296775F" w15:done="0"/>
+  <w15:commentEx w15:paraId="3BD771FF" w15:paraIdParent="5296775F" w15:done="0"/>
+  <w15:commentEx w15:paraId="5B446DC6" w15:paraIdParent="5296775F" w15:done="0"/>
   <w15:commentEx w15:paraId="4ACDCBC3" w15:done="0"/>
+  <w15:commentEx w15:paraId="385FB7C5" w15:done="0"/>
+  <w15:commentEx w15:paraId="7DA053DC" w15:done="0"/>
+  <w15:commentEx w15:paraId="1949FAF3" w15:done="0"/>
+  <w15:commentEx w15:paraId="70D23E25" w15:done="0"/>
+  <w15:commentEx w15:paraId="605C4481" w15:done="0"/>
+  <w15:commentEx w15:paraId="1FE5CC59" w15:done="0"/>
 </w15:commentsEx>
 </file>
 
 <file path=word/commentsExtensible.xml><?xml version="1.0" encoding="utf-8"?>
 <w16cex:commentsExtensible xmlns:wpc="http://schemas.microsoft.com/office/word/2010/wordprocessingCanvas" xmlns:cx="http://schemas.microsoft.com/office/drawing/2014/chartex" xmlns:cx1="http://schemas.microsoft.com/office/drawing/2015/9/8/chartex" xmlns:cx2="http://schemas.microsoft.com/office/drawing/2015/10/21/chartex" xmlns:cx3="http://schemas.microsoft.com/office/drawing/2016/5/9/chartex" xmlns:cx4="http://schemas.microsoft.com/office/drawing/2016/5/10/chartex" xmlns:cx5="http://schemas.microsoft.com/office/drawing/2016/5/11/chartex" xmlns:cx6="http://schemas.microsoft.com/office/drawing/2016/5/12/chartex" xmlns:cx7="http://schemas.microsoft.com/office/drawing/2016/5/13/chartex" xmlns:cx8="http://schemas.microsoft.com/office/drawing/2016/5/14/chartex" xmlns:cr="http://schemas.microsoft.com/office/comments/2020/reactions" xmlns:mc="http://schemas.openxmlformats.org/markup-compatibility/2006" xmlns:aink="http://schemas.microsoft.com/office/drawing/2016/ink" xmlns:am3d="http://schemas.microsoft.com/office/drawing/2017/model3d" xmlns:o="urn:schemas-microsoft-com:office:office" xmlns:oel="http://schemas.microsoft.com/office/2019/extlst" xmlns:r="http://schemas.openxmlformats.org/officeDocument/2006/relationships" xmlns:m="http://schemas.openxmlformats.org/officeDocument/2006/math" xmlns:v="urn:schemas-microsoft-com:vml" xmlns:wp14="http://schemas.microsoft.com/office/word/2010/wordprocessingDrawing" xmlns:wp="http://schemas.openxmlformats.org/drawingml/2006/wordprocessingDrawing" xmlns:w10="urn:schemas-microsoft-com:office:word" xmlns:w="http://schemas.openxmlformats.org/wordprocessingml/2006/main" xmlns:w14="http://schemas.microsoft.com/office/word/2010/wordml" xmlns:w15="http://schemas.microsoft.com/office/word/2012/wordml" xmlns:w16cex="http://schemas.microsoft.com/office/word/2018/wordml/cex" xmlns:w16cid="http://schemas.microsoft.com/office/word/2016/wordml/cid" xmlns:w16="http://schemas.microsoft.com/office/word/2018/wordml" xmlns:w16du="http://schemas.microsoft.com/office/word/2023/wordml/word16du" xmlns:w16sdtdh="http://schemas.microsoft.com/office/word/2020/wordml/sdtdatahash" xmlns:w16sdtfl="http://schemas.microsoft.com/office/word/2024/wordml/sdtformatlock" xmlns:w16se="http://schemas.microsoft.com/office/word/2015/wordml/symex" xmlns:wpg="http://schemas.microsoft.com/office/word/2010/wordprocessingGroup" xmlns:wpi="http://schemas.microsoft.com/office/word/2010/wordprocessingInk" xmlns:wne="http://schemas.microsoft.com/office/word/2006/wordml" xmlns:wps="http://schemas.microsoft.com/office/word/2010/wordprocessingShape" mc:Ignorable="w14 w15 w16se w16cid w16 w16cex w16sdtdh w16sdtfl cr w16du wp14">
+  <w16cex:commentExtensible w16cex:durableId="56C025D8" w16cex:dateUtc="2026-04-20T16:00:00Z"/>
+  <w16cex:commentExtensible w16cex:durableId="6253964E" w16cex:dateUtc="2026-04-20T16:03:00Z"/>
   <w16cex:commentExtensible w16cex:durableId="726E7CAF" w16cex:dateUtc="2026-04-17T19:57:00Z"/>
   <w16cex:commentExtensible w16cex:durableId="4899877F" w16cex:dateUtc="2026-04-17T19:58:00Z"/>
+  <w16cex:commentExtensible w16cex:durableId="2ECC4A40" w16cex:dateUtc="2026-04-20T16:06:00Z"/>
+  <w16cex:commentExtensible w16cex:durableId="06EE7F5E" w16cex:dateUtc="2026-04-20T16:07:00Z"/>
+  <w16cex:commentExtensible w16cex:durableId="17DF648E" w16cex:dateUtc="2026-04-20T16:02:00Z"/>
   <w16cex:commentExtensible w16cex:durableId="5E883110" w16cex:dateUtc="2026-04-17T20:04:00Z"/>
+  <w16cex:commentExtensible w16cex:durableId="17CE4230" w16cex:dateUtc="2026-04-20T16:08:00Z"/>
   <w16cex:commentExtensible w16cex:durableId="381814C8" w16cex:dateUtc="2026-04-17T20:04:00Z"/>
+  <w16cex:commentExtensible w16cex:durableId="4D164791" w16cex:dateUtc="2026-04-20T16:04:00Z"/>
+  <w16cex:commentExtensible w16cex:durableId="6FEBFF3B" w16cex:dateUtc="2026-04-20T16:09:00Z"/>
+  <w16cex:commentExtensible w16cex:durableId="6C15EDE9" w16cex:dateUtc="2026-04-20T16:10:00Z"/>
+  <w16cex:commentExtensible w16cex:durableId="35FFC78D" w16cex:dateUtc="2026-04-20T16:10:00Z"/>
+  <w16cex:commentExtensible w16cex:durableId="2D9A892C" w16cex:dateUtc="2026-04-20T16:11:00Z"/>
   <w16cex:commentExtensible w16cex:durableId="333A5C27" w16cex:dateUtc="2026-04-17T20:16:00Z"/>
   <w16cex:commentExtensible w16cex:durableId="2B912D28" w16cex:dateUtc="2026-04-17T20:24:00Z"/>
+  <w16cex:commentExtensible w16cex:durableId="67E34D5E" w16cex:dateUtc="2026-04-20T16:12:00Z"/>
+  <w16cex:commentExtensible w16cex:durableId="01EEC2C9" w16cex:dateUtc="2026-04-20T16:12:00Z"/>
+  <w16cex:commentExtensible w16cex:durableId="483C417F" w16cex:dateUtc="2026-04-20T16:14:00Z"/>
+  <w16cex:commentExtensible w16cex:durableId="117FF82B" w16cex:dateUtc="2026-04-20T16:15:00Z"/>
+  <w16cex:commentExtensible w16cex:durableId="0ECD8C68" w16cex:dateUtc="2026-04-20T16:16:00Z"/>
+  <w16cex:commentExtensible w16cex:durableId="29B75381" w16cex:dateUtc="2026-04-20T16:16:00Z"/>
+  <w16cex:commentExtensible w16cex:durableId="413DB243" w16cex:dateUtc="2026-04-20T16:20:00Z"/>
+  <w16cex:commentExtensible w16cex:durableId="4ACDA536" w16cex:dateUtc="2026-04-20T16:22:00Z"/>
+  <w16cex:commentExtensible w16cex:durableId="5AEC8C6C" w16cex:dateUtc="2026-04-20T16:22:00Z"/>
+  <w16cex:commentExtensible w16cex:durableId="506AD2B1" w16cex:dateUtc="2026-04-20T16:23:00Z"/>
+  <w16cex:commentExtensible w16cex:durableId="738F1760" w16cex:dateUtc="2026-04-20T16:24:00Z"/>
+  <w16cex:commentExtensible w16cex:durableId="1CEA5A64" w16cex:dateUtc="2026-04-20T16:24:00Z"/>
+  <w16cex:commentExtensible w16cex:durableId="7085B16F" w16cex:dateUtc="2026-04-20T16:25:00Z"/>
+  <w16cex:commentExtensible w16cex:durableId="543D7DF6" w16cex:dateUtc="2026-04-20T16:26:00Z"/>
+  <w16cex:commentExtensible w16cex:durableId="0A7CBD34" w16cex:dateUtc="2026-04-20T16:27:00Z"/>
+  <w16cex:commentExtensible w16cex:durableId="45A5CAA8" w16cex:dateUtc="2026-04-20T16:37:00Z"/>
+  <w16cex:commentExtensible w16cex:durableId="49FBF89B" w16cex:dateUtc="2026-04-20T16:39:00Z"/>
+  <w16cex:commentExtensible w16cex:durableId="67C36197" w16cex:dateUtc="2026-04-20T16:29:00Z"/>
   <w16cex:commentExtensible w16cex:durableId="744DED75" w16cex:dateUtc="2026-04-17T20:41:00Z"/>
+  <w16cex:commentExtensible w16cex:durableId="42D0B9F7" w16cex:dateUtc="2026-04-20T16:33:00Z"/>
+  <w16cex:commentExtensible w16cex:durableId="71810DA2" w16cex:dateUtc="2026-04-20T16:34:00Z"/>
   <w16cex:commentExtensible w16cex:durableId="680E9FAC" w16cex:dateUtc="2026-04-17T20:43:00Z"/>
+  <w16cex:commentExtensible w16cex:durableId="5DB2F1ED" w16cex:dateUtc="2026-04-20T16:36:00Z"/>
+  <w16cex:commentExtensible w16cex:durableId="597CDFA7" w16cex:dateUtc="2026-04-20T16:36:00Z"/>
+  <w16cex:commentExtensible w16cex:durableId="10C0AA11" w16cex:dateUtc="2026-04-20T16:37:00Z"/>
+  <w16cex:commentExtensible w16cex:durableId="74376929" w16cex:dateUtc="2026-04-20T16:42:00Z"/>
+  <w16cex:commentExtensible w16cex:durableId="0A880B88" w16cex:dateUtc="2026-04-20T16:43:00Z"/>
+  <w16cex:commentExtensible w16cex:durableId="2F097B17" w16cex:dateUtc="2026-04-20T16:43:00Z"/>
 </w16cex:commentsExtensible>
 </file>
 
 <file path=word/commentsIds.xml><?xml version="1.0" encoding="utf-8"?>
 <w16cid:commentsIds xmlns:wpc="http://schemas.microsoft.com/office/word/2010/wordprocessingCanvas" xmlns:cx="http://schemas.microsoft.com/office/drawing/2014/chartex" xmlns:cx1="http://schemas.microsoft.com/office/drawing/2015/9/8/chartex" xmlns:cx2="http://schemas.microsoft.com/office/drawing/2015/10/21/chartex" xmlns:cx3="http://schemas.microsoft.com/office/drawing/2016/5/9/chartex" xmlns:cx4="http://schemas.microsoft.com/office/drawing/2016/5/10/chartex" xmlns:cx5="http://schemas.microsoft.com/office/drawing/2016/5/11/chartex" xmlns:cx6="http://schemas.microsoft.com/office/drawing/2016/5/12/chartex" xmlns:cx7="http://schemas.microsoft.com/office/drawing/2016/5/13/chartex" xmlns:cx8="http://schemas.microsoft.com/office/drawing/2016/5/14/chartex" xmlns:mc="http://schemas.openxmlformats.org/markup-compatibility/2006" xmlns:aink="http://schemas.microsoft.com/office/drawing/2016/ink" xmlns:am3d="http://schemas.microsoft.com/office/drawing/2017/model3d" xmlns:o="urn:schemas-microsoft-com:office:office" xmlns:oel="http://schemas.microsoft.com/office/2019/extlst" xmlns:r="http://schemas.openxmlformats.org/officeDocument/2006/relationships" xmlns:m="http://schemas.openxmlformats.org/officeDocument/2006/math" xmlns:v="urn:schemas-microsoft-com:vml" xmlns:wp14="http://schemas.microsoft.com/office/word/2010/wordprocessingDrawing" xmlns:wp="http://schemas.openxmlformats.org/drawingml/2006/wordprocessingDrawing" xmlns:w10="urn:schemas-microsoft-com:office:word" xmlns:w="http://schemas.openxmlformats.org/wordprocessingml/2006/main" xmlns:w14="http://schemas.microsoft.com/office/word/2010/wordml" xmlns:w15="http://schemas.microsoft.com/office/word/2012/wordml" xmlns:w16cex="http://schemas.microsoft.com/office/word/2018/wordml/cex" xmlns:w16cid="http://schemas.microsoft.com/office/word/2016/wordml/cid" xmlns:w16="http://schemas.microsoft.com/office/word/2018/wordml" xmlns:w16du="http://schemas.microsoft.com/office/word/2023/wordml/word16du" xmlns:w16sdtdh="http://schemas.microsoft.com/office/word/2020/wordml/sdtdatahash" xmlns:w16sdtfl="http://schemas.microsoft.com/office/word/2024/wordml/sdtformatlock" xmlns:w16se="http://schemas.microsoft.com/office/word/2015/wordml/symex" xmlns:wpg="http://schemas.microsoft.com/office/word/2010/wordprocessingGroup" xmlns:wpi="http://schemas.microsoft.com/office/word/2010/wordprocessingInk" xmlns:wne="http://schemas.microsoft.com/office/word/2006/wordml" xmlns:wps="http://schemas.microsoft.com/office/word/2010/wordprocessingShape" mc:Ignorable="w14 w15 w16se w16cid w16 w16cex w16sdtdh w16sdtfl w16du wp14">
+  <w16cid:commentId w16cid:paraId="6E006A55" w16cid:durableId="56C025D8"/>
+  <w16cid:commentId w16cid:paraId="034DEEA1" w16cid:durableId="6253964E"/>
   <w16cid:commentId w16cid:paraId="17C9C4F6" w16cid:durableId="726E7CAF"/>
   <w16cid:commentId w16cid:paraId="37C8D9CD" w16cid:durableId="4899877F"/>
+  <w16cid:commentId w16cid:paraId="67720868" w16cid:durableId="2ECC4A40"/>
+  <w16cid:commentId w16cid:paraId="481AE8F8" w16cid:durableId="06EE7F5E"/>
+  <w16cid:commentId w16cid:paraId="5D1D3EC7" w16cid:durableId="17DF648E"/>
   <w16cid:commentId w16cid:paraId="13318A86" w16cid:durableId="5E883110"/>
+  <w16cid:commentId w16cid:paraId="28AB25CF" w16cid:durableId="17CE4230"/>
   <w16cid:commentId w16cid:paraId="486E812C" w16cid:durableId="381814C8"/>
+  <w16cid:commentId w16cid:paraId="619B3D4A" w16cid:durableId="4D164791"/>
+  <w16cid:commentId w16cid:paraId="098489B5" w16cid:durableId="6FEBFF3B"/>
+  <w16cid:commentId w16cid:paraId="1533EA68" w16cid:durableId="6C15EDE9"/>
+  <w16cid:commentId w16cid:paraId="31698CE7" w16cid:durableId="35FFC78D"/>
+  <w16cid:commentId w16cid:paraId="560006E1" w16cid:durableId="2D9A892C"/>
   <w16cid:commentId w16cid:paraId="4F80B097" w16cid:durableId="333A5C27"/>
   <w16cid:commentId w16cid:paraId="4FC702BA" w16cid:durableId="2B912D28"/>
+  <w16cid:commentId w16cid:paraId="5C0E3399" w16cid:durableId="67E34D5E"/>
+  <w16cid:commentId w16cid:paraId="667C5E19" w16cid:durableId="01EEC2C9"/>
+  <w16cid:commentId w16cid:paraId="02CB7323" w16cid:durableId="483C417F"/>
+  <w16cid:commentId w16cid:paraId="08578F85" w16cid:durableId="117FF82B"/>
+  <w16cid:commentId w16cid:paraId="02E210B3" w16cid:durableId="0ECD8C68"/>
+  <w16cid:commentId w16cid:paraId="7311B615" w16cid:durableId="29B75381"/>
+  <w16cid:commentId w16cid:paraId="08ED1B29" w16cid:durableId="413DB243"/>
+  <w16cid:commentId w16cid:paraId="32457F7F" w16cid:durableId="4ACDA536"/>
+  <w16cid:commentId w16cid:paraId="619769C7" w16cid:durableId="5AEC8C6C"/>
+  <w16cid:commentId w16cid:paraId="6047ACAC" w16cid:durableId="506AD2B1"/>
+  <w16cid:commentId w16cid:paraId="6D0D4A8D" w16cid:durableId="738F1760"/>
+  <w16cid:commentId w16cid:paraId="4A9B6E08" w16cid:durableId="1CEA5A64"/>
+  <w16cid:commentId w16cid:paraId="704D108C" w16cid:durableId="7085B16F"/>
+  <w16cid:commentId w16cid:paraId="2C8D50CB" w16cid:durableId="543D7DF6"/>
+  <w16cid:commentId w16cid:paraId="0A042D4E" w16cid:durableId="0A7CBD34"/>
+  <w16cid:commentId w16cid:paraId="26F30C32" w16cid:durableId="45A5CAA8"/>
+  <w16cid:commentId w16cid:paraId="6BFAFA5B" w16cid:durableId="49FBF89B"/>
+  <w16cid:commentId w16cid:paraId="58D50678" w16cid:durableId="67C36197"/>
   <w16cid:commentId w16cid:paraId="5296775F" w16cid:durableId="744DED75"/>
+  <w16cid:commentId w16cid:paraId="3BD771FF" w16cid:durableId="42D0B9F7"/>
+  <w16cid:commentId w16cid:paraId="5B446DC6" w16cid:durableId="71810DA2"/>
   <w16cid:commentId w16cid:paraId="4ACDCBC3" w16cid:durableId="680E9FAC"/>
+  <w16cid:commentId w16cid:paraId="385FB7C5" w16cid:durableId="5DB2F1ED"/>
+  <w16cid:commentId w16cid:paraId="7DA053DC" w16cid:durableId="597CDFA7"/>
+  <w16cid:commentId w16cid:paraId="1949FAF3" w16cid:durableId="10C0AA11"/>
+  <w16cid:commentId w16cid:paraId="70D23E25" w16cid:durableId="74376929"/>
+  <w16cid:commentId w16cid:paraId="605C4481" w16cid:durableId="0A880B88"/>
+  <w16cid:commentId w16cid:paraId="1FE5CC59" w16cid:durableId="2F097B17"/>
 </w16cid:commentsIds>
 </file>
 
@@ -13588,12 +15393,12 @@
       </w:rPr>
       <w:tab/>
     </w:r>
-    <w:bookmarkStart w:id="9" w:name="_Hlk43130415"/>
-    <w:bookmarkStart w:id="10" w:name="_Hlk43130416"/>
-    <w:bookmarkStart w:id="11" w:name="_Hlk43820416"/>
-    <w:bookmarkStart w:id="12" w:name="_Hlk43820417"/>
-    <w:bookmarkStart w:id="13" w:name="_Hlk51061012"/>
-    <w:bookmarkStart w:id="14" w:name="_Hlk51061013"/>
+    <w:bookmarkStart w:id="46" w:name="_Hlk43130415"/>
+    <w:bookmarkStart w:id="47" w:name="_Hlk43130416"/>
+    <w:bookmarkStart w:id="48" w:name="_Hlk43820416"/>
+    <w:bookmarkStart w:id="49" w:name="_Hlk43820417"/>
+    <w:bookmarkStart w:id="50" w:name="_Hlk51061012"/>
+    <w:bookmarkStart w:id="51" w:name="_Hlk51061013"/>
     <w:r>
       <w:rPr>
         <w:rFonts w:ascii="Bitter" w:hAnsi="Bitter"/>
@@ -13760,12 +15565,12 @@
       <w:t>500.2808</w:t>
     </w:r>
   </w:p>
-  <w:bookmarkEnd w:id="9"/>
-  <w:bookmarkEnd w:id="10"/>
-  <w:bookmarkEnd w:id="11"/>
-  <w:bookmarkEnd w:id="12"/>
-  <w:bookmarkEnd w:id="13"/>
-  <w:bookmarkEnd w:id="14"/>
+  <w:bookmarkEnd w:id="46"/>
+  <w:bookmarkEnd w:id="47"/>
+  <w:bookmarkEnd w:id="48"/>
+  <w:bookmarkEnd w:id="49"/>
+  <w:bookmarkEnd w:id="50"/>
+  <w:bookmarkEnd w:id="51"/>
   <w:p>
     <w:pPr>
       <w:pStyle w:val="Header"/>
@@ -14074,6 +15879,119 @@
     </w:lvl>
   </w:abstractNum>
   <w:abstractNum w:abstractNumId="3" w15:restartNumberingAfterBreak="0">
+    <w:nsid w:val="170C56F0"/>
+    <w:multiLevelType w:val="hybridMultilevel"/>
+    <w:tmpl w:val="1A0209D0"/>
+    <w:lvl w:ilvl="0" w:tplc="DB062ABE">
+      <w:start w:val="1"/>
+      <w:numFmt w:val="bullet"/>
+      <w:lvlText w:val=""/>
+      <w:lvlJc w:val="left"/>
+      <w:pPr>
+        <w:ind w:left="720" w:hanging="360"/>
+      </w:pPr>
+      <w:rPr>
+        <w:rFonts w:ascii="Symbol" w:hAnsi="Symbol"/>
+      </w:rPr>
+    </w:lvl>
+    <w:lvl w:ilvl="1" w:tplc="3DD685DA">
+      <w:start w:val="1"/>
+      <w:numFmt w:val="bullet"/>
+      <w:lvlText w:val=""/>
+      <w:lvlJc w:val="left"/>
+      <w:pPr>
+        <w:ind w:left="720" w:hanging="360"/>
+      </w:pPr>
+      <w:rPr>
+        <w:rFonts w:ascii="Symbol" w:hAnsi="Symbol"/>
+      </w:rPr>
+    </w:lvl>
+    <w:lvl w:ilvl="2" w:tplc="86166214">
+      <w:start w:val="1"/>
+      <w:numFmt w:val="bullet"/>
+      <w:lvlText w:val=""/>
+      <w:lvlJc w:val="left"/>
+      <w:pPr>
+        <w:ind w:left="720" w:hanging="360"/>
+      </w:pPr>
+      <w:rPr>
+        <w:rFonts w:ascii="Symbol" w:hAnsi="Symbol"/>
+      </w:rPr>
+    </w:lvl>
+    <w:lvl w:ilvl="3" w:tplc="F1029AE8">
+      <w:start w:val="1"/>
+      <w:numFmt w:val="bullet"/>
+      <w:lvlText w:val=""/>
+      <w:lvlJc w:val="left"/>
+      <w:pPr>
+        <w:ind w:left="720" w:hanging="360"/>
+      </w:pPr>
+      <w:rPr>
+        <w:rFonts w:ascii="Symbol" w:hAnsi="Symbol"/>
+      </w:rPr>
+    </w:lvl>
+    <w:lvl w:ilvl="4" w:tplc="53D20E62">
+      <w:start w:val="1"/>
+      <w:numFmt w:val="bullet"/>
+      <w:lvlText w:val=""/>
+      <w:lvlJc w:val="left"/>
+      <w:pPr>
+        <w:ind w:left="720" w:hanging="360"/>
+      </w:pPr>
+      <w:rPr>
+        <w:rFonts w:ascii="Symbol" w:hAnsi="Symbol"/>
+      </w:rPr>
+    </w:lvl>
+    <w:lvl w:ilvl="5" w:tplc="2DC8AC3A">
+      <w:start w:val="1"/>
+      <w:numFmt w:val="bullet"/>
+      <w:lvlText w:val=""/>
+      <w:lvlJc w:val="left"/>
+      <w:pPr>
+        <w:ind w:left="720" w:hanging="360"/>
+      </w:pPr>
+      <w:rPr>
+        <w:rFonts w:ascii="Symbol" w:hAnsi="Symbol"/>
+      </w:rPr>
+    </w:lvl>
+    <w:lvl w:ilvl="6" w:tplc="CF86D27E">
+      <w:start w:val="1"/>
+      <w:numFmt w:val="bullet"/>
+      <w:lvlText w:val=""/>
+      <w:lvlJc w:val="left"/>
+      <w:pPr>
+        <w:ind w:left="720" w:hanging="360"/>
+      </w:pPr>
+      <w:rPr>
+        <w:rFonts w:ascii="Symbol" w:hAnsi="Symbol"/>
+      </w:rPr>
+    </w:lvl>
+    <w:lvl w:ilvl="7" w:tplc="A53EAB8E">
+      <w:start w:val="1"/>
+      <w:numFmt w:val="bullet"/>
+      <w:lvlText w:val=""/>
+      <w:lvlJc w:val="left"/>
+      <w:pPr>
+        <w:ind w:left="720" w:hanging="360"/>
+      </w:pPr>
+      <w:rPr>
+        <w:rFonts w:ascii="Symbol" w:hAnsi="Symbol"/>
+      </w:rPr>
+    </w:lvl>
+    <w:lvl w:ilvl="8" w:tplc="DA36E72A">
+      <w:start w:val="1"/>
+      <w:numFmt w:val="bullet"/>
+      <w:lvlText w:val=""/>
+      <w:lvlJc w:val="left"/>
+      <w:pPr>
+        <w:ind w:left="720" w:hanging="360"/>
+      </w:pPr>
+      <w:rPr>
+        <w:rFonts w:ascii="Symbol" w:hAnsi="Symbol"/>
+      </w:rPr>
+    </w:lvl>
+  </w:abstractNum>
+  <w:abstractNum w:abstractNumId="4" w15:restartNumberingAfterBreak="0">
     <w:nsid w:val="1FCA3BB2"/>
     <w:multiLevelType w:val="singleLevel"/>
     <w:tmpl w:val="C54ED278"/>
@@ -14093,7 +16011,7 @@
       </w:rPr>
     </w:lvl>
   </w:abstractNum>
-  <w:abstractNum w:abstractNumId="4" w15:restartNumberingAfterBreak="0">
+  <w:abstractNum w:abstractNumId="5" w15:restartNumberingAfterBreak="0">
     <w:nsid w:val="24947358"/>
     <w:multiLevelType w:val="hybridMultilevel"/>
     <w:tmpl w:val="8FC4E826"/>
@@ -14206,7 +16124,7 @@
       </w:rPr>
     </w:lvl>
   </w:abstractNum>
-  <w:abstractNum w:abstractNumId="5" w15:restartNumberingAfterBreak="0">
+  <w:abstractNum w:abstractNumId="6" w15:restartNumberingAfterBreak="0">
     <w:nsid w:val="2AA4178D"/>
     <w:multiLevelType w:val="hybridMultilevel"/>
     <w:tmpl w:val="BB180310"/>
@@ -14296,7 +16214,7 @@
       </w:pPr>
     </w:lvl>
   </w:abstractNum>
-  <w:abstractNum w:abstractNumId="6" w15:restartNumberingAfterBreak="0">
+  <w:abstractNum w:abstractNumId="7" w15:restartNumberingAfterBreak="0">
     <w:nsid w:val="2FEA5663"/>
     <w:multiLevelType w:val="hybridMultilevel"/>
     <w:tmpl w:val="D1AAE956"/>
@@ -14385,7 +16303,7 @@
       </w:pPr>
     </w:lvl>
   </w:abstractNum>
-  <w:abstractNum w:abstractNumId="7" w15:restartNumberingAfterBreak="0">
+  <w:abstractNum w:abstractNumId="8" w15:restartNumberingAfterBreak="0">
     <w:nsid w:val="36587DF2"/>
     <w:multiLevelType w:val="hybridMultilevel"/>
     <w:tmpl w:val="3EBC3970"/>
@@ -14474,7 +16392,7 @@
       </w:pPr>
     </w:lvl>
   </w:abstractNum>
-  <w:abstractNum w:abstractNumId="8" w15:restartNumberingAfterBreak="0">
+  <w:abstractNum w:abstractNumId="9" w15:restartNumberingAfterBreak="0">
     <w:nsid w:val="3BB12643"/>
     <w:multiLevelType w:val="singleLevel"/>
     <w:tmpl w:val="C54ED278"/>
@@ -14494,7 +16412,346 @@
       </w:rPr>
     </w:lvl>
   </w:abstractNum>
-  <w:abstractNum w:abstractNumId="9" w15:restartNumberingAfterBreak="0">
+  <w:abstractNum w:abstractNumId="10" w15:restartNumberingAfterBreak="0">
+    <w:nsid w:val="3E57589E"/>
+    <w:multiLevelType w:val="hybridMultilevel"/>
+    <w:tmpl w:val="D2D0FED6"/>
+    <w:lvl w:ilvl="0" w:tplc="E86E809C">
+      <w:start w:val="1"/>
+      <w:numFmt w:val="bullet"/>
+      <w:lvlText w:val=""/>
+      <w:lvlJc w:val="left"/>
+      <w:pPr>
+        <w:ind w:left="720" w:hanging="360"/>
+      </w:pPr>
+      <w:rPr>
+        <w:rFonts w:ascii="Symbol" w:hAnsi="Symbol"/>
+      </w:rPr>
+    </w:lvl>
+    <w:lvl w:ilvl="1" w:tplc="5D68C944">
+      <w:start w:val="1"/>
+      <w:numFmt w:val="bullet"/>
+      <w:lvlText w:val=""/>
+      <w:lvlJc w:val="left"/>
+      <w:pPr>
+        <w:ind w:left="720" w:hanging="360"/>
+      </w:pPr>
+      <w:rPr>
+        <w:rFonts w:ascii="Symbol" w:hAnsi="Symbol"/>
+      </w:rPr>
+    </w:lvl>
+    <w:lvl w:ilvl="2" w:tplc="B582C170">
+      <w:start w:val="1"/>
+      <w:numFmt w:val="bullet"/>
+      <w:lvlText w:val=""/>
+      <w:lvlJc w:val="left"/>
+      <w:pPr>
+        <w:ind w:left="720" w:hanging="360"/>
+      </w:pPr>
+      <w:rPr>
+        <w:rFonts w:ascii="Symbol" w:hAnsi="Symbol"/>
+      </w:rPr>
+    </w:lvl>
+    <w:lvl w:ilvl="3" w:tplc="58A87CE2">
+      <w:start w:val="1"/>
+      <w:numFmt w:val="bullet"/>
+      <w:lvlText w:val=""/>
+      <w:lvlJc w:val="left"/>
+      <w:pPr>
+        <w:ind w:left="720" w:hanging="360"/>
+      </w:pPr>
+      <w:rPr>
+        <w:rFonts w:ascii="Symbol" w:hAnsi="Symbol"/>
+      </w:rPr>
+    </w:lvl>
+    <w:lvl w:ilvl="4" w:tplc="899CC0CA">
+      <w:start w:val="1"/>
+      <w:numFmt w:val="bullet"/>
+      <w:lvlText w:val=""/>
+      <w:lvlJc w:val="left"/>
+      <w:pPr>
+        <w:ind w:left="720" w:hanging="360"/>
+      </w:pPr>
+      <w:rPr>
+        <w:rFonts w:ascii="Symbol" w:hAnsi="Symbol"/>
+      </w:rPr>
+    </w:lvl>
+    <w:lvl w:ilvl="5" w:tplc="BEC8B478">
+      <w:start w:val="1"/>
+      <w:numFmt w:val="bullet"/>
+      <w:lvlText w:val=""/>
+      <w:lvlJc w:val="left"/>
+      <w:pPr>
+        <w:ind w:left="720" w:hanging="360"/>
+      </w:pPr>
+      <w:rPr>
+        <w:rFonts w:ascii="Symbol" w:hAnsi="Symbol"/>
+      </w:rPr>
+    </w:lvl>
+    <w:lvl w:ilvl="6" w:tplc="DBB41064">
+      <w:start w:val="1"/>
+      <w:numFmt w:val="bullet"/>
+      <w:lvlText w:val=""/>
+      <w:lvlJc w:val="left"/>
+      <w:pPr>
+        <w:ind w:left="720" w:hanging="360"/>
+      </w:pPr>
+      <w:rPr>
+        <w:rFonts w:ascii="Symbol" w:hAnsi="Symbol"/>
+      </w:rPr>
+    </w:lvl>
+    <w:lvl w:ilvl="7" w:tplc="0C22C9FE">
+      <w:start w:val="1"/>
+      <w:numFmt w:val="bullet"/>
+      <w:lvlText w:val=""/>
+      <w:lvlJc w:val="left"/>
+      <w:pPr>
+        <w:ind w:left="720" w:hanging="360"/>
+      </w:pPr>
+      <w:rPr>
+        <w:rFonts w:ascii="Symbol" w:hAnsi="Symbol"/>
+      </w:rPr>
+    </w:lvl>
+    <w:lvl w:ilvl="8" w:tplc="CF1A9600">
+      <w:start w:val="1"/>
+      <w:numFmt w:val="bullet"/>
+      <w:lvlText w:val=""/>
+      <w:lvlJc w:val="left"/>
+      <w:pPr>
+        <w:ind w:left="720" w:hanging="360"/>
+      </w:pPr>
+      <w:rPr>
+        <w:rFonts w:ascii="Symbol" w:hAnsi="Symbol"/>
+      </w:rPr>
+    </w:lvl>
+  </w:abstractNum>
+  <w:abstractNum w:abstractNumId="11" w15:restartNumberingAfterBreak="0">
+    <w:nsid w:val="40A64F46"/>
+    <w:multiLevelType w:val="hybridMultilevel"/>
+    <w:tmpl w:val="D88E7EC8"/>
+    <w:lvl w:ilvl="0" w:tplc="50985C72">
+      <w:start w:val="1"/>
+      <w:numFmt w:val="bullet"/>
+      <w:lvlText w:val=""/>
+      <w:lvlJc w:val="left"/>
+      <w:pPr>
+        <w:ind w:left="720" w:hanging="360"/>
+      </w:pPr>
+      <w:rPr>
+        <w:rFonts w:ascii="Symbol" w:hAnsi="Symbol"/>
+      </w:rPr>
+    </w:lvl>
+    <w:lvl w:ilvl="1" w:tplc="DE7A82D6">
+      <w:start w:val="1"/>
+      <w:numFmt w:val="bullet"/>
+      <w:lvlText w:val=""/>
+      <w:lvlJc w:val="left"/>
+      <w:pPr>
+        <w:ind w:left="720" w:hanging="360"/>
+      </w:pPr>
+      <w:rPr>
+        <w:rFonts w:ascii="Symbol" w:hAnsi="Symbol"/>
+      </w:rPr>
+    </w:lvl>
+    <w:lvl w:ilvl="2" w:tplc="F118D534">
+      <w:start w:val="1"/>
+      <w:numFmt w:val="bullet"/>
+      <w:lvlText w:val=""/>
+      <w:lvlJc w:val="left"/>
+      <w:pPr>
+        <w:ind w:left="720" w:hanging="360"/>
+      </w:pPr>
+      <w:rPr>
+        <w:rFonts w:ascii="Symbol" w:hAnsi="Symbol"/>
+      </w:rPr>
+    </w:lvl>
+    <w:lvl w:ilvl="3" w:tplc="E516262E">
+      <w:start w:val="1"/>
+      <w:numFmt w:val="bullet"/>
+      <w:lvlText w:val=""/>
+      <w:lvlJc w:val="left"/>
+      <w:pPr>
+        <w:ind w:left="720" w:hanging="360"/>
+      </w:pPr>
+      <w:rPr>
+        <w:rFonts w:ascii="Symbol" w:hAnsi="Symbol"/>
+      </w:rPr>
+    </w:lvl>
+    <w:lvl w:ilvl="4" w:tplc="018E047C">
+      <w:start w:val="1"/>
+      <w:numFmt w:val="bullet"/>
+      <w:lvlText w:val=""/>
+      <w:lvlJc w:val="left"/>
+      <w:pPr>
+        <w:ind w:left="720" w:hanging="360"/>
+      </w:pPr>
+      <w:rPr>
+        <w:rFonts w:ascii="Symbol" w:hAnsi="Symbol"/>
+      </w:rPr>
+    </w:lvl>
+    <w:lvl w:ilvl="5" w:tplc="6152DB20">
+      <w:start w:val="1"/>
+      <w:numFmt w:val="bullet"/>
+      <w:lvlText w:val=""/>
+      <w:lvlJc w:val="left"/>
+      <w:pPr>
+        <w:ind w:left="720" w:hanging="360"/>
+      </w:pPr>
+      <w:rPr>
+        <w:rFonts w:ascii="Symbol" w:hAnsi="Symbol"/>
+      </w:rPr>
+    </w:lvl>
+    <w:lvl w:ilvl="6" w:tplc="EEA01904">
+      <w:start w:val="1"/>
+      <w:numFmt w:val="bullet"/>
+      <w:lvlText w:val=""/>
+      <w:lvlJc w:val="left"/>
+      <w:pPr>
+        <w:ind w:left="720" w:hanging="360"/>
+      </w:pPr>
+      <w:rPr>
+        <w:rFonts w:ascii="Symbol" w:hAnsi="Symbol"/>
+      </w:rPr>
+    </w:lvl>
+    <w:lvl w:ilvl="7" w:tplc="F63CFE88">
+      <w:start w:val="1"/>
+      <w:numFmt w:val="bullet"/>
+      <w:lvlText w:val=""/>
+      <w:lvlJc w:val="left"/>
+      <w:pPr>
+        <w:ind w:left="720" w:hanging="360"/>
+      </w:pPr>
+      <w:rPr>
+        <w:rFonts w:ascii="Symbol" w:hAnsi="Symbol"/>
+      </w:rPr>
+    </w:lvl>
+    <w:lvl w:ilvl="8" w:tplc="764CA4A8">
+      <w:start w:val="1"/>
+      <w:numFmt w:val="bullet"/>
+      <w:lvlText w:val=""/>
+      <w:lvlJc w:val="left"/>
+      <w:pPr>
+        <w:ind w:left="720" w:hanging="360"/>
+      </w:pPr>
+      <w:rPr>
+        <w:rFonts w:ascii="Symbol" w:hAnsi="Symbol"/>
+      </w:rPr>
+    </w:lvl>
+  </w:abstractNum>
+  <w:abstractNum w:abstractNumId="12" w15:restartNumberingAfterBreak="0">
+    <w:nsid w:val="40E712D1"/>
+    <w:multiLevelType w:val="hybridMultilevel"/>
+    <w:tmpl w:val="FEF80B62"/>
+    <w:lvl w:ilvl="0" w:tplc="1DC21D66">
+      <w:start w:val="1"/>
+      <w:numFmt w:val="bullet"/>
+      <w:lvlText w:val=""/>
+      <w:lvlJc w:val="left"/>
+      <w:pPr>
+        <w:ind w:left="720" w:hanging="360"/>
+      </w:pPr>
+      <w:rPr>
+        <w:rFonts w:ascii="Symbol" w:hAnsi="Symbol"/>
+      </w:rPr>
+    </w:lvl>
+    <w:lvl w:ilvl="1" w:tplc="18886932">
+      <w:start w:val="1"/>
+      <w:numFmt w:val="bullet"/>
+      <w:lvlText w:val=""/>
+      <w:lvlJc w:val="left"/>
+      <w:pPr>
+        <w:ind w:left="720" w:hanging="360"/>
+      </w:pPr>
+      <w:rPr>
+        <w:rFonts w:ascii="Symbol" w:hAnsi="Symbol"/>
+      </w:rPr>
+    </w:lvl>
+    <w:lvl w:ilvl="2" w:tplc="40BCE2A6">
+      <w:start w:val="1"/>
+      <w:numFmt w:val="bullet"/>
+      <w:lvlText w:val=""/>
+      <w:lvlJc w:val="left"/>
+      <w:pPr>
+        <w:ind w:left="720" w:hanging="360"/>
+      </w:pPr>
+      <w:rPr>
+        <w:rFonts w:ascii="Symbol" w:hAnsi="Symbol"/>
+      </w:rPr>
+    </w:lvl>
+    <w:lvl w:ilvl="3" w:tplc="BD365574">
+      <w:start w:val="1"/>
+      <w:numFmt w:val="bullet"/>
+      <w:lvlText w:val=""/>
+      <w:lvlJc w:val="left"/>
+      <w:pPr>
+        <w:ind w:left="720" w:hanging="360"/>
+      </w:pPr>
+      <w:rPr>
+        <w:rFonts w:ascii="Symbol" w:hAnsi="Symbol"/>
+      </w:rPr>
+    </w:lvl>
+    <w:lvl w:ilvl="4" w:tplc="9580FD1C">
+      <w:start w:val="1"/>
+      <w:numFmt w:val="bullet"/>
+      <w:lvlText w:val=""/>
+      <w:lvlJc w:val="left"/>
+      <w:pPr>
+        <w:ind w:left="720" w:hanging="360"/>
+      </w:pPr>
+      <w:rPr>
+        <w:rFonts w:ascii="Symbol" w:hAnsi="Symbol"/>
+      </w:rPr>
+    </w:lvl>
+    <w:lvl w:ilvl="5" w:tplc="CDE2DAA0">
+      <w:start w:val="1"/>
+      <w:numFmt w:val="bullet"/>
+      <w:lvlText w:val=""/>
+      <w:lvlJc w:val="left"/>
+      <w:pPr>
+        <w:ind w:left="720" w:hanging="360"/>
+      </w:pPr>
+      <w:rPr>
+        <w:rFonts w:ascii="Symbol" w:hAnsi="Symbol"/>
+      </w:rPr>
+    </w:lvl>
+    <w:lvl w:ilvl="6" w:tplc="DE90F2FE">
+      <w:start w:val="1"/>
+      <w:numFmt w:val="bullet"/>
+      <w:lvlText w:val=""/>
+      <w:lvlJc w:val="left"/>
+      <w:pPr>
+        <w:ind w:left="720" w:hanging="360"/>
+      </w:pPr>
+      <w:rPr>
+        <w:rFonts w:ascii="Symbol" w:hAnsi="Symbol"/>
+      </w:rPr>
+    </w:lvl>
+    <w:lvl w:ilvl="7" w:tplc="AA00722E">
+      <w:start w:val="1"/>
+      <w:numFmt w:val="bullet"/>
+      <w:lvlText w:val=""/>
+      <w:lvlJc w:val="left"/>
+      <w:pPr>
+        <w:ind w:left="720" w:hanging="360"/>
+      </w:pPr>
+      <w:rPr>
+        <w:rFonts w:ascii="Symbol" w:hAnsi="Symbol"/>
+      </w:rPr>
+    </w:lvl>
+    <w:lvl w:ilvl="8" w:tplc="D708EC5E">
+      <w:start w:val="1"/>
+      <w:numFmt w:val="bullet"/>
+      <w:lvlText w:val=""/>
+      <w:lvlJc w:val="left"/>
+      <w:pPr>
+        <w:ind w:left="720" w:hanging="360"/>
+      </w:pPr>
+      <w:rPr>
+        <w:rFonts w:ascii="Symbol" w:hAnsi="Symbol"/>
+      </w:rPr>
+    </w:lvl>
+  </w:abstractNum>
+  <w:abstractNum w:abstractNumId="13" w15:restartNumberingAfterBreak="0">
     <w:nsid w:val="4EE32EEC"/>
     <w:multiLevelType w:val="hybridMultilevel"/>
     <w:tmpl w:val="B484A960"/>
@@ -14607,7 +16864,120 @@
       </w:rPr>
     </w:lvl>
   </w:abstractNum>
-  <w:abstractNum w:abstractNumId="10" w15:restartNumberingAfterBreak="0">
+  <w:abstractNum w:abstractNumId="14" w15:restartNumberingAfterBreak="0">
+    <w:nsid w:val="54EE67FE"/>
+    <w:multiLevelType w:val="hybridMultilevel"/>
+    <w:tmpl w:val="9F4E2394"/>
+    <w:lvl w:ilvl="0" w:tplc="3092E06A">
+      <w:start w:val="1"/>
+      <w:numFmt w:val="bullet"/>
+      <w:lvlText w:val=""/>
+      <w:lvlJc w:val="left"/>
+      <w:pPr>
+        <w:ind w:left="720" w:hanging="360"/>
+      </w:pPr>
+      <w:rPr>
+        <w:rFonts w:ascii="Symbol" w:hAnsi="Symbol"/>
+      </w:rPr>
+    </w:lvl>
+    <w:lvl w:ilvl="1" w:tplc="F84C3B2E">
+      <w:start w:val="1"/>
+      <w:numFmt w:val="bullet"/>
+      <w:lvlText w:val=""/>
+      <w:lvlJc w:val="left"/>
+      <w:pPr>
+        <w:ind w:left="720" w:hanging="360"/>
+      </w:pPr>
+      <w:rPr>
+        <w:rFonts w:ascii="Symbol" w:hAnsi="Symbol"/>
+      </w:rPr>
+    </w:lvl>
+    <w:lvl w:ilvl="2" w:tplc="AE84B476">
+      <w:start w:val="1"/>
+      <w:numFmt w:val="bullet"/>
+      <w:lvlText w:val=""/>
+      <w:lvlJc w:val="left"/>
+      <w:pPr>
+        <w:ind w:left="720" w:hanging="360"/>
+      </w:pPr>
+      <w:rPr>
+        <w:rFonts w:ascii="Symbol" w:hAnsi="Symbol"/>
+      </w:rPr>
+    </w:lvl>
+    <w:lvl w:ilvl="3" w:tplc="958CA2FA">
+      <w:start w:val="1"/>
+      <w:numFmt w:val="bullet"/>
+      <w:lvlText w:val=""/>
+      <w:lvlJc w:val="left"/>
+      <w:pPr>
+        <w:ind w:left="720" w:hanging="360"/>
+      </w:pPr>
+      <w:rPr>
+        <w:rFonts w:ascii="Symbol" w:hAnsi="Symbol"/>
+      </w:rPr>
+    </w:lvl>
+    <w:lvl w:ilvl="4" w:tplc="ED4621FC">
+      <w:start w:val="1"/>
+      <w:numFmt w:val="bullet"/>
+      <w:lvlText w:val=""/>
+      <w:lvlJc w:val="left"/>
+      <w:pPr>
+        <w:ind w:left="720" w:hanging="360"/>
+      </w:pPr>
+      <w:rPr>
+        <w:rFonts w:ascii="Symbol" w:hAnsi="Symbol"/>
+      </w:rPr>
+    </w:lvl>
+    <w:lvl w:ilvl="5" w:tplc="3DAC81F2">
+      <w:start w:val="1"/>
+      <w:numFmt w:val="bullet"/>
+      <w:lvlText w:val=""/>
+      <w:lvlJc w:val="left"/>
+      <w:pPr>
+        <w:ind w:left="720" w:hanging="360"/>
+      </w:pPr>
+      <w:rPr>
+        <w:rFonts w:ascii="Symbol" w:hAnsi="Symbol"/>
+      </w:rPr>
+    </w:lvl>
+    <w:lvl w:ilvl="6" w:tplc="7E46AA7A">
+      <w:start w:val="1"/>
+      <w:numFmt w:val="bullet"/>
+      <w:lvlText w:val=""/>
+      <w:lvlJc w:val="left"/>
+      <w:pPr>
+        <w:ind w:left="720" w:hanging="360"/>
+      </w:pPr>
+      <w:rPr>
+        <w:rFonts w:ascii="Symbol" w:hAnsi="Symbol"/>
+      </w:rPr>
+    </w:lvl>
+    <w:lvl w:ilvl="7" w:tplc="97840C4C">
+      <w:start w:val="1"/>
+      <w:numFmt w:val="bullet"/>
+      <w:lvlText w:val=""/>
+      <w:lvlJc w:val="left"/>
+      <w:pPr>
+        <w:ind w:left="720" w:hanging="360"/>
+      </w:pPr>
+      <w:rPr>
+        <w:rFonts w:ascii="Symbol" w:hAnsi="Symbol"/>
+      </w:rPr>
+    </w:lvl>
+    <w:lvl w:ilvl="8" w:tplc="21007CCC">
+      <w:start w:val="1"/>
+      <w:numFmt w:val="bullet"/>
+      <w:lvlText w:val=""/>
+      <w:lvlJc w:val="left"/>
+      <w:pPr>
+        <w:ind w:left="720" w:hanging="360"/>
+      </w:pPr>
+      <w:rPr>
+        <w:rFonts w:ascii="Symbol" w:hAnsi="Symbol"/>
+      </w:rPr>
+    </w:lvl>
+  </w:abstractNum>
+  <w:abstractNum w:abstractNumId="15" w15:restartNumberingAfterBreak="0">
     <w:nsid w:val="6E2C5ECC"/>
     <w:multiLevelType w:val="hybridMultilevel"/>
     <w:tmpl w:val="FBBC1CE0"/>
@@ -14720,7 +17090,7 @@
       </w:rPr>
     </w:lvl>
   </w:abstractNum>
-  <w:abstractNum w:abstractNumId="11" w15:restartNumberingAfterBreak="0">
+  <w:abstractNum w:abstractNumId="16" w15:restartNumberingAfterBreak="0">
     <w:nsid w:val="784002C1"/>
     <w:multiLevelType w:val="multilevel"/>
     <w:tmpl w:val="50E83F3A"/>
@@ -14831,6 +17201,119 @@
         </w:tabs>
         <w:ind w:left="6480" w:hanging="360"/>
       </w:pPr>
+    </w:lvl>
+  </w:abstractNum>
+  <w:abstractNum w:abstractNumId="17" w15:restartNumberingAfterBreak="0">
+    <w:nsid w:val="7B6A7096"/>
+    <w:multiLevelType w:val="hybridMultilevel"/>
+    <w:tmpl w:val="060C6174"/>
+    <w:lvl w:ilvl="0" w:tplc="0106BF30">
+      <w:start w:val="1"/>
+      <w:numFmt w:val="bullet"/>
+      <w:lvlText w:val=""/>
+      <w:lvlJc w:val="left"/>
+      <w:pPr>
+        <w:ind w:left="720" w:hanging="360"/>
+      </w:pPr>
+      <w:rPr>
+        <w:rFonts w:ascii="Symbol" w:hAnsi="Symbol"/>
+      </w:rPr>
+    </w:lvl>
+    <w:lvl w:ilvl="1" w:tplc="2C88BFCC">
+      <w:start w:val="1"/>
+      <w:numFmt w:val="bullet"/>
+      <w:lvlText w:val=""/>
+      <w:lvlJc w:val="left"/>
+      <w:pPr>
+        <w:ind w:left="720" w:hanging="360"/>
+      </w:pPr>
+      <w:rPr>
+        <w:rFonts w:ascii="Symbol" w:hAnsi="Symbol"/>
+      </w:rPr>
+    </w:lvl>
+    <w:lvl w:ilvl="2" w:tplc="78142AAA">
+      <w:start w:val="1"/>
+      <w:numFmt w:val="bullet"/>
+      <w:lvlText w:val=""/>
+      <w:lvlJc w:val="left"/>
+      <w:pPr>
+        <w:ind w:left="720" w:hanging="360"/>
+      </w:pPr>
+      <w:rPr>
+        <w:rFonts w:ascii="Symbol" w:hAnsi="Symbol"/>
+      </w:rPr>
+    </w:lvl>
+    <w:lvl w:ilvl="3" w:tplc="4408510A">
+      <w:start w:val="1"/>
+      <w:numFmt w:val="bullet"/>
+      <w:lvlText w:val=""/>
+      <w:lvlJc w:val="left"/>
+      <w:pPr>
+        <w:ind w:left="720" w:hanging="360"/>
+      </w:pPr>
+      <w:rPr>
+        <w:rFonts w:ascii="Symbol" w:hAnsi="Symbol"/>
+      </w:rPr>
+    </w:lvl>
+    <w:lvl w:ilvl="4" w:tplc="60004494">
+      <w:start w:val="1"/>
+      <w:numFmt w:val="bullet"/>
+      <w:lvlText w:val=""/>
+      <w:lvlJc w:val="left"/>
+      <w:pPr>
+        <w:ind w:left="720" w:hanging="360"/>
+      </w:pPr>
+      <w:rPr>
+        <w:rFonts w:ascii="Symbol" w:hAnsi="Symbol"/>
+      </w:rPr>
+    </w:lvl>
+    <w:lvl w:ilvl="5" w:tplc="3964409C">
+      <w:start w:val="1"/>
+      <w:numFmt w:val="bullet"/>
+      <w:lvlText w:val=""/>
+      <w:lvlJc w:val="left"/>
+      <w:pPr>
+        <w:ind w:left="720" w:hanging="360"/>
+      </w:pPr>
+      <w:rPr>
+        <w:rFonts w:ascii="Symbol" w:hAnsi="Symbol"/>
+      </w:rPr>
+    </w:lvl>
+    <w:lvl w:ilvl="6" w:tplc="3594B78E">
+      <w:start w:val="1"/>
+      <w:numFmt w:val="bullet"/>
+      <w:lvlText w:val=""/>
+      <w:lvlJc w:val="left"/>
+      <w:pPr>
+        <w:ind w:left="720" w:hanging="360"/>
+      </w:pPr>
+      <w:rPr>
+        <w:rFonts w:ascii="Symbol" w:hAnsi="Symbol"/>
+      </w:rPr>
+    </w:lvl>
+    <w:lvl w:ilvl="7" w:tplc="3AFE6EA8">
+      <w:start w:val="1"/>
+      <w:numFmt w:val="bullet"/>
+      <w:lvlText w:val=""/>
+      <w:lvlJc w:val="left"/>
+      <w:pPr>
+        <w:ind w:left="720" w:hanging="360"/>
+      </w:pPr>
+      <w:rPr>
+        <w:rFonts w:ascii="Symbol" w:hAnsi="Symbol"/>
+      </w:rPr>
+    </w:lvl>
+    <w:lvl w:ilvl="8" w:tplc="A31CE514">
+      <w:start w:val="1"/>
+      <w:numFmt w:val="bullet"/>
+      <w:lvlText w:val=""/>
+      <w:lvlJc w:val="left"/>
+      <w:pPr>
+        <w:ind w:left="720" w:hanging="360"/>
+      </w:pPr>
+      <w:rPr>
+        <w:rFonts w:ascii="Symbol" w:hAnsi="Symbol"/>
+      </w:rPr>
     </w:lvl>
   </w:abstractNum>
   <w:num w:numId="1" w16cid:durableId="2040547630">
@@ -14852,37 +17335,55 @@
     </w:lvlOverride>
   </w:num>
   <w:num w:numId="2" w16cid:durableId="1488934855">
-    <w:abstractNumId w:val="10"/>
+    <w:abstractNumId w:val="15"/>
   </w:num>
   <w:num w:numId="3" w16cid:durableId="1590038118">
-    <w:abstractNumId w:val="8"/>
+    <w:abstractNumId w:val="9"/>
   </w:num>
   <w:num w:numId="4" w16cid:durableId="860557902">
-    <w:abstractNumId w:val="3"/>
+    <w:abstractNumId w:val="4"/>
   </w:num>
   <w:num w:numId="5" w16cid:durableId="1456219272">
-    <w:abstractNumId w:val="6"/>
+    <w:abstractNumId w:val="7"/>
   </w:num>
   <w:num w:numId="6" w16cid:durableId="1296302246">
-    <w:abstractNumId w:val="7"/>
+    <w:abstractNumId w:val="8"/>
   </w:num>
   <w:num w:numId="7" w16cid:durableId="1638028227">
     <w:abstractNumId w:val="1"/>
   </w:num>
   <w:num w:numId="8" w16cid:durableId="616647145">
-    <w:abstractNumId w:val="4"/>
+    <w:abstractNumId w:val="5"/>
   </w:num>
   <w:num w:numId="9" w16cid:durableId="1519155723">
-    <w:abstractNumId w:val="9"/>
+    <w:abstractNumId w:val="13"/>
   </w:num>
   <w:num w:numId="10" w16cid:durableId="327291540">
-    <w:abstractNumId w:val="5"/>
+    <w:abstractNumId w:val="6"/>
   </w:num>
   <w:num w:numId="11" w16cid:durableId="1649238535">
-    <w:abstractNumId w:val="11"/>
+    <w:abstractNumId w:val="16"/>
   </w:num>
   <w:num w:numId="12" w16cid:durableId="1084761793">
     <w:abstractNumId w:val="2"/>
+  </w:num>
+  <w:num w:numId="13" w16cid:durableId="575435119">
+    <w:abstractNumId w:val="14"/>
+  </w:num>
+  <w:num w:numId="14" w16cid:durableId="1921015432">
+    <w:abstractNumId w:val="3"/>
+  </w:num>
+  <w:num w:numId="15" w16cid:durableId="1044447559">
+    <w:abstractNumId w:val="12"/>
+  </w:num>
+  <w:num w:numId="16" w16cid:durableId="166749650">
+    <w:abstractNumId w:val="10"/>
+  </w:num>
+  <w:num w:numId="17" w16cid:durableId="1964187726">
+    <w:abstractNumId w:val="17"/>
+  </w:num>
+  <w:num w:numId="18" w16cid:durableId="447968665">
+    <w:abstractNumId w:val="11"/>
   </w:num>
 </w:numbering>
 </file>
@@ -15963,7 +18464,11 @@
 </file>
 
 <file path=customXml/item1.xml><?xml version="1.0" encoding="utf-8"?>
-<b:Sources xmlns:b="http://schemas.openxmlformats.org/officeDocument/2006/bibliography" xmlns="http://schemas.openxmlformats.org/officeDocument/2006/bibliography" SelectedStyle="\APASixthEditionOfficeOnline.xsl" StyleName="APA" Version="6"/>
+<p:properties xmlns:p="http://schemas.microsoft.com/office/2006/metadata/properties" xmlns:xsi="http://www.w3.org/2001/XMLSchema-instance" xmlns:pc="http://schemas.microsoft.com/office/infopath/2007/PartnerControls">
+  <documentManagement>
+    <_activity xmlns="91172594-76f2-42b4-b6c8-5686d13fb17f" xsi:nil="true"/>
+  </documentManagement>
+</p:properties>
 </file>
 
 <file path=customXml/item2.xml><?xml version="1.0" encoding="utf-8"?>
@@ -15976,11 +18481,7 @@
 </file>
 
 <file path=customXml/item3.xml><?xml version="1.0" encoding="utf-8"?>
-<p:properties xmlns:p="http://schemas.microsoft.com/office/2006/metadata/properties" xmlns:xsi="http://www.w3.org/2001/XMLSchema-instance" xmlns:pc="http://schemas.microsoft.com/office/infopath/2007/PartnerControls">
-  <documentManagement>
-    <_activity xmlns="91172594-76f2-42b4-b6c8-5686d13fb17f" xsi:nil="true"/>
-  </documentManagement>
-</p:properties>
+<b:Sources xmlns:b="http://schemas.openxmlformats.org/officeDocument/2006/bibliography" xmlns="http://schemas.openxmlformats.org/officeDocument/2006/bibliography" SelectedStyle="\APASixthEditionOfficeOnline.xsl" StyleName="APA" Version="6"/>
 </file>
 
 <file path=customXml/item4.xml><?xml version="1.0" encoding="utf-8"?>
@@ -16160,9 +18661,11 @@
 </file>
 
 <file path=customXml/itemProps1.xml><?xml version="1.0" encoding="utf-8"?>
-<ds:datastoreItem xmlns:ds="http://schemas.openxmlformats.org/officeDocument/2006/customXml" ds:itemID="{FCC1ACD0-7293-47C9-BE0B-4D879715608C}">
+<ds:datastoreItem xmlns:ds="http://schemas.openxmlformats.org/officeDocument/2006/customXml" ds:itemID="{B4565CB4-100A-4A3D-B4D6-384A4DEF81CB}">
   <ds:schemaRefs>
-    <ds:schemaRef ds:uri="http://schemas.openxmlformats.org/officeDocument/2006/bibliography"/>
+    <ds:schemaRef ds:uri="http://schemas.microsoft.com/office/2006/metadata/properties"/>
+    <ds:schemaRef ds:uri="http://schemas.microsoft.com/office/infopath/2007/PartnerControls"/>
+    <ds:schemaRef ds:uri="91172594-76f2-42b4-b6c8-5686d13fb17f"/>
   </ds:schemaRefs>
 </ds:datastoreItem>
 </file>
@@ -16176,11 +18679,9 @@
 </file>
 
 <file path=customXml/itemProps3.xml><?xml version="1.0" encoding="utf-8"?>
-<ds:datastoreItem xmlns:ds="http://schemas.openxmlformats.org/officeDocument/2006/customXml" ds:itemID="{B4565CB4-100A-4A3D-B4D6-384A4DEF81CB}">
+<ds:datastoreItem xmlns:ds="http://schemas.openxmlformats.org/officeDocument/2006/customXml" ds:itemID="{FCC1ACD0-7293-47C9-BE0B-4D879715608C}">
   <ds:schemaRefs>
-    <ds:schemaRef ds:uri="http://schemas.microsoft.com/office/2006/metadata/properties"/>
-    <ds:schemaRef ds:uri="http://schemas.microsoft.com/office/infopath/2007/PartnerControls"/>
-    <ds:schemaRef ds:uri="91172594-76f2-42b4-b6c8-5686d13fb17f"/>
+    <ds:schemaRef ds:uri="http://schemas.openxmlformats.org/officeDocument/2006/bibliography"/>
   </ds:schemaRefs>
 </ds:datastoreItem>
 </file>
